--- a/docs/ho-so/EIDE-API-15_Dac_ta_giao_dien_lap_trinh.docx
+++ b/docs/ho-so/EIDE-API-15_Dac_ta_giao_dien_lap_trinh.docx
@@ -5459,7 +5459,7 @@
                 <w:sz w:val="19"/>
                 <w:szCs w:val="19"/>
               </w:rPr>
-              <w:t xml:space="preserve">event.undo.registered / event.undo.expired</w:t>
+              <w:t xml:space="preserve">event.undo.registered</w:t>
             </w:r>
           </w:p>
         </w:tc>
@@ -5554,7 +5554,7 @@
                 <w:sz w:val="19"/>
                 <w:szCs w:val="19"/>
               </w:rPr>
-              <w:t xml:space="preserve">event.autonomy.changed</w:t>
+              <w:t xml:space="preserve">event.undo.expired</w:t>
             </w:r>
           </w:p>
         </w:tc>
@@ -5589,7 +5589,7 @@
                 <w:sz w:val="19"/>
                 <w:szCs w:val="19"/>
               </w:rPr>
-              <w:t xml:space="preserve">{effective, reason}</w:t>
+              <w:t xml:space="preserve">{undo_ref}</w:t>
             </w:r>
           </w:p>
         </w:tc>
@@ -5616,16 +5616,6 @@
               <w:spacing w:after="30" w:line="264"/>
               <w:jc w:val="left"/>
             </w:pPr>
-            <w:r>
-              <w:rPr>
-                <w:rFonts w:ascii="Times New Roman" w:cs="Times New Roman" w:eastAsia="Times New Roman" w:hAnsi="Times New Roman"/>
-                <w:b w:val="false"/>
-                <w:bCs w:val="false"/>
-                <w:sz w:val="19"/>
-                <w:szCs w:val="19"/>
-              </w:rPr>
-              <w:t xml:space="preserve">Kể cả STOP</w:t>
-            </w:r>
           </w:p>
         </w:tc>
       </w:tr>
@@ -5660,7 +5650,7 @@
                 <w:sz w:val="19"/>
                 <w:szCs w:val="19"/>
               </w:rPr>
-              <w:t xml:space="preserve">event.discover.changed</w:t>
+              <w:t xml:space="preserve">event.autonomy.changed</w:t>
             </w:r>
           </w:p>
         </w:tc>
@@ -5694,7 +5684,7 @@
                 <w:sz w:val="19"/>
                 <w:szCs w:val="19"/>
               </w:rPr>
-              <w:t xml:space="preserve">Discovery</w:t>
+              <w:t xml:space="preserve">{effective, reason}</w:t>
             </w:r>
           </w:p>
         </w:tc>
@@ -5728,7 +5718,7 @@
                 <w:sz w:val="19"/>
                 <w:szCs w:val="19"/>
               </w:rPr>
-              <w:t xml:space="preserve">Cắm/rút board</w:t>
+              <w:t xml:space="preserve">Kể cả STOP</w:t>
             </w:r>
           </w:p>
         </w:tc>
@@ -5765,7 +5755,7 @@
                 <w:sz w:val="19"/>
                 <w:szCs w:val="19"/>
               </w:rPr>
-              <w:t xml:space="preserve">event.serial.line</w:t>
+              <w:t xml:space="preserve">event.discover.changed</w:t>
             </w:r>
           </w:p>
         </w:tc>
@@ -5800,7 +5790,7 @@
                 <w:sz w:val="19"/>
                 <w:szCs w:val="19"/>
               </w:rPr>
-              <w:t xml:space="preserve">{port, ts, line}</w:t>
+              <w:t xml:space="preserve">Discovery</w:t>
             </w:r>
           </w:p>
         </w:tc>
@@ -5827,6 +5817,16 @@
               <w:spacing w:after="30" w:line="264"/>
               <w:jc w:val="left"/>
             </w:pPr>
+            <w:r>
+              <w:rPr>
+                <w:rFonts w:ascii="Times New Roman" w:cs="Times New Roman" w:eastAsia="Times New Roman" w:hAnsi="Times New Roman"/>
+                <w:b w:val="false"/>
+                <w:bCs w:val="false"/>
+                <w:sz w:val="19"/>
+                <w:szCs w:val="19"/>
+              </w:rPr>
+              <w:t xml:space="preserve">Cắm/rút board</w:t>
+            </w:r>
           </w:p>
         </w:tc>
       </w:tr>
@@ -5861,7 +5861,7 @@
                 <w:sz w:val="19"/>
                 <w:szCs w:val="19"/>
               </w:rPr>
-              <w:t xml:space="preserve">event.job.progress</w:t>
+              <w:t xml:space="preserve">event.serial.line</w:t>
             </w:r>
           </w:p>
         </w:tc>
@@ -5895,7 +5895,7 @@
                 <w:sz w:val="19"/>
                 <w:szCs w:val="19"/>
               </w:rPr>
-              <w:t xml:space="preserve">{job_id, pct, log_tail[]}</w:t>
+              <w:t xml:space="preserve">{port, ts, line}</w:t>
             </w:r>
           </w:p>
         </w:tc>
@@ -5956,7 +5956,7 @@
                 <w:sz w:val="19"/>
                 <w:szCs w:val="19"/>
               </w:rPr>
-              <w:t xml:space="preserve">event.knowledge.changed</w:t>
+              <w:t xml:space="preserve">event.job.progress</w:t>
             </w:r>
           </w:p>
         </w:tc>
@@ -5991,7 +5991,7 @@
                 <w:sz w:val="19"/>
                 <w:szCs w:val="19"/>
               </w:rPr>
-              <w:t xml:space="preserve">{facts_added, facts_superseded, conflicts, stale_code_units[]}</w:t>
+              <w:t xml:space="preserve">{job_id, pct, log_tail[]}</w:t>
             </w:r>
           </w:p>
         </w:tc>
@@ -6018,16 +6018,6 @@
               <w:spacing w:after="30" w:line="264"/>
               <w:jc w:val="left"/>
             </w:pPr>
-            <w:r>
-              <w:rPr>
-                <w:rFonts w:ascii="Times New Roman" w:cs="Times New Roman" w:eastAsia="Times New Roman" w:hAnsi="Times New Roman"/>
-                <w:b w:val="false"/>
-                <w:bCs w:val="false"/>
-                <w:sz w:val="19"/>
-                <w:szCs w:val="19"/>
-              </w:rPr>
-              <w:t xml:space="preserve">Sau extract/review</w:t>
-            </w:r>
           </w:p>
         </w:tc>
       </w:tr>
@@ -6062,7 +6052,7 @@
                 <w:sz w:val="19"/>
                 <w:szCs w:val="19"/>
               </w:rPr>
-              <w:t xml:space="preserve">event.doc.stale / event.diagram.stale</w:t>
+              <w:t xml:space="preserve">event.knowledge.changed</w:t>
             </w:r>
           </w:p>
         </w:tc>
@@ -6096,7 +6086,208 @@
                 <w:sz w:val="19"/>
                 <w:szCs w:val="19"/>
               </w:rPr>
-              <w:t xml:space="preserve">{id, sections[]|node_ids[]}</w:t>
+              <w:t xml:space="preserve">{facts_added, facts_superseded, conflicts, stale_code_units[]}</w:t>
+            </w:r>
+          </w:p>
+        </w:tc>
+        <w:tc>
+          <w:tcPr>
+            <w:tcW w:type="dxa" w:w="2500"/>
+            <w:tcBorders>
+              <w:top w:val="single" w:color="7F7F7F" w:sz="4"/>
+              <w:left w:val="single" w:color="7F7F7F" w:sz="4"/>
+              <w:bottom w:val="single" w:color="7F7F7F" w:sz="4"/>
+              <w:right w:val="single" w:color="7F7F7F" w:sz="4"/>
+            </w:tcBorders>
+            <w:tcMar>
+              <w:top w:type="dxa" w:w="50"/>
+              <w:left w:type="dxa" w:w="80"/>
+              <w:bottom w:type="dxa" w:w="50"/>
+              <w:right w:type="dxa" w:w="80"/>
+            </w:tcMar>
+            <w:vAlign w:val="top"/>
+          </w:tcPr>
+          <w:p>
+            <w:pPr>
+              <w:spacing w:after="30" w:line="264"/>
+              <w:jc w:val="left"/>
+            </w:pPr>
+            <w:r>
+              <w:rPr>
+                <w:rFonts w:ascii="Times New Roman" w:cs="Times New Roman" w:eastAsia="Times New Roman" w:hAnsi="Times New Roman"/>
+                <w:b w:val="false"/>
+                <w:bCs w:val="false"/>
+                <w:sz w:val="19"/>
+                <w:szCs w:val="19"/>
+              </w:rPr>
+              <w:t xml:space="preserve">Sau extract/review</w:t>
+            </w:r>
+          </w:p>
+        </w:tc>
+      </w:tr>
+      <w:tr>
+        <w:tc>
+          <w:tcPr>
+            <w:tcW w:type="dxa" w:w="3000"/>
+            <w:tcBorders>
+              <w:top w:val="single" w:color="7F7F7F" w:sz="4"/>
+              <w:left w:val="single" w:color="7F7F7F" w:sz="4"/>
+              <w:bottom w:val="single" w:color="7F7F7F" w:sz="4"/>
+              <w:right w:val="single" w:color="7F7F7F" w:sz="4"/>
+            </w:tcBorders>
+            <w:shd w:fill="F2F6FB" w:color="auto" w:val="clear"/>
+            <w:tcMar>
+              <w:top w:type="dxa" w:w="50"/>
+              <w:left w:type="dxa" w:w="80"/>
+              <w:bottom w:type="dxa" w:w="50"/>
+              <w:right w:type="dxa" w:w="80"/>
+            </w:tcMar>
+            <w:vAlign w:val="top"/>
+          </w:tcPr>
+          <w:p>
+            <w:pPr>
+              <w:spacing w:after="30" w:line="264"/>
+              <w:jc w:val="left"/>
+            </w:pPr>
+            <w:r>
+              <w:rPr>
+                <w:rFonts w:ascii="Times New Roman" w:cs="Times New Roman" w:eastAsia="Times New Roman" w:hAnsi="Times New Roman"/>
+                <w:b/>
+                <w:bCs/>
+                <w:sz w:val="19"/>
+                <w:szCs w:val="19"/>
+              </w:rPr>
+              <w:t xml:space="preserve">event.doc.stale</w:t>
+            </w:r>
+          </w:p>
+        </w:tc>
+        <w:tc>
+          <w:tcPr>
+            <w:tcW w:type="dxa" w:w="3800"/>
+            <w:tcBorders>
+              <w:top w:val="single" w:color="7F7F7F" w:sz="4"/>
+              <w:left w:val="single" w:color="7F7F7F" w:sz="4"/>
+              <w:bottom w:val="single" w:color="7F7F7F" w:sz="4"/>
+              <w:right w:val="single" w:color="7F7F7F" w:sz="4"/>
+            </w:tcBorders>
+            <w:shd w:fill="F2F6FB" w:color="auto" w:val="clear"/>
+            <w:tcMar>
+              <w:top w:type="dxa" w:w="50"/>
+              <w:left w:type="dxa" w:w="80"/>
+              <w:bottom w:type="dxa" w:w="50"/>
+              <w:right w:type="dxa" w:w="80"/>
+            </w:tcMar>
+            <w:vAlign w:val="top"/>
+          </w:tcPr>
+          <w:p>
+            <w:pPr>
+              <w:spacing w:after="30" w:line="264"/>
+              <w:jc w:val="left"/>
+            </w:pPr>
+            <w:r>
+              <w:rPr>
+                <w:rFonts w:ascii="Times New Roman" w:cs="Times New Roman" w:eastAsia="Times New Roman" w:hAnsi="Times New Roman"/>
+                <w:b w:val="false"/>
+                <w:bCs w:val="false"/>
+                <w:sz w:val="19"/>
+                <w:szCs w:val="19"/>
+              </w:rPr>
+              <w:t xml:space="preserve">{id, sections[]}</w:t>
+            </w:r>
+          </w:p>
+        </w:tc>
+        <w:tc>
+          <w:tcPr>
+            <w:tcW w:type="dxa" w:w="2500"/>
+            <w:tcBorders>
+              <w:top w:val="single" w:color="7F7F7F" w:sz="4"/>
+              <w:left w:val="single" w:color="7F7F7F" w:sz="4"/>
+              <w:bottom w:val="single" w:color="7F7F7F" w:sz="4"/>
+              <w:right w:val="single" w:color="7F7F7F" w:sz="4"/>
+            </w:tcBorders>
+            <w:shd w:fill="F2F6FB" w:color="auto" w:val="clear"/>
+            <w:tcMar>
+              <w:top w:type="dxa" w:w="50"/>
+              <w:left w:type="dxa" w:w="80"/>
+              <w:bottom w:type="dxa" w:w="50"/>
+              <w:right w:type="dxa" w:w="80"/>
+            </w:tcMar>
+            <w:vAlign w:val="top"/>
+          </w:tcPr>
+          <w:p>
+            <w:pPr>
+              <w:spacing w:after="30" w:line="264"/>
+              <w:jc w:val="left"/>
+            </w:pPr>
+          </w:p>
+        </w:tc>
+      </w:tr>
+      <w:tr>
+        <w:tc>
+          <w:tcPr>
+            <w:tcW w:type="dxa" w:w="3000"/>
+            <w:tcBorders>
+              <w:top w:val="single" w:color="7F7F7F" w:sz="4"/>
+              <w:left w:val="single" w:color="7F7F7F" w:sz="4"/>
+              <w:bottom w:val="single" w:color="7F7F7F" w:sz="4"/>
+              <w:right w:val="single" w:color="7F7F7F" w:sz="4"/>
+            </w:tcBorders>
+            <w:tcMar>
+              <w:top w:type="dxa" w:w="50"/>
+              <w:left w:type="dxa" w:w="80"/>
+              <w:bottom w:type="dxa" w:w="50"/>
+              <w:right w:type="dxa" w:w="80"/>
+            </w:tcMar>
+            <w:vAlign w:val="top"/>
+          </w:tcPr>
+          <w:p>
+            <w:pPr>
+              <w:spacing w:after="30" w:line="264"/>
+              <w:jc w:val="left"/>
+            </w:pPr>
+            <w:r>
+              <w:rPr>
+                <w:rFonts w:ascii="Times New Roman" w:cs="Times New Roman" w:eastAsia="Times New Roman" w:hAnsi="Times New Roman"/>
+                <w:b/>
+                <w:bCs/>
+                <w:sz w:val="19"/>
+                <w:szCs w:val="19"/>
+              </w:rPr>
+              <w:t xml:space="preserve">event.diagram.stale</w:t>
+            </w:r>
+          </w:p>
+        </w:tc>
+        <w:tc>
+          <w:tcPr>
+            <w:tcW w:type="dxa" w:w="3800"/>
+            <w:tcBorders>
+              <w:top w:val="single" w:color="7F7F7F" w:sz="4"/>
+              <w:left w:val="single" w:color="7F7F7F" w:sz="4"/>
+              <w:bottom w:val="single" w:color="7F7F7F" w:sz="4"/>
+              <w:right w:val="single" w:color="7F7F7F" w:sz="4"/>
+            </w:tcBorders>
+            <w:tcMar>
+              <w:top w:type="dxa" w:w="50"/>
+              <w:left w:type="dxa" w:w="80"/>
+              <w:bottom w:type="dxa" w:w="50"/>
+              <w:right w:type="dxa" w:w="80"/>
+            </w:tcMar>
+            <w:vAlign w:val="top"/>
+          </w:tcPr>
+          <w:p>
+            <w:pPr>
+              <w:spacing w:after="30" w:line="264"/>
+              <w:jc w:val="left"/>
+            </w:pPr>
+            <w:r>
+              <w:rPr>
+                <w:rFonts w:ascii="Times New Roman" w:cs="Times New Roman" w:eastAsia="Times New Roman" w:hAnsi="Times New Roman"/>
+                <w:b w:val="false"/>
+                <w:bCs w:val="false"/>
+                <w:sz w:val="19"/>
+                <w:szCs w:val="19"/>
+              </w:rPr>
+              <w:t xml:space="preserve">{id, node_ids[]}</w:t>
             </w:r>
           </w:p>
         </w:tc>
@@ -15206,6 +15397,21 @@
         <w:t xml:space="preserve">[67] V. T. Công, "EIDE-Rà soát đủ điều kiện phát triển (EIDE_Ra_soat_Du_dieu_kien_Phat_trien.xlsx)," 05/09/2026.</w:t>
       </w:r>
     </w:p>
+    <w:p>
+      <w:pPr>
+        <w:spacing w:after="100" w:line="276"/>
+        <w:ind w:left="567" w:hanging="567"/>
+        <w:jc w:val="left"/>
+      </w:pPr>
+      <w:r>
+        <w:rPr>
+          <w:rFonts w:ascii="Times New Roman" w:cs="Times New Roman" w:eastAsia="Times New Roman" w:hAnsi="Times New Roman"/>
+          <w:sz w:val="24"/>
+          <w:szCs w:val="24"/>
+        </w:rPr>
+        <w:t xml:space="preserve">[68] Anthropic, "Claude Code documentation — memory (CLAUDE.md), slash commands, hooks, settings," Claude Docs, 2026. [Online]. Available: https://docs.claude.com/en/docs/claude-code</w:t>
+      </w:r>
+    </w:p>
     <w:sectPr>
       <w:headerReference w:type="default" r:id="rId7"/>
       <w:footerReference w:type="default" r:id="rId8"/>

--- a/docs/ho-so/EIDE-API-15_Dac_ta_giao_dien_lap_trinh.docx
+++ b/docs/ho-so/EIDE-API-15_Dac_ta_giao_dien_lap_trinh.docx
@@ -277,7 +277,7 @@
                 <w:sz w:val="21"/>
                 <w:szCs w:val="21"/>
               </w:rPr>
-              <w:t xml:space="preserve">1.0 — phát hành cùng bộ hồ sơ v1.2 (bổ sung theo Rà soát đủ điều kiện phát triển)</w:t>
+              <w:t xml:space="preserve">1.2 — §7: thêm kiểu sự kiện ledger `policy.sign {hash, by, keys[], alg}`. POL-17 §3 đòi ghi việc ký danh sách trắng vào decision_log nhưng không kiểu nào có trường `hash` — mà băm chính là thứ phép đối chiếu .sig ↔ nhật ký cần đọc (DEV-031).</w:t>
             </w:r>
           </w:p>
         </w:tc>
@@ -1217,6 +1217,286 @@
                 <w:szCs w:val="21"/>
               </w:rPr>
               <w:t xml:space="preserve">Phát hành lần đầu — bổ sung lĩnh vực L26/L33</w:t>
+            </w:r>
+          </w:p>
+        </w:tc>
+      </w:tr>
+      <w:tr>
+        <w:tc>
+          <w:tcPr>
+            <w:tcW w:type="dxa" w:w="1500"/>
+            <w:tcBorders>
+              <w:top w:val="single" w:color="7F7F7F" w:sz="4"/>
+              <w:left w:val="single" w:color="7F7F7F" w:sz="4"/>
+              <w:bottom w:val="single" w:color="7F7F7F" w:sz="4"/>
+              <w:right w:val="single" w:color="7F7F7F" w:sz="4"/>
+            </w:tcBorders>
+            <w:shd w:fill="F2F6FB" w:color="auto" w:val="clear"/>
+            <w:tcMar>
+              <w:top w:type="dxa" w:w="50"/>
+              <w:left w:type="dxa" w:w="80"/>
+              <w:bottom w:type="dxa" w:w="50"/>
+              <w:right w:type="dxa" w:w="80"/>
+            </w:tcMar>
+            <w:vAlign w:val="top"/>
+          </w:tcPr>
+          <w:p>
+            <w:pPr>
+              <w:spacing w:after="30" w:line="264"/>
+              <w:jc w:val="left"/>
+            </w:pPr>
+            <w:r>
+              <w:rPr>
+                <w:rFonts w:ascii="Times New Roman" w:cs="Times New Roman" w:eastAsia="Times New Roman" w:hAnsi="Times New Roman"/>
+                <w:b/>
+                <w:bCs/>
+                <w:sz w:val="21"/>
+                <w:szCs w:val="21"/>
+              </w:rPr>
+              <w:t xml:space="preserve">1.1</w:t>
+            </w:r>
+          </w:p>
+        </w:tc>
+        <w:tc>
+          <w:tcPr>
+            <w:tcW w:type="dxa" w:w="1700"/>
+            <w:tcBorders>
+              <w:top w:val="single" w:color="7F7F7F" w:sz="4"/>
+              <w:left w:val="single" w:color="7F7F7F" w:sz="4"/>
+              <w:bottom w:val="single" w:color="7F7F7F" w:sz="4"/>
+              <w:right w:val="single" w:color="7F7F7F" w:sz="4"/>
+            </w:tcBorders>
+            <w:shd w:fill="F2F6FB" w:color="auto" w:val="clear"/>
+            <w:tcMar>
+              <w:top w:type="dxa" w:w="50"/>
+              <w:left w:type="dxa" w:w="80"/>
+              <w:bottom w:type="dxa" w:w="50"/>
+              <w:right w:type="dxa" w:w="80"/>
+            </w:tcMar>
+            <w:vAlign w:val="top"/>
+          </w:tcPr>
+          <w:p>
+            <w:pPr>
+              <w:spacing w:after="30" w:line="264"/>
+              <w:jc w:val="left"/>
+            </w:pPr>
+            <w:r>
+              <w:rPr>
+                <w:rFonts w:ascii="Times New Roman" w:cs="Times New Roman" w:eastAsia="Times New Roman" w:hAnsi="Times New Roman"/>
+                <w:b w:val="false"/>
+                <w:bCs w:val="false"/>
+                <w:sz w:val="21"/>
+                <w:szCs w:val="21"/>
+              </w:rPr>
+              <w:t xml:space="preserve">06/09/2026</w:t>
+            </w:r>
+          </w:p>
+        </w:tc>
+        <w:tc>
+          <w:tcPr>
+            <w:tcW w:type="dxa" w:w="2100"/>
+            <w:tcBorders>
+              <w:top w:val="single" w:color="7F7F7F" w:sz="4"/>
+              <w:left w:val="single" w:color="7F7F7F" w:sz="4"/>
+              <w:bottom w:val="single" w:color="7F7F7F" w:sz="4"/>
+              <w:right w:val="single" w:color="7F7F7F" w:sz="4"/>
+            </w:tcBorders>
+            <w:shd w:fill="F2F6FB" w:color="auto" w:val="clear"/>
+            <w:tcMar>
+              <w:top w:type="dxa" w:w="50"/>
+              <w:left w:type="dxa" w:w="80"/>
+              <w:bottom w:type="dxa" w:w="50"/>
+              <w:right w:type="dxa" w:w="80"/>
+            </w:tcMar>
+            <w:vAlign w:val="top"/>
+          </w:tcPr>
+          <w:p>
+            <w:pPr>
+              <w:spacing w:after="30" w:line="264"/>
+              <w:jc w:val="left"/>
+            </w:pPr>
+            <w:r>
+              <w:rPr>
+                <w:rFonts w:ascii="Times New Roman" w:cs="Times New Roman" w:eastAsia="Times New Roman" w:hAnsi="Times New Roman"/>
+                <w:b w:val="false"/>
+                <w:bCs w:val="false"/>
+                <w:sz w:val="21"/>
+                <w:szCs w:val="21"/>
+              </w:rPr>
+              <w:t xml:space="preserve">Vũ Trí Công</w:t>
+            </w:r>
+          </w:p>
+        </w:tc>
+        <w:tc>
+          <w:tcPr>
+            <w:tcW w:type="dxa" w:w="4000"/>
+            <w:tcBorders>
+              <w:top w:val="single" w:color="7F7F7F" w:sz="4"/>
+              <w:left w:val="single" w:color="7F7F7F" w:sz="4"/>
+              <w:bottom w:val="single" w:color="7F7F7F" w:sz="4"/>
+              <w:right w:val="single" w:color="7F7F7F" w:sz="4"/>
+            </w:tcBorders>
+            <w:shd w:fill="F2F6FB" w:color="auto" w:val="clear"/>
+            <w:tcMar>
+              <w:top w:type="dxa" w:w="50"/>
+              <w:left w:type="dxa" w:w="80"/>
+              <w:bottom w:type="dxa" w:w="50"/>
+              <w:right w:type="dxa" w:w="80"/>
+            </w:tcMar>
+            <w:vAlign w:val="top"/>
+          </w:tcPr>
+          <w:p>
+            <w:pPr>
+              <w:spacing w:after="30" w:line="264"/>
+              <w:jc w:val="left"/>
+            </w:pPr>
+            <w:r>
+              <w:rPr>
+                <w:rFonts w:ascii="Times New Roman" w:cs="Times New Roman" w:eastAsia="Times New Roman" w:hAnsi="Times New Roman"/>
+                <w:b w:val="false"/>
+                <w:bCs w:val="false"/>
+                <w:sz w:val="21"/>
+                <w:szCs w:val="21"/>
+              </w:rPr>
+              <w:t xml:space="preserve">DEV-023: tách hai mục methods[].name chứa hai tên gộp bằng " / " thành bốn mục riêng — OpenRPC 1.3 quy định name là MỘT tên phương thức, và một client sinh từ tài liệu ấy không gọi được cái nào trong hai. Số phương thức: 55 → 57.</w:t>
+            </w:r>
+          </w:p>
+        </w:tc>
+      </w:tr>
+      <w:tr>
+        <w:tc>
+          <w:tcPr>
+            <w:tcW w:type="dxa" w:w="1500"/>
+            <w:tcBorders>
+              <w:top w:val="single" w:color="7F7F7F" w:sz="4"/>
+              <w:left w:val="single" w:color="7F7F7F" w:sz="4"/>
+              <w:bottom w:val="single" w:color="7F7F7F" w:sz="4"/>
+              <w:right w:val="single" w:color="7F7F7F" w:sz="4"/>
+            </w:tcBorders>
+            <w:tcMar>
+              <w:top w:type="dxa" w:w="50"/>
+              <w:left w:type="dxa" w:w="80"/>
+              <w:bottom w:type="dxa" w:w="50"/>
+              <w:right w:type="dxa" w:w="80"/>
+            </w:tcMar>
+            <w:vAlign w:val="top"/>
+          </w:tcPr>
+          <w:p>
+            <w:pPr>
+              <w:spacing w:after="30" w:line="264"/>
+              <w:jc w:val="left"/>
+            </w:pPr>
+            <w:r>
+              <w:rPr>
+                <w:rFonts w:ascii="Times New Roman" w:cs="Times New Roman" w:eastAsia="Times New Roman" w:hAnsi="Times New Roman"/>
+                <w:b/>
+                <w:bCs/>
+                <w:sz w:val="21"/>
+                <w:szCs w:val="21"/>
+              </w:rPr>
+              <w:t xml:space="preserve">1.2</w:t>
+            </w:r>
+          </w:p>
+        </w:tc>
+        <w:tc>
+          <w:tcPr>
+            <w:tcW w:type="dxa" w:w="1700"/>
+            <w:tcBorders>
+              <w:top w:val="single" w:color="7F7F7F" w:sz="4"/>
+              <w:left w:val="single" w:color="7F7F7F" w:sz="4"/>
+              <w:bottom w:val="single" w:color="7F7F7F" w:sz="4"/>
+              <w:right w:val="single" w:color="7F7F7F" w:sz="4"/>
+            </w:tcBorders>
+            <w:tcMar>
+              <w:top w:type="dxa" w:w="50"/>
+              <w:left w:type="dxa" w:w="80"/>
+              <w:bottom w:type="dxa" w:w="50"/>
+              <w:right w:type="dxa" w:w="80"/>
+            </w:tcMar>
+            <w:vAlign w:val="top"/>
+          </w:tcPr>
+          <w:p>
+            <w:pPr>
+              <w:spacing w:after="30" w:line="264"/>
+              <w:jc w:val="left"/>
+            </w:pPr>
+            <w:r>
+              <w:rPr>
+                <w:rFonts w:ascii="Times New Roman" w:cs="Times New Roman" w:eastAsia="Times New Roman" w:hAnsi="Times New Roman"/>
+                <w:b w:val="false"/>
+                <w:bCs w:val="false"/>
+                <w:sz w:val="21"/>
+                <w:szCs w:val="21"/>
+              </w:rPr>
+              <w:t xml:space="preserve">06/09/2026</w:t>
+            </w:r>
+          </w:p>
+        </w:tc>
+        <w:tc>
+          <w:tcPr>
+            <w:tcW w:type="dxa" w:w="2100"/>
+            <w:tcBorders>
+              <w:top w:val="single" w:color="7F7F7F" w:sz="4"/>
+              <w:left w:val="single" w:color="7F7F7F" w:sz="4"/>
+              <w:bottom w:val="single" w:color="7F7F7F" w:sz="4"/>
+              <w:right w:val="single" w:color="7F7F7F" w:sz="4"/>
+            </w:tcBorders>
+            <w:tcMar>
+              <w:top w:type="dxa" w:w="50"/>
+              <w:left w:type="dxa" w:w="80"/>
+              <w:bottom w:type="dxa" w:w="50"/>
+              <w:right w:type="dxa" w:w="80"/>
+            </w:tcMar>
+            <w:vAlign w:val="top"/>
+          </w:tcPr>
+          <w:p>
+            <w:pPr>
+              <w:spacing w:after="30" w:line="264"/>
+              <w:jc w:val="left"/>
+            </w:pPr>
+            <w:r>
+              <w:rPr>
+                <w:rFonts w:ascii="Times New Roman" w:cs="Times New Roman" w:eastAsia="Times New Roman" w:hAnsi="Times New Roman"/>
+                <w:b w:val="false"/>
+                <w:bCs w:val="false"/>
+                <w:sz w:val="21"/>
+                <w:szCs w:val="21"/>
+              </w:rPr>
+              <w:t xml:space="preserve">Vũ Trí Công</w:t>
+            </w:r>
+          </w:p>
+        </w:tc>
+        <w:tc>
+          <w:tcPr>
+            <w:tcW w:type="dxa" w:w="4000"/>
+            <w:tcBorders>
+              <w:top w:val="single" w:color="7F7F7F" w:sz="4"/>
+              <w:left w:val="single" w:color="7F7F7F" w:sz="4"/>
+              <w:bottom w:val="single" w:color="7F7F7F" w:sz="4"/>
+              <w:right w:val="single" w:color="7F7F7F" w:sz="4"/>
+            </w:tcBorders>
+            <w:tcMar>
+              <w:top w:type="dxa" w:w="50"/>
+              <w:left w:type="dxa" w:w="80"/>
+              <w:bottom w:type="dxa" w:w="50"/>
+              <w:right w:type="dxa" w:w="80"/>
+            </w:tcMar>
+            <w:vAlign w:val="top"/>
+          </w:tcPr>
+          <w:p>
+            <w:pPr>
+              <w:spacing w:after="30" w:line="264"/>
+              <w:jc w:val="left"/>
+            </w:pPr>
+            <w:r>
+              <w:rPr>
+                <w:rFonts w:ascii="Times New Roman" w:cs="Times New Roman" w:eastAsia="Times New Roman" w:hAnsi="Times New Roman"/>
+                <w:b w:val="false"/>
+                <w:bCs w:val="false"/>
+                <w:sz w:val="21"/>
+                <w:szCs w:val="21"/>
+              </w:rPr>
+              <w:t xml:space="preserve">§7: thêm kiểu sự kiện ledger `policy.sign {hash, by, keys[], alg}`. POL-17 §3 đòi ghi việc ký danh sách trắng vào decision_log nhưng không kiểu nào có trường `hash` — mà băm chính là thứ phép đối chiếu .sig ↔ nhật ký cần đọc (DEV-031).</w:t>
             </w:r>
           </w:p>
         </w:tc>
@@ -13331,7 +13611,7 @@
                 <w:sz w:val="19"/>
                 <w:szCs w:val="19"/>
               </w:rPr>
-              <w:t xml:space="preserve">undo.register / undo.apply / undo.expire</w:t>
+              <w:t xml:space="preserve">policy.sign</w:t>
             </w:r>
           </w:p>
         </w:tc>
@@ -13366,7 +13646,7 @@
                 <w:sz w:val="19"/>
                 <w:szCs w:val="19"/>
               </w:rPr>
-              <w:t xml:space="preserve">{undo_ref, kind, deadline} / {undo_ref, by, result} / {undo_ref}</w:t>
+              <w:t xml:space="preserve">{hash, by, keys[], alg}</w:t>
             </w:r>
           </w:p>
         </w:tc>
@@ -13401,7 +13681,7 @@
                 <w:sz w:val="19"/>
                 <w:szCs w:val="19"/>
               </w:rPr>
-              <w:t xml:space="preserve">UndoService</w:t>
+              <w:t xml:space="preserve">eide policy sign</w:t>
             </w:r>
           </w:p>
         </w:tc>
@@ -13437,7 +13717,7 @@
                 <w:sz w:val="19"/>
                 <w:szCs w:val="19"/>
               </w:rPr>
-              <w:t xml:space="preserve">autonomy.change / stop</w:t>
+              <w:t xml:space="preserve">undo.register / undo.apply / undo.expire</w:t>
             </w:r>
           </w:p>
         </w:tc>
@@ -13471,7 +13751,7 @@
                 <w:sz w:val="19"/>
                 <w:szCs w:val="19"/>
               </w:rPr>
-              <w:t xml:space="preserve">{from, to, by, reason}</w:t>
+              <w:t xml:space="preserve">{undo_ref, kind, deadline} / {undo_ref, by, result} / {undo_ref}</w:t>
             </w:r>
           </w:p>
         </w:tc>
@@ -13497,6 +13777,16 @@
               <w:spacing w:after="30" w:line="264"/>
               <w:jc w:val="left"/>
             </w:pPr>
+            <w:r>
+              <w:rPr>
+                <w:rFonts w:ascii="Times New Roman" w:cs="Times New Roman" w:eastAsia="Times New Roman" w:hAnsi="Times New Roman"/>
+                <w:b w:val="false"/>
+                <w:bCs w:val="false"/>
+                <w:sz w:val="19"/>
+                <w:szCs w:val="19"/>
+              </w:rPr>
+              <w:t xml:space="preserve">UndoService</w:t>
+            </w:r>
           </w:p>
         </w:tc>
       </w:tr>
@@ -13532,7 +13822,7 @@
                 <w:sz w:val="19"/>
                 <w:szCs w:val="19"/>
               </w:rPr>
-              <w:t xml:space="preserve">store.write</w:t>
+              <w:t xml:space="preserve">autonomy.change / stop</w:t>
             </w:r>
           </w:p>
         </w:tc>
@@ -13567,7 +13857,7 @@
                 <w:sz w:val="19"/>
                 <w:szCs w:val="19"/>
               </w:rPr>
-              <w:t xml:space="preserve">{batch_id, n_facts, n_conflicts, actor, reason}</w:t>
+              <w:t xml:space="preserve">{from, to, by, reason}</w:t>
             </w:r>
           </w:p>
         </w:tc>
@@ -13594,16 +13884,6 @@
               <w:spacing w:after="30" w:line="264"/>
               <w:jc w:val="left"/>
             </w:pPr>
-            <w:r>
-              <w:rPr>
-                <w:rFonts w:ascii="Times New Roman" w:cs="Times New Roman" w:eastAsia="Times New Roman" w:hAnsi="Times New Roman"/>
-                <w:b w:val="false"/>
-                <w:bCs w:val="false"/>
-                <w:sz w:val="19"/>
-                <w:szCs w:val="19"/>
-              </w:rPr>
-              <w:t xml:space="preserve">PassportStore</w:t>
-            </w:r>
           </w:p>
         </w:tc>
       </w:tr>
@@ -13638,7 +13918,7 @@
                 <w:sz w:val="19"/>
                 <w:szCs w:val="19"/>
               </w:rPr>
-              <w:t xml:space="preserve">acq.state</w:t>
+              <w:t xml:space="preserve">store.write</w:t>
             </w:r>
           </w:p>
         </w:tc>
@@ -13672,7 +13952,7 @@
                 <w:sz w:val="19"/>
                 <w:szCs w:val="19"/>
               </w:rPr>
-              <w:t xml:space="preserve">{acq_id, from, to, by}</w:t>
+              <w:t xml:space="preserve">{batch_id, n_facts, n_conflicts, actor, reason}</w:t>
             </w:r>
           </w:p>
         </w:tc>
@@ -13706,7 +13986,7 @@
                 <w:sz w:val="19"/>
                 <w:szCs w:val="19"/>
               </w:rPr>
-              <w:t xml:space="preserve">AcquisitionService</w:t>
+              <w:t xml:space="preserve">PassportStore</w:t>
             </w:r>
           </w:p>
         </w:tc>
@@ -13743,7 +14023,7 @@
                 <w:sz w:val="19"/>
                 <w:szCs w:val="19"/>
               </w:rPr>
-              <w:t xml:space="preserve">tool.report</w:t>
+              <w:t xml:space="preserve">acq.state</w:t>
             </w:r>
           </w:p>
         </w:tc>
@@ -13778,7 +14058,7 @@
                 <w:sz w:val="19"/>
                 <w:szCs w:val="19"/>
               </w:rPr>
-              <w:t xml:space="preserve">ToolReport</w:t>
+              <w:t xml:space="preserve">{acq_id, from, to, by}</w:t>
             </w:r>
           </w:p>
         </w:tc>
@@ -13813,7 +14093,7 @@
                 <w:sz w:val="19"/>
                 <w:szCs w:val="19"/>
               </w:rPr>
-              <w:t xml:space="preserve">TargetService</w:t>
+              <w:t xml:space="preserve">AcquisitionService</w:t>
             </w:r>
           </w:p>
         </w:tc>
@@ -13849,7 +14129,7 @@
                 <w:sz w:val="19"/>
                 <w:szCs w:val="19"/>
               </w:rPr>
-              <w:t xml:space="preserve">discover.result</w:t>
+              <w:t xml:space="preserve">tool.report</w:t>
             </w:r>
           </w:p>
         </w:tc>
@@ -13883,7 +14163,7 @@
                 <w:sz w:val="19"/>
                 <w:szCs w:val="19"/>
               </w:rPr>
-              <w:t xml:space="preserve">Discovery</w:t>
+              <w:t xml:space="preserve">ToolReport</w:t>
             </w:r>
           </w:p>
         </w:tc>
@@ -13909,6 +14189,16 @@
               <w:spacing w:after="30" w:line="264"/>
               <w:jc w:val="left"/>
             </w:pPr>
+            <w:r>
+              <w:rPr>
+                <w:rFonts w:ascii="Times New Roman" w:cs="Times New Roman" w:eastAsia="Times New Roman" w:hAnsi="Times New Roman"/>
+                <w:b w:val="false"/>
+                <w:bCs w:val="false"/>
+                <w:sz w:val="19"/>
+                <w:szCs w:val="19"/>
+              </w:rPr>
+              <w:t xml:space="preserve">TargetService</w:t>
+            </w:r>
           </w:p>
         </w:tc>
       </w:tr>
@@ -13944,7 +14234,7 @@
                 <w:sz w:val="19"/>
                 <w:szCs w:val="19"/>
               </w:rPr>
-              <w:t xml:space="preserve">intent / question / answer / report</w:t>
+              <w:t xml:space="preserve">discover.result</w:t>
             </w:r>
           </w:p>
         </w:tc>
@@ -13979,7 +14269,7 @@
                 <w:sz w:val="19"/>
                 <w:szCs w:val="19"/>
               </w:rPr>
-              <w:t xml:space="preserve">Intent / Question / {question_id, answer, by: human|timeout} / Report</w:t>
+              <w:t xml:space="preserve">Discovery</w:t>
             </w:r>
           </w:p>
         </w:tc>
@@ -14006,16 +14296,6 @@
               <w:spacing w:after="30" w:line="264"/>
               <w:jc w:val="left"/>
             </w:pPr>
-            <w:r>
-              <w:rPr>
-                <w:rFonts w:ascii="Times New Roman" w:cs="Times New Roman" w:eastAsia="Times New Roman" w:hAnsi="Times New Roman"/>
-                <w:b w:val="false"/>
-                <w:bCs w:val="false"/>
-                <w:sz w:val="19"/>
-                <w:szCs w:val="19"/>
-              </w:rPr>
-              <w:t xml:space="preserve">Orchestrator</w:t>
-            </w:r>
           </w:p>
         </w:tc>
       </w:tr>
@@ -14050,7 +14330,7 @@
                 <w:sz w:val="19"/>
                 <w:szCs w:val="19"/>
               </w:rPr>
-              <w:t xml:space="preserve">error</w:t>
+              <w:t xml:space="preserve">intent / question / answer / report</w:t>
             </w:r>
           </w:p>
         </w:tc>
@@ -14084,7 +14364,7 @@
                 <w:sz w:val="19"/>
                 <w:szCs w:val="19"/>
               </w:rPr>
-              <w:t xml:space="preserve">ErrorLedgerEntry</w:t>
+              <w:t xml:space="preserve">Intent / Question / {question_id, answer, by: human|timeout} / Report</w:t>
             </w:r>
           </w:p>
         </w:tc>
@@ -14118,7 +14398,7 @@
                 <w:sz w:val="19"/>
                 <w:szCs w:val="19"/>
               </w:rPr>
-              <w:t xml:space="preserve">Mọi thành phần</w:t>
+              <w:t xml:space="preserve">Orchestrator</w:t>
             </w:r>
           </w:p>
         </w:tc>
@@ -14155,7 +14435,7 @@
                 <w:sz w:val="19"/>
                 <w:szCs w:val="19"/>
               </w:rPr>
-              <w:t xml:space="preserve">session.open / session.summary</w:t>
+              <w:t xml:space="preserve">error</w:t>
             </w:r>
           </w:p>
         </w:tc>
@@ -14190,7 +14470,7 @@
                 <w:sz w:val="19"/>
                 <w:szCs w:val="19"/>
               </w:rPr>
-              <w:t xml:space="preserve">{session_id, project} / {session_id, summary}</w:t>
+              <w:t xml:space="preserve">ErrorLedgerEntry</w:t>
             </w:r>
           </w:p>
         </w:tc>
@@ -14217,6 +14497,16 @@
               <w:spacing w:after="30" w:line="264"/>
               <w:jc w:val="left"/>
             </w:pPr>
+            <w:r>
+              <w:rPr>
+                <w:rFonts w:ascii="Times New Roman" w:cs="Times New Roman" w:eastAsia="Times New Roman" w:hAnsi="Times New Roman"/>
+                <w:b w:val="false"/>
+                <w:bCs w:val="false"/>
+                <w:sz w:val="19"/>
+                <w:szCs w:val="19"/>
+              </w:rPr>
+              <w:t xml:space="preserve">Mọi thành phần</w:t>
+            </w:r>
           </w:p>
         </w:tc>
       </w:tr>
@@ -14251,6 +14541,101 @@
                 <w:sz w:val="19"/>
                 <w:szCs w:val="19"/>
               </w:rPr>
+              <w:t xml:space="preserve">session.open / session.summary</w:t>
+            </w:r>
+          </w:p>
+        </w:tc>
+        <w:tc>
+          <w:tcPr>
+            <w:tcW w:type="dxa" w:w="5200"/>
+            <w:tcBorders>
+              <w:top w:val="single" w:color="7F7F7F" w:sz="4"/>
+              <w:left w:val="single" w:color="7F7F7F" w:sz="4"/>
+              <w:bottom w:val="single" w:color="7F7F7F" w:sz="4"/>
+              <w:right w:val="single" w:color="7F7F7F" w:sz="4"/>
+            </w:tcBorders>
+            <w:tcMar>
+              <w:top w:type="dxa" w:w="50"/>
+              <w:left w:type="dxa" w:w="80"/>
+              <w:bottom w:type="dxa" w:w="50"/>
+              <w:right w:type="dxa" w:w="80"/>
+            </w:tcMar>
+            <w:vAlign w:val="top"/>
+          </w:tcPr>
+          <w:p>
+            <w:pPr>
+              <w:spacing w:after="30" w:line="264"/>
+              <w:jc w:val="left"/>
+            </w:pPr>
+            <w:r>
+              <w:rPr>
+                <w:rFonts w:ascii="Times New Roman" w:cs="Times New Roman" w:eastAsia="Times New Roman" w:hAnsi="Times New Roman"/>
+                <w:b w:val="false"/>
+                <w:bCs w:val="false"/>
+                <w:sz w:val="19"/>
+                <w:szCs w:val="19"/>
+              </w:rPr>
+              <w:t xml:space="preserve">{session_id, project} / {session_id, summary}</w:t>
+            </w:r>
+          </w:p>
+        </w:tc>
+        <w:tc>
+          <w:tcPr>
+            <w:tcW w:type="dxa" w:w="1700"/>
+            <w:tcBorders>
+              <w:top w:val="single" w:color="7F7F7F" w:sz="4"/>
+              <w:left w:val="single" w:color="7F7F7F" w:sz="4"/>
+              <w:bottom w:val="single" w:color="7F7F7F" w:sz="4"/>
+              <w:right w:val="single" w:color="7F7F7F" w:sz="4"/>
+            </w:tcBorders>
+            <w:tcMar>
+              <w:top w:type="dxa" w:w="50"/>
+              <w:left w:type="dxa" w:w="80"/>
+              <w:bottom w:type="dxa" w:w="50"/>
+              <w:right w:type="dxa" w:w="80"/>
+            </w:tcMar>
+            <w:vAlign w:val="top"/>
+          </w:tcPr>
+          <w:p>
+            <w:pPr>
+              <w:spacing w:after="30" w:line="264"/>
+              <w:jc w:val="left"/>
+            </w:pPr>
+          </w:p>
+        </w:tc>
+      </w:tr>
+      <w:tr>
+        <w:tc>
+          <w:tcPr>
+            <w:tcW w:type="dxa" w:w="2400"/>
+            <w:tcBorders>
+              <w:top w:val="single" w:color="7F7F7F" w:sz="4"/>
+              <w:left w:val="single" w:color="7F7F7F" w:sz="4"/>
+              <w:bottom w:val="single" w:color="7F7F7F" w:sz="4"/>
+              <w:right w:val="single" w:color="7F7F7F" w:sz="4"/>
+            </w:tcBorders>
+            <w:shd w:fill="F2F6FB" w:color="auto" w:val="clear"/>
+            <w:tcMar>
+              <w:top w:type="dxa" w:w="50"/>
+              <w:left w:type="dxa" w:w="80"/>
+              <w:bottom w:type="dxa" w:w="50"/>
+              <w:right w:type="dxa" w:w="80"/>
+            </w:tcMar>
+            <w:vAlign w:val="top"/>
+          </w:tcPr>
+          <w:p>
+            <w:pPr>
+              <w:spacing w:after="30" w:line="264"/>
+              <w:jc w:val="left"/>
+            </w:pPr>
+            <w:r>
+              <w:rPr>
+                <w:rFonts w:ascii="Times New Roman" w:cs="Times New Roman" w:eastAsia="Times New Roman" w:hAnsi="Times New Roman"/>
+                <w:b/>
+                <w:bCs/>
+                <w:sz w:val="19"/>
+                <w:szCs w:val="19"/>
+              </w:rPr>
               <w:t xml:space="preserve">store.migrate</w:t>
             </w:r>
           </w:p>
@@ -14264,6 +14649,7 @@
               <w:bottom w:val="single" w:color="7F7F7F" w:sz="4"/>
               <w:right w:val="single" w:color="7F7F7F" w:sz="4"/>
             </w:tcBorders>
+            <w:shd w:fill="F2F6FB" w:color="auto" w:val="clear"/>
             <w:tcMar>
               <w:top w:type="dxa" w:w="50"/>
               <w:left w:type="dxa" w:w="80"/>
@@ -14298,6 +14684,7 @@
               <w:bottom w:val="single" w:color="7F7F7F" w:sz="4"/>
               <w:right w:val="single" w:color="7F7F7F" w:sz="4"/>
             </w:tcBorders>
+            <w:shd w:fill="F2F6FB" w:color="auto" w:val="clear"/>
             <w:tcMar>
               <w:top w:type="dxa" w:w="50"/>
               <w:left w:type="dxa" w:w="80"/>
@@ -15548,7 +15935,7 @@
         <w:sz w:val="20"/>
         <w:szCs w:val="20"/>
       </w:rPr>
-      <w:t xml:space="preserve">EIDE-API-15 · Đặc tả giao diện lập trình · v1.0</w:t>
+      <w:t xml:space="preserve">EIDE-API-15 · Đặc tả giao diện lập trình · v1.2</w:t>
     </w:r>
   </w:p>
 </w:hdr>

--- a/docs/ho-so/EIDE-API-15_Dac_ta_giao_dien_lap_trinh.docx
+++ b/docs/ho-so/EIDE-API-15_Dac_ta_giao_dien_lap_trinh.docx
@@ -277,7 +277,7 @@
                 <w:sz w:val="21"/>
                 <w:szCs w:val="21"/>
               </w:rPr>
-              <w:t xml:space="preserve">1.2 — §7: thêm kiểu sự kiện ledger `policy.sign {hash, by, keys[], alg}`. POL-17 §3 đòi ghi việc ký danh sách trắng vào decision_log nhưng không kiểu nào có trường `hash` — mà băm chính là thứ phép đối chiếu .sig ↔ nhật ký cần đọc (DEV-031).</w:t>
+              <w:t xml:space="preserve">1.4 — §7: `store.write` thêm trường `hash` để nối bản ghi với niêm phong toàn vẹn `store.sqlite.seal.json` (DDD-14 §5). CDS-12.3 PROJECT-02 bước 2 đòi kiểm hash store nhưng không sự kiện nào mang được nó (DEV-007).</w:t>
             </w:r>
           </w:p>
         </w:tc>
@@ -1497,6 +1497,286 @@
                 <w:szCs w:val="21"/>
               </w:rPr>
               <w:t xml:space="preserve">§7: thêm kiểu sự kiện ledger `policy.sign {hash, by, keys[], alg}`. POL-17 §3 đòi ghi việc ký danh sách trắng vào decision_log nhưng không kiểu nào có trường `hash` — mà băm chính là thứ phép đối chiếu .sig ↔ nhật ký cần đọc (DEV-031).</w:t>
+            </w:r>
+          </w:p>
+        </w:tc>
+      </w:tr>
+      <w:tr>
+        <w:tc>
+          <w:tcPr>
+            <w:tcW w:type="dxa" w:w="1500"/>
+            <w:tcBorders>
+              <w:top w:val="single" w:color="7F7F7F" w:sz="4"/>
+              <w:left w:val="single" w:color="7F7F7F" w:sz="4"/>
+              <w:bottom w:val="single" w:color="7F7F7F" w:sz="4"/>
+              <w:right w:val="single" w:color="7F7F7F" w:sz="4"/>
+            </w:tcBorders>
+            <w:shd w:fill="F2F6FB" w:color="auto" w:val="clear"/>
+            <w:tcMar>
+              <w:top w:type="dxa" w:w="50"/>
+              <w:left w:type="dxa" w:w="80"/>
+              <w:bottom w:type="dxa" w:w="50"/>
+              <w:right w:type="dxa" w:w="80"/>
+            </w:tcMar>
+            <w:vAlign w:val="top"/>
+          </w:tcPr>
+          <w:p>
+            <w:pPr>
+              <w:spacing w:after="30" w:line="264"/>
+              <w:jc w:val="left"/>
+            </w:pPr>
+            <w:r>
+              <w:rPr>
+                <w:rFonts w:ascii="Times New Roman" w:cs="Times New Roman" w:eastAsia="Times New Roman" w:hAnsi="Times New Roman"/>
+                <w:b/>
+                <w:bCs/>
+                <w:sz w:val="21"/>
+                <w:szCs w:val="21"/>
+              </w:rPr>
+              <w:t xml:space="preserve">1.3</w:t>
+            </w:r>
+          </w:p>
+        </w:tc>
+        <w:tc>
+          <w:tcPr>
+            <w:tcW w:type="dxa" w:w="1700"/>
+            <w:tcBorders>
+              <w:top w:val="single" w:color="7F7F7F" w:sz="4"/>
+              <w:left w:val="single" w:color="7F7F7F" w:sz="4"/>
+              <w:bottom w:val="single" w:color="7F7F7F" w:sz="4"/>
+              <w:right w:val="single" w:color="7F7F7F" w:sz="4"/>
+            </w:tcBorders>
+            <w:shd w:fill="F2F6FB" w:color="auto" w:val="clear"/>
+            <w:tcMar>
+              <w:top w:type="dxa" w:w="50"/>
+              <w:left w:type="dxa" w:w="80"/>
+              <w:bottom w:type="dxa" w:w="50"/>
+              <w:right w:type="dxa" w:w="80"/>
+            </w:tcMar>
+            <w:vAlign w:val="top"/>
+          </w:tcPr>
+          <w:p>
+            <w:pPr>
+              <w:spacing w:after="30" w:line="264"/>
+              <w:jc w:val="left"/>
+            </w:pPr>
+            <w:r>
+              <w:rPr>
+                <w:rFonts w:ascii="Times New Roman" w:cs="Times New Roman" w:eastAsia="Times New Roman" w:hAnsi="Times New Roman"/>
+                <w:b w:val="false"/>
+                <w:bCs w:val="false"/>
+                <w:sz w:val="21"/>
+                <w:szCs w:val="21"/>
+              </w:rPr>
+              <w:t xml:space="preserve">06/09/2026</w:t>
+            </w:r>
+          </w:p>
+        </w:tc>
+        <w:tc>
+          <w:tcPr>
+            <w:tcW w:type="dxa" w:w="2100"/>
+            <w:tcBorders>
+              <w:top w:val="single" w:color="7F7F7F" w:sz="4"/>
+              <w:left w:val="single" w:color="7F7F7F" w:sz="4"/>
+              <w:bottom w:val="single" w:color="7F7F7F" w:sz="4"/>
+              <w:right w:val="single" w:color="7F7F7F" w:sz="4"/>
+            </w:tcBorders>
+            <w:shd w:fill="F2F6FB" w:color="auto" w:val="clear"/>
+            <w:tcMar>
+              <w:top w:type="dxa" w:w="50"/>
+              <w:left w:type="dxa" w:w="80"/>
+              <w:bottom w:type="dxa" w:w="50"/>
+              <w:right w:type="dxa" w:w="80"/>
+            </w:tcMar>
+            <w:vAlign w:val="top"/>
+          </w:tcPr>
+          <w:p>
+            <w:pPr>
+              <w:spacing w:after="30" w:line="264"/>
+              <w:jc w:val="left"/>
+            </w:pPr>
+            <w:r>
+              <w:rPr>
+                <w:rFonts w:ascii="Times New Roman" w:cs="Times New Roman" w:eastAsia="Times New Roman" w:hAnsi="Times New Roman"/>
+                <w:b w:val="false"/>
+                <w:bCs w:val="false"/>
+                <w:sz w:val="21"/>
+                <w:szCs w:val="21"/>
+              </w:rPr>
+              <w:t xml:space="preserve">Vũ Trí Công</w:t>
+            </w:r>
+          </w:p>
+        </w:tc>
+        <w:tc>
+          <w:tcPr>
+            <w:tcW w:type="dxa" w:w="4000"/>
+            <w:tcBorders>
+              <w:top w:val="single" w:color="7F7F7F" w:sz="4"/>
+              <w:left w:val="single" w:color="7F7F7F" w:sz="4"/>
+              <w:bottom w:val="single" w:color="7F7F7F" w:sz="4"/>
+              <w:right w:val="single" w:color="7F7F7F" w:sz="4"/>
+            </w:tcBorders>
+            <w:shd w:fill="F2F6FB" w:color="auto" w:val="clear"/>
+            <w:tcMar>
+              <w:top w:type="dxa" w:w="50"/>
+              <w:left w:type="dxa" w:w="80"/>
+              <w:bottom w:type="dxa" w:w="50"/>
+              <w:right w:type="dxa" w:w="80"/>
+            </w:tcMar>
+            <w:vAlign w:val="top"/>
+          </w:tcPr>
+          <w:p>
+            <w:pPr>
+              <w:spacing w:after="30" w:line="264"/>
+              <w:jc w:val="left"/>
+            </w:pPr>
+            <w:r>
+              <w:rPr>
+                <w:rFonts w:ascii="Times New Roman" w:cs="Times New Roman" w:eastAsia="Times New Roman" w:hAnsi="Times New Roman"/>
+                <w:b w:val="false"/>
+                <w:bCs w:val="false"/>
+                <w:sz w:val="21"/>
+                <w:szCs w:val="21"/>
+              </w:rPr>
+              <w:t xml:space="preserve">§7: thêm kiểu `policy.escalate {ref, reason, channels[], level}`. POL-17 §6 có một máy trạng thái leo thang nhưng không kiểu sự kiện nào ghi được nó, nên hiện thực phải mượn kiểu `question` — và khi đó không phân biệt được câu hỏi thường với câu hỏi đã leo thang, tức chỉ số "bao nhiêu việc phải leo thang" không tính được (DEV-013).</w:t>
+            </w:r>
+          </w:p>
+        </w:tc>
+      </w:tr>
+      <w:tr>
+        <w:tc>
+          <w:tcPr>
+            <w:tcW w:type="dxa" w:w="1500"/>
+            <w:tcBorders>
+              <w:top w:val="single" w:color="7F7F7F" w:sz="4"/>
+              <w:left w:val="single" w:color="7F7F7F" w:sz="4"/>
+              <w:bottom w:val="single" w:color="7F7F7F" w:sz="4"/>
+              <w:right w:val="single" w:color="7F7F7F" w:sz="4"/>
+            </w:tcBorders>
+            <w:tcMar>
+              <w:top w:type="dxa" w:w="50"/>
+              <w:left w:type="dxa" w:w="80"/>
+              <w:bottom w:type="dxa" w:w="50"/>
+              <w:right w:type="dxa" w:w="80"/>
+            </w:tcMar>
+            <w:vAlign w:val="top"/>
+          </w:tcPr>
+          <w:p>
+            <w:pPr>
+              <w:spacing w:after="30" w:line="264"/>
+              <w:jc w:val="left"/>
+            </w:pPr>
+            <w:r>
+              <w:rPr>
+                <w:rFonts w:ascii="Times New Roman" w:cs="Times New Roman" w:eastAsia="Times New Roman" w:hAnsi="Times New Roman"/>
+                <w:b/>
+                <w:bCs/>
+                <w:sz w:val="21"/>
+                <w:szCs w:val="21"/>
+              </w:rPr>
+              <w:t xml:space="preserve">1.4</w:t>
+            </w:r>
+          </w:p>
+        </w:tc>
+        <w:tc>
+          <w:tcPr>
+            <w:tcW w:type="dxa" w:w="1700"/>
+            <w:tcBorders>
+              <w:top w:val="single" w:color="7F7F7F" w:sz="4"/>
+              <w:left w:val="single" w:color="7F7F7F" w:sz="4"/>
+              <w:bottom w:val="single" w:color="7F7F7F" w:sz="4"/>
+              <w:right w:val="single" w:color="7F7F7F" w:sz="4"/>
+            </w:tcBorders>
+            <w:tcMar>
+              <w:top w:type="dxa" w:w="50"/>
+              <w:left w:type="dxa" w:w="80"/>
+              <w:bottom w:type="dxa" w:w="50"/>
+              <w:right w:type="dxa" w:w="80"/>
+            </w:tcMar>
+            <w:vAlign w:val="top"/>
+          </w:tcPr>
+          <w:p>
+            <w:pPr>
+              <w:spacing w:after="30" w:line="264"/>
+              <w:jc w:val="left"/>
+            </w:pPr>
+            <w:r>
+              <w:rPr>
+                <w:rFonts w:ascii="Times New Roman" w:cs="Times New Roman" w:eastAsia="Times New Roman" w:hAnsi="Times New Roman"/>
+                <w:b w:val="false"/>
+                <w:bCs w:val="false"/>
+                <w:sz w:val="21"/>
+                <w:szCs w:val="21"/>
+              </w:rPr>
+              <w:t xml:space="preserve">07/09/2026</w:t>
+            </w:r>
+          </w:p>
+        </w:tc>
+        <w:tc>
+          <w:tcPr>
+            <w:tcW w:type="dxa" w:w="2100"/>
+            <w:tcBorders>
+              <w:top w:val="single" w:color="7F7F7F" w:sz="4"/>
+              <w:left w:val="single" w:color="7F7F7F" w:sz="4"/>
+              <w:bottom w:val="single" w:color="7F7F7F" w:sz="4"/>
+              <w:right w:val="single" w:color="7F7F7F" w:sz="4"/>
+            </w:tcBorders>
+            <w:tcMar>
+              <w:top w:type="dxa" w:w="50"/>
+              <w:left w:type="dxa" w:w="80"/>
+              <w:bottom w:type="dxa" w:w="50"/>
+              <w:right w:type="dxa" w:w="80"/>
+            </w:tcMar>
+            <w:vAlign w:val="top"/>
+          </w:tcPr>
+          <w:p>
+            <w:pPr>
+              <w:spacing w:after="30" w:line="264"/>
+              <w:jc w:val="left"/>
+            </w:pPr>
+            <w:r>
+              <w:rPr>
+                <w:rFonts w:ascii="Times New Roman" w:cs="Times New Roman" w:eastAsia="Times New Roman" w:hAnsi="Times New Roman"/>
+                <w:b w:val="false"/>
+                <w:bCs w:val="false"/>
+                <w:sz w:val="21"/>
+                <w:szCs w:val="21"/>
+              </w:rPr>
+              <w:t xml:space="preserve">Vũ Trí Công</w:t>
+            </w:r>
+          </w:p>
+        </w:tc>
+        <w:tc>
+          <w:tcPr>
+            <w:tcW w:type="dxa" w:w="4000"/>
+            <w:tcBorders>
+              <w:top w:val="single" w:color="7F7F7F" w:sz="4"/>
+              <w:left w:val="single" w:color="7F7F7F" w:sz="4"/>
+              <w:bottom w:val="single" w:color="7F7F7F" w:sz="4"/>
+              <w:right w:val="single" w:color="7F7F7F" w:sz="4"/>
+            </w:tcBorders>
+            <w:tcMar>
+              <w:top w:type="dxa" w:w="50"/>
+              <w:left w:type="dxa" w:w="80"/>
+              <w:bottom w:type="dxa" w:w="50"/>
+              <w:right w:type="dxa" w:w="80"/>
+            </w:tcMar>
+            <w:vAlign w:val="top"/>
+          </w:tcPr>
+          <w:p>
+            <w:pPr>
+              <w:spacing w:after="30" w:line="264"/>
+              <w:jc w:val="left"/>
+            </w:pPr>
+            <w:r>
+              <w:rPr>
+                <w:rFonts w:ascii="Times New Roman" w:cs="Times New Roman" w:eastAsia="Times New Roman" w:hAnsi="Times New Roman"/>
+                <w:b w:val="false"/>
+                <w:bCs w:val="false"/>
+                <w:sz w:val="21"/>
+                <w:szCs w:val="21"/>
+              </w:rPr>
+              <w:t xml:space="preserve">§7: `store.write` thêm trường `hash` để nối bản ghi với niêm phong toàn vẹn `store.sqlite.seal.json` (DDD-14 §5). CDS-12.3 PROJECT-02 bước 2 đòi kiểm hash store nhưng không sự kiện nào mang được nó (DEV-007).</w:t>
             </w:r>
           </w:p>
         </w:tc>
@@ -13717,7 +13997,7 @@
                 <w:sz w:val="19"/>
                 <w:szCs w:val="19"/>
               </w:rPr>
-              <w:t xml:space="preserve">undo.register / undo.apply / undo.expire</w:t>
+              <w:t xml:space="preserve">policy.escalate</w:t>
             </w:r>
           </w:p>
         </w:tc>
@@ -13751,7 +14031,7 @@
                 <w:sz w:val="19"/>
                 <w:szCs w:val="19"/>
               </w:rPr>
-              <w:t xml:space="preserve">{undo_ref, kind, deadline} / {undo_ref, by, result} / {undo_ref}</w:t>
+              <w:t xml:space="preserve">{ref, reason, channels[], level}</w:t>
             </w:r>
           </w:p>
         </w:tc>
@@ -13785,7 +14065,7 @@
                 <w:sz w:val="19"/>
                 <w:szCs w:val="19"/>
               </w:rPr>
-              <w:t xml:space="preserve">UndoService</w:t>
+              <w:t xml:space="preserve">policy.escalate</w:t>
             </w:r>
           </w:p>
         </w:tc>
@@ -13822,7 +14102,7 @@
                 <w:sz w:val="19"/>
                 <w:szCs w:val="19"/>
               </w:rPr>
-              <w:t xml:space="preserve">autonomy.change / stop</w:t>
+              <w:t xml:space="preserve">undo.register / undo.apply / undo.expire</w:t>
             </w:r>
           </w:p>
         </w:tc>
@@ -13857,7 +14137,7 @@
                 <w:sz w:val="19"/>
                 <w:szCs w:val="19"/>
               </w:rPr>
-              <w:t xml:space="preserve">{from, to, by, reason}</w:t>
+              <w:t xml:space="preserve">{undo_ref, kind, deadline} / {undo_ref, by, result} / {undo_ref}</w:t>
             </w:r>
           </w:p>
         </w:tc>
@@ -13884,6 +14164,16 @@
               <w:spacing w:after="30" w:line="264"/>
               <w:jc w:val="left"/>
             </w:pPr>
+            <w:r>
+              <w:rPr>
+                <w:rFonts w:ascii="Times New Roman" w:cs="Times New Roman" w:eastAsia="Times New Roman" w:hAnsi="Times New Roman"/>
+                <w:b w:val="false"/>
+                <w:bCs w:val="false"/>
+                <w:sz w:val="19"/>
+                <w:szCs w:val="19"/>
+              </w:rPr>
+              <w:t xml:space="preserve">UndoService</w:t>
+            </w:r>
           </w:p>
         </w:tc>
       </w:tr>
@@ -13918,7 +14208,7 @@
                 <w:sz w:val="19"/>
                 <w:szCs w:val="19"/>
               </w:rPr>
-              <w:t xml:space="preserve">store.write</w:t>
+              <w:t xml:space="preserve">autonomy.change / stop</w:t>
             </w:r>
           </w:p>
         </w:tc>
@@ -13952,7 +14242,7 @@
                 <w:sz w:val="19"/>
                 <w:szCs w:val="19"/>
               </w:rPr>
-              <w:t xml:space="preserve">{batch_id, n_facts, n_conflicts, actor, reason}</w:t>
+              <w:t xml:space="preserve">{from, to, by, reason}</w:t>
             </w:r>
           </w:p>
         </w:tc>
@@ -13978,16 +14268,6 @@
               <w:spacing w:after="30" w:line="264"/>
               <w:jc w:val="left"/>
             </w:pPr>
-            <w:r>
-              <w:rPr>
-                <w:rFonts w:ascii="Times New Roman" w:cs="Times New Roman" w:eastAsia="Times New Roman" w:hAnsi="Times New Roman"/>
-                <w:b w:val="false"/>
-                <w:bCs w:val="false"/>
-                <w:sz w:val="19"/>
-                <w:szCs w:val="19"/>
-              </w:rPr>
-              <w:t xml:space="preserve">PassportStore</w:t>
-            </w:r>
           </w:p>
         </w:tc>
       </w:tr>
@@ -14023,7 +14303,7 @@
                 <w:sz w:val="19"/>
                 <w:szCs w:val="19"/>
               </w:rPr>
-              <w:t xml:space="preserve">acq.state</w:t>
+              <w:t xml:space="preserve">store.write</w:t>
             </w:r>
           </w:p>
         </w:tc>
@@ -14058,7 +14338,7 @@
                 <w:sz w:val="19"/>
                 <w:szCs w:val="19"/>
               </w:rPr>
-              <w:t xml:space="preserve">{acq_id, from, to, by}</w:t>
+              <w:t xml:space="preserve">{batch_id, n_facts, n_conflicts, actor, reason, hash}</w:t>
             </w:r>
           </w:p>
         </w:tc>
@@ -14093,7 +14373,7 @@
                 <w:sz w:val="19"/>
                 <w:szCs w:val="19"/>
               </w:rPr>
-              <w:t xml:space="preserve">AcquisitionService</w:t>
+              <w:t xml:space="preserve">PassportStore</w:t>
             </w:r>
           </w:p>
         </w:tc>
@@ -14129,7 +14409,7 @@
                 <w:sz w:val="19"/>
                 <w:szCs w:val="19"/>
               </w:rPr>
-              <w:t xml:space="preserve">tool.report</w:t>
+              <w:t xml:space="preserve">acq.state</w:t>
             </w:r>
           </w:p>
         </w:tc>
@@ -14163,7 +14443,7 @@
                 <w:sz w:val="19"/>
                 <w:szCs w:val="19"/>
               </w:rPr>
-              <w:t xml:space="preserve">ToolReport</w:t>
+              <w:t xml:space="preserve">{acq_id, from, to, by}</w:t>
             </w:r>
           </w:p>
         </w:tc>
@@ -14197,7 +14477,7 @@
                 <w:sz w:val="19"/>
                 <w:szCs w:val="19"/>
               </w:rPr>
-              <w:t xml:space="preserve">TargetService</w:t>
+              <w:t xml:space="preserve">AcquisitionService</w:t>
             </w:r>
           </w:p>
         </w:tc>
@@ -14234,7 +14514,7 @@
                 <w:sz w:val="19"/>
                 <w:szCs w:val="19"/>
               </w:rPr>
-              <w:t xml:space="preserve">discover.result</w:t>
+              <w:t xml:space="preserve">tool.report</w:t>
             </w:r>
           </w:p>
         </w:tc>
@@ -14269,7 +14549,7 @@
                 <w:sz w:val="19"/>
                 <w:szCs w:val="19"/>
               </w:rPr>
-              <w:t xml:space="preserve">Discovery</w:t>
+              <w:t xml:space="preserve">ToolReport</w:t>
             </w:r>
           </w:p>
         </w:tc>
@@ -14296,6 +14576,16 @@
               <w:spacing w:after="30" w:line="264"/>
               <w:jc w:val="left"/>
             </w:pPr>
+            <w:r>
+              <w:rPr>
+                <w:rFonts w:ascii="Times New Roman" w:cs="Times New Roman" w:eastAsia="Times New Roman" w:hAnsi="Times New Roman"/>
+                <w:b w:val="false"/>
+                <w:bCs w:val="false"/>
+                <w:sz w:val="19"/>
+                <w:szCs w:val="19"/>
+              </w:rPr>
+              <w:t xml:space="preserve">TargetService</w:t>
+            </w:r>
           </w:p>
         </w:tc>
       </w:tr>
@@ -14330,7 +14620,7 @@
                 <w:sz w:val="19"/>
                 <w:szCs w:val="19"/>
               </w:rPr>
-              <w:t xml:space="preserve">intent / question / answer / report</w:t>
+              <w:t xml:space="preserve">discover.result</w:t>
             </w:r>
           </w:p>
         </w:tc>
@@ -14364,7 +14654,7 @@
                 <w:sz w:val="19"/>
                 <w:szCs w:val="19"/>
               </w:rPr>
-              <w:t xml:space="preserve">Intent / Question / {question_id, answer, by: human|timeout} / Report</w:t>
+              <w:t xml:space="preserve">Discovery</w:t>
             </w:r>
           </w:p>
         </w:tc>
@@ -14390,16 +14680,6 @@
               <w:spacing w:after="30" w:line="264"/>
               <w:jc w:val="left"/>
             </w:pPr>
-            <w:r>
-              <w:rPr>
-                <w:rFonts w:ascii="Times New Roman" w:cs="Times New Roman" w:eastAsia="Times New Roman" w:hAnsi="Times New Roman"/>
-                <w:b w:val="false"/>
-                <w:bCs w:val="false"/>
-                <w:sz w:val="19"/>
-                <w:szCs w:val="19"/>
-              </w:rPr>
-              <w:t xml:space="preserve">Orchestrator</w:t>
-            </w:r>
           </w:p>
         </w:tc>
       </w:tr>
@@ -14435,7 +14715,7 @@
                 <w:sz w:val="19"/>
                 <w:szCs w:val="19"/>
               </w:rPr>
-              <w:t xml:space="preserve">error</w:t>
+              <w:t xml:space="preserve">intent / question / answer / report</w:t>
             </w:r>
           </w:p>
         </w:tc>
@@ -14470,7 +14750,7 @@
                 <w:sz w:val="19"/>
                 <w:szCs w:val="19"/>
               </w:rPr>
-              <w:t xml:space="preserve">ErrorLedgerEntry</w:t>
+              <w:t xml:space="preserve">Intent / Question / {question_id, answer, by: human|timeout} / Report</w:t>
             </w:r>
           </w:p>
         </w:tc>
@@ -14505,7 +14785,7 @@
                 <w:sz w:val="19"/>
                 <w:szCs w:val="19"/>
               </w:rPr>
-              <w:t xml:space="preserve">Mọi thành phần</w:t>
+              <w:t xml:space="preserve">Orchestrator</w:t>
             </w:r>
           </w:p>
         </w:tc>
@@ -14541,7 +14821,7 @@
                 <w:sz w:val="19"/>
                 <w:szCs w:val="19"/>
               </w:rPr>
-              <w:t xml:space="preserve">session.open / session.summary</w:t>
+              <w:t xml:space="preserve">error</w:t>
             </w:r>
           </w:p>
         </w:tc>
@@ -14575,7 +14855,7 @@
                 <w:sz w:val="19"/>
                 <w:szCs w:val="19"/>
               </w:rPr>
-              <w:t xml:space="preserve">{session_id, project} / {session_id, summary}</w:t>
+              <w:t xml:space="preserve">ErrorLedgerEntry</w:t>
             </w:r>
           </w:p>
         </w:tc>
@@ -14601,6 +14881,16 @@
               <w:spacing w:after="30" w:line="264"/>
               <w:jc w:val="left"/>
             </w:pPr>
+            <w:r>
+              <w:rPr>
+                <w:rFonts w:ascii="Times New Roman" w:cs="Times New Roman" w:eastAsia="Times New Roman" w:hAnsi="Times New Roman"/>
+                <w:b w:val="false"/>
+                <w:bCs w:val="false"/>
+                <w:sz w:val="19"/>
+                <w:szCs w:val="19"/>
+              </w:rPr>
+              <w:t xml:space="preserve">Mọi thành phần</w:t>
+            </w:r>
           </w:p>
         </w:tc>
       </w:tr>
@@ -14636,6 +14926,102 @@
                 <w:sz w:val="19"/>
                 <w:szCs w:val="19"/>
               </w:rPr>
+              <w:t xml:space="preserve">session.open / session.summary</w:t>
+            </w:r>
+          </w:p>
+        </w:tc>
+        <w:tc>
+          <w:tcPr>
+            <w:tcW w:type="dxa" w:w="5200"/>
+            <w:tcBorders>
+              <w:top w:val="single" w:color="7F7F7F" w:sz="4"/>
+              <w:left w:val="single" w:color="7F7F7F" w:sz="4"/>
+              <w:bottom w:val="single" w:color="7F7F7F" w:sz="4"/>
+              <w:right w:val="single" w:color="7F7F7F" w:sz="4"/>
+            </w:tcBorders>
+            <w:shd w:fill="F2F6FB" w:color="auto" w:val="clear"/>
+            <w:tcMar>
+              <w:top w:type="dxa" w:w="50"/>
+              <w:left w:type="dxa" w:w="80"/>
+              <w:bottom w:type="dxa" w:w="50"/>
+              <w:right w:type="dxa" w:w="80"/>
+            </w:tcMar>
+            <w:vAlign w:val="top"/>
+          </w:tcPr>
+          <w:p>
+            <w:pPr>
+              <w:spacing w:after="30" w:line="264"/>
+              <w:jc w:val="left"/>
+            </w:pPr>
+            <w:r>
+              <w:rPr>
+                <w:rFonts w:ascii="Times New Roman" w:cs="Times New Roman" w:eastAsia="Times New Roman" w:hAnsi="Times New Roman"/>
+                <w:b w:val="false"/>
+                <w:bCs w:val="false"/>
+                <w:sz w:val="19"/>
+                <w:szCs w:val="19"/>
+              </w:rPr>
+              <w:t xml:space="preserve">{session_id, project} / {session_id, summary}</w:t>
+            </w:r>
+          </w:p>
+        </w:tc>
+        <w:tc>
+          <w:tcPr>
+            <w:tcW w:type="dxa" w:w="1700"/>
+            <w:tcBorders>
+              <w:top w:val="single" w:color="7F7F7F" w:sz="4"/>
+              <w:left w:val="single" w:color="7F7F7F" w:sz="4"/>
+              <w:bottom w:val="single" w:color="7F7F7F" w:sz="4"/>
+              <w:right w:val="single" w:color="7F7F7F" w:sz="4"/>
+            </w:tcBorders>
+            <w:shd w:fill="F2F6FB" w:color="auto" w:val="clear"/>
+            <w:tcMar>
+              <w:top w:type="dxa" w:w="50"/>
+              <w:left w:type="dxa" w:w="80"/>
+              <w:bottom w:type="dxa" w:w="50"/>
+              <w:right w:type="dxa" w:w="80"/>
+            </w:tcMar>
+            <w:vAlign w:val="top"/>
+          </w:tcPr>
+          <w:p>
+            <w:pPr>
+              <w:spacing w:after="30" w:line="264"/>
+              <w:jc w:val="left"/>
+            </w:pPr>
+          </w:p>
+        </w:tc>
+      </w:tr>
+      <w:tr>
+        <w:tc>
+          <w:tcPr>
+            <w:tcW w:type="dxa" w:w="2400"/>
+            <w:tcBorders>
+              <w:top w:val="single" w:color="7F7F7F" w:sz="4"/>
+              <w:left w:val="single" w:color="7F7F7F" w:sz="4"/>
+              <w:bottom w:val="single" w:color="7F7F7F" w:sz="4"/>
+              <w:right w:val="single" w:color="7F7F7F" w:sz="4"/>
+            </w:tcBorders>
+            <w:tcMar>
+              <w:top w:type="dxa" w:w="50"/>
+              <w:left w:type="dxa" w:w="80"/>
+              <w:bottom w:type="dxa" w:w="50"/>
+              <w:right w:type="dxa" w:w="80"/>
+            </w:tcMar>
+            <w:vAlign w:val="top"/>
+          </w:tcPr>
+          <w:p>
+            <w:pPr>
+              <w:spacing w:after="30" w:line="264"/>
+              <w:jc w:val="left"/>
+            </w:pPr>
+            <w:r>
+              <w:rPr>
+                <w:rFonts w:ascii="Times New Roman" w:cs="Times New Roman" w:eastAsia="Times New Roman" w:hAnsi="Times New Roman"/>
+                <w:b/>
+                <w:bCs/>
+                <w:sz w:val="19"/>
+                <w:szCs w:val="19"/>
+              </w:rPr>
               <w:t xml:space="preserve">store.migrate</w:t>
             </w:r>
           </w:p>
@@ -14649,7 +15035,6 @@
               <w:bottom w:val="single" w:color="7F7F7F" w:sz="4"/>
               <w:right w:val="single" w:color="7F7F7F" w:sz="4"/>
             </w:tcBorders>
-            <w:shd w:fill="F2F6FB" w:color="auto" w:val="clear"/>
             <w:tcMar>
               <w:top w:type="dxa" w:w="50"/>
               <w:left w:type="dxa" w:w="80"/>
@@ -14684,7 +15069,6 @@
               <w:bottom w:val="single" w:color="7F7F7F" w:sz="4"/>
               <w:right w:val="single" w:color="7F7F7F" w:sz="4"/>
             </w:tcBorders>
-            <w:shd w:fill="F2F6FB" w:color="auto" w:val="clear"/>
             <w:tcMar>
               <w:top w:type="dxa" w:w="50"/>
               <w:left w:type="dxa" w:w="80"/>
@@ -15935,7 +16319,7 @@
         <w:sz w:val="20"/>
         <w:szCs w:val="20"/>
       </w:rPr>
-      <w:t xml:space="preserve">EIDE-API-15 · Đặc tả giao diện lập trình · v1.2</w:t>
+      <w:t xml:space="preserve">EIDE-API-15 · Đặc tả giao diện lập trình · v1.4</w:t>
     </w:r>
   </w:p>
 </w:hdr>

--- a/docs/ho-so/EIDE-API-15_Dac_ta_giao_dien_lap_trinh.docx
+++ b/docs/ho-so/EIDE-API-15_Dac_ta_giao_dien_lap_trinh.docx
@@ -277,7 +277,7 @@
                 <w:sz w:val="21"/>
                 <w:szCs w:val="21"/>
               </w:rPr>
-              <w:t xml:space="preserve">1.4 — §7: `store.write` thêm trường `hash` để nối bản ghi với niêm phong toàn vẹn `store.sqlite.seal.json` (DDD-14 §5). CDS-12.3 PROJECT-02 bước 2 đòi kiểm hash store nhưng không sự kiện nào mang được nó (DEV-007).</w:t>
+              <w:t xml:space="preserve">1.5 — §3: thêm mã lỗi `E1004 OUTPUT_SCHEMA` cho trường hợp kết quả một năng lực không khớp `output_schema`. E1000 là tham số vào sai, E5002 là đầu ra mô hình sai — không mã nào dành cho lỗi hiện thực này, nên nó phải mượn E6001 vốn dành cho ghi sai schema dữ liệu DDD-14, làm hai loại lỗi rất khác nhau lẫn vào một mã (DEV-002).</w:t>
             </w:r>
           </w:p>
         </w:tc>
@@ -1777,6 +1777,148 @@
                 <w:szCs w:val="21"/>
               </w:rPr>
               <w:t xml:space="preserve">§7: `store.write` thêm trường `hash` để nối bản ghi với niêm phong toàn vẹn `store.sqlite.seal.json` (DDD-14 §5). CDS-12.3 PROJECT-02 bước 2 đòi kiểm hash store nhưng không sự kiện nào mang được nó (DEV-007).</w:t>
+            </w:r>
+          </w:p>
+        </w:tc>
+      </w:tr>
+      <w:tr>
+        <w:tc>
+          <w:tcPr>
+            <w:tcW w:type="dxa" w:w="1500"/>
+            <w:tcBorders>
+              <w:top w:val="single" w:color="7F7F7F" w:sz="4"/>
+              <w:left w:val="single" w:color="7F7F7F" w:sz="4"/>
+              <w:bottom w:val="single" w:color="7F7F7F" w:sz="4"/>
+              <w:right w:val="single" w:color="7F7F7F" w:sz="4"/>
+            </w:tcBorders>
+            <w:shd w:fill="F2F6FB" w:color="auto" w:val="clear"/>
+            <w:tcMar>
+              <w:top w:type="dxa" w:w="50"/>
+              <w:left w:type="dxa" w:w="80"/>
+              <w:bottom w:type="dxa" w:w="50"/>
+              <w:right w:type="dxa" w:w="80"/>
+            </w:tcMar>
+            <w:vAlign w:val="top"/>
+          </w:tcPr>
+          <w:p>
+            <w:pPr>
+              <w:spacing w:after="30" w:line="264"/>
+              <w:jc w:val="left"/>
+            </w:pPr>
+            <w:r>
+              <w:rPr>
+                <w:rFonts w:ascii="Times New Roman" w:cs="Times New Roman" w:eastAsia="Times New Roman" w:hAnsi="Times New Roman"/>
+                <w:b/>
+                <w:bCs/>
+                <w:sz w:val="21"/>
+                <w:szCs w:val="21"/>
+              </w:rPr>
+              <w:t xml:space="preserve">1.5</w:t>
+            </w:r>
+          </w:p>
+        </w:tc>
+        <w:tc>
+          <w:tcPr>
+            <w:tcW w:type="dxa" w:w="1700"/>
+            <w:tcBorders>
+              <w:top w:val="single" w:color="7F7F7F" w:sz="4"/>
+              <w:left w:val="single" w:color="7F7F7F" w:sz="4"/>
+              <w:bottom w:val="single" w:color="7F7F7F" w:sz="4"/>
+              <w:right w:val="single" w:color="7F7F7F" w:sz="4"/>
+            </w:tcBorders>
+            <w:shd w:fill="F2F6FB" w:color="auto" w:val="clear"/>
+            <w:tcMar>
+              <w:top w:type="dxa" w:w="50"/>
+              <w:left w:type="dxa" w:w="80"/>
+              <w:bottom w:type="dxa" w:w="50"/>
+              <w:right w:type="dxa" w:w="80"/>
+            </w:tcMar>
+            <w:vAlign w:val="top"/>
+          </w:tcPr>
+          <w:p>
+            <w:pPr>
+              <w:spacing w:after="30" w:line="264"/>
+              <w:jc w:val="left"/>
+            </w:pPr>
+            <w:r>
+              <w:rPr>
+                <w:rFonts w:ascii="Times New Roman" w:cs="Times New Roman" w:eastAsia="Times New Roman" w:hAnsi="Times New Roman"/>
+                <w:b w:val="false"/>
+                <w:bCs w:val="false"/>
+                <w:sz w:val="21"/>
+                <w:szCs w:val="21"/>
+              </w:rPr>
+              <w:t xml:space="preserve">07/09/2026</w:t>
+            </w:r>
+          </w:p>
+        </w:tc>
+        <w:tc>
+          <w:tcPr>
+            <w:tcW w:type="dxa" w:w="2100"/>
+            <w:tcBorders>
+              <w:top w:val="single" w:color="7F7F7F" w:sz="4"/>
+              <w:left w:val="single" w:color="7F7F7F" w:sz="4"/>
+              <w:bottom w:val="single" w:color="7F7F7F" w:sz="4"/>
+              <w:right w:val="single" w:color="7F7F7F" w:sz="4"/>
+            </w:tcBorders>
+            <w:shd w:fill="F2F6FB" w:color="auto" w:val="clear"/>
+            <w:tcMar>
+              <w:top w:type="dxa" w:w="50"/>
+              <w:left w:type="dxa" w:w="80"/>
+              <w:bottom w:type="dxa" w:w="50"/>
+              <w:right w:type="dxa" w:w="80"/>
+            </w:tcMar>
+            <w:vAlign w:val="top"/>
+          </w:tcPr>
+          <w:p>
+            <w:pPr>
+              <w:spacing w:after="30" w:line="264"/>
+              <w:jc w:val="left"/>
+            </w:pPr>
+            <w:r>
+              <w:rPr>
+                <w:rFonts w:ascii="Times New Roman" w:cs="Times New Roman" w:eastAsia="Times New Roman" w:hAnsi="Times New Roman"/>
+                <w:b w:val="false"/>
+                <w:bCs w:val="false"/>
+                <w:sz w:val="21"/>
+                <w:szCs w:val="21"/>
+              </w:rPr>
+              <w:t xml:space="preserve">Vũ Trí Công</w:t>
+            </w:r>
+          </w:p>
+        </w:tc>
+        <w:tc>
+          <w:tcPr>
+            <w:tcW w:type="dxa" w:w="4000"/>
+            <w:tcBorders>
+              <w:top w:val="single" w:color="7F7F7F" w:sz="4"/>
+              <w:left w:val="single" w:color="7F7F7F" w:sz="4"/>
+              <w:bottom w:val="single" w:color="7F7F7F" w:sz="4"/>
+              <w:right w:val="single" w:color="7F7F7F" w:sz="4"/>
+            </w:tcBorders>
+            <w:shd w:fill="F2F6FB" w:color="auto" w:val="clear"/>
+            <w:tcMar>
+              <w:top w:type="dxa" w:w="50"/>
+              <w:left w:type="dxa" w:w="80"/>
+              <w:bottom w:type="dxa" w:w="50"/>
+              <w:right w:type="dxa" w:w="80"/>
+            </w:tcMar>
+            <w:vAlign w:val="top"/>
+          </w:tcPr>
+          <w:p>
+            <w:pPr>
+              <w:spacing w:after="30" w:line="264"/>
+              <w:jc w:val="left"/>
+            </w:pPr>
+            <w:r>
+              <w:rPr>
+                <w:rFonts w:ascii="Times New Roman" w:cs="Times New Roman" w:eastAsia="Times New Roman" w:hAnsi="Times New Roman"/>
+                <w:b w:val="false"/>
+                <w:bCs w:val="false"/>
+                <w:sz w:val="21"/>
+                <w:szCs w:val="21"/>
+              </w:rPr>
+              <w:t xml:space="preserve">§3: thêm mã lỗi `E1004 OUTPUT_SCHEMA` cho trường hợp kết quả một năng lực không khớp `output_schema`. E1000 là tham số vào sai, E5002 là đầu ra mô hình sai — không mã nào dành cho lỗi hiện thực này, nên nó phải mượn E6001 vốn dành cho ghi sai schema dữ liệu DDD-14, làm hai loại lỗi rất khác nhau lẫn vào một mã (DEV-002).</w:t>
             </w:r>
           </w:p>
         </w:tc>
@@ -9918,7 +10060,7 @@
                 <w:sz w:val="19"/>
                 <w:szCs w:val="19"/>
               </w:rPr>
-              <w:t xml:space="preserve">E2000</w:t>
+              <w:t xml:space="preserve">E1004</w:t>
             </w:r>
           </w:p>
         </w:tc>
@@ -9952,7 +10094,7 @@
                 <w:sz w:val="19"/>
                 <w:szCs w:val="19"/>
               </w:rPr>
-              <w:t xml:space="preserve">GROUNDING_FAILED</w:t>
+              <w:t xml:space="preserve">OUTPUT_SCHEMA</w:t>
             </w:r>
           </w:p>
         </w:tc>
@@ -9986,7 +10128,7 @@
                 <w:sz w:val="19"/>
                 <w:szCs w:val="19"/>
               </w:rPr>
-              <w:t xml:space="preserve">Tiền điều kiện không thỏa: dự án chưa mở, nguồn không tồn tại, hộ chiếu thiếu</w:t>
+              <w:t xml:space="preserve">Kết quả năng lực không khớp output_schema (lỗi hiện thực)</w:t>
             </w:r>
           </w:p>
         </w:tc>
@@ -10020,7 +10162,7 @@
                 <w:sz w:val="19"/>
                 <w:szCs w:val="19"/>
               </w:rPr>
-              <w:t xml:space="preserve">Payload {exists[], candidates[], missing[]} để Orchestrator hỏi/dùng luôn</w:t>
+              <w:t xml:space="preserve">Registry kiểm sau mỗi lời gọi</w:t>
             </w:r>
           </w:p>
         </w:tc>
@@ -10057,7 +10199,7 @@
                 <w:sz w:val="19"/>
                 <w:szCs w:val="19"/>
               </w:rPr>
-              <w:t xml:space="preserve">E2001</w:t>
+              <w:t xml:space="preserve">E2000</w:t>
             </w:r>
           </w:p>
         </w:tc>
@@ -10092,7 +10234,7 @@
                 <w:sz w:val="19"/>
                 <w:szCs w:val="19"/>
               </w:rPr>
-              <w:t xml:space="preserve">ALREADY_EXISTS</w:t>
+              <w:t xml:space="preserve">GROUNDING_FAILED</w:t>
             </w:r>
           </w:p>
         </w:tc>
@@ -10127,7 +10269,7 @@
                 <w:sz w:val="19"/>
                 <w:szCs w:val="19"/>
               </w:rPr>
-              <w:t xml:space="preserve">Tạo trùng (dự án, feature)</w:t>
+              <w:t xml:space="preserve">Tiền điều kiện không thỏa: dự án chưa mở, nguồn không tồn tại, hộ chiếu thiếu</w:t>
             </w:r>
           </w:p>
         </w:tc>
@@ -10162,7 +10304,7 @@
                 <w:sz w:val="19"/>
                 <w:szCs w:val="19"/>
               </w:rPr>
-              <w:t xml:space="preserve">Kèm phương án reuse|clone|new</w:t>
+              <w:t xml:space="preserve">Payload {exists[], candidates[], missing[]} để Orchestrator hỏi/dùng luôn</w:t>
             </w:r>
           </w:p>
         </w:tc>
@@ -10198,7 +10340,7 @@
                 <w:sz w:val="19"/>
                 <w:szCs w:val="19"/>
               </w:rPr>
-              <w:t xml:space="preserve">E3000</w:t>
+              <w:t xml:space="preserve">E2001</w:t>
             </w:r>
           </w:p>
         </w:tc>
@@ -10232,7 +10374,7 @@
                 <w:sz w:val="19"/>
                 <w:szCs w:val="19"/>
               </w:rPr>
-              <w:t xml:space="preserve">POLICY_ASK</w:t>
+              <w:t xml:space="preserve">ALREADY_EXISTS</w:t>
             </w:r>
           </w:p>
         </w:tc>
@@ -10266,7 +10408,7 @@
                 <w:sz w:val="19"/>
                 <w:szCs w:val="19"/>
               </w:rPr>
-              <w:t xml:space="preserve">Cần người (không phải lỗi; status pending)</w:t>
+              <w:t xml:space="preserve">Tạo trùng (dự án, feature)</w:t>
             </w:r>
           </w:p>
         </w:tc>
@@ -10300,7 +10442,7 @@
                 <w:sz w:val="19"/>
                 <w:szCs w:val="19"/>
               </w:rPr>
-              <w:t xml:space="preserve">gate_id</w:t>
+              <w:t xml:space="preserve">Kèm phương án reuse|clone|new</w:t>
             </w:r>
           </w:p>
         </w:tc>
@@ -10337,7 +10479,7 @@
                 <w:sz w:val="19"/>
                 <w:szCs w:val="19"/>
               </w:rPr>
-              <w:t xml:space="preserve">E3001</w:t>
+              <w:t xml:space="preserve">E3000</w:t>
             </w:r>
           </w:p>
         </w:tc>
@@ -10372,7 +10514,7 @@
                 <w:sz w:val="19"/>
                 <w:szCs w:val="19"/>
               </w:rPr>
-              <w:t xml:space="preserve">POLICY_REJECT</w:t>
+              <w:t xml:space="preserve">POLICY_ASK</w:t>
             </w:r>
           </w:p>
         </w:tc>
@@ -10407,7 +10549,7 @@
                 <w:sz w:val="19"/>
                 <w:szCs w:val="19"/>
               </w:rPr>
-              <w:t xml:space="preserve">Chính sách từ chối</w:t>
+              <w:t xml:space="preserve">Cần người (không phải lỗi; status pending)</w:t>
             </w:r>
           </w:p>
         </w:tc>
@@ -10442,7 +10584,7 @@
                 <w:sz w:val="19"/>
                 <w:szCs w:val="19"/>
               </w:rPr>
-              <w:t xml:space="preserve">rule, reason</w:t>
+              <w:t xml:space="preserve">gate_id</w:t>
             </w:r>
           </w:p>
         </w:tc>
@@ -10478,7 +10620,7 @@
                 <w:sz w:val="19"/>
                 <w:szCs w:val="19"/>
               </w:rPr>
-              <w:t xml:space="preserve">E3002</w:t>
+              <w:t xml:space="preserve">E3001</w:t>
             </w:r>
           </w:p>
         </w:tc>
@@ -10512,7 +10654,7 @@
                 <w:sz w:val="19"/>
                 <w:szCs w:val="19"/>
               </w:rPr>
-              <w:t xml:space="preserve">STOPPED</w:t>
+              <w:t xml:space="preserve">POLICY_REJECT</w:t>
             </w:r>
           </w:p>
         </w:tc>
@@ -10546,7 +10688,7 @@
                 <w:sz w:val="19"/>
                 <w:szCs w:val="19"/>
               </w:rPr>
-              <w:t xml:space="preserve">Phiên đang dừng khẩn</w:t>
+              <w:t xml:space="preserve">Chính sách từ chối</w:t>
             </w:r>
           </w:p>
         </w:tc>
@@ -10572,6 +10714,16 @@
               <w:spacing w:after="30" w:line="264"/>
               <w:jc w:val="left"/>
             </w:pPr>
+            <w:r>
+              <w:rPr>
+                <w:rFonts w:ascii="Times New Roman" w:cs="Times New Roman" w:eastAsia="Times New Roman" w:hAnsi="Times New Roman"/>
+                <w:b w:val="false"/>
+                <w:bCs w:val="false"/>
+                <w:sz w:val="19"/>
+                <w:szCs w:val="19"/>
+              </w:rPr>
+              <w:t xml:space="preserve">rule, reason</w:t>
+            </w:r>
           </w:p>
         </w:tc>
       </w:tr>
@@ -10607,7 +10759,7 @@
                 <w:sz w:val="19"/>
                 <w:szCs w:val="19"/>
               </w:rPr>
-              <w:t xml:space="preserve">E3003</w:t>
+              <w:t xml:space="preserve">E3002</w:t>
             </w:r>
           </w:p>
         </w:tc>
@@ -10642,7 +10794,7 @@
                 <w:sz w:val="19"/>
                 <w:szCs w:val="19"/>
               </w:rPr>
-              <w:t xml:space="preserve">BUDGET_EXCEEDED</w:t>
+              <w:t xml:space="preserve">STOPPED</w:t>
             </w:r>
           </w:p>
         </w:tc>
@@ -10677,7 +10829,7 @@
                 <w:sz w:val="19"/>
                 <w:szCs w:val="19"/>
               </w:rPr>
-              <w:t xml:space="preserve">Vượt ngân sách ngày</w:t>
+              <w:t xml:space="preserve">Phiên đang dừng khẩn</w:t>
             </w:r>
           </w:p>
         </w:tc>
@@ -10738,7 +10890,7 @@
                 <w:sz w:val="19"/>
                 <w:szCs w:val="19"/>
               </w:rPr>
-              <w:t xml:space="preserve">E4000</w:t>
+              <w:t xml:space="preserve">E3003</w:t>
             </w:r>
           </w:p>
         </w:tc>
@@ -10772,7 +10924,7 @@
                 <w:sz w:val="19"/>
                 <w:szCs w:val="19"/>
               </w:rPr>
-              <w:t xml:space="preserve">TOOL_FAILED</w:t>
+              <w:t xml:space="preserve">BUDGET_EXCEEDED</w:t>
             </w:r>
           </w:p>
         </w:tc>
@@ -10806,7 +10958,7 @@
                 <w:sz w:val="19"/>
                 <w:szCs w:val="19"/>
               </w:rPr>
-              <w:t xml:space="preserve">Công cụ ngoài thất bại (build, flash, render…)</w:t>
+              <w:t xml:space="preserve">Vượt ngân sách ngày</w:t>
             </w:r>
           </w:p>
         </w:tc>
@@ -10832,16 +10984,6 @@
               <w:spacing w:after="30" w:line="264"/>
               <w:jc w:val="left"/>
             </w:pPr>
-            <w:r>
-              <w:rPr>
-                <w:rFonts w:ascii="Times New Roman" w:cs="Times New Roman" w:eastAsia="Times New Roman" w:hAnsi="Times New Roman"/>
-                <w:b w:val="false"/>
-                <w:bCs w:val="false"/>
-                <w:sz w:val="19"/>
-                <w:szCs w:val="19"/>
-              </w:rPr>
-              <w:t xml:space="preserve">ToolReport ref</w:t>
-            </w:r>
           </w:p>
         </w:tc>
       </w:tr>
@@ -10877,7 +11019,7 @@
                 <w:sz w:val="19"/>
                 <w:szCs w:val="19"/>
               </w:rPr>
-              <w:t xml:space="preserve">E4001</w:t>
+              <w:t xml:space="preserve">E4000</w:t>
             </w:r>
           </w:p>
         </w:tc>
@@ -10912,7 +11054,7 @@
                 <w:sz w:val="19"/>
                 <w:szCs w:val="19"/>
               </w:rPr>
-              <w:t xml:space="preserve">TOOL_MISSING</w:t>
+              <w:t xml:space="preserve">TOOL_FAILED</w:t>
             </w:r>
           </w:p>
         </w:tc>
@@ -10947,7 +11089,7 @@
                 <w:sz w:val="19"/>
                 <w:szCs w:val="19"/>
               </w:rPr>
-              <w:t xml:space="preserve">Thiếu công cụ</w:t>
+              <w:t xml:space="preserve">Công cụ ngoài thất bại (build, flash, render…)</w:t>
             </w:r>
           </w:p>
         </w:tc>
@@ -10982,7 +11124,7 @@
                 <w:sz w:val="19"/>
                 <w:szCs w:val="19"/>
               </w:rPr>
-              <w:t xml:space="preserve">Gợi ý env.install_tool</w:t>
+              <w:t xml:space="preserve">ToolReport ref</w:t>
             </w:r>
           </w:p>
         </w:tc>
@@ -11018,7 +11160,7 @@
                 <w:sz w:val="19"/>
                 <w:szCs w:val="19"/>
               </w:rPr>
-              <w:t xml:space="preserve">E4002</w:t>
+              <w:t xml:space="preserve">E4001</w:t>
             </w:r>
           </w:p>
         </w:tc>
@@ -11052,7 +11194,7 @@
                 <w:sz w:val="19"/>
                 <w:szCs w:val="19"/>
               </w:rPr>
-              <w:t xml:space="preserve">TARGET_NOT_FOUND</w:t>
+              <w:t xml:space="preserve">TOOL_MISSING</w:t>
             </w:r>
           </w:p>
         </w:tc>
@@ -11086,7 +11228,7 @@
                 <w:sz w:val="19"/>
                 <w:szCs w:val="19"/>
               </w:rPr>
-              <w:t xml:space="preserve">Không có board/probe phù hợp</w:t>
+              <w:t xml:space="preserve">Thiếu công cụ</w:t>
             </w:r>
           </w:p>
         </w:tc>
@@ -11120,7 +11262,7 @@
                 <w:sz w:val="19"/>
                 <w:szCs w:val="19"/>
               </w:rPr>
-              <w:t xml:space="preserve">Gợi ý discover.scan</w:t>
+              <w:t xml:space="preserve">Gợi ý env.install_tool</w:t>
             </w:r>
           </w:p>
         </w:tc>
@@ -11157,7 +11299,7 @@
                 <w:sz w:val="19"/>
                 <w:szCs w:val="19"/>
               </w:rPr>
-              <w:t xml:space="preserve">E4003</w:t>
+              <w:t xml:space="preserve">E4002</w:t>
             </w:r>
           </w:p>
         </w:tc>
@@ -11192,7 +11334,7 @@
                 <w:sz w:val="19"/>
                 <w:szCs w:val="19"/>
               </w:rPr>
-              <w:t xml:space="preserve">CHIP_ID_MISMATCH</w:t>
+              <w:t xml:space="preserve">TARGET_NOT_FOUND</w:t>
             </w:r>
           </w:p>
         </w:tc>
@@ -11227,7 +11369,7 @@
                 <w:sz w:val="19"/>
                 <w:szCs w:val="19"/>
               </w:rPr>
-              <w:t xml:space="preserve">ID chip không khớp hộ chiếu</w:t>
+              <w:t xml:space="preserve">Không có board/probe phù hợp</w:t>
             </w:r>
           </w:p>
         </w:tc>
@@ -11262,7 +11404,7 @@
                 <w:sz w:val="19"/>
                 <w:szCs w:val="19"/>
               </w:rPr>
-              <w:t xml:space="preserve">Leo thang</w:t>
+              <w:t xml:space="preserve">Gợi ý discover.scan</w:t>
             </w:r>
           </w:p>
         </w:tc>
@@ -11298,7 +11440,7 @@
                 <w:sz w:val="19"/>
                 <w:szCs w:val="19"/>
               </w:rPr>
-              <w:t xml:space="preserve">E4004</w:t>
+              <w:t xml:space="preserve">E4003</w:t>
             </w:r>
           </w:p>
         </w:tc>
@@ -11332,7 +11474,7 @@
                 <w:sz w:val="19"/>
                 <w:szCs w:val="19"/>
               </w:rPr>
-              <w:t xml:space="preserve">TIMEOUT</w:t>
+              <w:t xml:space="preserve">CHIP_ID_MISMATCH</w:t>
             </w:r>
           </w:p>
         </w:tc>
@@ -11366,7 +11508,7 @@
                 <w:sz w:val="19"/>
                 <w:szCs w:val="19"/>
               </w:rPr>
-              <w:t xml:space="preserve">Quá thời gian job/serial/probe</w:t>
+              <w:t xml:space="preserve">ID chip không khớp hộ chiếu</w:t>
             </w:r>
           </w:p>
         </w:tc>
@@ -11392,6 +11534,16 @@
               <w:spacing w:after="30" w:line="264"/>
               <w:jc w:val="left"/>
             </w:pPr>
+            <w:r>
+              <w:rPr>
+                <w:rFonts w:ascii="Times New Roman" w:cs="Times New Roman" w:eastAsia="Times New Roman" w:hAnsi="Times New Roman"/>
+                <w:b w:val="false"/>
+                <w:bCs w:val="false"/>
+                <w:sz w:val="19"/>
+                <w:szCs w:val="19"/>
+              </w:rPr>
+              <w:t xml:space="preserve">Leo thang</w:t>
+            </w:r>
           </w:p>
         </w:tc>
       </w:tr>
@@ -11427,7 +11579,7 @@
                 <w:sz w:val="19"/>
                 <w:szCs w:val="19"/>
               </w:rPr>
-              <w:t xml:space="preserve">E5000</w:t>
+              <w:t xml:space="preserve">E4004</w:t>
             </w:r>
           </w:p>
         </w:tc>
@@ -11462,7 +11614,7 @@
                 <w:sz w:val="19"/>
                 <w:szCs w:val="19"/>
               </w:rPr>
-              <w:t xml:space="preserve">MODEL_ERROR</w:t>
+              <w:t xml:space="preserve">TIMEOUT</w:t>
             </w:r>
           </w:p>
         </w:tc>
@@ -11497,7 +11649,7 @@
                 <w:sz w:val="19"/>
                 <w:szCs w:val="19"/>
               </w:rPr>
-              <w:t xml:space="preserve">Lỗi gọi mô hình (rate limit, refusal, schema)</w:t>
+              <w:t xml:space="preserve">Quá thời gian job/serial/probe</w:t>
             </w:r>
           </w:p>
         </w:tc>
@@ -11524,16 +11676,6 @@
               <w:spacing w:after="30" w:line="264"/>
               <w:jc w:val="left"/>
             </w:pPr>
-            <w:r>
-              <w:rPr>
-                <w:rFonts w:ascii="Times New Roman" w:cs="Times New Roman" w:eastAsia="Times New Roman" w:hAnsi="Times New Roman"/>
-                <w:b w:val="false"/>
-                <w:bCs w:val="false"/>
-                <w:sz w:val="19"/>
-                <w:szCs w:val="19"/>
-              </w:rPr>
-              <w:t xml:space="preserve">Router fallback trước khi ném</w:t>
-            </w:r>
           </w:p>
         </w:tc>
       </w:tr>
@@ -11568,7 +11710,7 @@
                 <w:sz w:val="19"/>
                 <w:szCs w:val="19"/>
               </w:rPr>
-              <w:t xml:space="preserve">E5001</w:t>
+              <w:t xml:space="preserve">E5000</w:t>
             </w:r>
           </w:p>
         </w:tc>
@@ -11602,7 +11744,7 @@
                 <w:sz w:val="19"/>
                 <w:szCs w:val="19"/>
               </w:rPr>
-              <w:t xml:space="preserve">CONTEXT_OVERFLOW</w:t>
+              <w:t xml:space="preserve">MODEL_ERROR</w:t>
             </w:r>
           </w:p>
         </w:tc>
@@ -11636,7 +11778,7 @@
                 <w:sz w:val="19"/>
                 <w:szCs w:val="19"/>
               </w:rPr>
-              <w:t xml:space="preserve">Không nén được về ngân sách (CXD-10 §7)</w:t>
+              <w:t xml:space="preserve">Lỗi gọi mô hình (rate limit, refusal, schema)</w:t>
             </w:r>
           </w:p>
         </w:tc>
@@ -11670,7 +11812,7 @@
                 <w:sz w:val="19"/>
                 <w:szCs w:val="19"/>
               </w:rPr>
-              <w:t xml:space="preserve">Báo cáo lớp</w:t>
+              <w:t xml:space="preserve">Router fallback trước khi ném</w:t>
             </w:r>
           </w:p>
         </w:tc>
@@ -11707,7 +11849,7 @@
                 <w:sz w:val="19"/>
                 <w:szCs w:val="19"/>
               </w:rPr>
-              <w:t xml:space="preserve">E5002</w:t>
+              <w:t xml:space="preserve">E5001</w:t>
             </w:r>
           </w:p>
         </w:tc>
@@ -11742,7 +11884,7 @@
                 <w:sz w:val="19"/>
                 <w:szCs w:val="19"/>
               </w:rPr>
-              <w:t xml:space="preserve">OUTPUT_INVALID</w:t>
+              <w:t xml:space="preserve">CONTEXT_OVERFLOW</w:t>
             </w:r>
           </w:p>
         </w:tc>
@@ -11777,7 +11919,7 @@
                 <w:sz w:val="19"/>
                 <w:szCs w:val="19"/>
               </w:rPr>
-              <w:t xml:space="preserve">Đầu ra mô hình sai schema sau 1 lần sửa</w:t>
+              <w:t xml:space="preserve">Không nén được về ngân sách (CXD-10 §7)</w:t>
             </w:r>
           </w:p>
         </w:tc>
@@ -11804,6 +11946,16 @@
               <w:spacing w:after="30" w:line="264"/>
               <w:jc w:val="left"/>
             </w:pPr>
+            <w:r>
+              <w:rPr>
+                <w:rFonts w:ascii="Times New Roman" w:cs="Times New Roman" w:eastAsia="Times New Roman" w:hAnsi="Times New Roman"/>
+                <w:b w:val="false"/>
+                <w:bCs w:val="false"/>
+                <w:sz w:val="19"/>
+                <w:szCs w:val="19"/>
+              </w:rPr>
+              <w:t xml:space="preserve">Báo cáo lớp</w:t>
+            </w:r>
           </w:p>
         </w:tc>
       </w:tr>
@@ -11838,7 +11990,7 @@
                 <w:sz w:val="19"/>
                 <w:szCs w:val="19"/>
               </w:rPr>
-              <w:t xml:space="preserve">E5003</w:t>
+              <w:t xml:space="preserve">E5002</w:t>
             </w:r>
           </w:p>
         </w:tc>
@@ -11872,7 +12024,7 @@
                 <w:sz w:val="19"/>
                 <w:szCs w:val="19"/>
               </w:rPr>
-              <w:t xml:space="preserve">CONSTANT_GUARD</w:t>
+              <w:t xml:space="preserve">OUTPUT_INVALID</w:t>
             </w:r>
           </w:p>
         </w:tc>
@@ -11906,7 +12058,7 @@
                 <w:sz w:val="19"/>
                 <w:szCs w:val="19"/>
               </w:rPr>
-              <w:t xml:space="preserve">Hằng số không nguồn trong mã</w:t>
+              <w:t xml:space="preserve">Đầu ra mô hình sai schema sau 1 lần sửa</w:t>
             </w:r>
           </w:p>
         </w:tc>
@@ -11932,16 +12084,6 @@
               <w:spacing w:after="30" w:line="264"/>
               <w:jc w:val="left"/>
             </w:pPr>
-            <w:r>
-              <w:rPr>
-                <w:rFonts w:ascii="Times New Roman" w:cs="Times New Roman" w:eastAsia="Times New Roman" w:hAnsi="Times New Roman"/>
-                <w:b w:val="false"/>
-                <w:bCs w:val="false"/>
-                <w:sz w:val="19"/>
-                <w:szCs w:val="19"/>
-              </w:rPr>
-              <w:t xml:space="preserve">violations[]</w:t>
-            </w:r>
           </w:p>
         </w:tc>
       </w:tr>
@@ -11977,7 +12119,7 @@
                 <w:sz w:val="19"/>
                 <w:szCs w:val="19"/>
               </w:rPr>
-              <w:t xml:space="preserve">E6000</w:t>
+              <w:t xml:space="preserve">E5003</w:t>
             </w:r>
           </w:p>
         </w:tc>
@@ -12012,7 +12154,7 @@
                 <w:sz w:val="19"/>
                 <w:szCs w:val="19"/>
               </w:rPr>
-              <w:t xml:space="preserve">STORE_INTEGRITY</w:t>
+              <w:t xml:space="preserve">CONSTANT_GUARD</w:t>
             </w:r>
           </w:p>
         </w:tc>
@@ -12047,7 +12189,7 @@
                 <w:sz w:val="19"/>
                 <w:szCs w:val="19"/>
               </w:rPr>
-              <w:t xml:space="preserve">Hash store lệch / ghi ngoài cổng</w:t>
+              <w:t xml:space="preserve">Hằng số không nguồn trong mã</w:t>
             </w:r>
           </w:p>
         </w:tc>
@@ -12082,7 +12224,7 @@
                 <w:sz w:val="19"/>
                 <w:szCs w:val="19"/>
               </w:rPr>
-              <w:t xml:space="preserve">Yêu cầu rebuild</w:t>
+              <w:t xml:space="preserve">violations[]</w:t>
             </w:r>
           </w:p>
         </w:tc>
@@ -12118,7 +12260,7 @@
                 <w:sz w:val="19"/>
                 <w:szCs w:val="19"/>
               </w:rPr>
-              <w:t xml:space="preserve">E6001</w:t>
+              <w:t xml:space="preserve">E6000</w:t>
             </w:r>
           </w:p>
         </w:tc>
@@ -12152,7 +12294,7 @@
                 <w:sz w:val="19"/>
                 <w:szCs w:val="19"/>
               </w:rPr>
-              <w:t xml:space="preserve">SCHEMA_VIOLATION</w:t>
+              <w:t xml:space="preserve">STORE_INTEGRITY</w:t>
             </w:r>
           </w:p>
         </w:tc>
@@ -12186,7 +12328,7 @@
                 <w:sz w:val="19"/>
                 <w:szCs w:val="19"/>
               </w:rPr>
-              <w:t xml:space="preserve">Ghi sai JSON Schema (DDD-14)</w:t>
+              <w:t xml:space="preserve">Hash store lệch / ghi ngoài cổng</w:t>
             </w:r>
           </w:p>
         </w:tc>
@@ -12212,6 +12354,16 @@
               <w:spacing w:after="30" w:line="264"/>
               <w:jc w:val="left"/>
             </w:pPr>
+            <w:r>
+              <w:rPr>
+                <w:rFonts w:ascii="Times New Roman" w:cs="Times New Roman" w:eastAsia="Times New Roman" w:hAnsi="Times New Roman"/>
+                <w:b w:val="false"/>
+                <w:bCs w:val="false"/>
+                <w:sz w:val="19"/>
+                <w:szCs w:val="19"/>
+              </w:rPr>
+              <w:t xml:space="preserve">Yêu cầu rebuild</w:t>
+            </w:r>
           </w:p>
         </w:tc>
       </w:tr>
@@ -12247,7 +12399,7 @@
                 <w:sz w:val="19"/>
                 <w:szCs w:val="19"/>
               </w:rPr>
-              <w:t xml:space="preserve">E6002</w:t>
+              <w:t xml:space="preserve">E6001</w:t>
             </w:r>
           </w:p>
         </w:tc>
@@ -12282,7 +12434,7 @@
                 <w:sz w:val="19"/>
                 <w:szCs w:val="19"/>
               </w:rPr>
-              <w:t xml:space="preserve">CONFLICT</w:t>
+              <w:t xml:space="preserve">SCHEMA_VIOLATION</w:t>
             </w:r>
           </w:p>
         </w:tc>
@@ -12317,7 +12469,7 @@
                 <w:sz w:val="19"/>
                 <w:szCs w:val="19"/>
               </w:rPr>
-              <w:t xml:space="preserve">Fact mâu thuẫn cần người</w:t>
+              <w:t xml:space="preserve">Ghi sai JSON Schema (DDD-14)</w:t>
             </w:r>
           </w:p>
         </w:tc>
@@ -12378,7 +12530,7 @@
                 <w:sz w:val="19"/>
                 <w:szCs w:val="19"/>
               </w:rPr>
-              <w:t xml:space="preserve">E6003</w:t>
+              <w:t xml:space="preserve">E6002</w:t>
             </w:r>
           </w:p>
         </w:tc>
@@ -12412,7 +12564,7 @@
                 <w:sz w:val="19"/>
                 <w:szCs w:val="19"/>
               </w:rPr>
-              <w:t xml:space="preserve">MIGRATION_REQUIRED</w:t>
+              <w:t xml:space="preserve">CONFLICT</w:t>
             </w:r>
           </w:p>
         </w:tc>
@@ -12446,7 +12598,7 @@
                 <w:sz w:val="19"/>
                 <w:szCs w:val="19"/>
               </w:rPr>
-              <w:t xml:space="preserve">user_version cũ</w:t>
+              <w:t xml:space="preserve">Fact mâu thuẫn cần người</w:t>
             </w:r>
           </w:p>
         </w:tc>
@@ -12472,16 +12624,6 @@
               <w:spacing w:after="30" w:line="264"/>
               <w:jc w:val="left"/>
             </w:pPr>
-            <w:r>
-              <w:rPr>
-                <w:rFonts w:ascii="Times New Roman" w:cs="Times New Roman" w:eastAsia="Times New Roman" w:hAnsi="Times New Roman"/>
-                <w:b w:val="false"/>
-                <w:bCs w:val="false"/>
-                <w:sz w:val="19"/>
-                <w:szCs w:val="19"/>
-              </w:rPr>
-              <w:t xml:space="preserve">eide migrate</w:t>
-            </w:r>
           </w:p>
         </w:tc>
       </w:tr>
@@ -12517,7 +12659,7 @@
                 <w:sz w:val="19"/>
                 <w:szCs w:val="19"/>
               </w:rPr>
-              <w:t xml:space="preserve">E7000</w:t>
+              <w:t xml:space="preserve">E6003</w:t>
             </w:r>
           </w:p>
         </w:tc>
@@ -12552,7 +12694,7 @@
                 <w:sz w:val="19"/>
                 <w:szCs w:val="19"/>
               </w:rPr>
-              <w:t xml:space="preserve">UNDO_EXPIRED</w:t>
+              <w:t xml:space="preserve">MIGRATION_REQUIRED</w:t>
             </w:r>
           </w:p>
         </w:tc>
@@ -12587,7 +12729,7 @@
                 <w:sz w:val="19"/>
                 <w:szCs w:val="19"/>
               </w:rPr>
-              <w:t xml:space="preserve">Quá cửa sổ hoàn tác</w:t>
+              <w:t xml:space="preserve">user_version cũ</w:t>
             </w:r>
           </w:p>
         </w:tc>
@@ -12614,6 +12756,16 @@
               <w:spacing w:after="30" w:line="264"/>
               <w:jc w:val="left"/>
             </w:pPr>
+            <w:r>
+              <w:rPr>
+                <w:rFonts w:ascii="Times New Roman" w:cs="Times New Roman" w:eastAsia="Times New Roman" w:hAnsi="Times New Roman"/>
+                <w:b w:val="false"/>
+                <w:bCs w:val="false"/>
+                <w:sz w:val="19"/>
+                <w:szCs w:val="19"/>
+              </w:rPr>
+              <w:t xml:space="preserve">eide migrate</w:t>
+            </w:r>
           </w:p>
         </w:tc>
       </w:tr>
@@ -12648,7 +12800,7 @@
                 <w:sz w:val="19"/>
                 <w:szCs w:val="19"/>
               </w:rPr>
-              <w:t xml:space="preserve">E7001</w:t>
+              <w:t xml:space="preserve">E7000</w:t>
             </w:r>
           </w:p>
         </w:tc>
@@ -12682,7 +12834,7 @@
                 <w:sz w:val="19"/>
                 <w:szCs w:val="19"/>
               </w:rPr>
-              <w:t xml:space="preserve">UNDO_FAILED</w:t>
+              <w:t xml:space="preserve">UNDO_EXPIRED</w:t>
             </w:r>
           </w:p>
         </w:tc>
@@ -12716,7 +12868,7 @@
                 <w:sz w:val="19"/>
                 <w:szCs w:val="19"/>
               </w:rPr>
-              <w:t xml:space="preserve">Hoàn tác không thành (revert xung đột…)</w:t>
+              <w:t xml:space="preserve">Quá cửa sổ hoàn tác</w:t>
             </w:r>
           </w:p>
         </w:tc>
@@ -12742,16 +12894,6 @@
               <w:spacing w:after="30" w:line="264"/>
               <w:jc w:val="left"/>
             </w:pPr>
-            <w:r>
-              <w:rPr>
-                <w:rFonts w:ascii="Times New Roman" w:cs="Times New Roman" w:eastAsia="Times New Roman" w:hAnsi="Times New Roman"/>
-                <w:b w:val="false"/>
-                <w:bCs w:val="false"/>
-                <w:sz w:val="19"/>
-                <w:szCs w:val="19"/>
-              </w:rPr>
-              <w:t xml:space="preserve">Leo thang</w:t>
-            </w:r>
           </w:p>
         </w:tc>
       </w:tr>
@@ -12787,7 +12929,7 @@
                 <w:sz w:val="19"/>
                 <w:szCs w:val="19"/>
               </w:rPr>
-              <w:t xml:space="preserve">E8000</w:t>
+              <w:t xml:space="preserve">E7001</w:t>
             </w:r>
           </w:p>
         </w:tc>
@@ -12822,7 +12964,7 @@
                 <w:sz w:val="19"/>
                 <w:szCs w:val="19"/>
               </w:rPr>
-              <w:t xml:space="preserve">SANDBOX_VIOLATION</w:t>
+              <w:t xml:space="preserve">UNDO_FAILED</w:t>
             </w:r>
           </w:p>
         </w:tc>
@@ -12857,7 +12999,7 @@
                 <w:sz w:val="19"/>
                 <w:szCs w:val="19"/>
               </w:rPr>
-              <w:t xml:space="preserve">Extractor/công cụ vượt giới hạn</w:t>
+              <w:t xml:space="preserve">Hoàn tác không thành (revert xung đột…)</w:t>
             </w:r>
           </w:p>
         </w:tc>
@@ -12892,7 +13034,7 @@
                 <w:sz w:val="19"/>
                 <w:szCs w:val="19"/>
               </w:rPr>
-              <w:t xml:space="preserve">SEC-25</w:t>
+              <w:t xml:space="preserve">Leo thang</w:t>
             </w:r>
           </w:p>
         </w:tc>
@@ -12928,7 +13070,7 @@
                 <w:sz w:val="19"/>
                 <w:szCs w:val="19"/>
               </w:rPr>
-              <w:t xml:space="preserve">E8001</w:t>
+              <w:t xml:space="preserve">E8000</w:t>
             </w:r>
           </w:p>
         </w:tc>
@@ -12962,7 +13104,7 @@
                 <w:sz w:val="19"/>
                 <w:szCs w:val="19"/>
               </w:rPr>
-              <w:t xml:space="preserve">LICENSE_BLOCKED</w:t>
+              <w:t xml:space="preserve">SANDBOX_VIOLATION</w:t>
             </w:r>
           </w:p>
         </w:tc>
@@ -12996,7 +13138,7 @@
                 <w:sz w:val="19"/>
                 <w:szCs w:val="19"/>
               </w:rPr>
-              <w:t xml:space="preserve">License không cho phép</w:t>
+              <w:t xml:space="preserve">Extractor/công cụ vượt giới hạn</w:t>
             </w:r>
           </w:p>
         </w:tc>
@@ -13022,6 +13164,16 @@
               <w:spacing w:after="30" w:line="264"/>
               <w:jc w:val="left"/>
             </w:pPr>
+            <w:r>
+              <w:rPr>
+                <w:rFonts w:ascii="Times New Roman" w:cs="Times New Roman" w:eastAsia="Times New Roman" w:hAnsi="Times New Roman"/>
+                <w:b w:val="false"/>
+                <w:bCs w:val="false"/>
+                <w:sz w:val="19"/>
+                <w:szCs w:val="19"/>
+              </w:rPr>
+              <w:t xml:space="preserve">SEC-25</w:t>
+            </w:r>
           </w:p>
         </w:tc>
       </w:tr>
@@ -13057,6 +13209,137 @@
                 <w:sz w:val="19"/>
                 <w:szCs w:val="19"/>
               </w:rPr>
+              <w:t xml:space="preserve">E8001</w:t>
+            </w:r>
+          </w:p>
+        </w:tc>
+        <w:tc>
+          <w:tcPr>
+            <w:tcW w:type="dxa" w:w="2300"/>
+            <w:tcBorders>
+              <w:top w:val="single" w:color="7F7F7F" w:sz="4"/>
+              <w:left w:val="single" w:color="7F7F7F" w:sz="4"/>
+              <w:bottom w:val="single" w:color="7F7F7F" w:sz="4"/>
+              <w:right w:val="single" w:color="7F7F7F" w:sz="4"/>
+            </w:tcBorders>
+            <w:shd w:fill="F2F6FB" w:color="auto" w:val="clear"/>
+            <w:tcMar>
+              <w:top w:type="dxa" w:w="50"/>
+              <w:left w:type="dxa" w:w="80"/>
+              <w:bottom w:type="dxa" w:w="50"/>
+              <w:right w:type="dxa" w:w="80"/>
+            </w:tcMar>
+            <w:vAlign w:val="top"/>
+          </w:tcPr>
+          <w:p>
+            <w:pPr>
+              <w:spacing w:after="30" w:line="264"/>
+              <w:jc w:val="left"/>
+            </w:pPr>
+            <w:r>
+              <w:rPr>
+                <w:rFonts w:ascii="Times New Roman" w:cs="Times New Roman" w:eastAsia="Times New Roman" w:hAnsi="Times New Roman"/>
+                <w:b w:val="false"/>
+                <w:bCs w:val="false"/>
+                <w:sz w:val="19"/>
+                <w:szCs w:val="19"/>
+              </w:rPr>
+              <w:t xml:space="preserve">LICENSE_BLOCKED</w:t>
+            </w:r>
+          </w:p>
+        </w:tc>
+        <w:tc>
+          <w:tcPr>
+            <w:tcW w:type="dxa" w:w="3900"/>
+            <w:tcBorders>
+              <w:top w:val="single" w:color="7F7F7F" w:sz="4"/>
+              <w:left w:val="single" w:color="7F7F7F" w:sz="4"/>
+              <w:bottom w:val="single" w:color="7F7F7F" w:sz="4"/>
+              <w:right w:val="single" w:color="7F7F7F" w:sz="4"/>
+            </w:tcBorders>
+            <w:shd w:fill="F2F6FB" w:color="auto" w:val="clear"/>
+            <w:tcMar>
+              <w:top w:type="dxa" w:w="50"/>
+              <w:left w:type="dxa" w:w="80"/>
+              <w:bottom w:type="dxa" w:w="50"/>
+              <w:right w:type="dxa" w:w="80"/>
+            </w:tcMar>
+            <w:vAlign w:val="top"/>
+          </w:tcPr>
+          <w:p>
+            <w:pPr>
+              <w:spacing w:after="30" w:line="264"/>
+              <w:jc w:val="left"/>
+            </w:pPr>
+            <w:r>
+              <w:rPr>
+                <w:rFonts w:ascii="Times New Roman" w:cs="Times New Roman" w:eastAsia="Times New Roman" w:hAnsi="Times New Roman"/>
+                <w:b w:val="false"/>
+                <w:bCs w:val="false"/>
+                <w:sz w:val="19"/>
+                <w:szCs w:val="19"/>
+              </w:rPr>
+              <w:t xml:space="preserve">License không cho phép</w:t>
+            </w:r>
+          </w:p>
+        </w:tc>
+        <w:tc>
+          <w:tcPr>
+            <w:tcW w:type="dxa" w:w="2200"/>
+            <w:tcBorders>
+              <w:top w:val="single" w:color="7F7F7F" w:sz="4"/>
+              <w:left w:val="single" w:color="7F7F7F" w:sz="4"/>
+              <w:bottom w:val="single" w:color="7F7F7F" w:sz="4"/>
+              <w:right w:val="single" w:color="7F7F7F" w:sz="4"/>
+            </w:tcBorders>
+            <w:shd w:fill="F2F6FB" w:color="auto" w:val="clear"/>
+            <w:tcMar>
+              <w:top w:type="dxa" w:w="50"/>
+              <w:left w:type="dxa" w:w="80"/>
+              <w:bottom w:type="dxa" w:w="50"/>
+              <w:right w:type="dxa" w:w="80"/>
+            </w:tcMar>
+            <w:vAlign w:val="top"/>
+          </w:tcPr>
+          <w:p>
+            <w:pPr>
+              <w:spacing w:after="30" w:line="264"/>
+              <w:jc w:val="left"/>
+            </w:pPr>
+          </w:p>
+        </w:tc>
+      </w:tr>
+      <w:tr>
+        <w:tc>
+          <w:tcPr>
+            <w:tcW w:type="dxa" w:w="900"/>
+            <w:tcBorders>
+              <w:top w:val="single" w:color="7F7F7F" w:sz="4"/>
+              <w:left w:val="single" w:color="7F7F7F" w:sz="4"/>
+              <w:bottom w:val="single" w:color="7F7F7F" w:sz="4"/>
+              <w:right w:val="single" w:color="7F7F7F" w:sz="4"/>
+            </w:tcBorders>
+            <w:tcMar>
+              <w:top w:type="dxa" w:w="50"/>
+              <w:left w:type="dxa" w:w="80"/>
+              <w:bottom w:type="dxa" w:w="50"/>
+              <w:right w:type="dxa" w:w="80"/>
+            </w:tcMar>
+            <w:vAlign w:val="top"/>
+          </w:tcPr>
+          <w:p>
+            <w:pPr>
+              <w:spacing w:after="30" w:line="264"/>
+              <w:jc w:val="left"/>
+            </w:pPr>
+            <w:r>
+              <w:rPr>
+                <w:rFonts w:ascii="Times New Roman" w:cs="Times New Roman" w:eastAsia="Times New Roman" w:hAnsi="Times New Roman"/>
+                <w:b/>
+                <w:bCs/>
+                <w:sz w:val="19"/>
+                <w:szCs w:val="19"/>
+              </w:rPr>
               <w:t xml:space="preserve">E8002</w:t>
             </w:r>
           </w:p>
@@ -13070,7 +13353,6 @@
               <w:bottom w:val="single" w:color="7F7F7F" w:sz="4"/>
               <w:right w:val="single" w:color="7F7F7F" w:sz="4"/>
             </w:tcBorders>
-            <w:shd w:fill="F2F6FB" w:color="auto" w:val="clear"/>
             <w:tcMar>
               <w:top w:type="dxa" w:w="50"/>
               <w:left w:type="dxa" w:w="80"/>
@@ -13105,7 +13387,6 @@
               <w:bottom w:val="single" w:color="7F7F7F" w:sz="4"/>
               <w:right w:val="single" w:color="7F7F7F" w:sz="4"/>
             </w:tcBorders>
-            <w:shd w:fill="F2F6FB" w:color="auto" w:val="clear"/>
             <w:tcMar>
               <w:top w:type="dxa" w:w="50"/>
               <w:left w:type="dxa" w:w="80"/>
@@ -13140,7 +13421,6 @@
               <w:bottom w:val="single" w:color="7F7F7F" w:sz="4"/>
               <w:right w:val="single" w:color="7F7F7F" w:sz="4"/>
             </w:tcBorders>
-            <w:shd w:fill="F2F6FB" w:color="auto" w:val="clear"/>
             <w:tcMar>
               <w:top w:type="dxa" w:w="50"/>
               <w:left w:type="dxa" w:w="80"/>
@@ -16319,7 +16599,7 @@
         <w:sz w:val="20"/>
         <w:szCs w:val="20"/>
       </w:rPr>
-      <w:t xml:space="preserve">EIDE-API-15 · Đặc tả giao diện lập trình · v1.4</w:t>
+      <w:t xml:space="preserve">EIDE-API-15 · Đặc tả giao diện lập trình · v1.5</w:t>
     </w:r>
   </w:p>
 </w:hdr>

--- a/docs/ho-so/EIDE-API-15_Dac_ta_giao_dien_lap_trinh.docx
+++ b/docs/ho-so/EIDE-API-15_Dac_ta_giao_dien_lap_trinh.docx
@@ -277,7 +277,7 @@
                 <w:sz w:val="21"/>
                 <w:szCs w:val="21"/>
               </w:rPr>
-              <w:t xml:space="preserve">1.5 — §3: thêm mã lỗi `E1004 OUTPUT_SCHEMA` cho trường hợp kết quả một năng lực không khớp `output_schema`. E1000 là tham số vào sai, E5002 là đầu ra mô hình sai — không mã nào dành cho lỗi hiện thực này, nên nó phải mượn E6001 vốn dành cho ghi sai schema dữ liệu DDD-14, làm hai loại lỗi rất khác nhau lẫn vào một mã (DEV-002).</w:t>
+              <w:t xml:space="preserve">1.6 — §3: danh sách tool nhanh nay IN RA từ chính literal sinh `api/mcp_tools.json`. Trước đó văn xuôi liệt kê 16 tên không khớp năng lực nào trong khi literal có 12 id thật — hai danh sách trong cùng một tài liệu, và literal mới là thứ sinh ra tệp (DEV-045).</w:t>
             </w:r>
           </w:p>
         </w:tc>
@@ -1919,6 +1919,144 @@
                 <w:szCs w:val="21"/>
               </w:rPr>
               <w:t xml:space="preserve">§3: thêm mã lỗi `E1004 OUTPUT_SCHEMA` cho trường hợp kết quả một năng lực không khớp `output_schema`. E1000 là tham số vào sai, E5002 là đầu ra mô hình sai — không mã nào dành cho lỗi hiện thực này, nên nó phải mượn E6001 vốn dành cho ghi sai schema dữ liệu DDD-14, làm hai loại lỗi rất khác nhau lẫn vào một mã (DEV-002).</w:t>
+            </w:r>
+          </w:p>
+        </w:tc>
+      </w:tr>
+      <w:tr>
+        <w:tc>
+          <w:tcPr>
+            <w:tcW w:type="dxa" w:w="1500"/>
+            <w:tcBorders>
+              <w:top w:val="single" w:color="7F7F7F" w:sz="4"/>
+              <w:left w:val="single" w:color="7F7F7F" w:sz="4"/>
+              <w:bottom w:val="single" w:color="7F7F7F" w:sz="4"/>
+              <w:right w:val="single" w:color="7F7F7F" w:sz="4"/>
+            </w:tcBorders>
+            <w:tcMar>
+              <w:top w:type="dxa" w:w="50"/>
+              <w:left w:type="dxa" w:w="80"/>
+              <w:bottom w:type="dxa" w:w="50"/>
+              <w:right w:type="dxa" w:w="80"/>
+            </w:tcMar>
+            <w:vAlign w:val="top"/>
+          </w:tcPr>
+          <w:p>
+            <w:pPr>
+              <w:spacing w:after="30" w:line="264"/>
+              <w:jc w:val="left"/>
+            </w:pPr>
+            <w:r>
+              <w:rPr>
+                <w:rFonts w:ascii="Times New Roman" w:cs="Times New Roman" w:eastAsia="Times New Roman" w:hAnsi="Times New Roman"/>
+                <w:b/>
+                <w:bCs/>
+                <w:sz w:val="21"/>
+                <w:szCs w:val="21"/>
+              </w:rPr>
+              <w:t xml:space="preserve">1.6</w:t>
+            </w:r>
+          </w:p>
+        </w:tc>
+        <w:tc>
+          <w:tcPr>
+            <w:tcW w:type="dxa" w:w="1700"/>
+            <w:tcBorders>
+              <w:top w:val="single" w:color="7F7F7F" w:sz="4"/>
+              <w:left w:val="single" w:color="7F7F7F" w:sz="4"/>
+              <w:bottom w:val="single" w:color="7F7F7F" w:sz="4"/>
+              <w:right w:val="single" w:color="7F7F7F" w:sz="4"/>
+            </w:tcBorders>
+            <w:tcMar>
+              <w:top w:type="dxa" w:w="50"/>
+              <w:left w:type="dxa" w:w="80"/>
+              <w:bottom w:type="dxa" w:w="50"/>
+              <w:right w:type="dxa" w:w="80"/>
+            </w:tcMar>
+            <w:vAlign w:val="top"/>
+          </w:tcPr>
+          <w:p>
+            <w:pPr>
+              <w:spacing w:after="30" w:line="264"/>
+              <w:jc w:val="left"/>
+            </w:pPr>
+            <w:r>
+              <w:rPr>
+                <w:rFonts w:ascii="Times New Roman" w:cs="Times New Roman" w:eastAsia="Times New Roman" w:hAnsi="Times New Roman"/>
+                <w:b w:val="false"/>
+                <w:bCs w:val="false"/>
+                <w:sz w:val="21"/>
+                <w:szCs w:val="21"/>
+              </w:rPr>
+              <w:t xml:space="preserve">07/09/2026</w:t>
+            </w:r>
+          </w:p>
+        </w:tc>
+        <w:tc>
+          <w:tcPr>
+            <w:tcW w:type="dxa" w:w="2100"/>
+            <w:tcBorders>
+              <w:top w:val="single" w:color="7F7F7F" w:sz="4"/>
+              <w:left w:val="single" w:color="7F7F7F" w:sz="4"/>
+              <w:bottom w:val="single" w:color="7F7F7F" w:sz="4"/>
+              <w:right w:val="single" w:color="7F7F7F" w:sz="4"/>
+            </w:tcBorders>
+            <w:tcMar>
+              <w:top w:type="dxa" w:w="50"/>
+              <w:left w:type="dxa" w:w="80"/>
+              <w:bottom w:type="dxa" w:w="50"/>
+              <w:right w:type="dxa" w:w="80"/>
+            </w:tcMar>
+            <w:vAlign w:val="top"/>
+          </w:tcPr>
+          <w:p>
+            <w:pPr>
+              <w:spacing w:after="30" w:line="264"/>
+              <w:jc w:val="left"/>
+            </w:pPr>
+            <w:r>
+              <w:rPr>
+                <w:rFonts w:ascii="Times New Roman" w:cs="Times New Roman" w:eastAsia="Times New Roman" w:hAnsi="Times New Roman"/>
+                <w:b w:val="false"/>
+                <w:bCs w:val="false"/>
+                <w:sz w:val="21"/>
+                <w:szCs w:val="21"/>
+              </w:rPr>
+              <w:t xml:space="preserve">Vũ Trí Công</w:t>
+            </w:r>
+          </w:p>
+        </w:tc>
+        <w:tc>
+          <w:tcPr>
+            <w:tcW w:type="dxa" w:w="4000"/>
+            <w:tcBorders>
+              <w:top w:val="single" w:color="7F7F7F" w:sz="4"/>
+              <w:left w:val="single" w:color="7F7F7F" w:sz="4"/>
+              <w:bottom w:val="single" w:color="7F7F7F" w:sz="4"/>
+              <w:right w:val="single" w:color="7F7F7F" w:sz="4"/>
+            </w:tcBorders>
+            <w:tcMar>
+              <w:top w:type="dxa" w:w="50"/>
+              <w:left w:type="dxa" w:w="80"/>
+              <w:bottom w:type="dxa" w:w="50"/>
+              <w:right w:type="dxa" w:w="80"/>
+            </w:tcMar>
+            <w:vAlign w:val="top"/>
+          </w:tcPr>
+          <w:p>
+            <w:pPr>
+              <w:spacing w:after="30" w:line="264"/>
+              <w:jc w:val="left"/>
+            </w:pPr>
+            <w:r>
+              <w:rPr>
+                <w:rFonts w:ascii="Times New Roman" w:cs="Times New Roman" w:eastAsia="Times New Roman" w:hAnsi="Times New Roman"/>
+                <w:b w:val="false"/>
+                <w:bCs w:val="false"/>
+                <w:sz w:val="21"/>
+                <w:szCs w:val="21"/>
+              </w:rPr>
+              <w:t xml:space="preserve">§3: danh sách tool nhanh nay IN RA từ chính literal sinh `api/mcp_tools.json`. Trước đó văn xuôi liệt kê 16 tên không khớp năng lực nào trong khi literal có 12 id thật — hai danh sách trong cùng một tài liệu, và literal mới là thứ sinh ra tệp (DEV-045).</w:t>
             </w:r>
           </w:p>
         </w:tc>
@@ -7168,7 +7306,7 @@
           <w:sz w:val="26"/>
           <w:szCs w:val="26"/>
         </w:rPr>
-        <w:t xml:space="preserve">Tool MCP được sinh từ registry lúc khởi động: ba tool chung `caps_list`, `caps_describe`, `caps_invoke` + `chat_command` + tối đa 16 tool "nhanh" (một tool = một năng lực hay dùng, schema chính là input_schema của năng lực) để tổng ≤ 20 tool/phiên (ACI). Danh sách nhanh mặc định: passport_query, kg_conflicts, kg_impact, acquire_request, review_patch, build, size, static, test, flash, serial_expect, probe_read_memory, feature_status, export_report, view_rag_ask, discover_scan. Tool R3/R4 trả `{status:"pending", gate_id}` khi ASK. Tên tool dùng dấu gạch dưới (MCP không cho dấu chấm). Tệp `api/mcp_tools.json` là đầu ra sinh tự động; kiểm bằng SchemaCompiler mẫu số chung trước khi phơi.</w:t>
+        <w:t xml:space="preserve">Tool MCP được sinh từ registry lúc khởi động: ba tool chung `caps_list`, `caps_describe`, `caps_invoke` + `chat_command` + tối đa 16 tool "nhanh" (một tool = một năng lực hay dùng, schema chính là input_schema của năng lực) để tổng ≤ 20 tool/phiên (ACI). Danh sách nhanh mặc định in ra từ chính literal sinh `api/mcp_tools.json` (xem cuối tài liệu), nên hai chỗ không thể trôi khỏi nhau: passport_query, kg_conflicts, kg_impact, kg_request, code_review, env_build, target_flash, target_serial, target_probe_read, report_export, view_rag_ask, discover_ports. Tool R3/R4 trả `{status:"pending", gate_id}` khi ASK. Tên tool dùng dấu gạch dưới (MCP không cho dấu chấm). Tệp `api/mcp_tools.json` là đầu ra sinh tự động; kiểm bằng SchemaCompiler mẫu số chung trước khi phơi.</w:t>
       </w:r>
     </w:p>
     <w:p>
@@ -16599,7 +16737,7 @@
         <w:sz w:val="20"/>
         <w:szCs w:val="20"/>
       </w:rPr>
-      <w:t xml:space="preserve">EIDE-API-15 · Đặc tả giao diện lập trình · v1.5</w:t>
+      <w:t xml:space="preserve">EIDE-API-15 · Đặc tả giao diện lập trình · v1.6</w:t>
     </w:r>
   </w:p>
 </w:hdr>

--- a/docs/ho-so/EIDE-API-15_Dac_ta_giao_dien_lap_trinh.docx
+++ b/docs/ho-so/EIDE-API-15_Dac_ta_giao_dien_lap_trinh.docx
@@ -15500,6 +15500,113 @@
               <w:spacing w:after="30" w:line="264"/>
               <w:jc w:val="left"/>
             </w:pPr>
+          </w:p>
+        </w:tc>
+      </w:tr>
+      <w:tr>
+        <w:tc>
+          <w:tcPr>
+            <w:tcW w:type="dxa" w:w="2400"/>
+            <w:tcBorders>
+              <w:top w:val="single" w:color="7F7F7F" w:sz="4"/>
+              <w:left w:val="single" w:color="7F7F7F" w:sz="4"/>
+              <w:bottom w:val="single" w:color="7F7F7F" w:sz="4"/>
+              <w:right w:val="single" w:color="7F7F7F" w:sz="4"/>
+            </w:tcBorders>
+            <w:shd w:fill="F2F6FB" w:color="auto" w:val="clear"/>
+            <w:tcMar>
+              <w:top w:type="dxa" w:w="50"/>
+              <w:left w:type="dxa" w:w="80"/>
+              <w:bottom w:type="dxa" w:w="50"/>
+              <w:right w:type="dxa" w:w="80"/>
+            </w:tcMar>
+            <w:vAlign w:val="top"/>
+          </w:tcPr>
+          <w:p>
+            <w:pPr>
+              <w:spacing w:after="30" w:line="264"/>
+              <w:jc w:val="left"/>
+            </w:pPr>
+            <w:r>
+              <w:rPr>
+                <w:rFonts w:ascii="Times New Roman" w:cs="Times New Roman" w:eastAsia="Times New Roman" w:hAnsi="Times New Roman"/>
+                <w:b/>
+                <w:bCs/>
+                <w:sz w:val="19"/>
+                <w:szCs w:val="19"/>
+              </w:rPr>
+              <w:t xml:space="preserve">project.state</w:t>
+            </w:r>
+          </w:p>
+        </w:tc>
+        <w:tc>
+          <w:tcPr>
+            <w:tcW w:type="dxa" w:w="5200"/>
+            <w:tcBorders>
+              <w:top w:val="single" w:color="7F7F7F" w:sz="4"/>
+              <w:left w:val="single" w:color="7F7F7F" w:sz="4"/>
+              <w:bottom w:val="single" w:color="7F7F7F" w:sz="4"/>
+              <w:right w:val="single" w:color="7F7F7F" w:sz="4"/>
+            </w:tcBorders>
+            <w:shd w:fill="F2F6FB" w:color="auto" w:val="clear"/>
+            <w:tcMar>
+              <w:top w:type="dxa" w:w="50"/>
+              <w:left w:type="dxa" w:w="80"/>
+              <w:bottom w:type="dxa" w:w="50"/>
+              <w:right w:type="dxa" w:w="80"/>
+            </w:tcMar>
+            <w:vAlign w:val="top"/>
+          </w:tcPr>
+          <w:p>
+            <w:pPr>
+              <w:spacing w:after="30" w:line="264"/>
+              <w:jc w:val="left"/>
+            </w:pPr>
+            <w:r>
+              <w:rPr>
+                <w:rFonts w:ascii="Times New Roman" w:cs="Times New Roman" w:eastAsia="Times New Roman" w:hAnsi="Times New Roman"/>
+                <w:b w:val="false"/>
+                <w:bCs w:val="false"/>
+                <w:sz w:val="19"/>
+                <w:szCs w:val="19"/>
+              </w:rPr>
+              <w:t xml:space="preserve">{op: clone|archive|rollback, project, ref, detail}</w:t>
+            </w:r>
+          </w:p>
+        </w:tc>
+        <w:tc>
+          <w:tcPr>
+            <w:tcW w:type="dxa" w:w="1700"/>
+            <w:tcBorders>
+              <w:top w:val="single" w:color="7F7F7F" w:sz="4"/>
+              <w:left w:val="single" w:color="7F7F7F" w:sz="4"/>
+              <w:bottom w:val="single" w:color="7F7F7F" w:sz="4"/>
+              <w:right w:val="single" w:color="7F7F7F" w:sz="4"/>
+            </w:tcBorders>
+            <w:shd w:fill="F2F6FB" w:color="auto" w:val="clear"/>
+            <w:tcMar>
+              <w:top w:type="dxa" w:w="50"/>
+              <w:left w:type="dxa" w:w="80"/>
+              <w:bottom w:type="dxa" w:w="50"/>
+              <w:right w:type="dxa" w:w="80"/>
+            </w:tcMar>
+            <w:vAlign w:val="top"/>
+          </w:tcPr>
+          <w:p>
+            <w:pPr>
+              <w:spacing w:after="30" w:line="264"/>
+              <w:jc w:val="left"/>
+            </w:pPr>
+            <w:r>
+              <w:rPr>
+                <w:rFonts w:ascii="Times New Roman" w:cs="Times New Roman" w:eastAsia="Times New Roman" w:hAnsi="Times New Roman"/>
+                <w:b w:val="false"/>
+                <w:bCs w:val="false"/>
+                <w:sz w:val="19"/>
+                <w:szCs w:val="19"/>
+              </w:rPr>
+              <w:t xml:space="preserve">ProjectService</w:t>
+            </w:r>
           </w:p>
         </w:tc>
       </w:tr>

--- a/docs/ho-so/EIDE-API-15_Dac_ta_giao_dien_lap_trinh.docx
+++ b/docs/ho-so/EIDE-API-15_Dac_ta_giao_dien_lap_trinh.docx
@@ -7259,6 +7259,532 @@
                 <w:szCs w:val="19"/>
               </w:rPr>
               <w:t xml:space="preserve">Cảnh báo chung</w:t>
+            </w:r>
+          </w:p>
+        </w:tc>
+      </w:tr>
+      <w:tr>
+        <w:tc>
+          <w:tcPr>
+            <w:tcW w:type="dxa" w:w="3000"/>
+            <w:tcBorders>
+              <w:top w:val="single" w:color="7F7F7F" w:sz="4"/>
+              <w:left w:val="single" w:color="7F7F7F" w:sz="4"/>
+              <w:bottom w:val="single" w:color="7F7F7F" w:sz="4"/>
+              <w:right w:val="single" w:color="7F7F7F" w:sz="4"/>
+            </w:tcBorders>
+            <w:tcMar>
+              <w:top w:type="dxa" w:w="50"/>
+              <w:left w:type="dxa" w:w="80"/>
+              <w:bottom w:type="dxa" w:w="50"/>
+              <w:right w:type="dxa" w:w="80"/>
+            </w:tcMar>
+            <w:vAlign w:val="top"/>
+          </w:tcPr>
+          <w:p>
+            <w:pPr>
+              <w:spacing w:after="30" w:line="264"/>
+              <w:jc w:val="left"/>
+            </w:pPr>
+            <w:r>
+              <w:rPr>
+                <w:rFonts w:ascii="Times New Roman" w:cs="Times New Roman" w:eastAsia="Times New Roman" w:hAnsi="Times New Roman"/>
+                <w:b/>
+                <w:bCs/>
+                <w:sz w:val="19"/>
+                <w:szCs w:val="19"/>
+              </w:rPr>
+              <w:t xml:space="preserve">event.gate.decided</w:t>
+            </w:r>
+          </w:p>
+        </w:tc>
+        <w:tc>
+          <w:tcPr>
+            <w:tcW w:type="dxa" w:w="3800"/>
+            <w:tcBorders>
+              <w:top w:val="single" w:color="7F7F7F" w:sz="4"/>
+              <w:left w:val="single" w:color="7F7F7F" w:sz="4"/>
+              <w:bottom w:val="single" w:color="7F7F7F" w:sz="4"/>
+              <w:right w:val="single" w:color="7F7F7F" w:sz="4"/>
+            </w:tcBorders>
+            <w:tcMar>
+              <w:top w:type="dxa" w:w="50"/>
+              <w:left w:type="dxa" w:w="80"/>
+              <w:bottom w:type="dxa" w:w="50"/>
+              <w:right w:type="dxa" w:w="80"/>
+            </w:tcMar>
+            <w:vAlign w:val="top"/>
+          </w:tcPr>
+          <w:p>
+            <w:pPr>
+              <w:spacing w:after="30" w:line="264"/>
+              <w:jc w:val="left"/>
+            </w:pPr>
+            <w:r>
+              <w:rPr>
+                <w:rFonts w:ascii="Times New Roman" w:cs="Times New Roman" w:eastAsia="Times New Roman" w:hAnsi="Times New Roman"/>
+                <w:b w:val="false"/>
+                <w:bCs w:val="false"/>
+                <w:sz w:val="19"/>
+                <w:szCs w:val="19"/>
+              </w:rPr>
+              <w:t xml:space="preserve">{gate, rule, decision, cap, reason}</w:t>
+            </w:r>
+          </w:p>
+        </w:tc>
+        <w:tc>
+          <w:tcPr>
+            <w:tcW w:type="dxa" w:w="2500"/>
+            <w:tcBorders>
+              <w:top w:val="single" w:color="7F7F7F" w:sz="4"/>
+              <w:left w:val="single" w:color="7F7F7F" w:sz="4"/>
+              <w:bottom w:val="single" w:color="7F7F7F" w:sz="4"/>
+              <w:right w:val="single" w:color="7F7F7F" w:sz="4"/>
+            </w:tcBorders>
+            <w:tcMar>
+              <w:top w:type="dxa" w:w="50"/>
+              <w:left w:type="dxa" w:w="80"/>
+              <w:bottom w:type="dxa" w:w="50"/>
+              <w:right w:type="dxa" w:w="80"/>
+            </w:tcMar>
+            <w:vAlign w:val="top"/>
+          </w:tcPr>
+          <w:p>
+            <w:pPr>
+              <w:spacing w:after="30" w:line="264"/>
+              <w:jc w:val="left"/>
+            </w:pPr>
+            <w:r>
+              <w:rPr>
+                <w:rFonts w:ascii="Times New Roman" w:cs="Times New Roman" w:eastAsia="Times New Roman" w:hAnsi="Times New Roman"/>
+                <w:b w:val="false"/>
+                <w:bCs w:val="false"/>
+                <w:sz w:val="19"/>
+                <w:szCs w:val="19"/>
+              </w:rPr>
+              <w:t xml:space="preserve">Cổng tự quyết APPROVE/REJECT — không vào hàng đợi</w:t>
+            </w:r>
+          </w:p>
+        </w:tc>
+      </w:tr>
+      <w:tr>
+        <w:tc>
+          <w:tcPr>
+            <w:tcW w:type="dxa" w:w="3000"/>
+            <w:tcBorders>
+              <w:top w:val="single" w:color="7F7F7F" w:sz="4"/>
+              <w:left w:val="single" w:color="7F7F7F" w:sz="4"/>
+              <w:bottom w:val="single" w:color="7F7F7F" w:sz="4"/>
+              <w:right w:val="single" w:color="7F7F7F" w:sz="4"/>
+            </w:tcBorders>
+            <w:shd w:fill="F2F6FB" w:color="auto" w:val="clear"/>
+            <w:tcMar>
+              <w:top w:type="dxa" w:w="50"/>
+              <w:left w:type="dxa" w:w="80"/>
+              <w:bottom w:type="dxa" w:w="50"/>
+              <w:right w:type="dxa" w:w="80"/>
+            </w:tcMar>
+            <w:vAlign w:val="top"/>
+          </w:tcPr>
+          <w:p>
+            <w:pPr>
+              <w:spacing w:after="30" w:line="264"/>
+              <w:jc w:val="left"/>
+            </w:pPr>
+            <w:r>
+              <w:rPr>
+                <w:rFonts w:ascii="Times New Roman" w:cs="Times New Roman" w:eastAsia="Times New Roman" w:hAnsi="Times New Roman"/>
+                <w:b/>
+                <w:bCs/>
+                <w:sz w:val="19"/>
+                <w:szCs w:val="19"/>
+              </w:rPr>
+              <w:t xml:space="preserve">event.model.call</w:t>
+            </w:r>
+          </w:p>
+        </w:tc>
+        <w:tc>
+          <w:tcPr>
+            <w:tcW w:type="dxa" w:w="3800"/>
+            <w:tcBorders>
+              <w:top w:val="single" w:color="7F7F7F" w:sz="4"/>
+              <w:left w:val="single" w:color="7F7F7F" w:sz="4"/>
+              <w:bottom w:val="single" w:color="7F7F7F" w:sz="4"/>
+              <w:right w:val="single" w:color="7F7F7F" w:sz="4"/>
+            </w:tcBorders>
+            <w:shd w:fill="F2F6FB" w:color="auto" w:val="clear"/>
+            <w:tcMar>
+              <w:top w:type="dxa" w:w="50"/>
+              <w:left w:type="dxa" w:w="80"/>
+              <w:bottom w:type="dxa" w:w="50"/>
+              <w:right w:type="dxa" w:w="80"/>
+            </w:tcMar>
+            <w:vAlign w:val="top"/>
+          </w:tcPr>
+          <w:p>
+            <w:pPr>
+              <w:spacing w:after="30" w:line="264"/>
+              <w:jc w:val="left"/>
+            </w:pPr>
+            <w:r>
+              <w:rPr>
+                <w:rFonts w:ascii="Times New Roman" w:cs="Times New Roman" w:eastAsia="Times New Roman" w:hAnsi="Times New Roman"/>
+                <w:b w:val="false"/>
+                <w:bCs w:val="false"/>
+                <w:sz w:val="19"/>
+                <w:szCs w:val="19"/>
+              </w:rPr>
+              <w:t xml:space="preserve">{role, model, tokens_in, tokens_out, cost_usd, ms}</w:t>
+            </w:r>
+          </w:p>
+        </w:tc>
+        <w:tc>
+          <w:tcPr>
+            <w:tcW w:type="dxa" w:w="2500"/>
+            <w:tcBorders>
+              <w:top w:val="single" w:color="7F7F7F" w:sz="4"/>
+              <w:left w:val="single" w:color="7F7F7F" w:sz="4"/>
+              <w:bottom w:val="single" w:color="7F7F7F" w:sz="4"/>
+              <w:right w:val="single" w:color="7F7F7F" w:sz="4"/>
+            </w:tcBorders>
+            <w:shd w:fill="F2F6FB" w:color="auto" w:val="clear"/>
+            <w:tcMar>
+              <w:top w:type="dxa" w:w="50"/>
+              <w:left w:type="dxa" w:w="80"/>
+              <w:bottom w:type="dxa" w:w="50"/>
+              <w:right w:type="dxa" w:w="80"/>
+            </w:tcMar>
+            <w:vAlign w:val="top"/>
+          </w:tcPr>
+          <w:p>
+            <w:pPr>
+              <w:spacing w:after="30" w:line="264"/>
+              <w:jc w:val="left"/>
+            </w:pPr>
+            <w:r>
+              <w:rPr>
+                <w:rFonts w:ascii="Times New Roman" w:cs="Times New Roman" w:eastAsia="Times New Roman" w:hAnsi="Times New Roman"/>
+                <w:b w:val="false"/>
+                <w:bCs w:val="false"/>
+                <w:sz w:val="19"/>
+                <w:szCs w:val="19"/>
+              </w:rPr>
+              <w:t xml:space="preserve">Chi phí; KHÔNG mang nội dung prompt</w:t>
+            </w:r>
+          </w:p>
+        </w:tc>
+      </w:tr>
+      <w:tr>
+        <w:tc>
+          <w:tcPr>
+            <w:tcW w:type="dxa" w:w="3000"/>
+            <w:tcBorders>
+              <w:top w:val="single" w:color="7F7F7F" w:sz="4"/>
+              <w:left w:val="single" w:color="7F7F7F" w:sz="4"/>
+              <w:bottom w:val="single" w:color="7F7F7F" w:sz="4"/>
+              <w:right w:val="single" w:color="7F7F7F" w:sz="4"/>
+            </w:tcBorders>
+            <w:tcMar>
+              <w:top w:type="dxa" w:w="50"/>
+              <w:left w:type="dxa" w:w="80"/>
+              <w:bottom w:type="dxa" w:w="50"/>
+              <w:right w:type="dxa" w:w="80"/>
+            </w:tcMar>
+            <w:vAlign w:val="top"/>
+          </w:tcPr>
+          <w:p>
+            <w:pPr>
+              <w:spacing w:after="30" w:line="264"/>
+              <w:jc w:val="left"/>
+            </w:pPr>
+            <w:r>
+              <w:rPr>
+                <w:rFonts w:ascii="Times New Roman" w:cs="Times New Roman" w:eastAsia="Times New Roman" w:hAnsi="Times New Roman"/>
+                <w:b/>
+                <w:bCs/>
+                <w:sz w:val="19"/>
+                <w:szCs w:val="19"/>
+              </w:rPr>
+              <w:t xml:space="preserve">event.tool.report</w:t>
+            </w:r>
+          </w:p>
+        </w:tc>
+        <w:tc>
+          <w:tcPr>
+            <w:tcW w:type="dxa" w:w="3800"/>
+            <w:tcBorders>
+              <w:top w:val="single" w:color="7F7F7F" w:sz="4"/>
+              <w:left w:val="single" w:color="7F7F7F" w:sz="4"/>
+              <w:bottom w:val="single" w:color="7F7F7F" w:sz="4"/>
+              <w:right w:val="single" w:color="7F7F7F" w:sz="4"/>
+            </w:tcBorders>
+            <w:tcMar>
+              <w:top w:type="dxa" w:w="50"/>
+              <w:left w:type="dxa" w:w="80"/>
+              <w:bottom w:type="dxa" w:w="50"/>
+              <w:right w:type="dxa" w:w="80"/>
+            </w:tcMar>
+            <w:vAlign w:val="top"/>
+          </w:tcPr>
+          <w:p>
+            <w:pPr>
+              <w:spacing w:after="30" w:line="264"/>
+              <w:jc w:val="left"/>
+            </w:pPr>
+            <w:r>
+              <w:rPr>
+                <w:rFonts w:ascii="Times New Roman" w:cs="Times New Roman" w:eastAsia="Times New Roman" w:hAnsi="Times New Roman"/>
+                <w:b w:val="false"/>
+                <w:bCs w:val="false"/>
+                <w:sz w:val="19"/>
+                <w:szCs w:val="19"/>
+              </w:rPr>
+              <w:t xml:space="preserve">{tool, passed, exit_code, duration_ms, log_ref}</w:t>
+            </w:r>
+          </w:p>
+        </w:tc>
+        <w:tc>
+          <w:tcPr>
+            <w:tcW w:type="dxa" w:w="2500"/>
+            <w:tcBorders>
+              <w:top w:val="single" w:color="7F7F7F" w:sz="4"/>
+              <w:left w:val="single" w:color="7F7F7F" w:sz="4"/>
+              <w:bottom w:val="single" w:color="7F7F7F" w:sz="4"/>
+              <w:right w:val="single" w:color="7F7F7F" w:sz="4"/>
+            </w:tcBorders>
+            <w:tcMar>
+              <w:top w:type="dxa" w:w="50"/>
+              <w:left w:type="dxa" w:w="80"/>
+              <w:bottom w:type="dxa" w:w="50"/>
+              <w:right w:type="dxa" w:w="80"/>
+            </w:tcMar>
+            <w:vAlign w:val="top"/>
+          </w:tcPr>
+          <w:p>
+            <w:pPr>
+              <w:spacing w:after="30" w:line="264"/>
+              <w:jc w:val="left"/>
+            </w:pPr>
+            <w:r>
+              <w:rPr>
+                <w:rFonts w:ascii="Times New Roman" w:cs="Times New Roman" w:eastAsia="Times New Roman" w:hAnsi="Times New Roman"/>
+                <w:b w:val="false"/>
+                <w:bCs w:val="false"/>
+                <w:sz w:val="19"/>
+                <w:szCs w:val="19"/>
+              </w:rPr>
+              <w:t xml:space="preserve">build/size/sim/install chạy xong</w:t>
+            </w:r>
+          </w:p>
+        </w:tc>
+      </w:tr>
+      <w:tr>
+        <w:tc>
+          <w:tcPr>
+            <w:tcW w:type="dxa" w:w="3000"/>
+            <w:tcBorders>
+              <w:top w:val="single" w:color="7F7F7F" w:sz="4"/>
+              <w:left w:val="single" w:color="7F7F7F" w:sz="4"/>
+              <w:bottom w:val="single" w:color="7F7F7F" w:sz="4"/>
+              <w:right w:val="single" w:color="7F7F7F" w:sz="4"/>
+            </w:tcBorders>
+            <w:shd w:fill="F2F6FB" w:color="auto" w:val="clear"/>
+            <w:tcMar>
+              <w:top w:type="dxa" w:w="50"/>
+              <w:left w:type="dxa" w:w="80"/>
+              <w:bottom w:type="dxa" w:w="50"/>
+              <w:right w:type="dxa" w:w="80"/>
+            </w:tcMar>
+            <w:vAlign w:val="top"/>
+          </w:tcPr>
+          <w:p>
+            <w:pPr>
+              <w:spacing w:after="30" w:line="264"/>
+              <w:jc w:val="left"/>
+            </w:pPr>
+            <w:r>
+              <w:rPr>
+                <w:rFonts w:ascii="Times New Roman" w:cs="Times New Roman" w:eastAsia="Times New Roman" w:hAnsi="Times New Roman"/>
+                <w:b/>
+                <w:bCs/>
+                <w:sz w:val="19"/>
+                <w:szCs w:val="19"/>
+              </w:rPr>
+              <w:t xml:space="preserve">event.project.changed</w:t>
+            </w:r>
+          </w:p>
+        </w:tc>
+        <w:tc>
+          <w:tcPr>
+            <w:tcW w:type="dxa" w:w="3800"/>
+            <w:tcBorders>
+              <w:top w:val="single" w:color="7F7F7F" w:sz="4"/>
+              <w:left w:val="single" w:color="7F7F7F" w:sz="4"/>
+              <w:bottom w:val="single" w:color="7F7F7F" w:sz="4"/>
+              <w:right w:val="single" w:color="7F7F7F" w:sz="4"/>
+            </w:tcBorders>
+            <w:shd w:fill="F2F6FB" w:color="auto" w:val="clear"/>
+            <w:tcMar>
+              <w:top w:type="dxa" w:w="50"/>
+              <w:left w:type="dxa" w:w="80"/>
+              <w:bottom w:type="dxa" w:w="50"/>
+              <w:right w:type="dxa" w:w="80"/>
+            </w:tcMar>
+            <w:vAlign w:val="top"/>
+          </w:tcPr>
+          <w:p>
+            <w:pPr>
+              <w:spacing w:after="30" w:line="264"/>
+              <w:jc w:val="left"/>
+            </w:pPr>
+            <w:r>
+              <w:rPr>
+                <w:rFonts w:ascii="Times New Roman" w:cs="Times New Roman" w:eastAsia="Times New Roman" w:hAnsi="Times New Roman"/>
+                <w:b w:val="false"/>
+                <w:bCs w:val="false"/>
+                <w:sz w:val="19"/>
+                <w:szCs w:val="19"/>
+              </w:rPr>
+              <w:t xml:space="preserve">{id, state, target?}</w:t>
+            </w:r>
+          </w:p>
+        </w:tc>
+        <w:tc>
+          <w:tcPr>
+            <w:tcW w:type="dxa" w:w="2500"/>
+            <w:tcBorders>
+              <w:top w:val="single" w:color="7F7F7F" w:sz="4"/>
+              <w:left w:val="single" w:color="7F7F7F" w:sz="4"/>
+              <w:bottom w:val="single" w:color="7F7F7F" w:sz="4"/>
+              <w:right w:val="single" w:color="7F7F7F" w:sz="4"/>
+            </w:tcBorders>
+            <w:shd w:fill="F2F6FB" w:color="auto" w:val="clear"/>
+            <w:tcMar>
+              <w:top w:type="dxa" w:w="50"/>
+              <w:left w:type="dxa" w:w="80"/>
+              <w:bottom w:type="dxa" w:w="50"/>
+              <w:right w:type="dxa" w:w="80"/>
+            </w:tcMar>
+            <w:vAlign w:val="top"/>
+          </w:tcPr>
+          <w:p>
+            <w:pPr>
+              <w:spacing w:after="30" w:line="264"/>
+              <w:jc w:val="left"/>
+            </w:pPr>
+            <w:r>
+              <w:rPr>
+                <w:rFonts w:ascii="Times New Roman" w:cs="Times New Roman" w:eastAsia="Times New Roman" w:hAnsi="Times New Roman"/>
+                <w:b w:val="false"/>
+                <w:bCs w:val="false"/>
+                <w:sz w:val="19"/>
+                <w:szCs w:val="19"/>
+              </w:rPr>
+              <w:t xml:space="preserve">Đổi dự án hoặc đích đã ghim</w:t>
+            </w:r>
+          </w:p>
+        </w:tc>
+      </w:tr>
+      <w:tr>
+        <w:tc>
+          <w:tcPr>
+            <w:tcW w:type="dxa" w:w="3000"/>
+            <w:tcBorders>
+              <w:top w:val="single" w:color="7F7F7F" w:sz="4"/>
+              <w:left w:val="single" w:color="7F7F7F" w:sz="4"/>
+              <w:bottom w:val="single" w:color="7F7F7F" w:sz="4"/>
+              <w:right w:val="single" w:color="7F7F7F" w:sz="4"/>
+            </w:tcBorders>
+            <w:tcMar>
+              <w:top w:type="dxa" w:w="50"/>
+              <w:left w:type="dxa" w:w="80"/>
+              <w:bottom w:type="dxa" w:w="50"/>
+              <w:right w:type="dxa" w:w="80"/>
+            </w:tcMar>
+            <w:vAlign w:val="top"/>
+          </w:tcPr>
+          <w:p>
+            <w:pPr>
+              <w:spacing w:after="30" w:line="264"/>
+              <w:jc w:val="left"/>
+            </w:pPr>
+            <w:r>
+              <w:rPr>
+                <w:rFonts w:ascii="Times New Roman" w:cs="Times New Roman" w:eastAsia="Times New Roman" w:hAnsi="Times New Roman"/>
+                <w:b/>
+                <w:bCs/>
+                <w:sz w:val="19"/>
+                <w:szCs w:val="19"/>
+              </w:rPr>
+              <w:t xml:space="preserve">event.chat.intent</w:t>
+            </w:r>
+          </w:p>
+        </w:tc>
+        <w:tc>
+          <w:tcPr>
+            <w:tcW w:type="dxa" w:w="3800"/>
+            <w:tcBorders>
+              <w:top w:val="single" w:color="7F7F7F" w:sz="4"/>
+              <w:left w:val="single" w:color="7F7F7F" w:sz="4"/>
+              <w:bottom w:val="single" w:color="7F7F7F" w:sz="4"/>
+              <w:right w:val="single" w:color="7F7F7F" w:sz="4"/>
+            </w:tcBorders>
+            <w:tcMar>
+              <w:top w:type="dxa" w:w="50"/>
+              <w:left w:type="dxa" w:w="80"/>
+              <w:bottom w:type="dxa" w:w="50"/>
+              <w:right w:type="dxa" w:w="80"/>
+            </w:tcMar>
+            <w:vAlign w:val="top"/>
+          </w:tcPr>
+          <w:p>
+            <w:pPr>
+              <w:spacing w:after="30" w:line="264"/>
+              <w:jc w:val="left"/>
+            </w:pPr>
+            <w:r>
+              <w:rPr>
+                <w:rFonts w:ascii="Times New Roman" w:cs="Times New Roman" w:eastAsia="Times New Roman" w:hAnsi="Times New Roman"/>
+                <w:b w:val="false"/>
+                <w:bCs w:val="false"/>
+                <w:sz w:val="19"/>
+                <w:szCs w:val="19"/>
+              </w:rPr>
+              <w:t xml:space="preserve">{intent_id, text, caps[]}</w:t>
+            </w:r>
+          </w:p>
+        </w:tc>
+        <w:tc>
+          <w:tcPr>
+            <w:tcW w:type="dxa" w:w="2500"/>
+            <w:tcBorders>
+              <w:top w:val="single" w:color="7F7F7F" w:sz="4"/>
+              <w:left w:val="single" w:color="7F7F7F" w:sz="4"/>
+              <w:bottom w:val="single" w:color="7F7F7F" w:sz="4"/>
+              <w:right w:val="single" w:color="7F7F7F" w:sz="4"/>
+            </w:tcBorders>
+            <w:tcMar>
+              <w:top w:type="dxa" w:w="50"/>
+              <w:left w:type="dxa" w:w="80"/>
+              <w:bottom w:type="dxa" w:w="50"/>
+              <w:right w:type="dxa" w:w="80"/>
+            </w:tcMar>
+            <w:vAlign w:val="top"/>
+          </w:tcPr>
+          <w:p>
+            <w:pPr>
+              <w:spacing w:after="30" w:line="264"/>
+              <w:jc w:val="left"/>
+            </w:pPr>
+            <w:r>
+              <w:rPr>
+                <w:rFonts w:ascii="Times New Roman" w:cs="Times New Roman" w:eastAsia="Times New Roman" w:hAnsi="Times New Roman"/>
+                <w:b w:val="false"/>
+                <w:bCs w:val="false"/>
+                <w:sz w:val="19"/>
+                <w:szCs w:val="19"/>
+              </w:rPr>
+              <w:t xml:space="preserve">Tác tử hiểu ý định thành chuỗi năng lực nào</w:t>
             </w:r>
           </w:p>
         </w:tc>

--- a/docs/ho-so/EIDE-API-15_Dac_ta_giao_dien_lap_trinh.docx
+++ b/docs/ho-so/EIDE-API-15_Dac_ta_giao_dien_lap_trinh.docx
@@ -2617,7 +2617,7 @@
                 <w:sz w:val="19"/>
                 <w:szCs w:val="19"/>
               </w:rPr>
-              <w:t xml:space="preserve">chat.send</w:t>
+              <w:t xml:space="preserve">session.state</w:t>
             </w:r>
           </w:p>
         </w:tc>
@@ -2651,7 +2651,7 @@
                 <w:sz w:val="19"/>
                 <w:szCs w:val="19"/>
               </w:rPr>
-              <w:t xml:space="preserve">{text, attachments?[]}</w:t>
+              <w:t xml:space="preserve">{}</w:t>
             </w:r>
           </w:p>
         </w:tc>
@@ -2685,7 +2685,7 @@
                 <w:sz w:val="19"/>
                 <w:szCs w:val="19"/>
               </w:rPr>
-              <w:t xml:space="preserve">{intent_id, run_id?}</w:t>
+              <w:t xml:space="preserve">{session_id, opened_at, autonomy_effective, stopped, turns, undo_items, permits[], board?}</w:t>
             </w:r>
           </w:p>
         </w:tc>
@@ -2719,7 +2719,7 @@
                 <w:sz w:val="19"/>
                 <w:szCs w:val="19"/>
               </w:rPr>
-              <w:t xml:space="preserve">Đưa lệnh vào Orchestrator; kết quả đến qua sự kiện</w:t>
+              <w:t xml:space="preserve">Đọc M2 của phiên đang mở (MEM-11 §2). `permits`/`board` rỗng cho tới khi SessionMemory lưu chúng — DEV-110</w:t>
             </w:r>
           </w:p>
         </w:tc>
@@ -2756,7 +2756,7 @@
                 <w:sz w:val="19"/>
                 <w:szCs w:val="19"/>
               </w:rPr>
-              <w:t xml:space="preserve">chat.answer</w:t>
+              <w:t xml:space="preserve">chat.send</w:t>
             </w:r>
           </w:p>
         </w:tc>
@@ -2791,7 +2791,7 @@
                 <w:sz w:val="19"/>
                 <w:szCs w:val="19"/>
               </w:rPr>
-              <w:t xml:space="preserve">{question_id, option?, text?}</w:t>
+              <w:t xml:space="preserve">{text, attachments?[]}</w:t>
             </w:r>
           </w:p>
         </w:tc>
@@ -2826,7 +2826,7 @@
                 <w:sz w:val="19"/>
                 <w:szCs w:val="19"/>
               </w:rPr>
-              <w:t xml:space="preserve">{}</w:t>
+              <w:t xml:space="preserve">{intent_id, run_id?}</w:t>
             </w:r>
           </w:p>
         </w:tc>
@@ -2861,7 +2861,7 @@
                 <w:sz w:val="19"/>
                 <w:szCs w:val="19"/>
               </w:rPr>
-              <w:t xml:space="preserve">Trả lời câu hỏi gộp</w:t>
+              <w:t xml:space="preserve">Đưa lệnh vào Orchestrator; kết quả đến qua sự kiện</w:t>
             </w:r>
           </w:p>
         </w:tc>
@@ -2897,7 +2897,7 @@
                 <w:sz w:val="19"/>
                 <w:szCs w:val="19"/>
               </w:rPr>
-              <w:t xml:space="preserve">chat.history</w:t>
+              <w:t xml:space="preserve">chat.answer</w:t>
             </w:r>
           </w:p>
         </w:tc>
@@ -2931,7 +2931,7 @@
                 <w:sz w:val="19"/>
                 <w:szCs w:val="19"/>
               </w:rPr>
-              <w:t xml:space="preserve">{limit?, before?}</w:t>
+              <w:t xml:space="preserve">{question_id, option?, text?}</w:t>
             </w:r>
           </w:p>
         </w:tc>
@@ -2965,7 +2965,7 @@
                 <w:sz w:val="19"/>
                 <w:szCs w:val="19"/>
               </w:rPr>
-              <w:t xml:space="preserve">{turns[]}</w:t>
+              <w:t xml:space="preserve">{}</w:t>
             </w:r>
           </w:p>
         </w:tc>
@@ -2999,7 +2999,7 @@
                 <w:sz w:val="19"/>
                 <w:szCs w:val="19"/>
               </w:rPr>
-              <w:t xml:space="preserve">Từ session.turns</w:t>
+              <w:t xml:space="preserve">Trả lời câu hỏi gộp</w:t>
             </w:r>
           </w:p>
         </w:tc>
@@ -3036,7 +3036,7 @@
                 <w:sz w:val="19"/>
                 <w:szCs w:val="19"/>
               </w:rPr>
-              <w:t xml:space="preserve">caps.list</w:t>
+              <w:t xml:space="preserve">chat.history</w:t>
             </w:r>
           </w:p>
         </w:tc>
@@ -3071,7 +3071,7 @@
                 <w:sz w:val="19"/>
                 <w:szCs w:val="19"/>
               </w:rPr>
-              <w:t xml:space="preserve">{ns?, tier?, risk?, screen?}</w:t>
+              <w:t xml:space="preserve">{limit?, before?}</w:t>
             </w:r>
           </w:p>
         </w:tc>
@@ -3106,7 +3106,7 @@
                 <w:sz w:val="19"/>
                 <w:szCs w:val="19"/>
               </w:rPr>
-              <w:t xml:space="preserve">{capabilities[]{code, id, name, desc, risk, tier, ui}}</w:t>
+              <w:t xml:space="preserve">{turns[]}</w:t>
             </w:r>
           </w:p>
         </w:tc>
@@ -3141,7 +3141,7 @@
                 <w:sz w:val="19"/>
                 <w:szCs w:val="19"/>
               </w:rPr>
-              <w:t xml:space="preserve">Từ registry</w:t>
+              <w:t xml:space="preserve">Từ session.turns</w:t>
             </w:r>
           </w:p>
         </w:tc>
@@ -3177,7 +3177,7 @@
                 <w:sz w:val="19"/>
                 <w:szCs w:val="19"/>
               </w:rPr>
-              <w:t xml:space="preserve">caps.describe</w:t>
+              <w:t xml:space="preserve">caps.list</w:t>
             </w:r>
           </w:p>
         </w:tc>
@@ -3211,7 +3211,7 @@
                 <w:sz w:val="19"/>
                 <w:szCs w:val="19"/>
               </w:rPr>
-              <w:t xml:space="preserve">{id}</w:t>
+              <w:t xml:space="preserve">{ns?, tier?, risk?, screen?}</w:t>
             </w:r>
           </w:p>
         </w:tc>
@@ -3245,7 +3245,7 @@
                 <w:sz w:val="19"/>
                 <w:szCs w:val="19"/>
               </w:rPr>
-              <w:t xml:space="preserve">{capability (đủ 13 trường + schema)}</w:t>
+              <w:t xml:space="preserve">{capabilities[]{code, id, name, desc, risk, tier, ui}}</w:t>
             </w:r>
           </w:p>
         </w:tc>
@@ -3271,6 +3271,16 @@
               <w:spacing w:after="30" w:line="264"/>
               <w:jc w:val="left"/>
             </w:pPr>
+            <w:r>
+              <w:rPr>
+                <w:rFonts w:ascii="Times New Roman" w:cs="Times New Roman" w:eastAsia="Times New Roman" w:hAnsi="Times New Roman"/>
+                <w:b w:val="false"/>
+                <w:bCs w:val="false"/>
+                <w:sz w:val="19"/>
+                <w:szCs w:val="19"/>
+              </w:rPr>
+              <w:t xml:space="preserve">Từ registry</w:t>
+            </w:r>
           </w:p>
         </w:tc>
       </w:tr>
@@ -3306,7 +3316,7 @@
                 <w:sz w:val="19"/>
                 <w:szCs w:val="19"/>
               </w:rPr>
-              <w:t xml:space="preserve">caps.invoke</w:t>
+              <w:t xml:space="preserve">caps.describe</w:t>
             </w:r>
           </w:p>
         </w:tc>
@@ -3341,7 +3351,7 @@
                 <w:sz w:val="19"/>
                 <w:szCs w:val="19"/>
               </w:rPr>
-              <w:t xml:space="preserve">{id, args, run_id?}</w:t>
+              <w:t xml:space="preserve">{id}</w:t>
             </w:r>
           </w:p>
         </w:tc>
@@ -3376,7 +3386,7 @@
                 <w:sz w:val="19"/>
                 <w:szCs w:val="19"/>
               </w:rPr>
-              <w:t xml:space="preserve">{status: ok|pending|rejected, result?, run_id, undo_until?, gate_id?, error?}</w:t>
+              <w:t xml:space="preserve">{capability (đủ 13 trường + schema)}</w:t>
             </w:r>
           </w:p>
         </w:tc>
@@ -3403,16 +3413,6 @@
               <w:spacing w:after="30" w:line="264"/>
               <w:jc w:val="left"/>
             </w:pPr>
-            <w:r>
-              <w:rPr>
-                <w:rFonts w:ascii="Times New Roman" w:cs="Times New Roman" w:eastAsia="Times New Roman" w:hAnsi="Times New Roman"/>
-                <w:b w:val="false"/>
-                <w:bCs w:val="false"/>
-                <w:sz w:val="19"/>
-                <w:szCs w:val="19"/>
-              </w:rPr>
-              <w:t xml:space="preserve">Đường gọi duy nhất; tool nặng trả job_id trong result</w:t>
-            </w:r>
           </w:p>
         </w:tc>
       </w:tr>
@@ -3447,7 +3447,7 @@
                 <w:sz w:val="19"/>
                 <w:szCs w:val="19"/>
               </w:rPr>
-              <w:t xml:space="preserve">queue.list</w:t>
+              <w:t xml:space="preserve">caps.invoke</w:t>
             </w:r>
           </w:p>
         </w:tc>
@@ -3481,7 +3481,7 @@
                 <w:sz w:val="19"/>
                 <w:szCs w:val="19"/>
               </w:rPr>
-              <w:t xml:space="preserve">{kind: ask|done|all, gate?, limit?}</w:t>
+              <w:t xml:space="preserve">{id, args, run_id?}</w:t>
             </w:r>
           </w:p>
         </w:tc>
@@ -3515,7 +3515,7 @@
                 <w:sz w:val="19"/>
                 <w:szCs w:val="19"/>
               </w:rPr>
-              <w:t xml:space="preserve">{items[]{id, kind, gate, cap, summary, risk, evidence[], deadline?, undo_ref?}}</w:t>
+              <w:t xml:space="preserve">{status: ok|pending|rejected, result?, run_id, undo_until?, gate_id?, error?}</w:t>
             </w:r>
           </w:p>
         </w:tc>
@@ -3549,7 +3549,7 @@
                 <w:sz w:val="19"/>
                 <w:szCs w:val="19"/>
               </w:rPr>
-              <w:t xml:space="preserve">Hàng đợi chờ tôi / đã làm</w:t>
+              <w:t xml:space="preserve">Đường gọi duy nhất; tool nặng trả job_id trong result</w:t>
             </w:r>
           </w:p>
         </w:tc>
@@ -3586,7 +3586,7 @@
                 <w:sz w:val="19"/>
                 <w:szCs w:val="19"/>
               </w:rPr>
-              <w:t xml:space="preserve">gate.decide</w:t>
+              <w:t xml:space="preserve">queue.list</w:t>
             </w:r>
           </w:p>
         </w:tc>
@@ -3621,7 +3621,7 @@
                 <w:sz w:val="19"/>
                 <w:szCs w:val="19"/>
               </w:rPr>
-              <w:t xml:space="preserve">{gate_id, decision: approve|reject, note?}</w:t>
+              <w:t xml:space="preserve">{kind: ask|done|all, gate?, limit?}</w:t>
             </w:r>
           </w:p>
         </w:tc>
@@ -3656,7 +3656,7 @@
                 <w:sz w:val="19"/>
                 <w:szCs w:val="19"/>
               </w:rPr>
-              <w:t xml:space="preserve">{}</w:t>
+              <w:t xml:space="preserve">{items[]{id, kind, gate, cap, summary, risk, evidence[], deadline?, undo_ref?}}</w:t>
             </w:r>
           </w:p>
         </w:tc>
@@ -3691,7 +3691,7 @@
                 <w:sz w:val="19"/>
                 <w:szCs w:val="19"/>
               </w:rPr>
-              <w:t xml:space="preserve">Người quyết định mục ASK</w:t>
+              <w:t xml:space="preserve">Hàng đợi chờ tôi / đã làm</w:t>
             </w:r>
           </w:p>
         </w:tc>
@@ -3727,7 +3727,7 @@
                 <w:sz w:val="19"/>
                 <w:szCs w:val="19"/>
               </w:rPr>
-              <w:t xml:space="preserve">undo.list / undo.apply</w:t>
+              <w:t xml:space="preserve">gate.decide</w:t>
             </w:r>
           </w:p>
         </w:tc>
@@ -3761,7 +3761,7 @@
                 <w:sz w:val="19"/>
                 <w:szCs w:val="19"/>
               </w:rPr>
-              <w:t xml:space="preserve">{} / {undo_ref}</w:t>
+              <w:t xml:space="preserve">{gate_id, decision: approve|reject, note?}</w:t>
             </w:r>
           </w:p>
         </w:tc>
@@ -3795,7 +3795,7 @@
                 <w:sz w:val="19"/>
                 <w:szCs w:val="19"/>
               </w:rPr>
-              <w:t xml:space="preserve">{items[]} / {result}</w:t>
+              <w:t xml:space="preserve">{}</w:t>
             </w:r>
           </w:p>
         </w:tc>
@@ -3829,7 +3829,7 @@
                 <w:sz w:val="19"/>
                 <w:szCs w:val="19"/>
               </w:rPr>
-              <w:t xml:space="preserve">Hoàn tác việc tự làm</w:t>
+              <w:t xml:space="preserve">Người quyết định mục ASK</w:t>
             </w:r>
           </w:p>
         </w:tc>
@@ -3866,7 +3866,7 @@
                 <w:sz w:val="19"/>
                 <w:szCs w:val="19"/>
               </w:rPr>
-              <w:t xml:space="preserve">autonomy.get / autonomy.set</w:t>
+              <w:t xml:space="preserve">undo.list / undo.apply</w:t>
             </w:r>
           </w:p>
         </w:tc>
@@ -3901,7 +3901,7 @@
                 <w:sz w:val="19"/>
                 <w:szCs w:val="19"/>
               </w:rPr>
-              <w:t xml:space="preserve">{} / {level, board?}</w:t>
+              <w:t xml:space="preserve">{} / {undo_ref}</w:t>
             </w:r>
           </w:p>
         </w:tc>
@@ -3936,7 +3936,7 @@
                 <w:sz w:val="19"/>
                 <w:szCs w:val="19"/>
               </w:rPr>
-              <w:t xml:space="preserve">{effective, project, boards{}} / {}</w:t>
+              <w:t xml:space="preserve">{items[]} / {result}</w:t>
             </w:r>
           </w:p>
         </w:tc>
@@ -3971,7 +3971,7 @@
                 <w:sz w:val="19"/>
                 <w:szCs w:val="19"/>
               </w:rPr>
-              <w:t xml:space="preserve">set là R4 khi nới lỏng → gate</w:t>
+              <w:t xml:space="preserve">Hoàn tác việc tự làm</w:t>
             </w:r>
           </w:p>
         </w:tc>
@@ -4007,7 +4007,7 @@
                 <w:sz w:val="19"/>
                 <w:szCs w:val="19"/>
               </w:rPr>
-              <w:t xml:space="preserve">stop</w:t>
+              <w:t xml:space="preserve">autonomy.get / autonomy.set</w:t>
             </w:r>
           </w:p>
         </w:tc>
@@ -4041,7 +4041,7 @@
                 <w:sz w:val="19"/>
                 <w:szCs w:val="19"/>
               </w:rPr>
-              <w:t xml:space="preserve">{}</w:t>
+              <w:t xml:space="preserve">{} / {level, board?}</w:t>
             </w:r>
           </w:p>
         </w:tc>
@@ -4075,7 +4075,7 @@
                 <w:sz w:val="19"/>
                 <w:szCs w:val="19"/>
               </w:rPr>
-              <w:t xml:space="preserve">{}</w:t>
+              <w:t xml:space="preserve">{effective, project, boards{}} / {}</w:t>
             </w:r>
           </w:p>
         </w:tc>
@@ -4109,7 +4109,7 @@
                 <w:sz w:val="19"/>
                 <w:szCs w:val="19"/>
               </w:rPr>
-              <w:t xml:space="preserve">Dừng khẩn &lt; 1 s</w:t>
+              <w:t xml:space="preserve">set là R4 khi nới lỏng → gate</w:t>
             </w:r>
           </w:p>
         </w:tc>
@@ -4146,7 +4146,7 @@
                 <w:sz w:val="19"/>
                 <w:szCs w:val="19"/>
               </w:rPr>
-              <w:t xml:space="preserve">job.status / job.cancel</w:t>
+              <w:t xml:space="preserve">stop</w:t>
             </w:r>
           </w:p>
         </w:tc>
@@ -4181,7 +4181,7 @@
                 <w:sz w:val="19"/>
                 <w:szCs w:val="19"/>
               </w:rPr>
-              <w:t xml:space="preserve">{job_id}</w:t>
+              <w:t xml:space="preserve">{}</w:t>
             </w:r>
           </w:p>
         </w:tc>
@@ -4216,7 +4216,7 @@
                 <w:sz w:val="19"/>
                 <w:szCs w:val="19"/>
               </w:rPr>
-              <w:t xml:space="preserve">{state, progress, log_tail[], result?}</w:t>
+              <w:t xml:space="preserve">{}</w:t>
             </w:r>
           </w:p>
         </w:tc>
@@ -4251,7 +4251,7 @@
                 <w:sz w:val="19"/>
                 <w:szCs w:val="19"/>
               </w:rPr>
-              <w:t xml:space="preserve">Tool nặng (build, flash, extract, render, install)</w:t>
+              <w:t xml:space="preserve">Dừng khẩn &lt; 1 s</w:t>
             </w:r>
           </w:p>
         </w:tc>
@@ -4287,7 +4287,7 @@
                 <w:sz w:val="19"/>
                 <w:szCs w:val="19"/>
               </w:rPr>
-              <w:t xml:space="preserve">view.kg_map / view.focus / view.provenance / view.coverage / view.impact / view.timeline</w:t>
+              <w:t xml:space="preserve">job.status / job.cancel</w:t>
             </w:r>
           </w:p>
         </w:tc>
@@ -4321,7 +4321,7 @@
                 <w:sz w:val="19"/>
                 <w:szCs w:val="19"/>
               </w:rPr>
-              <w:t xml:space="preserve">theo năng lực view.*</w:t>
+              <w:t xml:space="preserve">{job_id}</w:t>
             </w:r>
           </w:p>
         </w:tc>
@@ -4355,7 +4355,7 @@
                 <w:sz w:val="19"/>
                 <w:szCs w:val="19"/>
               </w:rPr>
-              <w:t xml:space="preserve">GraphView / ProvenanceChain / Heatmap / Timeline</w:t>
+              <w:t xml:space="preserve">{state, progress, log_tail[], result?}</w:t>
             </w:r>
           </w:p>
         </w:tc>
@@ -4389,7 +4389,7 @@
                 <w:sz w:val="19"/>
                 <w:szCs w:val="19"/>
               </w:rPr>
-              <w:t xml:space="preserve">Alias caps.invoke để plugin gọi ngắn</w:t>
+              <w:t xml:space="preserve">Tool nặng (build, flash, extract, render, install)</w:t>
             </w:r>
           </w:p>
         </w:tc>
@@ -4426,7 +4426,7 @@
                 <w:sz w:val="19"/>
                 <w:szCs w:val="19"/>
               </w:rPr>
-              <w:t xml:space="preserve">view.rag_ask / view.rag_trace</w:t>
+              <w:t xml:space="preserve">view.kg_map / view.focus / view.provenance / view.coverage / view.impact / view.timeline</w:t>
             </w:r>
           </w:p>
         </w:tc>
@@ -4461,7 +4461,7 @@
                 <w:sz w:val="19"/>
                 <w:szCs w:val="19"/>
               </w:rPr>
-              <w:t xml:space="preserve">{question, scope?} / {trace_id}</w:t>
+              <w:t xml:space="preserve">theo năng lực view.*</w:t>
             </w:r>
           </w:p>
         </w:tc>
@@ -4496,7 +4496,7 @@
                 <w:sz w:val="19"/>
                 <w:szCs w:val="19"/>
               </w:rPr>
-              <w:t xml:space="preserve">{answer, citations[], trace_id} / {chunks[], scores[], path[]}</w:t>
+              <w:t xml:space="preserve">GraphView / ProvenanceChain / Heatmap / Timeline</w:t>
             </w:r>
           </w:p>
         </w:tc>
@@ -4523,6 +4523,16 @@
               <w:spacing w:after="30" w:line="264"/>
               <w:jc w:val="left"/>
             </w:pPr>
+            <w:r>
+              <w:rPr>
+                <w:rFonts w:ascii="Times New Roman" w:cs="Times New Roman" w:eastAsia="Times New Roman" w:hAnsi="Times New Roman"/>
+                <w:b w:val="false"/>
+                <w:bCs w:val="false"/>
+                <w:sz w:val="19"/>
+                <w:szCs w:val="19"/>
+              </w:rPr>
+              <w:t xml:space="preserve">Alias caps.invoke để plugin gọi ngắn</w:t>
+            </w:r>
           </w:p>
         </w:tc>
       </w:tr>
@@ -4557,7 +4567,7 @@
                 <w:sz w:val="19"/>
                 <w:szCs w:val="19"/>
               </w:rPr>
-              <w:t xml:space="preserve">passport.query / passport.browse</w:t>
+              <w:t xml:space="preserve">view.rag_ask / view.rag_trace</w:t>
             </w:r>
           </w:p>
         </w:tc>
@@ -4591,7 +4601,7 @@
                 <w:sz w:val="19"/>
                 <w:szCs w:val="19"/>
               </w:rPr>
-              <w:t xml:space="preserve">{part, periph?, reg?, field?} / {id, group}</w:t>
+              <w:t xml:space="preserve">{question, scope?} / {trace_id}</w:t>
             </w:r>
           </w:p>
         </w:tc>
@@ -4625,7 +4635,7 @@
                 <w:sz w:val="19"/>
                 <w:szCs w:val="19"/>
               </w:rPr>
-              <w:t xml:space="preserve">QueryResult / {groups[], facts[]}</w:t>
+              <w:t xml:space="preserve">{answer, citations[], trace_id} / {chunks[], scores[], path[]}</w:t>
             </w:r>
           </w:p>
         </w:tc>
@@ -4651,16 +4661,6 @@
               <w:spacing w:after="30" w:line="264"/>
               <w:jc w:val="left"/>
             </w:pPr>
-            <w:r>
-              <w:rPr>
-                <w:rFonts w:ascii="Times New Roman" w:cs="Times New Roman" w:eastAsia="Times New Roman" w:hAnsi="Times New Roman"/>
-                <w:b w:val="false"/>
-                <w:bCs w:val="false"/>
-                <w:sz w:val="19"/>
-                <w:szCs w:val="19"/>
-              </w:rPr>
-              <w:t xml:space="preserve">&lt; 200 ms</w:t>
-            </w:r>
           </w:p>
         </w:tc>
       </w:tr>
@@ -4696,7 +4696,7 @@
                 <w:sz w:val="19"/>
                 <w:szCs w:val="19"/>
               </w:rPr>
-              <w:t xml:space="preserve">log.register / log.stats / debug.ask</w:t>
+              <w:t xml:space="preserve">passport.query / passport.browse</w:t>
             </w:r>
           </w:p>
         </w:tc>
@@ -4731,7 +4731,7 @@
                 <w:sz w:val="19"/>
                 <w:szCs w:val="19"/>
               </w:rPr>
-              <w:t xml:space="preserve">{path} / {path, range} / {path, range, question}</w:t>
+              <w:t xml:space="preserve">{part, periph?, reg?, field?} / {id, group}</w:t>
             </w:r>
           </w:p>
         </w:tc>
@@ -4766,7 +4766,7 @@
                 <w:sz w:val="19"/>
                 <w:szCs w:val="19"/>
               </w:rPr>
-              <w:t xml:space="preserve">{} / {stats} / {answer, session_id}</w:t>
+              <w:t xml:space="preserve">QueryResult / {groups[], facts[]}</w:t>
             </w:r>
           </w:p>
         </w:tc>
@@ -4801,7 +4801,7 @@
                 <w:sz w:val="19"/>
                 <w:szCs w:val="19"/>
               </w:rPr>
-              <w:t xml:space="preserve">GEditor tính stats native</w:t>
+              <w:t xml:space="preserve">&lt; 200 ms</w:t>
             </w:r>
           </w:p>
         </w:tc>
@@ -4837,7 +4837,7 @@
                 <w:sz w:val="19"/>
                 <w:szCs w:val="19"/>
               </w:rPr>
-              <w:t xml:space="preserve">serial.open / serial.close / serial.write / serial.expect</w:t>
+              <w:t xml:space="preserve">log.register / log.stats / debug.ask</w:t>
             </w:r>
           </w:p>
         </w:tc>
@@ -4871,7 +4871,7 @@
                 <w:sz w:val="19"/>
                 <w:szCs w:val="19"/>
               </w:rPr>
-              <w:t xml:space="preserve">{port, baud} / {port} / {port, bytes} / {port, pattern, timeout_s}</w:t>
+              <w:t xml:space="preserve">{path} / {path, range} / {path, range, question}</w:t>
             </w:r>
           </w:p>
         </w:tc>
@@ -4905,7 +4905,7 @@
                 <w:sz w:val="19"/>
                 <w:szCs w:val="19"/>
               </w:rPr>
-              <w:t xml:space="preserve">{} / {} / {} / {matched, lines[]}</w:t>
+              <w:t xml:space="preserve">{} / {stats} / {answer, session_id}</w:t>
             </w:r>
           </w:p>
         </w:tc>
@@ -4939,7 +4939,7 @@
                 <w:sz w:val="19"/>
                 <w:szCs w:val="19"/>
               </w:rPr>
-              <w:t xml:space="preserve">Sự kiện serial.line</w:t>
+              <w:t xml:space="preserve">GEditor tính stats native</w:t>
             </w:r>
           </w:p>
         </w:tc>
@@ -4976,7 +4976,7 @@
                 <w:sz w:val="19"/>
                 <w:szCs w:val="19"/>
               </w:rPr>
-              <w:t xml:space="preserve">diagram.open / diagram.save</w:t>
+              <w:t xml:space="preserve">serial.open / serial.close / serial.write / serial.expect</w:t>
             </w:r>
           </w:p>
         </w:tc>
@@ -5011,7 +5011,7 @@
                 <w:sz w:val="19"/>
                 <w:szCs w:val="19"/>
               </w:rPr>
-              <w:t xml:space="preserve">{src, lang} / {id, src}</w:t>
+              <w:t xml:space="preserve">{port, baud} / {port} / {port, bytes} / {port, pattern, timeout_s}</w:t>
             </w:r>
           </w:p>
         </w:tc>
@@ -5046,7 +5046,7 @@
                 <w:sz w:val="19"/>
                 <w:szCs w:val="19"/>
               </w:rPr>
-              <w:t xml:space="preserve">{id, lint[]} / {lint[], sync_diff?}</w:t>
+              <w:t xml:space="preserve">{} / {} / {} / {matched, lines[]}</w:t>
             </w:r>
           </w:p>
         </w:tc>
@@ -5081,7 +5081,7 @@
                 <w:sz w:val="19"/>
                 <w:szCs w:val="19"/>
               </w:rPr>
-              <w:t xml:space="preserve">GEditor render</w:t>
+              <w:t xml:space="preserve">Sự kiện serial.line</w:t>
             </w:r>
           </w:p>
         </w:tc>
@@ -5117,7 +5117,7 @@
                 <w:sz w:val="19"/>
                 <w:szCs w:val="19"/>
               </w:rPr>
-              <w:t xml:space="preserve">doc.open</w:t>
+              <w:t xml:space="preserve">diagram.open / diagram.save</w:t>
             </w:r>
           </w:p>
         </w:tc>
@@ -5151,7 +5151,7 @@
                 <w:sz w:val="19"/>
                 <w:szCs w:val="19"/>
               </w:rPr>
-              <w:t xml:space="preserve">{path}</w:t>
+              <w:t xml:space="preserve">{src, lang} / {id, src}</w:t>
             </w:r>
           </w:p>
         </w:tc>
@@ -5185,7 +5185,7 @@
                 <w:sz w:val="19"/>
                 <w:szCs w:val="19"/>
               </w:rPr>
-              <w:t xml:space="preserve">{sections[], stale[]}</w:t>
+              <w:t xml:space="preserve">{id, lint[]} / {lint[], sync_diff?}</w:t>
             </w:r>
           </w:p>
         </w:tc>
@@ -5211,6 +5211,16 @@
               <w:spacing w:after="30" w:line="264"/>
               <w:jc w:val="left"/>
             </w:pPr>
+            <w:r>
+              <w:rPr>
+                <w:rFonts w:ascii="Times New Roman" w:cs="Times New Roman" w:eastAsia="Times New Roman" w:hAnsi="Times New Roman"/>
+                <w:b w:val="false"/>
+                <w:bCs w:val="false"/>
+                <w:sz w:val="19"/>
+                <w:szCs w:val="19"/>
+              </w:rPr>
+              <w:t xml:space="preserve">GEditor render</w:t>
+            </w:r>
           </w:p>
         </w:tc>
       </w:tr>
@@ -5246,7 +5256,7 @@
                 <w:sz w:val="19"/>
                 <w:szCs w:val="19"/>
               </w:rPr>
-              <w:t xml:space="preserve">discover.status</w:t>
+              <w:t xml:space="preserve">doc.open</w:t>
             </w:r>
           </w:p>
         </w:tc>
@@ -5281,7 +5291,7 @@
                 <w:sz w:val="19"/>
                 <w:szCs w:val="19"/>
               </w:rPr>
-              <w:t xml:space="preserve">{}</w:t>
+              <w:t xml:space="preserve">{path}</w:t>
             </w:r>
           </w:p>
         </w:tc>
@@ -5316,7 +5326,7 @@
                 <w:sz w:val="19"/>
                 <w:szCs w:val="19"/>
               </w:rPr>
-              <w:t xml:space="preserve">Discovery</w:t>
+              <w:t xml:space="preserve">{sections[], stale[]}</w:t>
             </w:r>
           </w:p>
         </w:tc>
@@ -5343,16 +5353,6 @@
               <w:spacing w:after="30" w:line="264"/>
               <w:jc w:val="left"/>
             </w:pPr>
-            <w:r>
-              <w:rPr>
-                <w:rFonts w:ascii="Times New Roman" w:cs="Times New Roman" w:eastAsia="Times New Roman" w:hAnsi="Times New Roman"/>
-                <w:b w:val="false"/>
-                <w:bCs w:val="false"/>
-                <w:sz w:val="19"/>
-                <w:szCs w:val="19"/>
-              </w:rPr>
-              <w:t xml:space="preserve">Cập nhật qua event.discover.changed</w:t>
-            </w:r>
           </w:p>
         </w:tc>
       </w:tr>
@@ -5387,6 +5387,145 @@
                 <w:sz w:val="19"/>
                 <w:szCs w:val="19"/>
               </w:rPr>
+              <w:t xml:space="preserve">discover.status</w:t>
+            </w:r>
+          </w:p>
+        </w:tc>
+        <w:tc>
+          <w:tcPr>
+            <w:tcW w:type="dxa" w:w="2400"/>
+            <w:tcBorders>
+              <w:top w:val="single" w:color="7F7F7F" w:sz="4"/>
+              <w:left w:val="single" w:color="7F7F7F" w:sz="4"/>
+              <w:bottom w:val="single" w:color="7F7F7F" w:sz="4"/>
+              <w:right w:val="single" w:color="7F7F7F" w:sz="4"/>
+            </w:tcBorders>
+            <w:tcMar>
+              <w:top w:type="dxa" w:w="50"/>
+              <w:left w:type="dxa" w:w="80"/>
+              <w:bottom w:type="dxa" w:w="50"/>
+              <w:right w:type="dxa" w:w="80"/>
+            </w:tcMar>
+            <w:vAlign w:val="top"/>
+          </w:tcPr>
+          <w:p>
+            <w:pPr>
+              <w:spacing w:after="30" w:line="264"/>
+              <w:jc w:val="left"/>
+            </w:pPr>
+            <w:r>
+              <w:rPr>
+                <w:rFonts w:ascii="Times New Roman" w:cs="Times New Roman" w:eastAsia="Times New Roman" w:hAnsi="Times New Roman"/>
+                <w:b w:val="false"/>
+                <w:bCs w:val="false"/>
+                <w:sz w:val="19"/>
+                <w:szCs w:val="19"/>
+              </w:rPr>
+              <w:t xml:space="preserve">{}</w:t>
+            </w:r>
+          </w:p>
+        </w:tc>
+        <w:tc>
+          <w:tcPr>
+            <w:tcW w:type="dxa" w:w="2600"/>
+            <w:tcBorders>
+              <w:top w:val="single" w:color="7F7F7F" w:sz="4"/>
+              <w:left w:val="single" w:color="7F7F7F" w:sz="4"/>
+              <w:bottom w:val="single" w:color="7F7F7F" w:sz="4"/>
+              <w:right w:val="single" w:color="7F7F7F" w:sz="4"/>
+            </w:tcBorders>
+            <w:tcMar>
+              <w:top w:type="dxa" w:w="50"/>
+              <w:left w:type="dxa" w:w="80"/>
+              <w:bottom w:type="dxa" w:w="50"/>
+              <w:right w:type="dxa" w:w="80"/>
+            </w:tcMar>
+            <w:vAlign w:val="top"/>
+          </w:tcPr>
+          <w:p>
+            <w:pPr>
+              <w:spacing w:after="30" w:line="264"/>
+              <w:jc w:val="left"/>
+            </w:pPr>
+            <w:r>
+              <w:rPr>
+                <w:rFonts w:ascii="Times New Roman" w:cs="Times New Roman" w:eastAsia="Times New Roman" w:hAnsi="Times New Roman"/>
+                <w:b w:val="false"/>
+                <w:bCs w:val="false"/>
+                <w:sz w:val="19"/>
+                <w:szCs w:val="19"/>
+              </w:rPr>
+              <w:t xml:space="preserve">Discovery</w:t>
+            </w:r>
+          </w:p>
+        </w:tc>
+        <w:tc>
+          <w:tcPr>
+            <w:tcW w:type="dxa" w:w="1700"/>
+            <w:tcBorders>
+              <w:top w:val="single" w:color="7F7F7F" w:sz="4"/>
+              <w:left w:val="single" w:color="7F7F7F" w:sz="4"/>
+              <w:bottom w:val="single" w:color="7F7F7F" w:sz="4"/>
+              <w:right w:val="single" w:color="7F7F7F" w:sz="4"/>
+            </w:tcBorders>
+            <w:tcMar>
+              <w:top w:type="dxa" w:w="50"/>
+              <w:left w:type="dxa" w:w="80"/>
+              <w:bottom w:type="dxa" w:w="50"/>
+              <w:right w:type="dxa" w:w="80"/>
+            </w:tcMar>
+            <w:vAlign w:val="top"/>
+          </w:tcPr>
+          <w:p>
+            <w:pPr>
+              <w:spacing w:after="30" w:line="264"/>
+              <w:jc w:val="left"/>
+            </w:pPr>
+            <w:r>
+              <w:rPr>
+                <w:rFonts w:ascii="Times New Roman" w:cs="Times New Roman" w:eastAsia="Times New Roman" w:hAnsi="Times New Roman"/>
+                <w:b w:val="false"/>
+                <w:bCs w:val="false"/>
+                <w:sz w:val="19"/>
+                <w:szCs w:val="19"/>
+              </w:rPr>
+              <w:t xml:space="preserve">Cập nhật qua event.discover.changed</w:t>
+            </w:r>
+          </w:p>
+        </w:tc>
+      </w:tr>
+      <w:tr>
+        <w:tc>
+          <w:tcPr>
+            <w:tcW w:type="dxa" w:w="2600"/>
+            <w:tcBorders>
+              <w:top w:val="single" w:color="7F7F7F" w:sz="4"/>
+              <w:left w:val="single" w:color="7F7F7F" w:sz="4"/>
+              <w:bottom w:val="single" w:color="7F7F7F" w:sz="4"/>
+              <w:right w:val="single" w:color="7F7F7F" w:sz="4"/>
+            </w:tcBorders>
+            <w:shd w:fill="F2F6FB" w:color="auto" w:val="clear"/>
+            <w:tcMar>
+              <w:top w:type="dxa" w:w="50"/>
+              <w:left w:type="dxa" w:w="80"/>
+              <w:bottom w:type="dxa" w:w="50"/>
+              <w:right w:type="dxa" w:w="80"/>
+            </w:tcMar>
+            <w:vAlign w:val="top"/>
+          </w:tcPr>
+          <w:p>
+            <w:pPr>
+              <w:spacing w:after="30" w:line="264"/>
+              <w:jc w:val="left"/>
+            </w:pPr>
+            <w:r>
+              <w:rPr>
+                <w:rFonts w:ascii="Times New Roman" w:cs="Times New Roman" w:eastAsia="Times New Roman" w:hAnsi="Times New Roman"/>
+                <w:b/>
+                <w:bCs/>
+                <w:sz w:val="19"/>
+                <w:szCs w:val="19"/>
+              </w:rPr>
               <w:t xml:space="preserve">hex.resolve</w:t>
             </w:r>
           </w:p>
@@ -5400,6 +5539,7 @@
               <w:bottom w:val="single" w:color="7F7F7F" w:sz="4"/>
               <w:right w:val="single" w:color="7F7F7F" w:sz="4"/>
             </w:tcBorders>
+            <w:shd w:fill="F2F6FB" w:color="auto" w:val="clear"/>
             <w:tcMar>
               <w:top w:type="dxa" w:w="50"/>
               <w:left w:type="dxa" w:w="80"/>
@@ -5434,6 +5574,7 @@
               <w:bottom w:val="single" w:color="7F7F7F" w:sz="4"/>
               <w:right w:val="single" w:color="7F7F7F" w:sz="4"/>
             </w:tcBorders>
+            <w:shd w:fill="F2F6FB" w:color="auto" w:val="clear"/>
             <w:tcMar>
               <w:top w:type="dxa" w:w="50"/>
               <w:left w:type="dxa" w:w="80"/>
@@ -5468,6 +5609,7 @@
               <w:bottom w:val="single" w:color="7F7F7F" w:sz="4"/>
               <w:right w:val="single" w:color="7F7F7F" w:sz="4"/>
             </w:tcBorders>
+            <w:shd w:fill="F2F6FB" w:color="auto" w:val="clear"/>
             <w:tcMar>
               <w:top w:type="dxa" w:w="50"/>
               <w:left w:type="dxa" w:w="80"/>
@@ -7790,6 +7932,80 @@
         </w:tc>
       </w:tr>
     </w:tbl>
+    <w:p>
+      <w:pPr>
+        <w:spacing w:after="60"/>
+      </w:pPr>
+      <w:r>
+        <w:rPr>
+          <w:rFonts w:ascii="Times New Roman" w:cs="Times New Roman" w:eastAsia="Times New Roman" w:hAnsi="Times New Roman"/>
+          <w:sz w:val="26"/>
+          <w:szCs w:val="26"/>
+        </w:rPr>
+        <w:t xml:space="preserve"/>
+      </w:r>
+    </w:p>
+    <w:p>
+      <w:pPr>
+        <w:spacing w:after="120" w:line="360"/>
+        <w:ind w:firstLine="0"/>
+        <w:jc w:val="both"/>
+      </w:pPr>
+      <w:r>
+        <w:rPr>
+          <w:rFonts w:ascii="Times New Roman" w:cs="Times New Roman" w:eastAsia="Times New Roman" w:hAnsi="Times New Roman"/>
+          <w:b/>
+          <w:bCs/>
+          <w:sz w:val="26"/>
+          <w:szCs w:val="26"/>
+        </w:rPr>
+        <w:t xml:space="preserve">`session.state`</w:t>
+      </w:r>
+      <w:r>
+        <w:rPr>
+          <w:rFonts w:ascii="Times New Roman" w:cs="Times New Roman" w:eastAsia="Times New Roman" w:hAnsi="Times New Roman"/>
+          <w:sz w:val="26"/>
+          <w:szCs w:val="26"/>
+        </w:rPr>
+        <w:t xml:space="preserve"> (v1.x, DEV-110) — đọc M2 của phiên đang mở: `{session_id, opened_at, autonomy_effective, stopped, turns, undo_items, permits[], board}`. MEM-11 §2 kể M2 gồm cả </w:t>
+      </w:r>
+      <w:r>
+        <w:rPr>
+          <w:rFonts w:ascii="Times New Roman" w:cs="Times New Roman" w:eastAsia="Times New Roman" w:hAnsi="Times New Roman"/>
+          <w:i/>
+          <w:iCs/>
+          <w:sz w:val="26"/>
+          <w:szCs w:val="26"/>
+        </w:rPr>
+        <w:t xml:space="preserve">quyền theo phiên (R4)</w:t>
+      </w:r>
+      <w:r>
+        <w:rPr>
+          <w:rFonts w:ascii="Times New Roman" w:cs="Times New Roman" w:eastAsia="Times New Roman" w:hAnsi="Times New Roman"/>
+          <w:sz w:val="26"/>
+          <w:szCs w:val="26"/>
+        </w:rPr>
+        <w:t xml:space="preserve"> và </w:t>
+      </w:r>
+      <w:r>
+        <w:rPr>
+          <w:rFonts w:ascii="Times New Roman" w:cs="Times New Roman" w:eastAsia="Times New Roman" w:hAnsi="Times New Roman"/>
+          <w:i/>
+          <w:iCs/>
+          <w:sz w:val="26"/>
+          <w:szCs w:val="26"/>
+        </w:rPr>
+        <w:t xml:space="preserve">target đang cắm</w:t>
+      </w:r>
+      <w:r>
+        <w:rPr>
+          <w:rFonts w:ascii="Times New Roman" w:cs="Times New Roman" w:eastAsia="Times New Roman" w:hAnsi="Times New Roman"/>
+          <w:sz w:val="26"/>
+          <w:szCs w:val="26"/>
+        </w:rPr>
+        <w:t xml:space="preserve">; hai trường ấy có trong payload nhưng RỖNG cho tới khi `SessionMemory` lưu chúng — giao diện hiện đúng thứ có thật và nói ra phần chưa có, thay vì vẽ một bảng từ dữ liệu không tồn tại.</w:t>
+      </w:r>
+    </w:p>
     <w:p>
       <w:pPr>
         <w:spacing w:after="60"/>

--- a/docs/ho-so/EIDE-API-15_Dac_ta_giao_dien_lap_trinh.docx
+++ b/docs/ho-so/EIDE-API-15_Dac_ta_giao_dien_lap_trinh.docx
@@ -2617,7 +2617,7 @@
                 <w:sz w:val="19"/>
                 <w:szCs w:val="19"/>
               </w:rPr>
-              <w:t xml:space="preserve">session.state</w:t>
+              <w:t xml:space="preserve">budget.state</w:t>
             </w:r>
           </w:p>
         </w:tc>
@@ -2685,7 +2685,7 @@
                 <w:sz w:val="19"/>
                 <w:szCs w:val="19"/>
               </w:rPr>
-              <w:t xml:space="preserve">{session_id, opened_at, autonomy_effective, stopped, turns, undo_items, permits[], board?}</w:t>
+              <w:t xml:space="preserve">{daily_budget_usd, spent_usd, remaining_usd, calls_today, warn_pct, sap_het}</w:t>
             </w:r>
           </w:p>
         </w:tc>
@@ -2719,7 +2719,7 @@
                 <w:sz w:val="19"/>
                 <w:szCs w:val="19"/>
               </w:rPr>
-              <w:t xml:space="preserve">Đọc M2 của phiên đang mở (MEM-11 §2). `permits`/`board` rỗng cho tới khi SessionMemory lưu chúng — DEV-110</w:t>
+              <w:t xml:space="preserve">Ngân sách ngày: hạn từ models.yaml, đã tiêu cộng từ SỔ CÁI (nhiều tiến trình cùng tiêu), ngưỡng cảnh báo từ defaults.yaml — APD-08 §5</w:t>
             </w:r>
           </w:p>
         </w:tc>
@@ -2756,7 +2756,7 @@
                 <w:sz w:val="19"/>
                 <w:szCs w:val="19"/>
               </w:rPr>
-              <w:t xml:space="preserve">chat.send</w:t>
+              <w:t xml:space="preserve">session.state</w:t>
             </w:r>
           </w:p>
         </w:tc>
@@ -2791,7 +2791,7 @@
                 <w:sz w:val="19"/>
                 <w:szCs w:val="19"/>
               </w:rPr>
-              <w:t xml:space="preserve">{text, attachments?[]}</w:t>
+              <w:t xml:space="preserve">{}</w:t>
             </w:r>
           </w:p>
         </w:tc>
@@ -2826,7 +2826,7 @@
                 <w:sz w:val="19"/>
                 <w:szCs w:val="19"/>
               </w:rPr>
-              <w:t xml:space="preserve">{intent_id, run_id?}</w:t>
+              <w:t xml:space="preserve">{session_id, opened_at, autonomy_effective, stopped, turns, undo_items, permits[], board?}</w:t>
             </w:r>
           </w:p>
         </w:tc>
@@ -2861,7 +2861,7 @@
                 <w:sz w:val="19"/>
                 <w:szCs w:val="19"/>
               </w:rPr>
-              <w:t xml:space="preserve">Đưa lệnh vào Orchestrator; kết quả đến qua sự kiện</w:t>
+              <w:t xml:space="preserve">Đọc M2 của phiên đang mở (MEM-11 §2). `permits`/`board` rỗng cho tới khi SessionMemory lưu chúng — DEV-110</w:t>
             </w:r>
           </w:p>
         </w:tc>
@@ -2897,7 +2897,7 @@
                 <w:sz w:val="19"/>
                 <w:szCs w:val="19"/>
               </w:rPr>
-              <w:t xml:space="preserve">chat.answer</w:t>
+              <w:t xml:space="preserve">chat.send</w:t>
             </w:r>
           </w:p>
         </w:tc>
@@ -2931,7 +2931,7 @@
                 <w:sz w:val="19"/>
                 <w:szCs w:val="19"/>
               </w:rPr>
-              <w:t xml:space="preserve">{question_id, option?, text?}</w:t>
+              <w:t xml:space="preserve">{text, attachments?[]}</w:t>
             </w:r>
           </w:p>
         </w:tc>
@@ -2965,7 +2965,7 @@
                 <w:sz w:val="19"/>
                 <w:szCs w:val="19"/>
               </w:rPr>
-              <w:t xml:space="preserve">{}</w:t>
+              <w:t xml:space="preserve">{intent_id, run_id?}</w:t>
             </w:r>
           </w:p>
         </w:tc>
@@ -2999,7 +2999,7 @@
                 <w:sz w:val="19"/>
                 <w:szCs w:val="19"/>
               </w:rPr>
-              <w:t xml:space="preserve">Trả lời câu hỏi gộp</w:t>
+              <w:t xml:space="preserve">Đưa lệnh vào Orchestrator; kết quả đến qua sự kiện</w:t>
             </w:r>
           </w:p>
         </w:tc>
@@ -3036,7 +3036,7 @@
                 <w:sz w:val="19"/>
                 <w:szCs w:val="19"/>
               </w:rPr>
-              <w:t xml:space="preserve">chat.history</w:t>
+              <w:t xml:space="preserve">chat.answer</w:t>
             </w:r>
           </w:p>
         </w:tc>
@@ -3071,7 +3071,7 @@
                 <w:sz w:val="19"/>
                 <w:szCs w:val="19"/>
               </w:rPr>
-              <w:t xml:space="preserve">{limit?, before?}</w:t>
+              <w:t xml:space="preserve">{question_id, option?, text?}</w:t>
             </w:r>
           </w:p>
         </w:tc>
@@ -3106,7 +3106,7 @@
                 <w:sz w:val="19"/>
                 <w:szCs w:val="19"/>
               </w:rPr>
-              <w:t xml:space="preserve">{turns[]}</w:t>
+              <w:t xml:space="preserve">{}</w:t>
             </w:r>
           </w:p>
         </w:tc>
@@ -3141,7 +3141,7 @@
                 <w:sz w:val="19"/>
                 <w:szCs w:val="19"/>
               </w:rPr>
-              <w:t xml:space="preserve">Từ session.turns</w:t>
+              <w:t xml:space="preserve">Trả lời câu hỏi gộp</w:t>
             </w:r>
           </w:p>
         </w:tc>
@@ -3177,7 +3177,7 @@
                 <w:sz w:val="19"/>
                 <w:szCs w:val="19"/>
               </w:rPr>
-              <w:t xml:space="preserve">caps.list</w:t>
+              <w:t xml:space="preserve">chat.history</w:t>
             </w:r>
           </w:p>
         </w:tc>
@@ -3211,7 +3211,7 @@
                 <w:sz w:val="19"/>
                 <w:szCs w:val="19"/>
               </w:rPr>
-              <w:t xml:space="preserve">{ns?, tier?, risk?, screen?}</w:t>
+              <w:t xml:space="preserve">{limit?, before?}</w:t>
             </w:r>
           </w:p>
         </w:tc>
@@ -3245,7 +3245,7 @@
                 <w:sz w:val="19"/>
                 <w:szCs w:val="19"/>
               </w:rPr>
-              <w:t xml:space="preserve">{capabilities[]{code, id, name, desc, risk, tier, ui}}</w:t>
+              <w:t xml:space="preserve">{turns[]}</w:t>
             </w:r>
           </w:p>
         </w:tc>
@@ -3279,7 +3279,7 @@
                 <w:sz w:val="19"/>
                 <w:szCs w:val="19"/>
               </w:rPr>
-              <w:t xml:space="preserve">Từ registry</w:t>
+              <w:t xml:space="preserve">Từ session.turns</w:t>
             </w:r>
           </w:p>
         </w:tc>
@@ -3316,7 +3316,7 @@
                 <w:sz w:val="19"/>
                 <w:szCs w:val="19"/>
               </w:rPr>
-              <w:t xml:space="preserve">caps.describe</w:t>
+              <w:t xml:space="preserve">caps.list</w:t>
             </w:r>
           </w:p>
         </w:tc>
@@ -3351,7 +3351,7 @@
                 <w:sz w:val="19"/>
                 <w:szCs w:val="19"/>
               </w:rPr>
-              <w:t xml:space="preserve">{id}</w:t>
+              <w:t xml:space="preserve">{ns?, tier?, risk?, screen?}</w:t>
             </w:r>
           </w:p>
         </w:tc>
@@ -3386,7 +3386,7 @@
                 <w:sz w:val="19"/>
                 <w:szCs w:val="19"/>
               </w:rPr>
-              <w:t xml:space="preserve">{capability (đủ 13 trường + schema)}</w:t>
+              <w:t xml:space="preserve">{capabilities[]{code, id, name, desc, risk, tier, ui}}</w:t>
             </w:r>
           </w:p>
         </w:tc>
@@ -3413,6 +3413,16 @@
               <w:spacing w:after="30" w:line="264"/>
               <w:jc w:val="left"/>
             </w:pPr>
+            <w:r>
+              <w:rPr>
+                <w:rFonts w:ascii="Times New Roman" w:cs="Times New Roman" w:eastAsia="Times New Roman" w:hAnsi="Times New Roman"/>
+                <w:b w:val="false"/>
+                <w:bCs w:val="false"/>
+                <w:sz w:val="19"/>
+                <w:szCs w:val="19"/>
+              </w:rPr>
+              <w:t xml:space="preserve">Từ registry</w:t>
+            </w:r>
           </w:p>
         </w:tc>
       </w:tr>
@@ -3447,7 +3457,7 @@
                 <w:sz w:val="19"/>
                 <w:szCs w:val="19"/>
               </w:rPr>
-              <w:t xml:space="preserve">caps.invoke</w:t>
+              <w:t xml:space="preserve">caps.describe</w:t>
             </w:r>
           </w:p>
         </w:tc>
@@ -3481,7 +3491,7 @@
                 <w:sz w:val="19"/>
                 <w:szCs w:val="19"/>
               </w:rPr>
-              <w:t xml:space="preserve">{id, args, run_id?}</w:t>
+              <w:t xml:space="preserve">{id}</w:t>
             </w:r>
           </w:p>
         </w:tc>
@@ -3515,7 +3525,7 @@
                 <w:sz w:val="19"/>
                 <w:szCs w:val="19"/>
               </w:rPr>
-              <w:t xml:space="preserve">{status: ok|pending|rejected, result?, run_id, undo_until?, gate_id?, error?}</w:t>
+              <w:t xml:space="preserve">{capability (đủ 13 trường + schema)}</w:t>
             </w:r>
           </w:p>
         </w:tc>
@@ -3541,16 +3551,6 @@
               <w:spacing w:after="30" w:line="264"/>
               <w:jc w:val="left"/>
             </w:pPr>
-            <w:r>
-              <w:rPr>
-                <w:rFonts w:ascii="Times New Roman" w:cs="Times New Roman" w:eastAsia="Times New Roman" w:hAnsi="Times New Roman"/>
-                <w:b w:val="false"/>
-                <w:bCs w:val="false"/>
-                <w:sz w:val="19"/>
-                <w:szCs w:val="19"/>
-              </w:rPr>
-              <w:t xml:space="preserve">Đường gọi duy nhất; tool nặng trả job_id trong result</w:t>
-            </w:r>
           </w:p>
         </w:tc>
       </w:tr>
@@ -3586,7 +3586,7 @@
                 <w:sz w:val="19"/>
                 <w:szCs w:val="19"/>
               </w:rPr>
-              <w:t xml:space="preserve">queue.list</w:t>
+              <w:t xml:space="preserve">caps.invoke</w:t>
             </w:r>
           </w:p>
         </w:tc>
@@ -3621,7 +3621,7 @@
                 <w:sz w:val="19"/>
                 <w:szCs w:val="19"/>
               </w:rPr>
-              <w:t xml:space="preserve">{kind: ask|done|all, gate?, limit?}</w:t>
+              <w:t xml:space="preserve">{id, args, run_id?}</w:t>
             </w:r>
           </w:p>
         </w:tc>
@@ -3656,7 +3656,7 @@
                 <w:sz w:val="19"/>
                 <w:szCs w:val="19"/>
               </w:rPr>
-              <w:t xml:space="preserve">{items[]{id, kind, gate, cap, summary, risk, evidence[], deadline?, undo_ref?}}</w:t>
+              <w:t xml:space="preserve">{status: ok|pending|rejected, result?, run_id, undo_until?, gate_id?, error?}</w:t>
             </w:r>
           </w:p>
         </w:tc>
@@ -3691,7 +3691,7 @@
                 <w:sz w:val="19"/>
                 <w:szCs w:val="19"/>
               </w:rPr>
-              <w:t xml:space="preserve">Hàng đợi chờ tôi / đã làm</w:t>
+              <w:t xml:space="preserve">Đường gọi duy nhất; tool nặng trả job_id trong result</w:t>
             </w:r>
           </w:p>
         </w:tc>
@@ -3727,7 +3727,7 @@
                 <w:sz w:val="19"/>
                 <w:szCs w:val="19"/>
               </w:rPr>
-              <w:t xml:space="preserve">gate.decide</w:t>
+              <w:t xml:space="preserve">queue.list</w:t>
             </w:r>
           </w:p>
         </w:tc>
@@ -3761,7 +3761,7 @@
                 <w:sz w:val="19"/>
                 <w:szCs w:val="19"/>
               </w:rPr>
-              <w:t xml:space="preserve">{gate_id, decision: approve|reject, note?}</w:t>
+              <w:t xml:space="preserve">{kind: ask|done|all, gate?, limit?}</w:t>
             </w:r>
           </w:p>
         </w:tc>
@@ -3795,7 +3795,7 @@
                 <w:sz w:val="19"/>
                 <w:szCs w:val="19"/>
               </w:rPr>
-              <w:t xml:space="preserve">{}</w:t>
+              <w:t xml:space="preserve">{items[]{id, kind, gate, cap, summary, risk, evidence[], deadline?, undo_ref?}}</w:t>
             </w:r>
           </w:p>
         </w:tc>
@@ -3829,7 +3829,7 @@
                 <w:sz w:val="19"/>
                 <w:szCs w:val="19"/>
               </w:rPr>
-              <w:t xml:space="preserve">Người quyết định mục ASK</w:t>
+              <w:t xml:space="preserve">Hàng đợi chờ tôi / đã làm</w:t>
             </w:r>
           </w:p>
         </w:tc>
@@ -3866,7 +3866,7 @@
                 <w:sz w:val="19"/>
                 <w:szCs w:val="19"/>
               </w:rPr>
-              <w:t xml:space="preserve">undo.list / undo.apply</w:t>
+              <w:t xml:space="preserve">gate.decide</w:t>
             </w:r>
           </w:p>
         </w:tc>
@@ -3901,7 +3901,7 @@
                 <w:sz w:val="19"/>
                 <w:szCs w:val="19"/>
               </w:rPr>
-              <w:t xml:space="preserve">{} / {undo_ref}</w:t>
+              <w:t xml:space="preserve">{gate_id, decision: approve|reject, note?}</w:t>
             </w:r>
           </w:p>
         </w:tc>
@@ -3936,7 +3936,7 @@
                 <w:sz w:val="19"/>
                 <w:szCs w:val="19"/>
               </w:rPr>
-              <w:t xml:space="preserve">{items[]} / {result}</w:t>
+              <w:t xml:space="preserve">{}</w:t>
             </w:r>
           </w:p>
         </w:tc>
@@ -3971,7 +3971,7 @@
                 <w:sz w:val="19"/>
                 <w:szCs w:val="19"/>
               </w:rPr>
-              <w:t xml:space="preserve">Hoàn tác việc tự làm</w:t>
+              <w:t xml:space="preserve">Người quyết định mục ASK</w:t>
             </w:r>
           </w:p>
         </w:tc>
@@ -4007,7 +4007,7 @@
                 <w:sz w:val="19"/>
                 <w:szCs w:val="19"/>
               </w:rPr>
-              <w:t xml:space="preserve">autonomy.get / autonomy.set</w:t>
+              <w:t xml:space="preserve">undo.list / undo.apply</w:t>
             </w:r>
           </w:p>
         </w:tc>
@@ -4041,7 +4041,7 @@
                 <w:sz w:val="19"/>
                 <w:szCs w:val="19"/>
               </w:rPr>
-              <w:t xml:space="preserve">{} / {level, board?}</w:t>
+              <w:t xml:space="preserve">{} / {undo_ref}</w:t>
             </w:r>
           </w:p>
         </w:tc>
@@ -4075,7 +4075,7 @@
                 <w:sz w:val="19"/>
                 <w:szCs w:val="19"/>
               </w:rPr>
-              <w:t xml:space="preserve">{effective, project, boards{}} / {}</w:t>
+              <w:t xml:space="preserve">{items[]} / {result}</w:t>
             </w:r>
           </w:p>
         </w:tc>
@@ -4109,7 +4109,7 @@
                 <w:sz w:val="19"/>
                 <w:szCs w:val="19"/>
               </w:rPr>
-              <w:t xml:space="preserve">set là R4 khi nới lỏng → gate</w:t>
+              <w:t xml:space="preserve">Hoàn tác việc tự làm</w:t>
             </w:r>
           </w:p>
         </w:tc>
@@ -4146,7 +4146,7 @@
                 <w:sz w:val="19"/>
                 <w:szCs w:val="19"/>
               </w:rPr>
-              <w:t xml:space="preserve">stop</w:t>
+              <w:t xml:space="preserve">autonomy.get / autonomy.set</w:t>
             </w:r>
           </w:p>
         </w:tc>
@@ -4181,7 +4181,7 @@
                 <w:sz w:val="19"/>
                 <w:szCs w:val="19"/>
               </w:rPr>
-              <w:t xml:space="preserve">{}</w:t>
+              <w:t xml:space="preserve">{} / {level, board?}</w:t>
             </w:r>
           </w:p>
         </w:tc>
@@ -4216,7 +4216,7 @@
                 <w:sz w:val="19"/>
                 <w:szCs w:val="19"/>
               </w:rPr>
-              <w:t xml:space="preserve">{}</w:t>
+              <w:t xml:space="preserve">{effective, project, boards{}} / {}</w:t>
             </w:r>
           </w:p>
         </w:tc>
@@ -4251,7 +4251,7 @@
                 <w:sz w:val="19"/>
                 <w:szCs w:val="19"/>
               </w:rPr>
-              <w:t xml:space="preserve">Dừng khẩn &lt; 1 s</w:t>
+              <w:t xml:space="preserve">set là R4 khi nới lỏng → gate</w:t>
             </w:r>
           </w:p>
         </w:tc>
@@ -4287,7 +4287,7 @@
                 <w:sz w:val="19"/>
                 <w:szCs w:val="19"/>
               </w:rPr>
-              <w:t xml:space="preserve">job.status / job.cancel</w:t>
+              <w:t xml:space="preserve">stop</w:t>
             </w:r>
           </w:p>
         </w:tc>
@@ -4321,7 +4321,7 @@
                 <w:sz w:val="19"/>
                 <w:szCs w:val="19"/>
               </w:rPr>
-              <w:t xml:space="preserve">{job_id}</w:t>
+              <w:t xml:space="preserve">{}</w:t>
             </w:r>
           </w:p>
         </w:tc>
@@ -4355,7 +4355,7 @@
                 <w:sz w:val="19"/>
                 <w:szCs w:val="19"/>
               </w:rPr>
-              <w:t xml:space="preserve">{state, progress, log_tail[], result?}</w:t>
+              <w:t xml:space="preserve">{}</w:t>
             </w:r>
           </w:p>
         </w:tc>
@@ -4389,7 +4389,7 @@
                 <w:sz w:val="19"/>
                 <w:szCs w:val="19"/>
               </w:rPr>
-              <w:t xml:space="preserve">Tool nặng (build, flash, extract, render, install)</w:t>
+              <w:t xml:space="preserve">Dừng khẩn &lt; 1 s</w:t>
             </w:r>
           </w:p>
         </w:tc>
@@ -4426,7 +4426,7 @@
                 <w:sz w:val="19"/>
                 <w:szCs w:val="19"/>
               </w:rPr>
-              <w:t xml:space="preserve">view.kg_map / view.focus / view.provenance / view.coverage / view.impact / view.timeline</w:t>
+              <w:t xml:space="preserve">job.status / job.cancel</w:t>
             </w:r>
           </w:p>
         </w:tc>
@@ -4461,7 +4461,7 @@
                 <w:sz w:val="19"/>
                 <w:szCs w:val="19"/>
               </w:rPr>
-              <w:t xml:space="preserve">theo năng lực view.*</w:t>
+              <w:t xml:space="preserve">{job_id}</w:t>
             </w:r>
           </w:p>
         </w:tc>
@@ -4496,7 +4496,7 @@
                 <w:sz w:val="19"/>
                 <w:szCs w:val="19"/>
               </w:rPr>
-              <w:t xml:space="preserve">GraphView / ProvenanceChain / Heatmap / Timeline</w:t>
+              <w:t xml:space="preserve">{state, progress, log_tail[], result?}</w:t>
             </w:r>
           </w:p>
         </w:tc>
@@ -4531,7 +4531,7 @@
                 <w:sz w:val="19"/>
                 <w:szCs w:val="19"/>
               </w:rPr>
-              <w:t xml:space="preserve">Alias caps.invoke để plugin gọi ngắn</w:t>
+              <w:t xml:space="preserve">Tool nặng (build, flash, extract, render, install)</w:t>
             </w:r>
           </w:p>
         </w:tc>
@@ -4567,7 +4567,7 @@
                 <w:sz w:val="19"/>
                 <w:szCs w:val="19"/>
               </w:rPr>
-              <w:t xml:space="preserve">view.rag_ask / view.rag_trace</w:t>
+              <w:t xml:space="preserve">view.kg_map / view.focus / view.provenance / view.coverage / view.impact / view.timeline</w:t>
             </w:r>
           </w:p>
         </w:tc>
@@ -4601,7 +4601,7 @@
                 <w:sz w:val="19"/>
                 <w:szCs w:val="19"/>
               </w:rPr>
-              <w:t xml:space="preserve">{question, scope?} / {trace_id}</w:t>
+              <w:t xml:space="preserve">theo năng lực view.*</w:t>
             </w:r>
           </w:p>
         </w:tc>
@@ -4635,7 +4635,7 @@
                 <w:sz w:val="19"/>
                 <w:szCs w:val="19"/>
               </w:rPr>
-              <w:t xml:space="preserve">{answer, citations[], trace_id} / {chunks[], scores[], path[]}</w:t>
+              <w:t xml:space="preserve">GraphView / ProvenanceChain / Heatmap / Timeline</w:t>
             </w:r>
           </w:p>
         </w:tc>
@@ -4661,6 +4661,16 @@
               <w:spacing w:after="30" w:line="264"/>
               <w:jc w:val="left"/>
             </w:pPr>
+            <w:r>
+              <w:rPr>
+                <w:rFonts w:ascii="Times New Roman" w:cs="Times New Roman" w:eastAsia="Times New Roman" w:hAnsi="Times New Roman"/>
+                <w:b w:val="false"/>
+                <w:bCs w:val="false"/>
+                <w:sz w:val="19"/>
+                <w:szCs w:val="19"/>
+              </w:rPr>
+              <w:t xml:space="preserve">Alias caps.invoke để plugin gọi ngắn</w:t>
+            </w:r>
           </w:p>
         </w:tc>
       </w:tr>
@@ -4696,7 +4706,7 @@
                 <w:sz w:val="19"/>
                 <w:szCs w:val="19"/>
               </w:rPr>
-              <w:t xml:space="preserve">passport.query / passport.browse</w:t>
+              <w:t xml:space="preserve">view.rag_ask / view.rag_trace</w:t>
             </w:r>
           </w:p>
         </w:tc>
@@ -4731,7 +4741,7 @@
                 <w:sz w:val="19"/>
                 <w:szCs w:val="19"/>
               </w:rPr>
-              <w:t xml:space="preserve">{part, periph?, reg?, field?} / {id, group}</w:t>
+              <w:t xml:space="preserve">{question, scope?} / {trace_id}</w:t>
             </w:r>
           </w:p>
         </w:tc>
@@ -4766,7 +4776,7 @@
                 <w:sz w:val="19"/>
                 <w:szCs w:val="19"/>
               </w:rPr>
-              <w:t xml:space="preserve">QueryResult / {groups[], facts[]}</w:t>
+              <w:t xml:space="preserve">{answer, citations[], trace_id} / {chunks[], scores[], path[]}</w:t>
             </w:r>
           </w:p>
         </w:tc>
@@ -4793,16 +4803,6 @@
               <w:spacing w:after="30" w:line="264"/>
               <w:jc w:val="left"/>
             </w:pPr>
-            <w:r>
-              <w:rPr>
-                <w:rFonts w:ascii="Times New Roman" w:cs="Times New Roman" w:eastAsia="Times New Roman" w:hAnsi="Times New Roman"/>
-                <w:b w:val="false"/>
-                <w:bCs w:val="false"/>
-                <w:sz w:val="19"/>
-                <w:szCs w:val="19"/>
-              </w:rPr>
-              <w:t xml:space="preserve">&lt; 200 ms</w:t>
-            </w:r>
           </w:p>
         </w:tc>
       </w:tr>
@@ -4837,7 +4837,7 @@
                 <w:sz w:val="19"/>
                 <w:szCs w:val="19"/>
               </w:rPr>
-              <w:t xml:space="preserve">log.register / log.stats / debug.ask</w:t>
+              <w:t xml:space="preserve">passport.query / passport.browse</w:t>
             </w:r>
           </w:p>
         </w:tc>
@@ -4871,7 +4871,7 @@
                 <w:sz w:val="19"/>
                 <w:szCs w:val="19"/>
               </w:rPr>
-              <w:t xml:space="preserve">{path} / {path, range} / {path, range, question}</w:t>
+              <w:t xml:space="preserve">{part, periph?, reg?, field?} / {id, group}</w:t>
             </w:r>
           </w:p>
         </w:tc>
@@ -4905,7 +4905,7 @@
                 <w:sz w:val="19"/>
                 <w:szCs w:val="19"/>
               </w:rPr>
-              <w:t xml:space="preserve">{} / {stats} / {answer, session_id}</w:t>
+              <w:t xml:space="preserve">QueryResult / {groups[], facts[]}</w:t>
             </w:r>
           </w:p>
         </w:tc>
@@ -4939,7 +4939,7 @@
                 <w:sz w:val="19"/>
                 <w:szCs w:val="19"/>
               </w:rPr>
-              <w:t xml:space="preserve">GEditor tính stats native</w:t>
+              <w:t xml:space="preserve">&lt; 200 ms</w:t>
             </w:r>
           </w:p>
         </w:tc>
@@ -4976,7 +4976,7 @@
                 <w:sz w:val="19"/>
                 <w:szCs w:val="19"/>
               </w:rPr>
-              <w:t xml:space="preserve">serial.open / serial.close / serial.write / serial.expect</w:t>
+              <w:t xml:space="preserve">log.register / log.stats / debug.ask</w:t>
             </w:r>
           </w:p>
         </w:tc>
@@ -5011,7 +5011,7 @@
                 <w:sz w:val="19"/>
                 <w:szCs w:val="19"/>
               </w:rPr>
-              <w:t xml:space="preserve">{port, baud} / {port} / {port, bytes} / {port, pattern, timeout_s}</w:t>
+              <w:t xml:space="preserve">{path} / {path, range} / {path, range, question}</w:t>
             </w:r>
           </w:p>
         </w:tc>
@@ -5046,7 +5046,7 @@
                 <w:sz w:val="19"/>
                 <w:szCs w:val="19"/>
               </w:rPr>
-              <w:t xml:space="preserve">{} / {} / {} / {matched, lines[]}</w:t>
+              <w:t xml:space="preserve">{} / {stats} / {answer, session_id}</w:t>
             </w:r>
           </w:p>
         </w:tc>
@@ -5081,7 +5081,7 @@
                 <w:sz w:val="19"/>
                 <w:szCs w:val="19"/>
               </w:rPr>
-              <w:t xml:space="preserve">Sự kiện serial.line</w:t>
+              <w:t xml:space="preserve">GEditor tính stats native</w:t>
             </w:r>
           </w:p>
         </w:tc>
@@ -5117,7 +5117,7 @@
                 <w:sz w:val="19"/>
                 <w:szCs w:val="19"/>
               </w:rPr>
-              <w:t xml:space="preserve">diagram.open / diagram.save</w:t>
+              <w:t xml:space="preserve">serial.open / serial.close / serial.write / serial.expect</w:t>
             </w:r>
           </w:p>
         </w:tc>
@@ -5151,7 +5151,7 @@
                 <w:sz w:val="19"/>
                 <w:szCs w:val="19"/>
               </w:rPr>
-              <w:t xml:space="preserve">{src, lang} / {id, src}</w:t>
+              <w:t xml:space="preserve">{port, baud} / {port} / {port, bytes} / {port, pattern, timeout_s}</w:t>
             </w:r>
           </w:p>
         </w:tc>
@@ -5185,7 +5185,7 @@
                 <w:sz w:val="19"/>
                 <w:szCs w:val="19"/>
               </w:rPr>
-              <w:t xml:space="preserve">{id, lint[]} / {lint[], sync_diff?}</w:t>
+              <w:t xml:space="preserve">{} / {} / {} / {matched, lines[]}</w:t>
             </w:r>
           </w:p>
         </w:tc>
@@ -5219,7 +5219,7 @@
                 <w:sz w:val="19"/>
                 <w:szCs w:val="19"/>
               </w:rPr>
-              <w:t xml:space="preserve">GEditor render</w:t>
+              <w:t xml:space="preserve">Sự kiện serial.line</w:t>
             </w:r>
           </w:p>
         </w:tc>
@@ -5256,7 +5256,7 @@
                 <w:sz w:val="19"/>
                 <w:szCs w:val="19"/>
               </w:rPr>
-              <w:t xml:space="preserve">doc.open</w:t>
+              <w:t xml:space="preserve">diagram.open / diagram.save</w:t>
             </w:r>
           </w:p>
         </w:tc>
@@ -5291,7 +5291,7 @@
                 <w:sz w:val="19"/>
                 <w:szCs w:val="19"/>
               </w:rPr>
-              <w:t xml:space="preserve">{path}</w:t>
+              <w:t xml:space="preserve">{src, lang} / {id, src}</w:t>
             </w:r>
           </w:p>
         </w:tc>
@@ -5326,7 +5326,7 @@
                 <w:sz w:val="19"/>
                 <w:szCs w:val="19"/>
               </w:rPr>
-              <w:t xml:space="preserve">{sections[], stale[]}</w:t>
+              <w:t xml:space="preserve">{id, lint[]} / {lint[], sync_diff?}</w:t>
             </w:r>
           </w:p>
         </w:tc>
@@ -5353,6 +5353,16 @@
               <w:spacing w:after="30" w:line="264"/>
               <w:jc w:val="left"/>
             </w:pPr>
+            <w:r>
+              <w:rPr>
+                <w:rFonts w:ascii="Times New Roman" w:cs="Times New Roman" w:eastAsia="Times New Roman" w:hAnsi="Times New Roman"/>
+                <w:b w:val="false"/>
+                <w:bCs w:val="false"/>
+                <w:sz w:val="19"/>
+                <w:szCs w:val="19"/>
+              </w:rPr>
+              <w:t xml:space="preserve">GEditor render</w:t>
+            </w:r>
           </w:p>
         </w:tc>
       </w:tr>
@@ -5387,7 +5397,7 @@
                 <w:sz w:val="19"/>
                 <w:szCs w:val="19"/>
               </w:rPr>
-              <w:t xml:space="preserve">discover.status</w:t>
+              <w:t xml:space="preserve">doc.open</w:t>
             </w:r>
           </w:p>
         </w:tc>
@@ -5421,7 +5431,7 @@
                 <w:sz w:val="19"/>
                 <w:szCs w:val="19"/>
               </w:rPr>
-              <w:t xml:space="preserve">{}</w:t>
+              <w:t xml:space="preserve">{path}</w:t>
             </w:r>
           </w:p>
         </w:tc>
@@ -5455,7 +5465,7 @@
                 <w:sz w:val="19"/>
                 <w:szCs w:val="19"/>
               </w:rPr>
-              <w:t xml:space="preserve">Discovery</w:t>
+              <w:t xml:space="preserve">{sections[], stale[]}</w:t>
             </w:r>
           </w:p>
         </w:tc>
@@ -5481,16 +5491,6 @@
               <w:spacing w:after="30" w:line="264"/>
               <w:jc w:val="left"/>
             </w:pPr>
-            <w:r>
-              <w:rPr>
-                <w:rFonts w:ascii="Times New Roman" w:cs="Times New Roman" w:eastAsia="Times New Roman" w:hAnsi="Times New Roman"/>
-                <w:b w:val="false"/>
-                <w:bCs w:val="false"/>
-                <w:sz w:val="19"/>
-                <w:szCs w:val="19"/>
-              </w:rPr>
-              <w:t xml:space="preserve">Cập nhật qua event.discover.changed</w:t>
-            </w:r>
           </w:p>
         </w:tc>
       </w:tr>
@@ -5526,6 +5526,147 @@
                 <w:sz w:val="19"/>
                 <w:szCs w:val="19"/>
               </w:rPr>
+              <w:t xml:space="preserve">discover.status</w:t>
+            </w:r>
+          </w:p>
+        </w:tc>
+        <w:tc>
+          <w:tcPr>
+            <w:tcW w:type="dxa" w:w="2400"/>
+            <w:tcBorders>
+              <w:top w:val="single" w:color="7F7F7F" w:sz="4"/>
+              <w:left w:val="single" w:color="7F7F7F" w:sz="4"/>
+              <w:bottom w:val="single" w:color="7F7F7F" w:sz="4"/>
+              <w:right w:val="single" w:color="7F7F7F" w:sz="4"/>
+            </w:tcBorders>
+            <w:shd w:fill="F2F6FB" w:color="auto" w:val="clear"/>
+            <w:tcMar>
+              <w:top w:type="dxa" w:w="50"/>
+              <w:left w:type="dxa" w:w="80"/>
+              <w:bottom w:type="dxa" w:w="50"/>
+              <w:right w:type="dxa" w:w="80"/>
+            </w:tcMar>
+            <w:vAlign w:val="top"/>
+          </w:tcPr>
+          <w:p>
+            <w:pPr>
+              <w:spacing w:after="30" w:line="264"/>
+              <w:jc w:val="left"/>
+            </w:pPr>
+            <w:r>
+              <w:rPr>
+                <w:rFonts w:ascii="Times New Roman" w:cs="Times New Roman" w:eastAsia="Times New Roman" w:hAnsi="Times New Roman"/>
+                <w:b w:val="false"/>
+                <w:bCs w:val="false"/>
+                <w:sz w:val="19"/>
+                <w:szCs w:val="19"/>
+              </w:rPr>
+              <w:t xml:space="preserve">{}</w:t>
+            </w:r>
+          </w:p>
+        </w:tc>
+        <w:tc>
+          <w:tcPr>
+            <w:tcW w:type="dxa" w:w="2600"/>
+            <w:tcBorders>
+              <w:top w:val="single" w:color="7F7F7F" w:sz="4"/>
+              <w:left w:val="single" w:color="7F7F7F" w:sz="4"/>
+              <w:bottom w:val="single" w:color="7F7F7F" w:sz="4"/>
+              <w:right w:val="single" w:color="7F7F7F" w:sz="4"/>
+            </w:tcBorders>
+            <w:shd w:fill="F2F6FB" w:color="auto" w:val="clear"/>
+            <w:tcMar>
+              <w:top w:type="dxa" w:w="50"/>
+              <w:left w:type="dxa" w:w="80"/>
+              <w:bottom w:type="dxa" w:w="50"/>
+              <w:right w:type="dxa" w:w="80"/>
+            </w:tcMar>
+            <w:vAlign w:val="top"/>
+          </w:tcPr>
+          <w:p>
+            <w:pPr>
+              <w:spacing w:after="30" w:line="264"/>
+              <w:jc w:val="left"/>
+            </w:pPr>
+            <w:r>
+              <w:rPr>
+                <w:rFonts w:ascii="Times New Roman" w:cs="Times New Roman" w:eastAsia="Times New Roman" w:hAnsi="Times New Roman"/>
+                <w:b w:val="false"/>
+                <w:bCs w:val="false"/>
+                <w:sz w:val="19"/>
+                <w:szCs w:val="19"/>
+              </w:rPr>
+              <w:t xml:space="preserve">Discovery</w:t>
+            </w:r>
+          </w:p>
+        </w:tc>
+        <w:tc>
+          <w:tcPr>
+            <w:tcW w:type="dxa" w:w="1700"/>
+            <w:tcBorders>
+              <w:top w:val="single" w:color="7F7F7F" w:sz="4"/>
+              <w:left w:val="single" w:color="7F7F7F" w:sz="4"/>
+              <w:bottom w:val="single" w:color="7F7F7F" w:sz="4"/>
+              <w:right w:val="single" w:color="7F7F7F" w:sz="4"/>
+            </w:tcBorders>
+            <w:shd w:fill="F2F6FB" w:color="auto" w:val="clear"/>
+            <w:tcMar>
+              <w:top w:type="dxa" w:w="50"/>
+              <w:left w:type="dxa" w:w="80"/>
+              <w:bottom w:type="dxa" w:w="50"/>
+              <w:right w:type="dxa" w:w="80"/>
+            </w:tcMar>
+            <w:vAlign w:val="top"/>
+          </w:tcPr>
+          <w:p>
+            <w:pPr>
+              <w:spacing w:after="30" w:line="264"/>
+              <w:jc w:val="left"/>
+            </w:pPr>
+            <w:r>
+              <w:rPr>
+                <w:rFonts w:ascii="Times New Roman" w:cs="Times New Roman" w:eastAsia="Times New Roman" w:hAnsi="Times New Roman"/>
+                <w:b w:val="false"/>
+                <w:bCs w:val="false"/>
+                <w:sz w:val="19"/>
+                <w:szCs w:val="19"/>
+              </w:rPr>
+              <w:t xml:space="preserve">Cập nhật qua event.discover.changed</w:t>
+            </w:r>
+          </w:p>
+        </w:tc>
+      </w:tr>
+      <w:tr>
+        <w:tc>
+          <w:tcPr>
+            <w:tcW w:type="dxa" w:w="2600"/>
+            <w:tcBorders>
+              <w:top w:val="single" w:color="7F7F7F" w:sz="4"/>
+              <w:left w:val="single" w:color="7F7F7F" w:sz="4"/>
+              <w:bottom w:val="single" w:color="7F7F7F" w:sz="4"/>
+              <w:right w:val="single" w:color="7F7F7F" w:sz="4"/>
+            </w:tcBorders>
+            <w:tcMar>
+              <w:top w:type="dxa" w:w="50"/>
+              <w:left w:type="dxa" w:w="80"/>
+              <w:bottom w:type="dxa" w:w="50"/>
+              <w:right w:type="dxa" w:w="80"/>
+            </w:tcMar>
+            <w:vAlign w:val="top"/>
+          </w:tcPr>
+          <w:p>
+            <w:pPr>
+              <w:spacing w:after="30" w:line="264"/>
+              <w:jc w:val="left"/>
+            </w:pPr>
+            <w:r>
+              <w:rPr>
+                <w:rFonts w:ascii="Times New Roman" w:cs="Times New Roman" w:eastAsia="Times New Roman" w:hAnsi="Times New Roman"/>
+                <w:b/>
+                <w:bCs/>
+                <w:sz w:val="19"/>
+                <w:szCs w:val="19"/>
+              </w:rPr>
               <w:t xml:space="preserve">hex.resolve</w:t>
             </w:r>
           </w:p>
@@ -5539,7 +5680,6 @@
               <w:bottom w:val="single" w:color="7F7F7F" w:sz="4"/>
               <w:right w:val="single" w:color="7F7F7F" w:sz="4"/>
             </w:tcBorders>
-            <w:shd w:fill="F2F6FB" w:color="auto" w:val="clear"/>
             <w:tcMar>
               <w:top w:type="dxa" w:w="50"/>
               <w:left w:type="dxa" w:w="80"/>
@@ -5574,7 +5714,6 @@
               <w:bottom w:val="single" w:color="7F7F7F" w:sz="4"/>
               <w:right w:val="single" w:color="7F7F7F" w:sz="4"/>
             </w:tcBorders>
-            <w:shd w:fill="F2F6FB" w:color="auto" w:val="clear"/>
             <w:tcMar>
               <w:top w:type="dxa" w:w="50"/>
               <w:left w:type="dxa" w:w="80"/>
@@ -5609,7 +5748,6 @@
               <w:bottom w:val="single" w:color="7F7F7F" w:sz="4"/>
               <w:right w:val="single" w:color="7F7F7F" w:sz="4"/>
             </w:tcBorders>
-            <w:shd w:fill="F2F6FB" w:color="auto" w:val="clear"/>
             <w:tcMar>
               <w:top w:type="dxa" w:w="50"/>
               <w:left w:type="dxa" w:w="80"/>

--- a/docs/ho-so/EIDE-API-15_Dac_ta_giao_dien_lap_trinh.docx
+++ b/docs/ho-so/EIDE-API-15_Dac_ta_giao_dien_lap_trinh.docx
@@ -277,7 +277,23 @@
                 <w:sz w:val="21"/>
                 <w:szCs w:val="21"/>
               </w:rPr>
-              <w:t xml:space="preserve">1.6 — §3: danh sách tool nhanh nay IN RA từ chính literal sinh `api/mcp_tools.json`. Trước đó văn xuôi liệt kê 16 tên không khớp năng lực nào trong khi literal có 12 id thật — hai danh sách trong cùng một tài liệu, và literal mới là thứ sinh ra tệp (DEV-045).</w:t>
+              <w:t xml:space="preserve">1.6 — §3: danh sách tool nhanh nay IN RA từ chính literal sinh </w:t>
+            </w:r>
+            <w:r>
+              <w:rPr>
+                <w:rFonts w:ascii="Consolas" w:cs="Consolas" w:eastAsia="Consolas" w:hAnsi="Consolas"/>
+                <w:sz w:val="21"/>
+                <w:szCs w:val="21"/>
+              </w:rPr>
+              <w:t xml:space="preserve">api/mcp_tools.json</w:t>
+            </w:r>
+            <w:r>
+              <w:rPr>
+                <w:rFonts w:ascii="Times New Roman" w:cs="Times New Roman" w:eastAsia="Times New Roman" w:hAnsi="Times New Roman"/>
+                <w:sz w:val="21"/>
+                <w:szCs w:val="21"/>
+              </w:rPr>
+              <w:t xml:space="preserve">. Trước đó văn xuôi liệt kê 16 tên không khớp năng lực nào trong khi literal có 12 id thật — hai danh sách trong cùng một tài liệu, và literal mới là thứ sinh ra tệp (DEV-045).</w:t>
             </w:r>
           </w:p>
         </w:tc>
@@ -1496,7 +1512,47 @@
                 <w:sz w:val="21"/>
                 <w:szCs w:val="21"/>
               </w:rPr>
-              <w:t xml:space="preserve">§7: thêm kiểu sự kiện ledger `policy.sign {hash, by, keys[], alg}`. POL-17 §3 đòi ghi việc ký danh sách trắng vào decision_log nhưng không kiểu nào có trường `hash` — mà băm chính là thứ phép đối chiếu .sig ↔ nhật ký cần đọc (DEV-031).</w:t>
+              <w:t xml:space="preserve">§7: thêm kiểu sự kiện ledger </w:t>
+            </w:r>
+            <w:r>
+              <w:rPr>
+                <w:rFonts w:ascii="Consolas" w:cs="Consolas" w:eastAsia="Consolas" w:hAnsi="Consolas"/>
+                <w:b w:val="false"/>
+                <w:bCs w:val="false"/>
+                <w:sz w:val="21"/>
+                <w:szCs w:val="21"/>
+              </w:rPr>
+              <w:t xml:space="preserve">policy.sign {hash, by, keys[], alg}</w:t>
+            </w:r>
+            <w:r>
+              <w:rPr>
+                <w:rFonts w:ascii="Times New Roman" w:cs="Times New Roman" w:eastAsia="Times New Roman" w:hAnsi="Times New Roman"/>
+                <w:b w:val="false"/>
+                <w:bCs w:val="false"/>
+                <w:sz w:val="21"/>
+                <w:szCs w:val="21"/>
+              </w:rPr>
+              <w:t xml:space="preserve">. POL-17 §3 đòi ghi việc ký danh sách trắng vào decision_log nhưng không kiểu nào có trường </w:t>
+            </w:r>
+            <w:r>
+              <w:rPr>
+                <w:rFonts w:ascii="Consolas" w:cs="Consolas" w:eastAsia="Consolas" w:hAnsi="Consolas"/>
+                <w:b w:val="false"/>
+                <w:bCs w:val="false"/>
+                <w:sz w:val="21"/>
+                <w:szCs w:val="21"/>
+              </w:rPr>
+              <w:t xml:space="preserve">hash</w:t>
+            </w:r>
+            <w:r>
+              <w:rPr>
+                <w:rFonts w:ascii="Times New Roman" w:cs="Times New Roman" w:eastAsia="Times New Roman" w:hAnsi="Times New Roman"/>
+                <w:b w:val="false"/>
+                <w:bCs w:val="false"/>
+                <w:sz w:val="21"/>
+                <w:szCs w:val="21"/>
+              </w:rPr>
+              <w:t xml:space="preserve"> — mà băm chính là thứ phép đối chiếu .sig ↔ nhật ký cần đọc (DEV-031).</w:t>
             </w:r>
           </w:p>
         </w:tc>
@@ -1638,7 +1694,47 @@
                 <w:sz w:val="21"/>
                 <w:szCs w:val="21"/>
               </w:rPr>
-              <w:t xml:space="preserve">§7: thêm kiểu `policy.escalate {ref, reason, channels[], level}`. POL-17 §6 có một máy trạng thái leo thang nhưng không kiểu sự kiện nào ghi được nó, nên hiện thực phải mượn kiểu `question` — và khi đó không phân biệt được câu hỏi thường với câu hỏi đã leo thang, tức chỉ số "bao nhiêu việc phải leo thang" không tính được (DEV-013).</w:t>
+              <w:t xml:space="preserve">§7: thêm kiểu </w:t>
+            </w:r>
+            <w:r>
+              <w:rPr>
+                <w:rFonts w:ascii="Consolas" w:cs="Consolas" w:eastAsia="Consolas" w:hAnsi="Consolas"/>
+                <w:b w:val="false"/>
+                <w:bCs w:val="false"/>
+                <w:sz w:val="21"/>
+                <w:szCs w:val="21"/>
+              </w:rPr>
+              <w:t xml:space="preserve">policy.escalate {ref, reason, channels[], level}</w:t>
+            </w:r>
+            <w:r>
+              <w:rPr>
+                <w:rFonts w:ascii="Times New Roman" w:cs="Times New Roman" w:eastAsia="Times New Roman" w:hAnsi="Times New Roman"/>
+                <w:b w:val="false"/>
+                <w:bCs w:val="false"/>
+                <w:sz w:val="21"/>
+                <w:szCs w:val="21"/>
+              </w:rPr>
+              <w:t xml:space="preserve">. POL-17 §6 có một máy trạng thái leo thang nhưng không kiểu sự kiện nào ghi được nó, nên hiện thực phải mượn kiểu </w:t>
+            </w:r>
+            <w:r>
+              <w:rPr>
+                <w:rFonts w:ascii="Consolas" w:cs="Consolas" w:eastAsia="Consolas" w:hAnsi="Consolas"/>
+                <w:b w:val="false"/>
+                <w:bCs w:val="false"/>
+                <w:sz w:val="21"/>
+                <w:szCs w:val="21"/>
+              </w:rPr>
+              <w:t xml:space="preserve">question</w:t>
+            </w:r>
+            <w:r>
+              <w:rPr>
+                <w:rFonts w:ascii="Times New Roman" w:cs="Times New Roman" w:eastAsia="Times New Roman" w:hAnsi="Times New Roman"/>
+                <w:b w:val="false"/>
+                <w:bCs w:val="false"/>
+                <w:sz w:val="21"/>
+                <w:szCs w:val="21"/>
+              </w:rPr>
+              <w:t xml:space="preserve"> — và khi đó không phân biệt được câu hỏi thường với câu hỏi đã leo thang, tức chỉ số "bao nhiêu việc phải leo thang" không tính được (DEV-013).</w:t>
             </w:r>
           </w:p>
         </w:tc>
@@ -1776,7 +1872,67 @@
                 <w:sz w:val="21"/>
                 <w:szCs w:val="21"/>
               </w:rPr>
-              <w:t xml:space="preserve">§7: `store.write` thêm trường `hash` để nối bản ghi với niêm phong toàn vẹn `store.sqlite.seal.json` (DDD-14 §5). CDS-12.3 PROJECT-02 bước 2 đòi kiểm hash store nhưng không sự kiện nào mang được nó (DEV-007).</w:t>
+              <w:t xml:space="preserve">§7: </w:t>
+            </w:r>
+            <w:r>
+              <w:rPr>
+                <w:rFonts w:ascii="Consolas" w:cs="Consolas" w:eastAsia="Consolas" w:hAnsi="Consolas"/>
+                <w:b w:val="false"/>
+                <w:bCs w:val="false"/>
+                <w:sz w:val="21"/>
+                <w:szCs w:val="21"/>
+              </w:rPr>
+              <w:t xml:space="preserve">store.write</w:t>
+            </w:r>
+            <w:r>
+              <w:rPr>
+                <w:rFonts w:ascii="Times New Roman" w:cs="Times New Roman" w:eastAsia="Times New Roman" w:hAnsi="Times New Roman"/>
+                <w:b w:val="false"/>
+                <w:bCs w:val="false"/>
+                <w:sz w:val="21"/>
+                <w:szCs w:val="21"/>
+              </w:rPr>
+              <w:t xml:space="preserve"> thêm trường </w:t>
+            </w:r>
+            <w:r>
+              <w:rPr>
+                <w:rFonts w:ascii="Consolas" w:cs="Consolas" w:eastAsia="Consolas" w:hAnsi="Consolas"/>
+                <w:b w:val="false"/>
+                <w:bCs w:val="false"/>
+                <w:sz w:val="21"/>
+                <w:szCs w:val="21"/>
+              </w:rPr>
+              <w:t xml:space="preserve">hash</w:t>
+            </w:r>
+            <w:r>
+              <w:rPr>
+                <w:rFonts w:ascii="Times New Roman" w:cs="Times New Roman" w:eastAsia="Times New Roman" w:hAnsi="Times New Roman"/>
+                <w:b w:val="false"/>
+                <w:bCs w:val="false"/>
+                <w:sz w:val="21"/>
+                <w:szCs w:val="21"/>
+              </w:rPr>
+              <w:t xml:space="preserve"> để nối bản ghi với niêm phong toàn vẹn </w:t>
+            </w:r>
+            <w:r>
+              <w:rPr>
+                <w:rFonts w:ascii="Consolas" w:cs="Consolas" w:eastAsia="Consolas" w:hAnsi="Consolas"/>
+                <w:b w:val="false"/>
+                <w:bCs w:val="false"/>
+                <w:sz w:val="21"/>
+                <w:szCs w:val="21"/>
+              </w:rPr>
+              <w:t xml:space="preserve">store.sqlite.seal.json</w:t>
+            </w:r>
+            <w:r>
+              <w:rPr>
+                <w:rFonts w:ascii="Times New Roman" w:cs="Times New Roman" w:eastAsia="Times New Roman" w:hAnsi="Times New Roman"/>
+                <w:b w:val="false"/>
+                <w:bCs w:val="false"/>
+                <w:sz w:val="21"/>
+                <w:szCs w:val="21"/>
+              </w:rPr>
+              <w:t xml:space="preserve"> (DDD-14 §5). CDS-12.3 PROJECT-02 bước 2 đòi kiểm hash store nhưng không sự kiện nào mang được nó (DEV-007).</w:t>
             </w:r>
           </w:p>
         </w:tc>
@@ -1918,7 +2074,47 @@
                 <w:sz w:val="21"/>
                 <w:szCs w:val="21"/>
               </w:rPr>
-              <w:t xml:space="preserve">§3: thêm mã lỗi `E1004 OUTPUT_SCHEMA` cho trường hợp kết quả một năng lực không khớp `output_schema`. E1000 là tham số vào sai, E5002 là đầu ra mô hình sai — không mã nào dành cho lỗi hiện thực này, nên nó phải mượn E6001 vốn dành cho ghi sai schema dữ liệu DDD-14, làm hai loại lỗi rất khác nhau lẫn vào một mã (DEV-002).</w:t>
+              <w:t xml:space="preserve">§3: thêm mã lỗi </w:t>
+            </w:r>
+            <w:r>
+              <w:rPr>
+                <w:rFonts w:ascii="Consolas" w:cs="Consolas" w:eastAsia="Consolas" w:hAnsi="Consolas"/>
+                <w:b w:val="false"/>
+                <w:bCs w:val="false"/>
+                <w:sz w:val="21"/>
+                <w:szCs w:val="21"/>
+              </w:rPr>
+              <w:t xml:space="preserve">E1004 OUTPUT_SCHEMA</w:t>
+            </w:r>
+            <w:r>
+              <w:rPr>
+                <w:rFonts w:ascii="Times New Roman" w:cs="Times New Roman" w:eastAsia="Times New Roman" w:hAnsi="Times New Roman"/>
+                <w:b w:val="false"/>
+                <w:bCs w:val="false"/>
+                <w:sz w:val="21"/>
+                <w:szCs w:val="21"/>
+              </w:rPr>
+              <w:t xml:space="preserve"> cho trường hợp kết quả một năng lực không khớp </w:t>
+            </w:r>
+            <w:r>
+              <w:rPr>
+                <w:rFonts w:ascii="Consolas" w:cs="Consolas" w:eastAsia="Consolas" w:hAnsi="Consolas"/>
+                <w:b w:val="false"/>
+                <w:bCs w:val="false"/>
+                <w:sz w:val="21"/>
+                <w:szCs w:val="21"/>
+              </w:rPr>
+              <w:t xml:space="preserve">output_schema</w:t>
+            </w:r>
+            <w:r>
+              <w:rPr>
+                <w:rFonts w:ascii="Times New Roman" w:cs="Times New Roman" w:eastAsia="Times New Roman" w:hAnsi="Times New Roman"/>
+                <w:b w:val="false"/>
+                <w:bCs w:val="false"/>
+                <w:sz w:val="21"/>
+                <w:szCs w:val="21"/>
+              </w:rPr>
+              <w:t xml:space="preserve">. E1000 là tham số vào sai, E5002 là đầu ra mô hình sai — không mã nào dành cho lỗi hiện thực này, nên nó phải mượn E6001 vốn dành cho ghi sai schema dữ liệu DDD-14, làm hai loại lỗi rất khác nhau lẫn vào một mã (DEV-002).</w:t>
             </w:r>
           </w:p>
         </w:tc>
@@ -2056,7 +2252,27 @@
                 <w:sz w:val="21"/>
                 <w:szCs w:val="21"/>
               </w:rPr>
-              <w:t xml:space="preserve">§3: danh sách tool nhanh nay IN RA từ chính literal sinh `api/mcp_tools.json`. Trước đó văn xuôi liệt kê 16 tên không khớp năng lực nào trong khi literal có 12 id thật — hai danh sách trong cùng một tài liệu, và literal mới là thứ sinh ra tệp (DEV-045).</w:t>
+              <w:t xml:space="preserve">§3: danh sách tool nhanh nay IN RA từ chính literal sinh </w:t>
+            </w:r>
+            <w:r>
+              <w:rPr>
+                <w:rFonts w:ascii="Consolas" w:cs="Consolas" w:eastAsia="Consolas" w:hAnsi="Consolas"/>
+                <w:b w:val="false"/>
+                <w:bCs w:val="false"/>
+                <w:sz w:val="21"/>
+                <w:szCs w:val="21"/>
+              </w:rPr>
+              <w:t xml:space="preserve">api/mcp_tools.json</w:t>
+            </w:r>
+            <w:r>
+              <w:rPr>
+                <w:rFonts w:ascii="Times New Roman" w:cs="Times New Roman" w:eastAsia="Times New Roman" w:hAnsi="Times New Roman"/>
+                <w:b w:val="false"/>
+                <w:bCs w:val="false"/>
+                <w:sz w:val="21"/>
+                <w:szCs w:val="21"/>
+              </w:rPr>
+              <w:t xml:space="preserve">. Trước đó văn xuôi liệt kê 16 tên không khớp năng lực nào trong khi literal có 12 id thật — hai danh sách trong cùng một tài liệu, và literal mới là thứ sinh ra tệp (DEV-045).</w:t>
             </w:r>
           </w:p>
         </w:tc>
@@ -2104,7 +2320,87 @@
           <w:sz w:val="26"/>
           <w:szCs w:val="26"/>
         </w:rPr>
-        <w:t xml:space="preserve">Bốn bề mặt gọi (plugin GEditor qua JSON-RPC 2.0 [50] trên Unix socket, IDE ngoài qua MCP [13], REST nội bộ cho CI/kiểm thử, CLI) đều đi tới cùng `CapabilityRouter.invoke` (SDD-04 §4.0). Vì vậy: (1) mọi năng lực tự động là một phương thức `caps.invoke` với `input_schema`/`output_schema` từ khai báo — không viết tay; (2) chỉ có một tập phương thức "khung" (phiên, hàng đợi, chat, sự kiện, job) viết tay và liệt kê dưới đây; (3) mọi lỗi dùng chung bảng mã §6; (4) mọi lời gọi có `request_id` xuất hiện trong ledger để truy vết đầu-cuối; (5) phiên bản API semver trong handshake, thay đổi phá vỡ chỉ ở phiên bản lớn.</w:t>
+        <w:t xml:space="preserve">Bốn bề mặt gọi (plugin GEditor qua JSON-RPC 2.0 [50] trên Unix socket, IDE ngoài qua MCP [13], REST nội bộ cho CI/kiểm thử, CLI) đều đi tới cùng </w:t>
+      </w:r>
+      <w:r>
+        <w:rPr>
+          <w:rFonts w:ascii="Consolas" w:cs="Consolas" w:eastAsia="Consolas" w:hAnsi="Consolas"/>
+          <w:sz w:val="22"/>
+          <w:szCs w:val="22"/>
+        </w:rPr>
+        <w:t xml:space="preserve">CapabilityRouter.invoke</w:t>
+      </w:r>
+      <w:r>
+        <w:rPr>
+          <w:rFonts w:ascii="Times New Roman" w:cs="Times New Roman" w:eastAsia="Times New Roman" w:hAnsi="Times New Roman"/>
+          <w:sz w:val="26"/>
+          <w:szCs w:val="26"/>
+        </w:rPr>
+        <w:t xml:space="preserve"> (SDD-04 §4.0). Vì vậy: (1) mọi năng lực tự động là một phương thức </w:t>
+      </w:r>
+      <w:r>
+        <w:rPr>
+          <w:rFonts w:ascii="Consolas" w:cs="Consolas" w:eastAsia="Consolas" w:hAnsi="Consolas"/>
+          <w:sz w:val="22"/>
+          <w:szCs w:val="22"/>
+        </w:rPr>
+        <w:t xml:space="preserve">caps.invoke</w:t>
+      </w:r>
+      <w:r>
+        <w:rPr>
+          <w:rFonts w:ascii="Times New Roman" w:cs="Times New Roman" w:eastAsia="Times New Roman" w:hAnsi="Times New Roman"/>
+          <w:sz w:val="26"/>
+          <w:szCs w:val="26"/>
+        </w:rPr>
+        <w:t xml:space="preserve"> với </w:t>
+      </w:r>
+      <w:r>
+        <w:rPr>
+          <w:rFonts w:ascii="Consolas" w:cs="Consolas" w:eastAsia="Consolas" w:hAnsi="Consolas"/>
+          <w:sz w:val="22"/>
+          <w:szCs w:val="22"/>
+        </w:rPr>
+        <w:t xml:space="preserve">input_schema</w:t>
+      </w:r>
+      <w:r>
+        <w:rPr>
+          <w:rFonts w:ascii="Times New Roman" w:cs="Times New Roman" w:eastAsia="Times New Roman" w:hAnsi="Times New Roman"/>
+          <w:sz w:val="26"/>
+          <w:szCs w:val="26"/>
+        </w:rPr>
+        <w:t xml:space="preserve">/</w:t>
+      </w:r>
+      <w:r>
+        <w:rPr>
+          <w:rFonts w:ascii="Consolas" w:cs="Consolas" w:eastAsia="Consolas" w:hAnsi="Consolas"/>
+          <w:sz w:val="22"/>
+          <w:szCs w:val="22"/>
+        </w:rPr>
+        <w:t xml:space="preserve">output_schema</w:t>
+      </w:r>
+      <w:r>
+        <w:rPr>
+          <w:rFonts w:ascii="Times New Roman" w:cs="Times New Roman" w:eastAsia="Times New Roman" w:hAnsi="Times New Roman"/>
+          <w:sz w:val="26"/>
+          <w:szCs w:val="26"/>
+        </w:rPr>
+        <w:t xml:space="preserve"> từ khai báo — không viết tay; (2) chỉ có một tập phương thức "khung" (phiên, hàng đợi, chat, sự kiện, job) viết tay và liệt kê dưới đây; (3) mọi lỗi dùng chung bảng mã §6; (4) mọi lời gọi có </w:t>
+      </w:r>
+      <w:r>
+        <w:rPr>
+          <w:rFonts w:ascii="Consolas" w:cs="Consolas" w:eastAsia="Consolas" w:hAnsi="Consolas"/>
+          <w:sz w:val="22"/>
+          <w:szCs w:val="22"/>
+        </w:rPr>
+        <w:t xml:space="preserve">request_id</w:t>
+      </w:r>
+      <w:r>
+        <w:rPr>
+          <w:rFonts w:ascii="Times New Roman" w:cs="Times New Roman" w:eastAsia="Times New Roman" w:hAnsi="Times New Roman"/>
+          <w:sz w:val="26"/>
+          <w:szCs w:val="26"/>
+        </w:rPr>
+        <w:t xml:space="preserve"> xuất hiện trong ledger để truy vết đầu-cuối; (5) phiên bản API semver trong handshake, thay đổi phá vỡ chỉ ở phiên bản lớn.</w:t>
       </w:r>
     </w:p>
     <w:p>
@@ -2136,7 +2432,71 @@
           <w:sz w:val="26"/>
           <w:szCs w:val="26"/>
         </w:rPr>
-        <w:t xml:space="preserve">Socket: `~/.eide/run/eided.sock` (macOS/Linux), named pipe trên Windows; khung tin nhắn: `Content-Length` như LSP; thông báo (notification) từ daemon → plugin dùng phương thức bắt đầu bằng `event.`. Tệp `api/openrpc.json` theo OpenRPC 1.3 [49] chứa toàn bộ schema; bảng dưới là danh sách phương thức khung.</w:t>
+        <w:t xml:space="preserve">Socket: </w:t>
+      </w:r>
+      <w:r>
+        <w:rPr>
+          <w:rFonts w:ascii="Consolas" w:cs="Consolas" w:eastAsia="Consolas" w:hAnsi="Consolas"/>
+          <w:sz w:val="22"/>
+          <w:szCs w:val="22"/>
+        </w:rPr>
+        <w:t xml:space="preserve">~/.eide/run/eided.sock</w:t>
+      </w:r>
+      <w:r>
+        <w:rPr>
+          <w:rFonts w:ascii="Times New Roman" w:cs="Times New Roman" w:eastAsia="Times New Roman" w:hAnsi="Times New Roman"/>
+          <w:sz w:val="26"/>
+          <w:szCs w:val="26"/>
+        </w:rPr>
+        <w:t xml:space="preserve"> (macOS/Linux), named pipe trên Windows; khung tin nhắn: </w:t>
+      </w:r>
+      <w:r>
+        <w:rPr>
+          <w:rFonts w:ascii="Consolas" w:cs="Consolas" w:eastAsia="Consolas" w:hAnsi="Consolas"/>
+          <w:sz w:val="22"/>
+          <w:szCs w:val="22"/>
+        </w:rPr>
+        <w:t xml:space="preserve">Content-Length</w:t>
+      </w:r>
+      <w:r>
+        <w:rPr>
+          <w:rFonts w:ascii="Times New Roman" w:cs="Times New Roman" w:eastAsia="Times New Roman" w:hAnsi="Times New Roman"/>
+          <w:sz w:val="26"/>
+          <w:szCs w:val="26"/>
+        </w:rPr>
+        <w:t xml:space="preserve"> như LSP; thông báo (notification) từ daemon → plugin dùng phương thức bắt đầu bằng </w:t>
+      </w:r>
+      <w:r>
+        <w:rPr>
+          <w:rFonts w:ascii="Consolas" w:cs="Consolas" w:eastAsia="Consolas" w:hAnsi="Consolas"/>
+          <w:sz w:val="22"/>
+          <w:szCs w:val="22"/>
+        </w:rPr>
+        <w:t xml:space="preserve">event.</w:t>
+      </w:r>
+      <w:r>
+        <w:rPr>
+          <w:rFonts w:ascii="Times New Roman" w:cs="Times New Roman" w:eastAsia="Times New Roman" w:hAnsi="Times New Roman"/>
+          <w:sz w:val="26"/>
+          <w:szCs w:val="26"/>
+        </w:rPr>
+        <w:t xml:space="preserve">. Tệp </w:t>
+      </w:r>
+      <w:r>
+        <w:rPr>
+          <w:rFonts w:ascii="Consolas" w:cs="Consolas" w:eastAsia="Consolas" w:hAnsi="Consolas"/>
+          <w:sz w:val="22"/>
+          <w:szCs w:val="22"/>
+        </w:rPr>
+        <w:t xml:space="preserve">api/openrpc.json</w:t>
+      </w:r>
+      <w:r>
+        <w:rPr>
+          <w:rFonts w:ascii="Times New Roman" w:cs="Times New Roman" w:eastAsia="Times New Roman" w:hAnsi="Times New Roman"/>
+          <w:sz w:val="26"/>
+          <w:szCs w:val="26"/>
+        </w:rPr>
+        <w:t xml:space="preserve"> theo OpenRPC 1.3 [49] chứa toàn bộ schema; bảng dưới là danh sách phương thức khung.</w:t>
       </w:r>
     </w:p>
     <w:tbl>
@@ -2861,7 +3221,47 @@
                 <w:sz w:val="19"/>
                 <w:szCs w:val="19"/>
               </w:rPr>
-              <w:t xml:space="preserve">Đọc M2 của phiên đang mở (MEM-11 §2). `permits`/`board` rỗng cho tới khi SessionMemory lưu chúng — DEV-110</w:t>
+              <w:t xml:space="preserve">Đọc M2 của phiên đang mở (MEM-11 §2). </w:t>
+            </w:r>
+            <w:r>
+              <w:rPr>
+                <w:rFonts w:ascii="Consolas" w:cs="Consolas" w:eastAsia="Consolas" w:hAnsi="Consolas"/>
+                <w:b w:val="false"/>
+                <w:bCs w:val="false"/>
+                <w:sz w:val="19"/>
+                <w:szCs w:val="19"/>
+              </w:rPr>
+              <w:t xml:space="preserve">permits</w:t>
+            </w:r>
+            <w:r>
+              <w:rPr>
+                <w:rFonts w:ascii="Times New Roman" w:cs="Times New Roman" w:eastAsia="Times New Roman" w:hAnsi="Times New Roman"/>
+                <w:b w:val="false"/>
+                <w:bCs w:val="false"/>
+                <w:sz w:val="19"/>
+                <w:szCs w:val="19"/>
+              </w:rPr>
+              <w:t xml:space="preserve">/</w:t>
+            </w:r>
+            <w:r>
+              <w:rPr>
+                <w:rFonts w:ascii="Consolas" w:cs="Consolas" w:eastAsia="Consolas" w:hAnsi="Consolas"/>
+                <w:b w:val="false"/>
+                <w:bCs w:val="false"/>
+                <w:sz w:val="19"/>
+                <w:szCs w:val="19"/>
+              </w:rPr>
+              <w:t xml:space="preserve">board</w:t>
+            </w:r>
+            <w:r>
+              <w:rPr>
+                <w:rFonts w:ascii="Times New Roman" w:cs="Times New Roman" w:eastAsia="Times New Roman" w:hAnsi="Times New Roman"/>
+                <w:b w:val="false"/>
+                <w:bCs w:val="false"/>
+                <w:sz w:val="19"/>
+                <w:szCs w:val="19"/>
+              </w:rPr>
+              <w:t xml:space="preserve"> rỗng cho tới khi SessionMemory lưu chúng — DEV-110</w:t>
             </w:r>
           </w:p>
         </w:tc>
@@ -6307,7 +6707,7 @@
                 <w:sz w:val="19"/>
                 <w:szCs w:val="19"/>
               </w:rPr>
-              <w:t xml:space="preserve">{run_id, node_id, cap, state, pct?}</w:t>
+              <w:t xml:space="preserve">{run_id, n?, node_id?, cap, state, i?, of?, steps[]?, pct?, reason?}</w:t>
             </w:r>
           </w:p>
         </w:tc>
@@ -6342,7 +6742,27 @@
                 <w:sz w:val="19"/>
                 <w:szCs w:val="19"/>
               </w:rPr>
-              <w:t xml:space="preserve">Dòng tiến độ chuỗi</w:t>
+              <w:t xml:space="preserve">Dòng tiến độ chuỗi. </w:t>
+            </w:r>
+            <w:r>
+              <w:rPr>
+                <w:rFonts w:ascii="Consolas" w:cs="Consolas" w:eastAsia="Consolas" w:hAnsi="Consolas"/>
+                <w:b w:val="false"/>
+                <w:bCs w:val="false"/>
+                <w:sz w:val="19"/>
+                <w:szCs w:val="19"/>
+              </w:rPr>
+              <w:t xml:space="preserve">run_id</w:t>
+            </w:r>
+            <w:r>
+              <w:rPr>
+                <w:rFonts w:ascii="Times New Roman" w:cs="Times New Roman" w:eastAsia="Times New Roman" w:hAnsi="Times New Roman"/>
+                <w:b w:val="false"/>
+                <w:bCs w:val="false"/>
+                <w:sz w:val="19"/>
+                <w:szCs w:val="19"/>
+              </w:rPr>
+              <w:t xml:space="preserve"> là mã LƯỢT CHẠY: một lời gọi năng lực lẻ mang mã của chính nó, còn một nút trong chuỗi mang mã của CHUỖI — nên mọi bước của một Run gộp về một thẻ. Sửa v2.0: trước đó mọi nút mang mã riêng và sinh một thẻ mỗi nút</w:t>
             </w:r>
           </w:p>
         </w:tc>
@@ -8105,7 +8525,23 @@
           <w:sz w:val="26"/>
           <w:szCs w:val="26"/>
         </w:rPr>
-        <w:t xml:space="preserve"> (v1.x, DEV-110) — đọc M2 của phiên đang mở: `{session_id, opened_at, autonomy_effective, stopped, turns, undo_items, permits[], board}`. MEM-11 §2 kể M2 gồm cả </w:t>
+        <w:t xml:space="preserve"> (v1.x, DEV-110) — đọc M2 của phiên đang mở: </w:t>
+      </w:r>
+      <w:r>
+        <w:rPr>
+          <w:rFonts w:ascii="Consolas" w:cs="Consolas" w:eastAsia="Consolas" w:hAnsi="Consolas"/>
+          <w:sz w:val="22"/>
+          <w:szCs w:val="22"/>
+        </w:rPr>
+        <w:t xml:space="preserve">{session_id, opened_at, autonomy_effective, stopped, turns, undo_items, permits[], board}</w:t>
+      </w:r>
+      <w:r>
+        <w:rPr>
+          <w:rFonts w:ascii="Times New Roman" w:cs="Times New Roman" w:eastAsia="Times New Roman" w:hAnsi="Times New Roman"/>
+          <w:sz w:val="26"/>
+          <w:szCs w:val="26"/>
+        </w:rPr>
+        <w:t xml:space="preserve">. MEM-11 §2 kể M2 gồm cả </w:t>
       </w:r>
       <w:r>
         <w:rPr>
@@ -8141,7 +8577,23 @@
           <w:sz w:val="26"/>
           <w:szCs w:val="26"/>
         </w:rPr>
-        <w:t xml:space="preserve">; hai trường ấy có trong payload nhưng RỖNG cho tới khi `SessionMemory` lưu chúng — giao diện hiện đúng thứ có thật và nói ra phần chưa có, thay vì vẽ một bảng từ dữ liệu không tồn tại.</w:t>
+        <w:t xml:space="preserve">; hai trường ấy có trong payload nhưng RỖNG cho tới khi </w:t>
+      </w:r>
+      <w:r>
+        <w:rPr>
+          <w:rFonts w:ascii="Consolas" w:cs="Consolas" w:eastAsia="Consolas" w:hAnsi="Consolas"/>
+          <w:sz w:val="22"/>
+          <w:szCs w:val="22"/>
+        </w:rPr>
+        <w:t xml:space="preserve">SessionMemory</w:t>
+      </w:r>
+      <w:r>
+        <w:rPr>
+          <w:rFonts w:ascii="Times New Roman" w:cs="Times New Roman" w:eastAsia="Times New Roman" w:hAnsi="Times New Roman"/>
+          <w:sz w:val="26"/>
+          <w:szCs w:val="26"/>
+        </w:rPr>
+        <w:t xml:space="preserve"> lưu chúng — giao diện hiện đúng thứ có thật và nói ra phần chưa có, thay vì vẽ một bảng từ dữ liệu không tồn tại.</w:t>
       </w:r>
     </w:p>
     <w:p>
@@ -8186,7 +8638,119 @@
           <w:sz w:val="26"/>
           <w:szCs w:val="26"/>
         </w:rPr>
-        <w:t xml:space="preserve">Tool MCP được sinh từ registry lúc khởi động: ba tool chung `caps_list`, `caps_describe`, `caps_invoke` + `chat_command` + tối đa 16 tool "nhanh" (một tool = một năng lực hay dùng, schema chính là input_schema của năng lực) để tổng ≤ 20 tool/phiên (ACI). Danh sách nhanh mặc định in ra từ chính literal sinh `api/mcp_tools.json` (xem cuối tài liệu), nên hai chỗ không thể trôi khỏi nhau: passport_query, kg_conflicts, kg_impact, kg_request, code_review, env_build, target_flash, target_serial, target_probe_read, report_export, view_rag_ask, discover_ports. Tool R3/R4 trả `{status:"pending", gate_id}` khi ASK. Tên tool dùng dấu gạch dưới (MCP không cho dấu chấm). Tệp `api/mcp_tools.json` là đầu ra sinh tự động; kiểm bằng SchemaCompiler mẫu số chung trước khi phơi.</w:t>
+        <w:t xml:space="preserve">Tool MCP được sinh từ registry lúc khởi động: ba tool chung </w:t>
+      </w:r>
+      <w:r>
+        <w:rPr>
+          <w:rFonts w:ascii="Consolas" w:cs="Consolas" w:eastAsia="Consolas" w:hAnsi="Consolas"/>
+          <w:sz w:val="22"/>
+          <w:szCs w:val="22"/>
+        </w:rPr>
+        <w:t xml:space="preserve">caps_list</w:t>
+      </w:r>
+      <w:r>
+        <w:rPr>
+          <w:rFonts w:ascii="Times New Roman" w:cs="Times New Roman" w:eastAsia="Times New Roman" w:hAnsi="Times New Roman"/>
+          <w:sz w:val="26"/>
+          <w:szCs w:val="26"/>
+        </w:rPr>
+        <w:t xml:space="preserve">, </w:t>
+      </w:r>
+      <w:r>
+        <w:rPr>
+          <w:rFonts w:ascii="Consolas" w:cs="Consolas" w:eastAsia="Consolas" w:hAnsi="Consolas"/>
+          <w:sz w:val="22"/>
+          <w:szCs w:val="22"/>
+        </w:rPr>
+        <w:t xml:space="preserve">caps_describe</w:t>
+      </w:r>
+      <w:r>
+        <w:rPr>
+          <w:rFonts w:ascii="Times New Roman" w:cs="Times New Roman" w:eastAsia="Times New Roman" w:hAnsi="Times New Roman"/>
+          <w:sz w:val="26"/>
+          <w:szCs w:val="26"/>
+        </w:rPr>
+        <w:t xml:space="preserve">, </w:t>
+      </w:r>
+      <w:r>
+        <w:rPr>
+          <w:rFonts w:ascii="Consolas" w:cs="Consolas" w:eastAsia="Consolas" w:hAnsi="Consolas"/>
+          <w:sz w:val="22"/>
+          <w:szCs w:val="22"/>
+        </w:rPr>
+        <w:t xml:space="preserve">caps_invoke</w:t>
+      </w:r>
+      <w:r>
+        <w:rPr>
+          <w:rFonts w:ascii="Times New Roman" w:cs="Times New Roman" w:eastAsia="Times New Roman" w:hAnsi="Times New Roman"/>
+          <w:sz w:val="26"/>
+          <w:szCs w:val="26"/>
+        </w:rPr>
+        <w:t xml:space="preserve"> + </w:t>
+      </w:r>
+      <w:r>
+        <w:rPr>
+          <w:rFonts w:ascii="Consolas" w:cs="Consolas" w:eastAsia="Consolas" w:hAnsi="Consolas"/>
+          <w:sz w:val="22"/>
+          <w:szCs w:val="22"/>
+        </w:rPr>
+        <w:t xml:space="preserve">chat_command</w:t>
+      </w:r>
+      <w:r>
+        <w:rPr>
+          <w:rFonts w:ascii="Times New Roman" w:cs="Times New Roman" w:eastAsia="Times New Roman" w:hAnsi="Times New Roman"/>
+          <w:sz w:val="26"/>
+          <w:szCs w:val="26"/>
+        </w:rPr>
+        <w:t xml:space="preserve"> + tối đa 16 tool "nhanh" (một tool = một năng lực hay dùng, schema chính là input_schema của năng lực) để tổng ≤ 20 tool/phiên (ACI). Danh sách nhanh mặc định in ra từ chính literal sinh </w:t>
+      </w:r>
+      <w:r>
+        <w:rPr>
+          <w:rFonts w:ascii="Consolas" w:cs="Consolas" w:eastAsia="Consolas" w:hAnsi="Consolas"/>
+          <w:sz w:val="22"/>
+          <w:szCs w:val="22"/>
+        </w:rPr>
+        <w:t xml:space="preserve">api/mcp_tools.json</w:t>
+      </w:r>
+      <w:r>
+        <w:rPr>
+          <w:rFonts w:ascii="Times New Roman" w:cs="Times New Roman" w:eastAsia="Times New Roman" w:hAnsi="Times New Roman"/>
+          <w:sz w:val="26"/>
+          <w:szCs w:val="26"/>
+        </w:rPr>
+        <w:t xml:space="preserve"> (xem cuối tài liệu), nên hai chỗ không thể trôi khỏi nhau: passport_query, kg_conflicts, kg_impact, kg_request, code_review, env_build, target_flash, target_serial, target_probe_read, report_export, view_rag_ask, discover_ports. Tool R3/R4 trả </w:t>
+      </w:r>
+      <w:r>
+        <w:rPr>
+          <w:rFonts w:ascii="Consolas" w:cs="Consolas" w:eastAsia="Consolas" w:hAnsi="Consolas"/>
+          <w:sz w:val="22"/>
+          <w:szCs w:val="22"/>
+        </w:rPr>
+        <w:t xml:space="preserve">{status:"pending", gate_id}</w:t>
+      </w:r>
+      <w:r>
+        <w:rPr>
+          <w:rFonts w:ascii="Times New Roman" w:cs="Times New Roman" w:eastAsia="Times New Roman" w:hAnsi="Times New Roman"/>
+          <w:sz w:val="26"/>
+          <w:szCs w:val="26"/>
+        </w:rPr>
+        <w:t xml:space="preserve"> khi ASK. Tên tool dùng dấu gạch dưới (MCP không cho dấu chấm). Tệp </w:t>
+      </w:r>
+      <w:r>
+        <w:rPr>
+          <w:rFonts w:ascii="Consolas" w:cs="Consolas" w:eastAsia="Consolas" w:hAnsi="Consolas"/>
+          <w:sz w:val="22"/>
+          <w:szCs w:val="22"/>
+        </w:rPr>
+        <w:t xml:space="preserve">api/mcp_tools.json</w:t>
+      </w:r>
+      <w:r>
+        <w:rPr>
+          <w:rFonts w:ascii="Times New Roman" w:cs="Times New Roman" w:eastAsia="Times New Roman" w:hAnsi="Times New Roman"/>
+          <w:sz w:val="26"/>
+          <w:szCs w:val="26"/>
+        </w:rPr>
+        <w:t xml:space="preserve"> là đầu ra sinh tự động; kiểm bằng SchemaCompiler mẫu số chung trước khi phơi.</w:t>
       </w:r>
     </w:p>
     <w:p>
@@ -9486,7 +10050,23 @@
           <w:sz w:val="26"/>
           <w:szCs w:val="26"/>
         </w:rPr>
-        <w:t xml:space="preserve">Chỉ lắng nghe 127.0.0.1; xác thực bằng token trong `~/.eide/run/token`; CI dùng REST để chạy kịch bản chuẩn không cần GEditor.</w:t>
+        <w:t xml:space="preserve">Chỉ lắng nghe 127.0.0.1; xác thực bằng token trong </w:t>
+      </w:r>
+      <w:r>
+        <w:rPr>
+          <w:rFonts w:ascii="Consolas" w:cs="Consolas" w:eastAsia="Consolas" w:hAnsi="Consolas"/>
+          <w:sz w:val="22"/>
+          <w:szCs w:val="22"/>
+        </w:rPr>
+        <w:t xml:space="preserve">~/.eide/run/token</w:t>
+      </w:r>
+      <w:r>
+        <w:rPr>
+          <w:rFonts w:ascii="Times New Roman" w:cs="Times New Roman" w:eastAsia="Times New Roman" w:hAnsi="Times New Roman"/>
+          <w:sz w:val="26"/>
+          <w:szCs w:val="26"/>
+        </w:rPr>
+        <w:t xml:space="preserve">; CI dùng REST để chạy kịch bản chuẩn không cần GEditor.</w:t>
       </w:r>
     </w:p>
     <w:p>
@@ -14481,7 +15061,23 @@
           <w:sz w:val="26"/>
           <w:szCs w:val="26"/>
         </w:rPr>
-        <w:t xml:space="preserve">Lỗi JSON-RPC: `{code: -32000 - &lt;mã EIDE&gt;, message, data: {eide_code, payload}}`; REST: HTTP 400 (E1xxx), 409 (E2001, E6002), 202 (E3000 pending), 403 (E3001/E3002/E1003), 424 (E4xxx), 502 (E5000), 500 (E6xxx). CLI ánh xạ sang mã thoát §5.</w:t>
+        <w:t xml:space="preserve">Lỗi JSON-RPC: </w:t>
+      </w:r>
+      <w:r>
+        <w:rPr>
+          <w:rFonts w:ascii="Consolas" w:cs="Consolas" w:eastAsia="Consolas" w:hAnsi="Consolas"/>
+          <w:sz w:val="22"/>
+          <w:szCs w:val="22"/>
+        </w:rPr>
+        <w:t xml:space="preserve">{code: -32000 - &lt;mã EIDE&gt;, message, data: {eide_code, payload}}</w:t>
+      </w:r>
+      <w:r>
+        <w:rPr>
+          <w:rFonts w:ascii="Times New Roman" w:cs="Times New Roman" w:eastAsia="Times New Roman" w:hAnsi="Times New Roman"/>
+          <w:sz w:val="26"/>
+          <w:szCs w:val="26"/>
+        </w:rPr>
+        <w:t xml:space="preserve">; REST: HTTP 400 (E1xxx), 409 (E2001, E6002), 202 (E3000 pending), 403 (E3001/E3002/E1003), 424 (E4xxx), 502 (E5000), 500 (E6xxx). CLI ánh xạ sang mã thoát §5.</w:t>
       </w:r>
     </w:p>
     <w:p>
@@ -16119,6 +16715,428 @@
                 <w:sz w:val="19"/>
                 <w:szCs w:val="19"/>
               </w:rPr>
+              <w:t xml:space="preserve">run.started</w:t>
+            </w:r>
+          </w:p>
+        </w:tc>
+        <w:tc>
+          <w:tcPr>
+            <w:tcW w:type="dxa" w:w="5200"/>
+            <w:tcBorders>
+              <w:top w:val="single" w:color="7F7F7F" w:sz="4"/>
+              <w:left w:val="single" w:color="7F7F7F" w:sz="4"/>
+              <w:bottom w:val="single" w:color="7F7F7F" w:sz="4"/>
+              <w:right w:val="single" w:color="7F7F7F" w:sz="4"/>
+            </w:tcBorders>
+            <w:tcMar>
+              <w:top w:type="dxa" w:w="50"/>
+              <w:left w:type="dxa" w:w="80"/>
+              <w:bottom w:type="dxa" w:w="50"/>
+              <w:right w:type="dxa" w:w="80"/>
+            </w:tcMar>
+            <w:vAlign w:val="top"/>
+          </w:tcPr>
+          <w:p>
+            <w:pPr>
+              <w:spacing w:after="30" w:line="264"/>
+              <w:jc w:val="left"/>
+            </w:pPr>
+            <w:r>
+              <w:rPr>
+                <w:rFonts w:ascii="Times New Roman" w:cs="Times New Roman" w:eastAsia="Times New Roman" w:hAnsi="Times New Roman"/>
+                <w:b w:val="false"/>
+                <w:bCs w:val="false"/>
+                <w:sz w:val="19"/>
+                <w:szCs w:val="19"/>
+              </w:rPr>
+              <w:t xml:space="preserve">{run_id, n, text, steps[]: {id, cap}}</w:t>
+            </w:r>
+          </w:p>
+        </w:tc>
+        <w:tc>
+          <w:tcPr>
+            <w:tcW w:type="dxa" w:w="1700"/>
+            <w:tcBorders>
+              <w:top w:val="single" w:color="7F7F7F" w:sz="4"/>
+              <w:left w:val="single" w:color="7F7F7F" w:sz="4"/>
+              <w:bottom w:val="single" w:color="7F7F7F" w:sz="4"/>
+              <w:right w:val="single" w:color="7F7F7F" w:sz="4"/>
+            </w:tcBorders>
+            <w:tcMar>
+              <w:top w:type="dxa" w:w="50"/>
+              <w:left w:type="dxa" w:w="80"/>
+              <w:bottom w:type="dxa" w:w="50"/>
+              <w:right w:type="dxa" w:w="80"/>
+            </w:tcMar>
+            <w:vAlign w:val="top"/>
+          </w:tcPr>
+          <w:p>
+            <w:pPr>
+              <w:spacing w:after="30" w:line="264"/>
+              <w:jc w:val="left"/>
+            </w:pPr>
+            <w:r>
+              <w:rPr>
+                <w:rFonts w:ascii="Times New Roman" w:cs="Times New Roman" w:eastAsia="Times New Roman" w:hAnsi="Times New Roman"/>
+                <w:b w:val="false"/>
+                <w:bCs w:val="false"/>
+                <w:sz w:val="19"/>
+                <w:szCs w:val="19"/>
+              </w:rPr>
+              <w:t xml:space="preserve">Orchestrator</w:t>
+            </w:r>
+          </w:p>
+        </w:tc>
+      </w:tr>
+      <w:tr>
+        <w:tc>
+          <w:tcPr>
+            <w:tcW w:type="dxa" w:w="2400"/>
+            <w:tcBorders>
+              <w:top w:val="single" w:color="7F7F7F" w:sz="4"/>
+              <w:left w:val="single" w:color="7F7F7F" w:sz="4"/>
+              <w:bottom w:val="single" w:color="7F7F7F" w:sz="4"/>
+              <w:right w:val="single" w:color="7F7F7F" w:sz="4"/>
+            </w:tcBorders>
+            <w:shd w:fill="F2F6FB" w:color="auto" w:val="clear"/>
+            <w:tcMar>
+              <w:top w:type="dxa" w:w="50"/>
+              <w:left w:type="dxa" w:w="80"/>
+              <w:bottom w:type="dxa" w:w="50"/>
+              <w:right w:type="dxa" w:w="80"/>
+            </w:tcMar>
+            <w:vAlign w:val="top"/>
+          </w:tcPr>
+          <w:p>
+            <w:pPr>
+              <w:spacing w:after="30" w:line="264"/>
+              <w:jc w:val="left"/>
+            </w:pPr>
+            <w:r>
+              <w:rPr>
+                <w:rFonts w:ascii="Times New Roman" w:cs="Times New Roman" w:eastAsia="Times New Roman" w:hAnsi="Times New Roman"/>
+                <w:b/>
+                <w:bCs/>
+                <w:sz w:val="19"/>
+                <w:szCs w:val="19"/>
+              </w:rPr>
+              <w:t xml:space="preserve">run.step_started / run.step_done</w:t>
+            </w:r>
+          </w:p>
+        </w:tc>
+        <w:tc>
+          <w:tcPr>
+            <w:tcW w:type="dxa" w:w="5200"/>
+            <w:tcBorders>
+              <w:top w:val="single" w:color="7F7F7F" w:sz="4"/>
+              <w:left w:val="single" w:color="7F7F7F" w:sz="4"/>
+              <w:bottom w:val="single" w:color="7F7F7F" w:sz="4"/>
+              <w:right w:val="single" w:color="7F7F7F" w:sz="4"/>
+            </w:tcBorders>
+            <w:shd w:fill="F2F6FB" w:color="auto" w:val="clear"/>
+            <w:tcMar>
+              <w:top w:type="dxa" w:w="50"/>
+              <w:left w:type="dxa" w:w="80"/>
+              <w:bottom w:type="dxa" w:w="50"/>
+              <w:right w:type="dxa" w:w="80"/>
+            </w:tcMar>
+            <w:vAlign w:val="top"/>
+          </w:tcPr>
+          <w:p>
+            <w:pPr>
+              <w:spacing w:after="30" w:line="264"/>
+              <w:jc w:val="left"/>
+            </w:pPr>
+            <w:r>
+              <w:rPr>
+                <w:rFonts w:ascii="Times New Roman" w:cs="Times New Roman" w:eastAsia="Times New Roman" w:hAnsi="Times New Roman"/>
+                <w:b w:val="false"/>
+                <w:bCs w:val="false"/>
+                <w:sz w:val="19"/>
+                <w:szCs w:val="19"/>
+              </w:rPr>
+              <w:t xml:space="preserve">{run_id, node_id, cap, i, of} / {…, status, error?}</w:t>
+            </w:r>
+          </w:p>
+        </w:tc>
+        <w:tc>
+          <w:tcPr>
+            <w:tcW w:type="dxa" w:w="1700"/>
+            <w:tcBorders>
+              <w:top w:val="single" w:color="7F7F7F" w:sz="4"/>
+              <w:left w:val="single" w:color="7F7F7F" w:sz="4"/>
+              <w:bottom w:val="single" w:color="7F7F7F" w:sz="4"/>
+              <w:right w:val="single" w:color="7F7F7F" w:sz="4"/>
+            </w:tcBorders>
+            <w:shd w:fill="F2F6FB" w:color="auto" w:val="clear"/>
+            <w:tcMar>
+              <w:top w:type="dxa" w:w="50"/>
+              <w:left w:type="dxa" w:w="80"/>
+              <w:bottom w:type="dxa" w:w="50"/>
+              <w:right w:type="dxa" w:w="80"/>
+            </w:tcMar>
+            <w:vAlign w:val="top"/>
+          </w:tcPr>
+          <w:p>
+            <w:pPr>
+              <w:spacing w:after="30" w:line="264"/>
+              <w:jc w:val="left"/>
+            </w:pPr>
+            <w:r>
+              <w:rPr>
+                <w:rFonts w:ascii="Times New Roman" w:cs="Times New Roman" w:eastAsia="Times New Roman" w:hAnsi="Times New Roman"/>
+                <w:b w:val="false"/>
+                <w:bCs w:val="false"/>
+                <w:sz w:val="19"/>
+                <w:szCs w:val="19"/>
+              </w:rPr>
+              <w:t xml:space="preserve">Orchestrator</w:t>
+            </w:r>
+          </w:p>
+        </w:tc>
+      </w:tr>
+      <w:tr>
+        <w:tc>
+          <w:tcPr>
+            <w:tcW w:type="dxa" w:w="2400"/>
+            <w:tcBorders>
+              <w:top w:val="single" w:color="7F7F7F" w:sz="4"/>
+              <w:left w:val="single" w:color="7F7F7F" w:sz="4"/>
+              <w:bottom w:val="single" w:color="7F7F7F" w:sz="4"/>
+              <w:right w:val="single" w:color="7F7F7F" w:sz="4"/>
+            </w:tcBorders>
+            <w:tcMar>
+              <w:top w:type="dxa" w:w="50"/>
+              <w:left w:type="dxa" w:w="80"/>
+              <w:bottom w:type="dxa" w:w="50"/>
+              <w:right w:type="dxa" w:w="80"/>
+            </w:tcMar>
+            <w:vAlign w:val="top"/>
+          </w:tcPr>
+          <w:p>
+            <w:pPr>
+              <w:spacing w:after="30" w:line="264"/>
+              <w:jc w:val="left"/>
+            </w:pPr>
+            <w:r>
+              <w:rPr>
+                <w:rFonts w:ascii="Times New Roman" w:cs="Times New Roman" w:eastAsia="Times New Roman" w:hAnsi="Times New Roman"/>
+                <w:b/>
+                <w:bCs/>
+                <w:sz w:val="19"/>
+                <w:szCs w:val="19"/>
+              </w:rPr>
+              <w:t xml:space="preserve">run.blocked</w:t>
+            </w:r>
+          </w:p>
+        </w:tc>
+        <w:tc>
+          <w:tcPr>
+            <w:tcW w:type="dxa" w:w="5200"/>
+            <w:tcBorders>
+              <w:top w:val="single" w:color="7F7F7F" w:sz="4"/>
+              <w:left w:val="single" w:color="7F7F7F" w:sz="4"/>
+              <w:bottom w:val="single" w:color="7F7F7F" w:sz="4"/>
+              <w:right w:val="single" w:color="7F7F7F" w:sz="4"/>
+            </w:tcBorders>
+            <w:tcMar>
+              <w:top w:type="dxa" w:w="50"/>
+              <w:left w:type="dxa" w:w="80"/>
+              <w:bottom w:type="dxa" w:w="50"/>
+              <w:right w:type="dxa" w:w="80"/>
+            </w:tcMar>
+            <w:vAlign w:val="top"/>
+          </w:tcPr>
+          <w:p>
+            <w:pPr>
+              <w:spacing w:after="30" w:line="264"/>
+              <w:jc w:val="left"/>
+            </w:pPr>
+            <w:r>
+              <w:rPr>
+                <w:rFonts w:ascii="Times New Roman" w:cs="Times New Roman" w:eastAsia="Times New Roman" w:hAnsi="Times New Roman"/>
+                <w:b w:val="false"/>
+                <w:bCs w:val="false"/>
+                <w:sz w:val="19"/>
+                <w:szCs w:val="19"/>
+              </w:rPr>
+              <w:t xml:space="preserve">{run_id, node_id, cap, reason, missing[]?, rule?}</w:t>
+            </w:r>
+          </w:p>
+        </w:tc>
+        <w:tc>
+          <w:tcPr>
+            <w:tcW w:type="dxa" w:w="1700"/>
+            <w:tcBorders>
+              <w:top w:val="single" w:color="7F7F7F" w:sz="4"/>
+              <w:left w:val="single" w:color="7F7F7F" w:sz="4"/>
+              <w:bottom w:val="single" w:color="7F7F7F" w:sz="4"/>
+              <w:right w:val="single" w:color="7F7F7F" w:sz="4"/>
+            </w:tcBorders>
+            <w:tcMar>
+              <w:top w:type="dxa" w:w="50"/>
+              <w:left w:type="dxa" w:w="80"/>
+              <w:bottom w:type="dxa" w:w="50"/>
+              <w:right w:type="dxa" w:w="80"/>
+            </w:tcMar>
+            <w:vAlign w:val="top"/>
+          </w:tcPr>
+          <w:p>
+            <w:pPr>
+              <w:spacing w:after="30" w:line="264"/>
+              <w:jc w:val="left"/>
+            </w:pPr>
+            <w:r>
+              <w:rPr>
+                <w:rFonts w:ascii="Times New Roman" w:cs="Times New Roman" w:eastAsia="Times New Roman" w:hAnsi="Times New Roman"/>
+                <w:b w:val="false"/>
+                <w:bCs w:val="false"/>
+                <w:sz w:val="19"/>
+                <w:szCs w:val="19"/>
+              </w:rPr>
+              <w:t xml:space="preserve">Orchestrator</w:t>
+            </w:r>
+          </w:p>
+        </w:tc>
+      </w:tr>
+      <w:tr>
+        <w:tc>
+          <w:tcPr>
+            <w:tcW w:type="dxa" w:w="2400"/>
+            <w:tcBorders>
+              <w:top w:val="single" w:color="7F7F7F" w:sz="4"/>
+              <w:left w:val="single" w:color="7F7F7F" w:sz="4"/>
+              <w:bottom w:val="single" w:color="7F7F7F" w:sz="4"/>
+              <w:right w:val="single" w:color="7F7F7F" w:sz="4"/>
+            </w:tcBorders>
+            <w:shd w:fill="F2F6FB" w:color="auto" w:val="clear"/>
+            <w:tcMar>
+              <w:top w:type="dxa" w:w="50"/>
+              <w:left w:type="dxa" w:w="80"/>
+              <w:bottom w:type="dxa" w:w="50"/>
+              <w:right w:type="dxa" w:w="80"/>
+            </w:tcMar>
+            <w:vAlign w:val="top"/>
+          </w:tcPr>
+          <w:p>
+            <w:pPr>
+              <w:spacing w:after="30" w:line="264"/>
+              <w:jc w:val="left"/>
+            </w:pPr>
+            <w:r>
+              <w:rPr>
+                <w:rFonts w:ascii="Times New Roman" w:cs="Times New Roman" w:eastAsia="Times New Roman" w:hAnsi="Times New Roman"/>
+                <w:b/>
+                <w:bCs/>
+                <w:sz w:val="19"/>
+                <w:szCs w:val="19"/>
+              </w:rPr>
+              <w:t xml:space="preserve">run.done / run.cancelled</w:t>
+            </w:r>
+          </w:p>
+        </w:tc>
+        <w:tc>
+          <w:tcPr>
+            <w:tcW w:type="dxa" w:w="5200"/>
+            <w:tcBorders>
+              <w:top w:val="single" w:color="7F7F7F" w:sz="4"/>
+              <w:left w:val="single" w:color="7F7F7F" w:sz="4"/>
+              <w:bottom w:val="single" w:color="7F7F7F" w:sz="4"/>
+              <w:right w:val="single" w:color="7F7F7F" w:sz="4"/>
+            </w:tcBorders>
+            <w:shd w:fill="F2F6FB" w:color="auto" w:val="clear"/>
+            <w:tcMar>
+              <w:top w:type="dxa" w:w="50"/>
+              <w:left w:type="dxa" w:w="80"/>
+              <w:bottom w:type="dxa" w:w="50"/>
+              <w:right w:type="dxa" w:w="80"/>
+            </w:tcMar>
+            <w:vAlign w:val="top"/>
+          </w:tcPr>
+          <w:p>
+            <w:pPr>
+              <w:spacing w:after="30" w:line="264"/>
+              <w:jc w:val="left"/>
+            </w:pPr>
+            <w:r>
+              <w:rPr>
+                <w:rFonts w:ascii="Times New Roman" w:cs="Times New Roman" w:eastAsia="Times New Roman" w:hAnsi="Times New Roman"/>
+                <w:b w:val="false"/>
+                <w:bCs w:val="false"/>
+                <w:sz w:val="19"/>
+                <w:szCs w:val="19"/>
+              </w:rPr>
+              <w:t xml:space="preserve">{run_id, state, done, waiting, failed} / {run_id, by}</w:t>
+            </w:r>
+          </w:p>
+        </w:tc>
+        <w:tc>
+          <w:tcPr>
+            <w:tcW w:type="dxa" w:w="1700"/>
+            <w:tcBorders>
+              <w:top w:val="single" w:color="7F7F7F" w:sz="4"/>
+              <w:left w:val="single" w:color="7F7F7F" w:sz="4"/>
+              <w:bottom w:val="single" w:color="7F7F7F" w:sz="4"/>
+              <w:right w:val="single" w:color="7F7F7F" w:sz="4"/>
+            </w:tcBorders>
+            <w:shd w:fill="F2F6FB" w:color="auto" w:val="clear"/>
+            <w:tcMar>
+              <w:top w:type="dxa" w:w="50"/>
+              <w:left w:type="dxa" w:w="80"/>
+              <w:bottom w:type="dxa" w:w="50"/>
+              <w:right w:type="dxa" w:w="80"/>
+            </w:tcMar>
+            <w:vAlign w:val="top"/>
+          </w:tcPr>
+          <w:p>
+            <w:pPr>
+              <w:spacing w:after="30" w:line="264"/>
+              <w:jc w:val="left"/>
+            </w:pPr>
+            <w:r>
+              <w:rPr>
+                <w:rFonts w:ascii="Times New Roman" w:cs="Times New Roman" w:eastAsia="Times New Roman" w:hAnsi="Times New Roman"/>
+                <w:b w:val="false"/>
+                <w:bCs w:val="false"/>
+                <w:sz w:val="19"/>
+                <w:szCs w:val="19"/>
+              </w:rPr>
+              <w:t xml:space="preserve">Orchestrator</w:t>
+            </w:r>
+          </w:p>
+        </w:tc>
+      </w:tr>
+      <w:tr>
+        <w:tc>
+          <w:tcPr>
+            <w:tcW w:type="dxa" w:w="2400"/>
+            <w:tcBorders>
+              <w:top w:val="single" w:color="7F7F7F" w:sz="4"/>
+              <w:left w:val="single" w:color="7F7F7F" w:sz="4"/>
+              <w:bottom w:val="single" w:color="7F7F7F" w:sz="4"/>
+              <w:right w:val="single" w:color="7F7F7F" w:sz="4"/>
+            </w:tcBorders>
+            <w:tcMar>
+              <w:top w:type="dxa" w:w="50"/>
+              <w:left w:type="dxa" w:w="80"/>
+              <w:bottom w:type="dxa" w:w="50"/>
+              <w:right w:type="dxa" w:w="80"/>
+            </w:tcMar>
+            <w:vAlign w:val="top"/>
+          </w:tcPr>
+          <w:p>
+            <w:pPr>
+              <w:spacing w:after="30" w:line="264"/>
+              <w:jc w:val="left"/>
+            </w:pPr>
+            <w:r>
+              <w:rPr>
+                <w:rFonts w:ascii="Times New Roman" w:cs="Times New Roman" w:eastAsia="Times New Roman" w:hAnsi="Times New Roman"/>
+                <w:b/>
+                <w:bCs/>
+                <w:sz w:val="19"/>
+                <w:szCs w:val="19"/>
+              </w:rPr>
               <w:t xml:space="preserve">error</w:t>
             </w:r>
           </w:p>
@@ -16516,7 +17534,71 @@
           <w:sz w:val="26"/>
           <w:szCs w:val="26"/>
         </w:rPr>
-        <w:t xml:space="preserve">Định dạng JSONL: `{ts, kind, request_id, session_id, project, prev_hash, hash, data}`; `hash = sha256(prev_hash + canonical(data))` để chống sửa (TC-MM-08); tệp xoay theo ngày `ledger/YYYY-MM-DD.jsonl`; bộ lọc che chuỗi giống khóa API (regex `sk-|AIza|Bearer `) trước khi ghi.</w:t>
+        <w:t xml:space="preserve">Định dạng JSONL: </w:t>
+      </w:r>
+      <w:r>
+        <w:rPr>
+          <w:rFonts w:ascii="Consolas" w:cs="Consolas" w:eastAsia="Consolas" w:hAnsi="Consolas"/>
+          <w:sz w:val="22"/>
+          <w:szCs w:val="22"/>
+        </w:rPr>
+        <w:t xml:space="preserve">{ts, kind, request_id, session_id, project, prev_hash, hash, data}</w:t>
+      </w:r>
+      <w:r>
+        <w:rPr>
+          <w:rFonts w:ascii="Times New Roman" w:cs="Times New Roman" w:eastAsia="Times New Roman" w:hAnsi="Times New Roman"/>
+          <w:sz w:val="26"/>
+          <w:szCs w:val="26"/>
+        </w:rPr>
+        <w:t xml:space="preserve">; </w:t>
+      </w:r>
+      <w:r>
+        <w:rPr>
+          <w:rFonts w:ascii="Consolas" w:cs="Consolas" w:eastAsia="Consolas" w:hAnsi="Consolas"/>
+          <w:sz w:val="22"/>
+          <w:szCs w:val="22"/>
+        </w:rPr>
+        <w:t xml:space="preserve">hash = sha256(prev_hash + canonical(data))</w:t>
+      </w:r>
+      <w:r>
+        <w:rPr>
+          <w:rFonts w:ascii="Times New Roman" w:cs="Times New Roman" w:eastAsia="Times New Roman" w:hAnsi="Times New Roman"/>
+          <w:sz w:val="26"/>
+          <w:szCs w:val="26"/>
+        </w:rPr>
+        <w:t xml:space="preserve"> để chống sửa (TC-MM-08); tệp xoay theo ngày </w:t>
+      </w:r>
+      <w:r>
+        <w:rPr>
+          <w:rFonts w:ascii="Consolas" w:cs="Consolas" w:eastAsia="Consolas" w:hAnsi="Consolas"/>
+          <w:sz w:val="22"/>
+          <w:szCs w:val="22"/>
+        </w:rPr>
+        <w:t xml:space="preserve">ledger/YYYY-MM-DD.jsonl</w:t>
+      </w:r>
+      <w:r>
+        <w:rPr>
+          <w:rFonts w:ascii="Times New Roman" w:cs="Times New Roman" w:eastAsia="Times New Roman" w:hAnsi="Times New Roman"/>
+          <w:sz w:val="26"/>
+          <w:szCs w:val="26"/>
+        </w:rPr>
+        <w:t xml:space="preserve">; bộ lọc che chuỗi giống khóa API (regex </w:t>
+      </w:r>
+      <w:r>
+        <w:rPr>
+          <w:rFonts w:ascii="Consolas" w:cs="Consolas" w:eastAsia="Consolas" w:hAnsi="Consolas"/>
+          <w:sz w:val="22"/>
+          <w:szCs w:val="22"/>
+        </w:rPr>
+        <w:t xml:space="preserve">sk-|AIza|Bearer </w:t>
+      </w:r>
+      <w:r>
+        <w:rPr>
+          <w:rFonts w:ascii="Times New Roman" w:cs="Times New Roman" w:eastAsia="Times New Roman" w:hAnsi="Times New Roman"/>
+          <w:sz w:val="26"/>
+          <w:szCs w:val="26"/>
+        </w:rPr>
+        <w:t xml:space="preserve">) trước khi ghi.</w:t>
       </w:r>
     </w:p>
     <w:p>
@@ -16544,11 +17626,115 @@
       </w:pPr>
       <w:r>
         <w:rPr>
+          <w:rFonts w:ascii="Consolas" w:cs="Consolas" w:eastAsia="Consolas" w:hAnsi="Consolas"/>
+          <w:sz w:val="22"/>
+          <w:szCs w:val="22"/>
+        </w:rPr>
+        <w:t xml:space="preserve">eide api gen</w:t>
+      </w:r>
+      <w:r>
+        <w:rPr>
           <w:rFonts w:ascii="Times New Roman" w:cs="Times New Roman" w:eastAsia="Times New Roman" w:hAnsi="Times New Roman"/>
           <w:sz w:val="26"/>
           <w:szCs w:val="26"/>
         </w:rPr>
-        <w:t xml:space="preserve">`eide api gen` đọc registry và sinh: `api/openrpc.json` (phương thức khung + `caps.invoke` với `oneOf` theo id được thay bằng mô tả phẳng để tuân thủ mẫu số chung), `api/mcp_tools.json`, tài liệu md. Test hợp đồng: (1) mọi tool MCP compile trên 3 adapter; (2) mọi phương thức JSON-RPC có ví dụ chạy được trong `tests/contract/rpc/*.json`; (3) plugin Swift dùng bộ mã sinh từ openrpc.json (không viết tay chuỗi phương thức); (4) mã lỗi trong mã nguồn chỉ được lấy từ `api/errors.json`.</w:t>
+        <w:t xml:space="preserve"> đọc registry và sinh: </w:t>
+      </w:r>
+      <w:r>
+        <w:rPr>
+          <w:rFonts w:ascii="Consolas" w:cs="Consolas" w:eastAsia="Consolas" w:hAnsi="Consolas"/>
+          <w:sz w:val="22"/>
+          <w:szCs w:val="22"/>
+        </w:rPr>
+        <w:t xml:space="preserve">api/openrpc.json</w:t>
+      </w:r>
+      <w:r>
+        <w:rPr>
+          <w:rFonts w:ascii="Times New Roman" w:cs="Times New Roman" w:eastAsia="Times New Roman" w:hAnsi="Times New Roman"/>
+          <w:sz w:val="26"/>
+          <w:szCs w:val="26"/>
+        </w:rPr>
+        <w:t xml:space="preserve"> (phương thức khung + </w:t>
+      </w:r>
+      <w:r>
+        <w:rPr>
+          <w:rFonts w:ascii="Consolas" w:cs="Consolas" w:eastAsia="Consolas" w:hAnsi="Consolas"/>
+          <w:sz w:val="22"/>
+          <w:szCs w:val="22"/>
+        </w:rPr>
+        <w:t xml:space="preserve">caps.invoke</w:t>
+      </w:r>
+      <w:r>
+        <w:rPr>
+          <w:rFonts w:ascii="Times New Roman" w:cs="Times New Roman" w:eastAsia="Times New Roman" w:hAnsi="Times New Roman"/>
+          <w:sz w:val="26"/>
+          <w:szCs w:val="26"/>
+        </w:rPr>
+        <w:t xml:space="preserve"> với </w:t>
+      </w:r>
+      <w:r>
+        <w:rPr>
+          <w:rFonts w:ascii="Consolas" w:cs="Consolas" w:eastAsia="Consolas" w:hAnsi="Consolas"/>
+          <w:sz w:val="22"/>
+          <w:szCs w:val="22"/>
+        </w:rPr>
+        <w:t xml:space="preserve">oneOf</w:t>
+      </w:r>
+      <w:r>
+        <w:rPr>
+          <w:rFonts w:ascii="Times New Roman" w:cs="Times New Roman" w:eastAsia="Times New Roman" w:hAnsi="Times New Roman"/>
+          <w:sz w:val="26"/>
+          <w:szCs w:val="26"/>
+        </w:rPr>
+        <w:t xml:space="preserve"> theo id được thay bằng mô tả phẳng để tuân thủ mẫu số chung), </w:t>
+      </w:r>
+      <w:r>
+        <w:rPr>
+          <w:rFonts w:ascii="Consolas" w:cs="Consolas" w:eastAsia="Consolas" w:hAnsi="Consolas"/>
+          <w:sz w:val="22"/>
+          <w:szCs w:val="22"/>
+        </w:rPr>
+        <w:t xml:space="preserve">api/mcp_tools.json</w:t>
+      </w:r>
+      <w:r>
+        <w:rPr>
+          <w:rFonts w:ascii="Times New Roman" w:cs="Times New Roman" w:eastAsia="Times New Roman" w:hAnsi="Times New Roman"/>
+          <w:sz w:val="26"/>
+          <w:szCs w:val="26"/>
+        </w:rPr>
+        <w:t xml:space="preserve">, tài liệu md. Test hợp đồng: (1) mọi tool MCP compile trên 3 adapter; (2) mọi phương thức JSON-RPC có ví dụ chạy được trong </w:t>
+      </w:r>
+      <w:r>
+        <w:rPr>
+          <w:rFonts w:ascii="Consolas" w:cs="Consolas" w:eastAsia="Consolas" w:hAnsi="Consolas"/>
+          <w:sz w:val="22"/>
+          <w:szCs w:val="22"/>
+        </w:rPr>
+        <w:t xml:space="preserve">tests/contract/rpc/*.json</w:t>
+      </w:r>
+      <w:r>
+        <w:rPr>
+          <w:rFonts w:ascii="Times New Roman" w:cs="Times New Roman" w:eastAsia="Times New Roman" w:hAnsi="Times New Roman"/>
+          <w:sz w:val="26"/>
+          <w:szCs w:val="26"/>
+        </w:rPr>
+        <w:t xml:space="preserve">; (3) plugin Swift dùng bộ mã sinh từ openrpc.json (không viết tay chuỗi phương thức); (4) mã lỗi trong mã nguồn chỉ được lấy từ </w:t>
+      </w:r>
+      <w:r>
+        <w:rPr>
+          <w:rFonts w:ascii="Consolas" w:cs="Consolas" w:eastAsia="Consolas" w:hAnsi="Consolas"/>
+          <w:sz w:val="22"/>
+          <w:szCs w:val="22"/>
+        </w:rPr>
+        <w:t xml:space="preserve">api/errors.json</w:t>
+      </w:r>
+      <w:r>
+        <w:rPr>
+          <w:rFonts w:ascii="Times New Roman" w:cs="Times New Roman" w:eastAsia="Times New Roman" w:hAnsi="Times New Roman"/>
+          <w:sz w:val="26"/>
+          <w:szCs w:val="26"/>
+        </w:rPr>
+        <w:t xml:space="preserve">.</w:t>
       </w:r>
     </w:p>
     <w:p>

--- a/docs/ho-so/EIDE-API-15_Dac_ta_giao_dien_lap_trinh.docx
+++ b/docs/ho-so/EIDE-API-15_Dac_ta_giao_dien_lap_trinh.docx
@@ -14398,6 +14398,286 @@
                 <w:sz w:val="19"/>
                 <w:szCs w:val="19"/>
               </w:rPr>
+              <w:t xml:space="preserve">E6004</w:t>
+            </w:r>
+          </w:p>
+        </w:tc>
+        <w:tc>
+          <w:tcPr>
+            <w:tcW w:type="dxa" w:w="2300"/>
+            <w:tcBorders>
+              <w:top w:val="single" w:color="7F7F7F" w:sz="4"/>
+              <w:left w:val="single" w:color="7F7F7F" w:sz="4"/>
+              <w:bottom w:val="single" w:color="7F7F7F" w:sz="4"/>
+              <w:right w:val="single" w:color="7F7F7F" w:sz="4"/>
+            </w:tcBorders>
+            <w:tcMar>
+              <w:top w:type="dxa" w:w="50"/>
+              <w:left w:type="dxa" w:w="80"/>
+              <w:bottom w:type="dxa" w:w="50"/>
+              <w:right w:type="dxa" w:w="80"/>
+            </w:tcMar>
+            <w:vAlign w:val="top"/>
+          </w:tcPr>
+          <w:p>
+            <w:pPr>
+              <w:spacing w:after="30" w:line="264"/>
+              <w:jc w:val="left"/>
+            </w:pPr>
+            <w:r>
+              <w:rPr>
+                <w:rFonts w:ascii="Times New Roman" w:cs="Times New Roman" w:eastAsia="Times New Roman" w:hAnsi="Times New Roman"/>
+                <w:b w:val="false"/>
+                <w:bCs w:val="false"/>
+                <w:sz w:val="19"/>
+                <w:szCs w:val="19"/>
+              </w:rPr>
+              <w:t xml:space="preserve">FILE_STALE</w:t>
+            </w:r>
+          </w:p>
+        </w:tc>
+        <w:tc>
+          <w:tcPr>
+            <w:tcW w:type="dxa" w:w="3900"/>
+            <w:tcBorders>
+              <w:top w:val="single" w:color="7F7F7F" w:sz="4"/>
+              <w:left w:val="single" w:color="7F7F7F" w:sz="4"/>
+              <w:bottom w:val="single" w:color="7F7F7F" w:sz="4"/>
+              <w:right w:val="single" w:color="7F7F7F" w:sz="4"/>
+            </w:tcBorders>
+            <w:tcMar>
+              <w:top w:type="dxa" w:w="50"/>
+              <w:left w:type="dxa" w:w="80"/>
+              <w:bottom w:type="dxa" w:w="50"/>
+              <w:right w:type="dxa" w:w="80"/>
+            </w:tcMar>
+            <w:vAlign w:val="top"/>
+          </w:tcPr>
+          <w:p>
+            <w:pPr>
+              <w:spacing w:after="30" w:line="264"/>
+              <w:jc w:val="left"/>
+            </w:pPr>
+            <w:r>
+              <w:rPr>
+                <w:rFonts w:ascii="Times New Roman" w:cs="Times New Roman" w:eastAsia="Times New Roman" w:hAnsi="Times New Roman"/>
+                <w:b w:val="false"/>
+                <w:bCs w:val="false"/>
+                <w:sz w:val="19"/>
+                <w:szCs w:val="19"/>
+              </w:rPr>
+              <w:t xml:space="preserve">Tệp đã đổi trên đĩa từ lúc mở — phải merge, KHÔNG ghi đè</w:t>
+            </w:r>
+          </w:p>
+        </w:tc>
+        <w:tc>
+          <w:tcPr>
+            <w:tcW w:type="dxa" w:w="2200"/>
+            <w:tcBorders>
+              <w:top w:val="single" w:color="7F7F7F" w:sz="4"/>
+              <w:left w:val="single" w:color="7F7F7F" w:sz="4"/>
+              <w:bottom w:val="single" w:color="7F7F7F" w:sz="4"/>
+              <w:right w:val="single" w:color="7F7F7F" w:sz="4"/>
+            </w:tcBorders>
+            <w:tcMar>
+              <w:top w:type="dxa" w:w="50"/>
+              <w:left w:type="dxa" w:w="80"/>
+              <w:bottom w:type="dxa" w:w="50"/>
+              <w:right w:type="dxa" w:w="80"/>
+            </w:tcMar>
+            <w:vAlign w:val="top"/>
+          </w:tcPr>
+          <w:p>
+            <w:pPr>
+              <w:spacing w:after="30" w:line="264"/>
+              <w:jc w:val="left"/>
+            </w:pPr>
+            <w:r>
+              <w:rPr>
+                <w:rFonts w:ascii="Times New Roman" w:cs="Times New Roman" w:eastAsia="Times New Roman" w:hAnsi="Times New Roman"/>
+                <w:b w:val="false"/>
+                <w:bCs w:val="false"/>
+                <w:sz w:val="19"/>
+                <w:szCs w:val="19"/>
+              </w:rPr>
+              <w:t xml:space="preserve">Chuyển luồng merge 3 bên</w:t>
+            </w:r>
+          </w:p>
+        </w:tc>
+      </w:tr>
+      <w:tr>
+        <w:tc>
+          <w:tcPr>
+            <w:tcW w:type="dxa" w:w="900"/>
+            <w:tcBorders>
+              <w:top w:val="single" w:color="7F7F7F" w:sz="4"/>
+              <w:left w:val="single" w:color="7F7F7F" w:sz="4"/>
+              <w:bottom w:val="single" w:color="7F7F7F" w:sz="4"/>
+              <w:right w:val="single" w:color="7F7F7F" w:sz="4"/>
+            </w:tcBorders>
+            <w:shd w:fill="F2F6FB" w:color="auto" w:val="clear"/>
+            <w:tcMar>
+              <w:top w:type="dxa" w:w="50"/>
+              <w:left w:type="dxa" w:w="80"/>
+              <w:bottom w:type="dxa" w:w="50"/>
+              <w:right w:type="dxa" w:w="80"/>
+            </w:tcMar>
+            <w:vAlign w:val="top"/>
+          </w:tcPr>
+          <w:p>
+            <w:pPr>
+              <w:spacing w:after="30" w:line="264"/>
+              <w:jc w:val="left"/>
+            </w:pPr>
+            <w:r>
+              <w:rPr>
+                <w:rFonts w:ascii="Times New Roman" w:cs="Times New Roman" w:eastAsia="Times New Roman" w:hAnsi="Times New Roman"/>
+                <w:b/>
+                <w:bCs/>
+                <w:sz w:val="19"/>
+                <w:szCs w:val="19"/>
+              </w:rPr>
+              <w:t xml:space="preserve">E6005</w:t>
+            </w:r>
+          </w:p>
+        </w:tc>
+        <w:tc>
+          <w:tcPr>
+            <w:tcW w:type="dxa" w:w="2300"/>
+            <w:tcBorders>
+              <w:top w:val="single" w:color="7F7F7F" w:sz="4"/>
+              <w:left w:val="single" w:color="7F7F7F" w:sz="4"/>
+              <w:bottom w:val="single" w:color="7F7F7F" w:sz="4"/>
+              <w:right w:val="single" w:color="7F7F7F" w:sz="4"/>
+            </w:tcBorders>
+            <w:shd w:fill="F2F6FB" w:color="auto" w:val="clear"/>
+            <w:tcMar>
+              <w:top w:type="dxa" w:w="50"/>
+              <w:left w:type="dxa" w:w="80"/>
+              <w:bottom w:type="dxa" w:w="50"/>
+              <w:right w:type="dxa" w:w="80"/>
+            </w:tcMar>
+            <w:vAlign w:val="top"/>
+          </w:tcPr>
+          <w:p>
+            <w:pPr>
+              <w:spacing w:after="30" w:line="264"/>
+              <w:jc w:val="left"/>
+            </w:pPr>
+            <w:r>
+              <w:rPr>
+                <w:rFonts w:ascii="Times New Roman" w:cs="Times New Roman" w:eastAsia="Times New Roman" w:hAnsi="Times New Roman"/>
+                <w:b w:val="false"/>
+                <w:bCs w:val="false"/>
+                <w:sz w:val="19"/>
+                <w:szCs w:val="19"/>
+              </w:rPr>
+              <w:t xml:space="preserve">FILE_READONLY</w:t>
+            </w:r>
+          </w:p>
+        </w:tc>
+        <w:tc>
+          <w:tcPr>
+            <w:tcW w:type="dxa" w:w="3900"/>
+            <w:tcBorders>
+              <w:top w:val="single" w:color="7F7F7F" w:sz="4"/>
+              <w:left w:val="single" w:color="7F7F7F" w:sz="4"/>
+              <w:bottom w:val="single" w:color="7F7F7F" w:sz="4"/>
+              <w:right w:val="single" w:color="7F7F7F" w:sz="4"/>
+            </w:tcBorders>
+            <w:shd w:fill="F2F6FB" w:color="auto" w:val="clear"/>
+            <w:tcMar>
+              <w:top w:type="dxa" w:w="50"/>
+              <w:left w:type="dxa" w:w="80"/>
+              <w:bottom w:type="dxa" w:w="50"/>
+              <w:right w:type="dxa" w:w="80"/>
+            </w:tcMar>
+            <w:vAlign w:val="top"/>
+          </w:tcPr>
+          <w:p>
+            <w:pPr>
+              <w:spacing w:after="30" w:line="264"/>
+              <w:jc w:val="left"/>
+            </w:pPr>
+            <w:r>
+              <w:rPr>
+                <w:rFonts w:ascii="Times New Roman" w:cs="Times New Roman" w:eastAsia="Times New Roman" w:hAnsi="Times New Roman"/>
+                <w:b w:val="false"/>
+                <w:bCs w:val="false"/>
+                <w:sz w:val="19"/>
+                <w:szCs w:val="19"/>
+              </w:rPr>
+              <w:t xml:space="preserve">Tệp chỉ đọc hoặc không ghi được</w:t>
+            </w:r>
+          </w:p>
+        </w:tc>
+        <w:tc>
+          <w:tcPr>
+            <w:tcW w:type="dxa" w:w="2200"/>
+            <w:tcBorders>
+              <w:top w:val="single" w:color="7F7F7F" w:sz="4"/>
+              <w:left w:val="single" w:color="7F7F7F" w:sz="4"/>
+              <w:bottom w:val="single" w:color="7F7F7F" w:sz="4"/>
+              <w:right w:val="single" w:color="7F7F7F" w:sz="4"/>
+            </w:tcBorders>
+            <w:shd w:fill="F2F6FB" w:color="auto" w:val="clear"/>
+            <w:tcMar>
+              <w:top w:type="dxa" w:w="50"/>
+              <w:left w:type="dxa" w:w="80"/>
+              <w:bottom w:type="dxa" w:w="50"/>
+              <w:right w:type="dxa" w:w="80"/>
+            </w:tcMar>
+            <w:vAlign w:val="top"/>
+          </w:tcPr>
+          <w:p>
+            <w:pPr>
+              <w:spacing w:after="30" w:line="264"/>
+              <w:jc w:val="left"/>
+            </w:pPr>
+            <w:r>
+              <w:rPr>
+                <w:rFonts w:ascii="Times New Roman" w:cs="Times New Roman" w:eastAsia="Times New Roman" w:hAnsi="Times New Roman"/>
+                <w:b w:val="false"/>
+                <w:bCs w:val="false"/>
+                <w:sz w:val="19"/>
+                <w:szCs w:val="19"/>
+              </w:rPr>
+              <w:t xml:space="preserve">Nói rõ đường dẫn; không thử lại im lặng</w:t>
+            </w:r>
+          </w:p>
+        </w:tc>
+      </w:tr>
+      <w:tr>
+        <w:tc>
+          <w:tcPr>
+            <w:tcW w:type="dxa" w:w="900"/>
+            <w:tcBorders>
+              <w:top w:val="single" w:color="7F7F7F" w:sz="4"/>
+              <w:left w:val="single" w:color="7F7F7F" w:sz="4"/>
+              <w:bottom w:val="single" w:color="7F7F7F" w:sz="4"/>
+              <w:right w:val="single" w:color="7F7F7F" w:sz="4"/>
+            </w:tcBorders>
+            <w:tcMar>
+              <w:top w:type="dxa" w:w="50"/>
+              <w:left w:type="dxa" w:w="80"/>
+              <w:bottom w:type="dxa" w:w="50"/>
+              <w:right w:type="dxa" w:w="80"/>
+            </w:tcMar>
+            <w:vAlign w:val="top"/>
+          </w:tcPr>
+          <w:p>
+            <w:pPr>
+              <w:spacing w:after="30" w:line="264"/>
+              <w:jc w:val="left"/>
+            </w:pPr>
+            <w:r>
+              <w:rPr>
+                <w:rFonts w:ascii="Times New Roman" w:cs="Times New Roman" w:eastAsia="Times New Roman" w:hAnsi="Times New Roman"/>
+                <w:b/>
+                <w:bCs/>
+                <w:sz w:val="19"/>
+                <w:szCs w:val="19"/>
+              </w:rPr>
               <w:t xml:space="preserve">E7000</w:t>
             </w:r>
           </w:p>
@@ -17102,6 +17382,217 @@
                 <w:szCs w:val="19"/>
               </w:rPr>
               <w:t xml:space="preserve">Orchestrator</w:t>
+            </w:r>
+          </w:p>
+        </w:tc>
+      </w:tr>
+      <w:tr>
+        <w:tc>
+          <w:tcPr>
+            <w:tcW w:type="dxa" w:w="2400"/>
+            <w:tcBorders>
+              <w:top w:val="single" w:color="7F7F7F" w:sz="4"/>
+              <w:left w:val="single" w:color="7F7F7F" w:sz="4"/>
+              <w:bottom w:val="single" w:color="7F7F7F" w:sz="4"/>
+              <w:right w:val="single" w:color="7F7F7F" w:sz="4"/>
+            </w:tcBorders>
+            <w:tcMar>
+              <w:top w:type="dxa" w:w="50"/>
+              <w:left w:type="dxa" w:w="80"/>
+              <w:bottom w:type="dxa" w:w="50"/>
+              <w:right w:type="dxa" w:w="80"/>
+            </w:tcMar>
+            <w:vAlign w:val="top"/>
+          </w:tcPr>
+          <w:p>
+            <w:pPr>
+              <w:spacing w:after="30" w:line="264"/>
+              <w:jc w:val="left"/>
+            </w:pPr>
+            <w:r>
+              <w:rPr>
+                <w:rFonts w:ascii="Times New Roman" w:cs="Times New Roman" w:eastAsia="Times New Roman" w:hAnsi="Times New Roman"/>
+                <w:b/>
+                <w:bCs/>
+                <w:sz w:val="19"/>
+                <w:szCs w:val="19"/>
+              </w:rPr>
+              <w:t xml:space="preserve">human.file_save</w:t>
+            </w:r>
+          </w:p>
+        </w:tc>
+        <w:tc>
+          <w:tcPr>
+            <w:tcW w:type="dxa" w:w="5200"/>
+            <w:tcBorders>
+              <w:top w:val="single" w:color="7F7F7F" w:sz="4"/>
+              <w:left w:val="single" w:color="7F7F7F" w:sz="4"/>
+              <w:bottom w:val="single" w:color="7F7F7F" w:sz="4"/>
+              <w:right w:val="single" w:color="7F7F7F" w:sz="4"/>
+            </w:tcBorders>
+            <w:tcMar>
+              <w:top w:type="dxa" w:w="50"/>
+              <w:left w:type="dxa" w:w="80"/>
+              <w:bottom w:type="dxa" w:w="50"/>
+              <w:right w:type="dxa" w:w="80"/>
+            </w:tcMar>
+            <w:vAlign w:val="top"/>
+          </w:tcPr>
+          <w:p>
+            <w:pPr>
+              <w:spacing w:after="30" w:line="264"/>
+              <w:jc w:val="left"/>
+            </w:pPr>
+            <w:r>
+              <w:rPr>
+                <w:rFonts w:ascii="Times New Roman" w:cs="Times New Roman" w:eastAsia="Times New Roman" w:hAnsi="Times New Roman"/>
+                <w:b w:val="false"/>
+                <w:bCs w:val="false"/>
+                <w:sz w:val="19"/>
+                <w:szCs w:val="19"/>
+              </w:rPr>
+              <w:t xml:space="preserve">{path, commit, diff_summary, by}</w:t>
+            </w:r>
+          </w:p>
+        </w:tc>
+        <w:tc>
+          <w:tcPr>
+            <w:tcW w:type="dxa" w:w="1700"/>
+            <w:tcBorders>
+              <w:top w:val="single" w:color="7F7F7F" w:sz="4"/>
+              <w:left w:val="single" w:color="7F7F7F" w:sz="4"/>
+              <w:bottom w:val="single" w:color="7F7F7F" w:sz="4"/>
+              <w:right w:val="single" w:color="7F7F7F" w:sz="4"/>
+            </w:tcBorders>
+            <w:tcMar>
+              <w:top w:type="dxa" w:w="50"/>
+              <w:left w:type="dxa" w:w="80"/>
+              <w:bottom w:type="dxa" w:w="50"/>
+              <w:right w:type="dxa" w:w="80"/>
+            </w:tcMar>
+            <w:vAlign w:val="top"/>
+          </w:tcPr>
+          <w:p>
+            <w:pPr>
+              <w:spacing w:after="30" w:line="264"/>
+              <w:jc w:val="left"/>
+            </w:pPr>
+            <w:r>
+              <w:rPr>
+                <w:rFonts w:ascii="Times New Roman" w:cs="Times New Roman" w:eastAsia="Times New Roman" w:hAnsi="Times New Roman"/>
+                <w:b w:val="false"/>
+                <w:bCs w:val="false"/>
+                <w:sz w:val="19"/>
+                <w:szCs w:val="19"/>
+              </w:rPr>
+              <w:t xml:space="preserve">code.human_save</w:t>
+            </w:r>
+          </w:p>
+        </w:tc>
+      </w:tr>
+      <w:tr>
+        <w:tc>
+          <w:tcPr>
+            <w:tcW w:type="dxa" w:w="2400"/>
+            <w:tcBorders>
+              <w:top w:val="single" w:color="7F7F7F" w:sz="4"/>
+              <w:left w:val="single" w:color="7F7F7F" w:sz="4"/>
+              <w:bottom w:val="single" w:color="7F7F7F" w:sz="4"/>
+              <w:right w:val="single" w:color="7F7F7F" w:sz="4"/>
+            </w:tcBorders>
+            <w:shd w:fill="F2F6FB" w:color="auto" w:val="clear"/>
+            <w:tcMar>
+              <w:top w:type="dxa" w:w="50"/>
+              <w:left w:type="dxa" w:w="80"/>
+              <w:bottom w:type="dxa" w:w="50"/>
+              <w:right w:type="dxa" w:w="80"/>
+            </w:tcMar>
+            <w:vAlign w:val="top"/>
+          </w:tcPr>
+          <w:p>
+            <w:pPr>
+              <w:spacing w:after="30" w:line="264"/>
+              <w:jc w:val="left"/>
+            </w:pPr>
+            <w:r>
+              <w:rPr>
+                <w:rFonts w:ascii="Times New Roman" w:cs="Times New Roman" w:eastAsia="Times New Roman" w:hAnsi="Times New Roman"/>
+                <w:b/>
+                <w:bCs/>
+                <w:sz w:val="19"/>
+                <w:szCs w:val="19"/>
+              </w:rPr>
+              <w:t xml:space="preserve">human.file_external</w:t>
+            </w:r>
+          </w:p>
+        </w:tc>
+        <w:tc>
+          <w:tcPr>
+            <w:tcW w:type="dxa" w:w="5200"/>
+            <w:tcBorders>
+              <w:top w:val="single" w:color="7F7F7F" w:sz="4"/>
+              <w:left w:val="single" w:color="7F7F7F" w:sz="4"/>
+              <w:bottom w:val="single" w:color="7F7F7F" w:sz="4"/>
+              <w:right w:val="single" w:color="7F7F7F" w:sz="4"/>
+            </w:tcBorders>
+            <w:shd w:fill="F2F6FB" w:color="auto" w:val="clear"/>
+            <w:tcMar>
+              <w:top w:type="dxa" w:w="50"/>
+              <w:left w:type="dxa" w:w="80"/>
+              <w:bottom w:type="dxa" w:w="50"/>
+              <w:right w:type="dxa" w:w="80"/>
+            </w:tcMar>
+            <w:vAlign w:val="top"/>
+          </w:tcPr>
+          <w:p>
+            <w:pPr>
+              <w:spacing w:after="30" w:line="264"/>
+              <w:jc w:val="left"/>
+            </w:pPr>
+            <w:r>
+              <w:rPr>
+                <w:rFonts w:ascii="Times New Roman" w:cs="Times New Roman" w:eastAsia="Times New Roman" w:hAnsi="Times New Roman"/>
+                <w:b w:val="false"/>
+                <w:bCs w:val="false"/>
+                <w:sz w:val="19"/>
+                <w:szCs w:val="19"/>
+              </w:rPr>
+              <w:t xml:space="preserve">{path, diff_summary, source}</w:t>
+            </w:r>
+          </w:p>
+        </w:tc>
+        <w:tc>
+          <w:tcPr>
+            <w:tcW w:type="dxa" w:w="1700"/>
+            <w:tcBorders>
+              <w:top w:val="single" w:color="7F7F7F" w:sz="4"/>
+              <w:left w:val="single" w:color="7F7F7F" w:sz="4"/>
+              <w:bottom w:val="single" w:color="7F7F7F" w:sz="4"/>
+              <w:right w:val="single" w:color="7F7F7F" w:sz="4"/>
+            </w:tcBorders>
+            <w:shd w:fill="F2F6FB" w:color="auto" w:val="clear"/>
+            <w:tcMar>
+              <w:top w:type="dxa" w:w="50"/>
+              <w:left w:type="dxa" w:w="80"/>
+              <w:bottom w:type="dxa" w:w="50"/>
+              <w:right w:type="dxa" w:w="80"/>
+            </w:tcMar>
+            <w:vAlign w:val="top"/>
+          </w:tcPr>
+          <w:p>
+            <w:pPr>
+              <w:spacing w:after="30" w:line="264"/>
+              <w:jc w:val="left"/>
+            </w:pPr>
+            <w:r>
+              <w:rPr>
+                <w:rFonts w:ascii="Times New Roman" w:cs="Times New Roman" w:eastAsia="Times New Roman" w:hAnsi="Times New Roman"/>
+                <w:b w:val="false"/>
+                <w:bCs w:val="false"/>
+                <w:sz w:val="19"/>
+                <w:szCs w:val="19"/>
+              </w:rPr>
+              <w:t xml:space="preserve">project.watch</w:t>
             </w:r>
           </w:p>
         </w:tc>

--- a/docs/ho-so/EIDE-API-15_Dac_ta_giao_dien_lap_trinh.docx
+++ b/docs/ho-so/EIDE-API-15_Dac_ta_giao_dien_lap_trinh.docx
@@ -277,7 +277,7 @@
                 <w:sz w:val="21"/>
                 <w:szCs w:val="21"/>
               </w:rPr>
-              <w:t xml:space="preserve">1.6 — §3: danh sách tool nhanh nay IN RA từ chính literal sinh </w:t>
+              <w:t xml:space="preserve">2.0 — Đồng bộ 24 mục DEVIATIONS theo </w:t>
             </w:r>
             <w:r>
               <w:rPr>
@@ -285,15 +285,443 @@
                 <w:sz w:val="21"/>
                 <w:szCs w:val="21"/>
               </w:rPr>
-              <w:t xml:space="preserve">api/mcp_tools.json</w:t>
-            </w:r>
-            <w:r>
-              <w:rPr>
-                <w:rFonts w:ascii="Times New Roman" w:cs="Times New Roman" w:eastAsia="Times New Roman" w:hAnsi="Times New Roman"/>
-                <w:sz w:val="21"/>
-                <w:szCs w:val="21"/>
-              </w:rPr>
-              <w:t xml:space="preserve">. Trước đó văn xuôi liệt kê 16 tên không khớp năng lực nào trong khi literal có 12 id thật — hai danh sách trong cùng một tài liệu, và literal mới là thứ sinh ra tệp (DEV-045).</w:t>
+              <w:t xml:space="preserve">docs/sync/2026-09-22-API.md</w:t>
+            </w:r>
+            <w:r>
+              <w:rPr>
+                <w:rFonts w:ascii="Times New Roman" w:cs="Times New Roman" w:eastAsia="Times New Roman" w:hAnsi="Times New Roman"/>
+                <w:sz w:val="21"/>
+                <w:szCs w:val="21"/>
+              </w:rPr>
+              <w:t xml:space="preserve">. Năm nhóm thay đổi. </w:t>
+            </w:r>
+            <w:r>
+              <w:rPr>
+                <w:rFonts w:ascii="Times New Roman" w:cs="Times New Roman" w:eastAsia="Times New Roman" w:hAnsi="Times New Roman"/>
+                <w:b/>
+                <w:bCs/>
+                <w:sz w:val="21"/>
+                <w:szCs w:val="21"/>
+              </w:rPr>
+              <w:t xml:space="preserve">(a) §2 `chat.send` BẤT ĐỒNG BỘ theo thiết kế</w:t>
+            </w:r>
+            <w:r>
+              <w:rPr>
+                <w:rFonts w:ascii="Times New Roman" w:cs="Times New Roman" w:eastAsia="Times New Roman" w:hAnsi="Times New Roman"/>
+                <w:sz w:val="21"/>
+                <w:szCs w:val="21"/>
+              </w:rPr>
+              <w:t xml:space="preserve"> — trả về NGAY với </w:t>
+            </w:r>
+            <w:r>
+              <w:rPr>
+                <w:rFonts w:ascii="Consolas" w:cs="Consolas" w:eastAsia="Consolas" w:hAnsi="Consolas"/>
+                <w:sz w:val="21"/>
+                <w:szCs w:val="21"/>
+              </w:rPr>
+              <w:t xml:space="preserve">state: "running"</w:t>
+            </w:r>
+            <w:r>
+              <w:rPr>
+                <w:rFonts w:ascii="Times New Roman" w:cs="Times New Roman" w:eastAsia="Times New Roman" w:hAnsi="Times New Roman"/>
+                <w:sz w:val="21"/>
+                <w:szCs w:val="21"/>
+              </w:rPr>
+              <w:t xml:space="preserve">, kết quả đến bằng </w:t>
+            </w:r>
+            <w:r>
+              <w:rPr>
+                <w:rFonts w:ascii="Consolas" w:cs="Consolas" w:eastAsia="Consolas" w:hAnsi="Consolas"/>
+                <w:sz w:val="21"/>
+                <w:szCs w:val="21"/>
+              </w:rPr>
+              <w:t xml:space="preserve">event.chat.restated</w:t>
+            </w:r>
+            <w:r>
+              <w:rPr>
+                <w:rFonts w:ascii="Times New Roman" w:cs="Times New Roman" w:eastAsia="Times New Roman" w:hAnsi="Times New Roman"/>
+                <w:sz w:val="21"/>
+                <w:szCs w:val="21"/>
+              </w:rPr>
+              <w:t xml:space="preserve"> rồi </w:t>
+            </w:r>
+            <w:r>
+              <w:rPr>
+                <w:rFonts w:ascii="Consolas" w:cs="Consolas" w:eastAsia="Consolas" w:hAnsi="Consolas"/>
+                <w:sz w:val="21"/>
+                <w:szCs w:val="21"/>
+              </w:rPr>
+              <w:t xml:space="preserve">event.chat.report</w:t>
+            </w:r>
+            <w:r>
+              <w:rPr>
+                <w:rFonts w:ascii="Times New Roman" w:cs="Times New Roman" w:eastAsia="Times New Roman" w:hAnsi="Times New Roman"/>
+                <w:sz w:val="21"/>
+                <w:szCs w:val="21"/>
+              </w:rPr>
+              <w:t xml:space="preserve">; bản trước chạy hết chuỗi mới trả lời, hai đến bốn phút, và vì giao diện chỉ có MỘT ống nên suốt thời gian ấy mọi lời gọi khác lẫn nhịp tim đều bị chặn (DEV-154). </w:t>
+            </w:r>
+            <w:r>
+              <w:rPr>
+                <w:rFonts w:ascii="Times New Roman" w:cs="Times New Roman" w:eastAsia="Times New Roman" w:hAnsi="Times New Roman"/>
+                <w:b/>
+                <w:bCs/>
+                <w:sz w:val="21"/>
+                <w:szCs w:val="21"/>
+              </w:rPr>
+              <w:t xml:space="preserve">(b) §2 `cho_nguoi[]` và `event.chat.report` mang CÂU HỎI, không chỉ tên tham số</w:t>
+            </w:r>
+            <w:r>
+              <w:rPr>
+                <w:rFonts w:ascii="Times New Roman" w:cs="Times New Roman" w:eastAsia="Times New Roman" w:hAnsi="Times New Roman"/>
+                <w:sz w:val="21"/>
+                <w:szCs w:val="21"/>
+              </w:rPr>
+              <w:t xml:space="preserve"> — thêm </w:t>
+            </w:r>
+            <w:r>
+              <w:rPr>
+                <w:rFonts w:ascii="Consolas" w:cs="Consolas" w:eastAsia="Consolas" w:hAnsi="Consolas"/>
+                <w:sz w:val="21"/>
+                <w:szCs w:val="21"/>
+              </w:rPr>
+              <w:t xml:space="preserve">clar_id</w:t>
+            </w:r>
+            <w:r>
+              <w:rPr>
+                <w:rFonts w:ascii="Times New Roman" w:cs="Times New Roman" w:eastAsia="Times New Roman" w:hAnsi="Times New Roman"/>
+                <w:sz w:val="21"/>
+                <w:szCs w:val="21"/>
+              </w:rPr>
+              <w:t xml:space="preserve">, </w:t>
+            </w:r>
+            <w:r>
+              <w:rPr>
+                <w:rFonts w:ascii="Consolas" w:cs="Consolas" w:eastAsia="Consolas" w:hAnsi="Consolas"/>
+                <w:sz w:val="21"/>
+                <w:szCs w:val="21"/>
+              </w:rPr>
+              <w:t xml:space="preserve">hoi</w:t>
+            </w:r>
+            <w:r>
+              <w:rPr>
+                <w:rFonts w:ascii="Times New Roman" w:cs="Times New Roman" w:eastAsia="Times New Roman" w:hAnsi="Times New Roman"/>
+                <w:sz w:val="21"/>
+                <w:szCs w:val="21"/>
+              </w:rPr>
+              <w:t xml:space="preserve"> (tiếng Việt), </w:t>
+            </w:r>
+            <w:r>
+              <w:rPr>
+                <w:rFonts w:ascii="Consolas" w:cs="Consolas" w:eastAsia="Consolas" w:hAnsi="Consolas"/>
+                <w:sz w:val="21"/>
+                <w:szCs w:val="21"/>
+              </w:rPr>
+              <w:t xml:space="preserve">truong[].lua_chon</w:t>
+            </w:r>
+            <w:r>
+              <w:rPr>
+                <w:rFonts w:ascii="Times New Roman" w:cs="Times New Roman" w:eastAsia="Times New Roman" w:hAnsi="Times New Roman"/>
+                <w:sz w:val="21"/>
+                <w:szCs w:val="21"/>
+              </w:rPr>
+              <w:t xml:space="preserve"> (tập giá trị hợp lệ), và </w:t>
+            </w:r>
+            <w:r>
+              <w:rPr>
+                <w:rFonts w:ascii="Consolas" w:cs="Consolas" w:eastAsia="Consolas" w:hAnsi="Consolas"/>
+                <w:sz w:val="21"/>
+                <w:szCs w:val="21"/>
+              </w:rPr>
+              <w:t xml:space="preserve">van</w:t>
+            </w:r>
+            <w:r>
+              <w:rPr>
+                <w:rFonts w:ascii="Times New Roman" w:cs="Times New Roman" w:eastAsia="Times New Roman" w:hAnsi="Times New Roman"/>
+                <w:sz w:val="21"/>
+                <w:szCs w:val="21"/>
+              </w:rPr>
+              <w:t xml:space="preserve"> (câu gõ gốc, để trả lời xong thì chạy lại được). Không đổi kiểu schema: hai payload ấy khai </w:t>
+            </w:r>
+            <w:r>
+              <w:rPr>
+                <w:rFonts w:ascii="Consolas" w:cs="Consolas" w:eastAsia="Consolas" w:hAnsi="Consolas"/>
+                <w:sz w:val="21"/>
+                <w:szCs w:val="21"/>
+              </w:rPr>
+              <w:t xml:space="preserve">type: object</w:t>
+            </w:r>
+            <w:r>
+              <w:rPr>
+                <w:rFonts w:ascii="Times New Roman" w:cs="Times New Roman" w:eastAsia="Times New Roman" w:hAnsi="Times New Roman"/>
+                <w:sz w:val="21"/>
+                <w:szCs w:val="21"/>
+              </w:rPr>
+              <w:t xml:space="preserve"> + mô tả, nên thêm trường là làm RÕ chứ không phá hợp đồng (DEV-181). </w:t>
+            </w:r>
+            <w:r>
+              <w:rPr>
+                <w:rFonts w:ascii="Times New Roman" w:cs="Times New Roman" w:eastAsia="Times New Roman" w:hAnsi="Times New Roman"/>
+                <w:b/>
+                <w:bCs/>
+                <w:sz w:val="21"/>
+                <w:szCs w:val="21"/>
+              </w:rPr>
+              <w:t xml:space="preserve">(c) §2 `gate.decide` nhận thêm khoá `&lt;run_id&gt;:&lt;gate&gt;`</w:t>
+            </w:r>
+            <w:r>
+              <w:rPr>
+                <w:rFonts w:ascii="Times New Roman" w:cs="Times New Roman" w:eastAsia="Times New Roman" w:hAnsi="Times New Roman"/>
+                <w:sz w:val="21"/>
+                <w:szCs w:val="21"/>
+              </w:rPr>
+              <w:t xml:space="preserve"> cho cổng do HANDLER chạy — G1 xét chính KẾ HOẠCH, thứ chỉ tồn tại sau khi handler chạy, nên Router không biết cổng ấy vừa chạy và quyết định của nó trước đây không vào </w:t>
+            </w:r>
+            <w:r>
+              <w:rPr>
+                <w:rFonts w:ascii="Consolas" w:cs="Consolas" w:eastAsia="Consolas" w:hAnsi="Consolas"/>
+                <w:sz w:val="21"/>
+                <w:szCs w:val="21"/>
+              </w:rPr>
+              <w:t xml:space="preserve">decision_log</w:t>
+            </w:r>
+            <w:r>
+              <w:rPr>
+                <w:rFonts w:ascii="Times New Roman" w:cs="Times New Roman" w:eastAsia="Times New Roman" w:hAnsi="Times New Roman"/>
+                <w:sz w:val="21"/>
+                <w:szCs w:val="21"/>
+              </w:rPr>
+              <w:t xml:space="preserve">, không vào hàng đợi, không vào đâu ngoài tệp kế hoạch (DEV-176). </w:t>
+            </w:r>
+            <w:r>
+              <w:rPr>
+                <w:rFonts w:ascii="Times New Roman" w:cs="Times New Roman" w:eastAsia="Times New Roman" w:hAnsi="Times New Roman"/>
+                <w:b/>
+                <w:bCs/>
+                <w:sz w:val="21"/>
+                <w:szCs w:val="21"/>
+              </w:rPr>
+              <w:t xml:space="preserve">(d) §3 lỗi nội bộ KHÔNG mượn mã EIDE</w:t>
+            </w:r>
+            <w:r>
+              <w:rPr>
+                <w:rFonts w:ascii="Times New Roman" w:cs="Times New Roman" w:eastAsia="Times New Roman" w:hAnsi="Times New Roman"/>
+                <w:sz w:val="21"/>
+                <w:szCs w:val="21"/>
+              </w:rPr>
+              <w:t xml:space="preserve"> — ngoại lệ ngoài </w:t>
+            </w:r>
+            <w:r>
+              <w:rPr>
+                <w:rFonts w:ascii="Consolas" w:cs="Consolas" w:eastAsia="Consolas" w:hAnsi="Consolas"/>
+                <w:sz w:val="21"/>
+                <w:szCs w:val="21"/>
+              </w:rPr>
+              <w:t xml:space="preserve">EideError</w:t>
+            </w:r>
+            <w:r>
+              <w:rPr>
+                <w:rFonts w:ascii="Times New Roman" w:cs="Times New Roman" w:eastAsia="Times New Roman" w:hAnsi="Times New Roman"/>
+                <w:sz w:val="21"/>
+                <w:szCs w:val="21"/>
+              </w:rPr>
+              <w:t xml:space="preserve"> trả JSON-RPC </w:t>
+            </w:r>
+            <w:r>
+              <w:rPr>
+                <w:rFonts w:ascii="Consolas" w:cs="Consolas" w:eastAsia="Consolas" w:hAnsi="Consolas"/>
+                <w:sz w:val="21"/>
+                <w:szCs w:val="21"/>
+              </w:rPr>
+              <w:t xml:space="preserve">-32603</w:t>
+            </w:r>
+            <w:r>
+              <w:rPr>
+                <w:rFonts w:ascii="Times New Roman" w:cs="Times New Roman" w:eastAsia="Times New Roman" w:hAnsi="Times New Roman"/>
+                <w:sz w:val="21"/>
+                <w:szCs w:val="21"/>
+              </w:rPr>
+              <w:t xml:space="preserve"> kèm tên loại ngoại lệ và in vết ra stderr, KHÔNG gắn </w:t>
+            </w:r>
+            <w:r>
+              <w:rPr>
+                <w:rFonts w:ascii="Consolas" w:cs="Consolas" w:eastAsia="Consolas" w:hAnsi="Consolas"/>
+                <w:sz w:val="21"/>
+                <w:szCs w:val="21"/>
+              </w:rPr>
+              <w:t xml:space="preserve">eide_code</w:t>
+            </w:r>
+            <w:r>
+              <w:rPr>
+                <w:rFonts w:ascii="Times New Roman" w:cs="Times New Roman" w:eastAsia="Times New Roman" w:hAnsi="Times New Roman"/>
+                <w:sz w:val="21"/>
+                <w:szCs w:val="21"/>
+              </w:rPr>
+              <w:t xml:space="preserve">: gắn một mã EIDE cho một lỗi hiện thực là nói với bên gọi rằng đây là tình huống nghiệp vụ đã lường trước (DEV-153). </w:t>
+            </w:r>
+            <w:r>
+              <w:rPr>
+                <w:rFonts w:ascii="Times New Roman" w:cs="Times New Roman" w:eastAsia="Times New Roman" w:hAnsi="Times New Roman"/>
+                <w:b/>
+                <w:bCs/>
+                <w:sz w:val="21"/>
+                <w:szCs w:val="21"/>
+              </w:rPr>
+              <w:t xml:space="preserve">(e) §7 mọi bản ghi sổ cái mang `chain`</w:t>
+            </w:r>
+            <w:r>
+              <w:rPr>
+                <w:rFonts w:ascii="Times New Roman" w:cs="Times New Roman" w:eastAsia="Times New Roman" w:hAnsi="Times New Roman"/>
+                <w:sz w:val="21"/>
+                <w:szCs w:val="21"/>
+              </w:rPr>
+              <w:t xml:space="preserve"> — mã LƯỢT CHẠY đang thi hành, đóng dấu từ trước bản ghi đầu tiên và gỡ ở cả bốn đường ra; sáu kiểu sự kiện vòng đời một lượt chạy (</w:t>
+            </w:r>
+            <w:r>
+              <w:rPr>
+                <w:rFonts w:ascii="Consolas" w:cs="Consolas" w:eastAsia="Consolas" w:hAnsi="Consolas"/>
+                <w:sz w:val="21"/>
+                <w:szCs w:val="21"/>
+              </w:rPr>
+              <w:t xml:space="preserve">run.started</w:t>
+            </w:r>
+            <w:r>
+              <w:rPr>
+                <w:rFonts w:ascii="Times New Roman" w:cs="Times New Roman" w:eastAsia="Times New Roman" w:hAnsi="Times New Roman"/>
+                <w:sz w:val="21"/>
+                <w:szCs w:val="21"/>
+              </w:rPr>
+              <w:t xml:space="preserve">, </w:t>
+            </w:r>
+            <w:r>
+              <w:rPr>
+                <w:rFonts w:ascii="Consolas" w:cs="Consolas" w:eastAsia="Consolas" w:hAnsi="Consolas"/>
+                <w:sz w:val="21"/>
+                <w:szCs w:val="21"/>
+              </w:rPr>
+              <w:t xml:space="preserve">run.step_started</w:t>
+            </w:r>
+            <w:r>
+              <w:rPr>
+                <w:rFonts w:ascii="Times New Roman" w:cs="Times New Roman" w:eastAsia="Times New Roman" w:hAnsi="Times New Roman"/>
+                <w:sz w:val="21"/>
+                <w:szCs w:val="21"/>
+              </w:rPr>
+              <w:t xml:space="preserve">/</w:t>
+            </w:r>
+            <w:r>
+              <w:rPr>
+                <w:rFonts w:ascii="Consolas" w:cs="Consolas" w:eastAsia="Consolas" w:hAnsi="Consolas"/>
+                <w:sz w:val="21"/>
+                <w:szCs w:val="21"/>
+              </w:rPr>
+              <w:t xml:space="preserve">step_done</w:t>
+            </w:r>
+            <w:r>
+              <w:rPr>
+                <w:rFonts w:ascii="Times New Roman" w:cs="Times New Roman" w:eastAsia="Times New Roman" w:hAnsi="Times New Roman"/>
+                <w:sz w:val="21"/>
+                <w:szCs w:val="21"/>
+              </w:rPr>
+              <w:t xml:space="preserve">, </w:t>
+            </w:r>
+            <w:r>
+              <w:rPr>
+                <w:rFonts w:ascii="Consolas" w:cs="Consolas" w:eastAsia="Consolas" w:hAnsi="Consolas"/>
+                <w:sz w:val="21"/>
+                <w:szCs w:val="21"/>
+              </w:rPr>
+              <w:t xml:space="preserve">run.blocked</w:t>
+            </w:r>
+            <w:r>
+              <w:rPr>
+                <w:rFonts w:ascii="Times New Roman" w:cs="Times New Roman" w:eastAsia="Times New Roman" w:hAnsi="Times New Roman"/>
+                <w:sz w:val="21"/>
+                <w:szCs w:val="21"/>
+              </w:rPr>
+              <w:t xml:space="preserve">, </w:t>
+            </w:r>
+            <w:r>
+              <w:rPr>
+                <w:rFonts w:ascii="Consolas" w:cs="Consolas" w:eastAsia="Consolas" w:hAnsi="Consolas"/>
+                <w:sz w:val="21"/>
+                <w:szCs w:val="21"/>
+              </w:rPr>
+              <w:t xml:space="preserve">run.done</w:t>
+            </w:r>
+            <w:r>
+              <w:rPr>
+                <w:rFonts w:ascii="Times New Roman" w:cs="Times New Roman" w:eastAsia="Times New Roman" w:hAnsi="Times New Roman"/>
+                <w:sz w:val="21"/>
+                <w:szCs w:val="21"/>
+              </w:rPr>
+              <w:t xml:space="preserve">/</w:t>
+            </w:r>
+            <w:r>
+              <w:rPr>
+                <w:rFonts w:ascii="Consolas" w:cs="Consolas" w:eastAsia="Consolas" w:hAnsi="Consolas"/>
+                <w:sz w:val="21"/>
+                <w:szCs w:val="21"/>
+              </w:rPr>
+              <w:t xml:space="preserve">cancelled</w:t>
+            </w:r>
+            <w:r>
+              <w:rPr>
+                <w:rFonts w:ascii="Times New Roman" w:cs="Times New Roman" w:eastAsia="Times New Roman" w:hAnsi="Times New Roman"/>
+                <w:sz w:val="21"/>
+                <w:szCs w:val="21"/>
+              </w:rPr>
+              <w:t xml:space="preserve">); và </w:t>
+            </w:r>
+            <w:r>
+              <w:rPr>
+                <w:rFonts w:ascii="Consolas" w:cs="Consolas" w:eastAsia="Consolas" w:hAnsi="Consolas"/>
+                <w:sz w:val="21"/>
+                <w:szCs w:val="21"/>
+              </w:rPr>
+              <w:t xml:space="preserve">Ledger.append</w:t>
+            </w:r>
+            <w:r>
+              <w:rPr>
+                <w:rFonts w:ascii="Times New Roman" w:cs="Times New Roman" w:eastAsia="Times New Roman" w:hAnsi="Times New Roman"/>
+                <w:sz w:val="21"/>
+                <w:szCs w:val="21"/>
+              </w:rPr>
+              <w:t xml:space="preserve"> khoá cả khối </w:t>
+            </w:r>
+            <w:r>
+              <w:rPr>
+                <w:rFonts w:ascii="Times New Roman" w:cs="Times New Roman" w:eastAsia="Times New Roman" w:hAnsi="Times New Roman"/>
+                <w:i/>
+                <w:iCs/>
+                <w:sz w:val="21"/>
+                <w:szCs w:val="21"/>
+              </w:rPr>
+              <w:t xml:space="preserve">gán số → nối băm → ghi tệp</w:t>
+            </w:r>
+            <w:r>
+              <w:rPr>
+                <w:rFonts w:ascii="Times New Roman" w:cs="Times New Roman" w:eastAsia="Times New Roman" w:hAnsi="Times New Roman"/>
+                <w:sz w:val="21"/>
+                <w:szCs w:val="21"/>
+              </w:rPr>
+              <w:t xml:space="preserve"> bằng </w:t>
+            </w:r>
+            <w:r>
+              <w:rPr>
+                <w:rFonts w:ascii="Consolas" w:cs="Consolas" w:eastAsia="Consolas" w:hAnsi="Consolas"/>
+                <w:sz w:val="21"/>
+                <w:szCs w:val="21"/>
+              </w:rPr>
+              <w:t xml:space="preserve">RLock</w:t>
+            </w:r>
+            <w:r>
+              <w:rPr>
+                <w:rFonts w:ascii="Times New Roman" w:cs="Times New Roman" w:eastAsia="Times New Roman" w:hAnsi="Times New Roman"/>
+                <w:sz w:val="21"/>
+                <w:szCs w:val="21"/>
+              </w:rPr>
+              <w:t xml:space="preserve"> — thiếu khoá thì hai luồng cùng ghi làm ĐỨT chuỗi băm, tức hỏng đúng thứ sổ cái tồn tại để bảo đảm (DEV-123, DEV-156, DEV-162, DEV-167).</w:t>
             </w:r>
           </w:p>
         </w:tc>
@@ -2273,6 +2701,690 @@
                 <w:szCs w:val="21"/>
               </w:rPr>
               <w:t xml:space="preserve">. Trước đó văn xuôi liệt kê 16 tên không khớp năng lực nào trong khi literal có 12 id thật — hai danh sách trong cùng một tài liệu, và literal mới là thứ sinh ra tệp (DEV-045).</w:t>
+            </w:r>
+          </w:p>
+        </w:tc>
+      </w:tr>
+      <w:tr>
+        <w:tc>
+          <w:tcPr>
+            <w:tcW w:type="dxa" w:w="1500"/>
+            <w:tcBorders>
+              <w:top w:val="single" w:color="7F7F7F" w:sz="4"/>
+              <w:left w:val="single" w:color="7F7F7F" w:sz="4"/>
+              <w:bottom w:val="single" w:color="7F7F7F" w:sz="4"/>
+              <w:right w:val="single" w:color="7F7F7F" w:sz="4"/>
+            </w:tcBorders>
+            <w:shd w:fill="F2F6FB" w:color="auto" w:val="clear"/>
+            <w:tcMar>
+              <w:top w:type="dxa" w:w="50"/>
+              <w:left w:type="dxa" w:w="80"/>
+              <w:bottom w:type="dxa" w:w="50"/>
+              <w:right w:type="dxa" w:w="80"/>
+            </w:tcMar>
+            <w:vAlign w:val="top"/>
+          </w:tcPr>
+          <w:p>
+            <w:pPr>
+              <w:spacing w:after="30" w:line="264"/>
+              <w:jc w:val="left"/>
+            </w:pPr>
+            <w:r>
+              <w:rPr>
+                <w:rFonts w:ascii="Times New Roman" w:cs="Times New Roman" w:eastAsia="Times New Roman" w:hAnsi="Times New Roman"/>
+                <w:b/>
+                <w:bCs/>
+                <w:sz w:val="21"/>
+                <w:szCs w:val="21"/>
+              </w:rPr>
+              <w:t xml:space="preserve">2.0</w:t>
+            </w:r>
+          </w:p>
+        </w:tc>
+        <w:tc>
+          <w:tcPr>
+            <w:tcW w:type="dxa" w:w="1700"/>
+            <w:tcBorders>
+              <w:top w:val="single" w:color="7F7F7F" w:sz="4"/>
+              <w:left w:val="single" w:color="7F7F7F" w:sz="4"/>
+              <w:bottom w:val="single" w:color="7F7F7F" w:sz="4"/>
+              <w:right w:val="single" w:color="7F7F7F" w:sz="4"/>
+            </w:tcBorders>
+            <w:shd w:fill="F2F6FB" w:color="auto" w:val="clear"/>
+            <w:tcMar>
+              <w:top w:type="dxa" w:w="50"/>
+              <w:left w:type="dxa" w:w="80"/>
+              <w:bottom w:type="dxa" w:w="50"/>
+              <w:right w:type="dxa" w:w="80"/>
+            </w:tcMar>
+            <w:vAlign w:val="top"/>
+          </w:tcPr>
+          <w:p>
+            <w:pPr>
+              <w:spacing w:after="30" w:line="264"/>
+              <w:jc w:val="left"/>
+            </w:pPr>
+            <w:r>
+              <w:rPr>
+                <w:rFonts w:ascii="Times New Roman" w:cs="Times New Roman" w:eastAsia="Times New Roman" w:hAnsi="Times New Roman"/>
+                <w:b w:val="false"/>
+                <w:bCs w:val="false"/>
+                <w:sz w:val="21"/>
+                <w:szCs w:val="21"/>
+              </w:rPr>
+              <w:t xml:space="preserve">23/09/2026</w:t>
+            </w:r>
+          </w:p>
+        </w:tc>
+        <w:tc>
+          <w:tcPr>
+            <w:tcW w:type="dxa" w:w="2100"/>
+            <w:tcBorders>
+              <w:top w:val="single" w:color="7F7F7F" w:sz="4"/>
+              <w:left w:val="single" w:color="7F7F7F" w:sz="4"/>
+              <w:bottom w:val="single" w:color="7F7F7F" w:sz="4"/>
+              <w:right w:val="single" w:color="7F7F7F" w:sz="4"/>
+            </w:tcBorders>
+            <w:shd w:fill="F2F6FB" w:color="auto" w:val="clear"/>
+            <w:tcMar>
+              <w:top w:type="dxa" w:w="50"/>
+              <w:left w:type="dxa" w:w="80"/>
+              <w:bottom w:type="dxa" w:w="50"/>
+              <w:right w:type="dxa" w:w="80"/>
+            </w:tcMar>
+            <w:vAlign w:val="top"/>
+          </w:tcPr>
+          <w:p>
+            <w:pPr>
+              <w:spacing w:after="30" w:line="264"/>
+              <w:jc w:val="left"/>
+            </w:pPr>
+            <w:r>
+              <w:rPr>
+                <w:rFonts w:ascii="Times New Roman" w:cs="Times New Roman" w:eastAsia="Times New Roman" w:hAnsi="Times New Roman"/>
+                <w:b w:val="false"/>
+                <w:bCs w:val="false"/>
+                <w:sz w:val="21"/>
+                <w:szCs w:val="21"/>
+              </w:rPr>
+              <w:t xml:space="preserve">Vũ Trí Công</w:t>
+            </w:r>
+          </w:p>
+        </w:tc>
+        <w:tc>
+          <w:tcPr>
+            <w:tcW w:type="dxa" w:w="4000"/>
+            <w:tcBorders>
+              <w:top w:val="single" w:color="7F7F7F" w:sz="4"/>
+              <w:left w:val="single" w:color="7F7F7F" w:sz="4"/>
+              <w:bottom w:val="single" w:color="7F7F7F" w:sz="4"/>
+              <w:right w:val="single" w:color="7F7F7F" w:sz="4"/>
+            </w:tcBorders>
+            <w:shd w:fill="F2F6FB" w:color="auto" w:val="clear"/>
+            <w:tcMar>
+              <w:top w:type="dxa" w:w="50"/>
+              <w:left w:type="dxa" w:w="80"/>
+              <w:bottom w:type="dxa" w:w="50"/>
+              <w:right w:type="dxa" w:w="80"/>
+            </w:tcMar>
+            <w:vAlign w:val="top"/>
+          </w:tcPr>
+          <w:p>
+            <w:pPr>
+              <w:spacing w:after="30" w:line="264"/>
+              <w:jc w:val="left"/>
+            </w:pPr>
+            <w:r>
+              <w:rPr>
+                <w:rFonts w:ascii="Times New Roman" w:cs="Times New Roman" w:eastAsia="Times New Roman" w:hAnsi="Times New Roman"/>
+                <w:b w:val="false"/>
+                <w:bCs w:val="false"/>
+                <w:sz w:val="21"/>
+                <w:szCs w:val="21"/>
+              </w:rPr>
+              <w:t xml:space="preserve">Đồng bộ 24 mục DEVIATIONS theo </w:t>
+            </w:r>
+            <w:r>
+              <w:rPr>
+                <w:rFonts w:ascii="Consolas" w:cs="Consolas" w:eastAsia="Consolas" w:hAnsi="Consolas"/>
+                <w:b w:val="false"/>
+                <w:bCs w:val="false"/>
+                <w:sz w:val="21"/>
+                <w:szCs w:val="21"/>
+              </w:rPr>
+              <w:t xml:space="preserve">docs/sync/2026-09-22-API.md</w:t>
+            </w:r>
+            <w:r>
+              <w:rPr>
+                <w:rFonts w:ascii="Times New Roman" w:cs="Times New Roman" w:eastAsia="Times New Roman" w:hAnsi="Times New Roman"/>
+                <w:b w:val="false"/>
+                <w:bCs w:val="false"/>
+                <w:sz w:val="21"/>
+                <w:szCs w:val="21"/>
+              </w:rPr>
+              <w:t xml:space="preserve">. Năm nhóm thay đổi. </w:t>
+            </w:r>
+            <w:r>
+              <w:rPr>
+                <w:rFonts w:ascii="Times New Roman" w:cs="Times New Roman" w:eastAsia="Times New Roman" w:hAnsi="Times New Roman"/>
+                <w:b/>
+                <w:bCs/>
+                <w:sz w:val="21"/>
+                <w:szCs w:val="21"/>
+              </w:rPr>
+              <w:t xml:space="preserve">(a) §2 `chat.send` BẤT ĐỒNG BỘ theo thiết kế</w:t>
+            </w:r>
+            <w:r>
+              <w:rPr>
+                <w:rFonts w:ascii="Times New Roman" w:cs="Times New Roman" w:eastAsia="Times New Roman" w:hAnsi="Times New Roman"/>
+                <w:b w:val="false"/>
+                <w:bCs w:val="false"/>
+                <w:sz w:val="21"/>
+                <w:szCs w:val="21"/>
+              </w:rPr>
+              <w:t xml:space="preserve"> — trả về NGAY với </w:t>
+            </w:r>
+            <w:r>
+              <w:rPr>
+                <w:rFonts w:ascii="Consolas" w:cs="Consolas" w:eastAsia="Consolas" w:hAnsi="Consolas"/>
+                <w:b w:val="false"/>
+                <w:bCs w:val="false"/>
+                <w:sz w:val="21"/>
+                <w:szCs w:val="21"/>
+              </w:rPr>
+              <w:t xml:space="preserve">state: "running"</w:t>
+            </w:r>
+            <w:r>
+              <w:rPr>
+                <w:rFonts w:ascii="Times New Roman" w:cs="Times New Roman" w:eastAsia="Times New Roman" w:hAnsi="Times New Roman"/>
+                <w:b w:val="false"/>
+                <w:bCs w:val="false"/>
+                <w:sz w:val="21"/>
+                <w:szCs w:val="21"/>
+              </w:rPr>
+              <w:t xml:space="preserve">, kết quả đến bằng </w:t>
+            </w:r>
+            <w:r>
+              <w:rPr>
+                <w:rFonts w:ascii="Consolas" w:cs="Consolas" w:eastAsia="Consolas" w:hAnsi="Consolas"/>
+                <w:b w:val="false"/>
+                <w:bCs w:val="false"/>
+                <w:sz w:val="21"/>
+                <w:szCs w:val="21"/>
+              </w:rPr>
+              <w:t xml:space="preserve">event.chat.restated</w:t>
+            </w:r>
+            <w:r>
+              <w:rPr>
+                <w:rFonts w:ascii="Times New Roman" w:cs="Times New Roman" w:eastAsia="Times New Roman" w:hAnsi="Times New Roman"/>
+                <w:b w:val="false"/>
+                <w:bCs w:val="false"/>
+                <w:sz w:val="21"/>
+                <w:szCs w:val="21"/>
+              </w:rPr>
+              <w:t xml:space="preserve"> rồi </w:t>
+            </w:r>
+            <w:r>
+              <w:rPr>
+                <w:rFonts w:ascii="Consolas" w:cs="Consolas" w:eastAsia="Consolas" w:hAnsi="Consolas"/>
+                <w:b w:val="false"/>
+                <w:bCs w:val="false"/>
+                <w:sz w:val="21"/>
+                <w:szCs w:val="21"/>
+              </w:rPr>
+              <w:t xml:space="preserve">event.chat.report</w:t>
+            </w:r>
+            <w:r>
+              <w:rPr>
+                <w:rFonts w:ascii="Times New Roman" w:cs="Times New Roman" w:eastAsia="Times New Roman" w:hAnsi="Times New Roman"/>
+                <w:b w:val="false"/>
+                <w:bCs w:val="false"/>
+                <w:sz w:val="21"/>
+                <w:szCs w:val="21"/>
+              </w:rPr>
+              <w:t xml:space="preserve">; bản trước chạy hết chuỗi mới trả lời, hai đến bốn phút, và vì giao diện chỉ có MỘT ống nên suốt thời gian ấy mọi lời gọi khác lẫn nhịp tim đều bị chặn (DEV-154). </w:t>
+            </w:r>
+            <w:r>
+              <w:rPr>
+                <w:rFonts w:ascii="Times New Roman" w:cs="Times New Roman" w:eastAsia="Times New Roman" w:hAnsi="Times New Roman"/>
+                <w:b/>
+                <w:bCs/>
+                <w:sz w:val="21"/>
+                <w:szCs w:val="21"/>
+              </w:rPr>
+              <w:t xml:space="preserve">(b) §2 `cho_nguoi[]` và `event.chat.report` mang CÂU HỎI, không chỉ tên tham số</w:t>
+            </w:r>
+            <w:r>
+              <w:rPr>
+                <w:rFonts w:ascii="Times New Roman" w:cs="Times New Roman" w:eastAsia="Times New Roman" w:hAnsi="Times New Roman"/>
+                <w:b w:val="false"/>
+                <w:bCs w:val="false"/>
+                <w:sz w:val="21"/>
+                <w:szCs w:val="21"/>
+              </w:rPr>
+              <w:t xml:space="preserve"> — thêm </w:t>
+            </w:r>
+            <w:r>
+              <w:rPr>
+                <w:rFonts w:ascii="Consolas" w:cs="Consolas" w:eastAsia="Consolas" w:hAnsi="Consolas"/>
+                <w:b w:val="false"/>
+                <w:bCs w:val="false"/>
+                <w:sz w:val="21"/>
+                <w:szCs w:val="21"/>
+              </w:rPr>
+              <w:t xml:space="preserve">clar_id</w:t>
+            </w:r>
+            <w:r>
+              <w:rPr>
+                <w:rFonts w:ascii="Times New Roman" w:cs="Times New Roman" w:eastAsia="Times New Roman" w:hAnsi="Times New Roman"/>
+                <w:b w:val="false"/>
+                <w:bCs w:val="false"/>
+                <w:sz w:val="21"/>
+                <w:szCs w:val="21"/>
+              </w:rPr>
+              <w:t xml:space="preserve">, </w:t>
+            </w:r>
+            <w:r>
+              <w:rPr>
+                <w:rFonts w:ascii="Consolas" w:cs="Consolas" w:eastAsia="Consolas" w:hAnsi="Consolas"/>
+                <w:b w:val="false"/>
+                <w:bCs w:val="false"/>
+                <w:sz w:val="21"/>
+                <w:szCs w:val="21"/>
+              </w:rPr>
+              <w:t xml:space="preserve">hoi</w:t>
+            </w:r>
+            <w:r>
+              <w:rPr>
+                <w:rFonts w:ascii="Times New Roman" w:cs="Times New Roman" w:eastAsia="Times New Roman" w:hAnsi="Times New Roman"/>
+                <w:b w:val="false"/>
+                <w:bCs w:val="false"/>
+                <w:sz w:val="21"/>
+                <w:szCs w:val="21"/>
+              </w:rPr>
+              <w:t xml:space="preserve"> (tiếng Việt), </w:t>
+            </w:r>
+            <w:r>
+              <w:rPr>
+                <w:rFonts w:ascii="Consolas" w:cs="Consolas" w:eastAsia="Consolas" w:hAnsi="Consolas"/>
+                <w:b w:val="false"/>
+                <w:bCs w:val="false"/>
+                <w:sz w:val="21"/>
+                <w:szCs w:val="21"/>
+              </w:rPr>
+              <w:t xml:space="preserve">truong[].lua_chon</w:t>
+            </w:r>
+            <w:r>
+              <w:rPr>
+                <w:rFonts w:ascii="Times New Roman" w:cs="Times New Roman" w:eastAsia="Times New Roman" w:hAnsi="Times New Roman"/>
+                <w:b w:val="false"/>
+                <w:bCs w:val="false"/>
+                <w:sz w:val="21"/>
+                <w:szCs w:val="21"/>
+              </w:rPr>
+              <w:t xml:space="preserve"> (tập giá trị hợp lệ), và </w:t>
+            </w:r>
+            <w:r>
+              <w:rPr>
+                <w:rFonts w:ascii="Consolas" w:cs="Consolas" w:eastAsia="Consolas" w:hAnsi="Consolas"/>
+                <w:b w:val="false"/>
+                <w:bCs w:val="false"/>
+                <w:sz w:val="21"/>
+                <w:szCs w:val="21"/>
+              </w:rPr>
+              <w:t xml:space="preserve">van</w:t>
+            </w:r>
+            <w:r>
+              <w:rPr>
+                <w:rFonts w:ascii="Times New Roman" w:cs="Times New Roman" w:eastAsia="Times New Roman" w:hAnsi="Times New Roman"/>
+                <w:b w:val="false"/>
+                <w:bCs w:val="false"/>
+                <w:sz w:val="21"/>
+                <w:szCs w:val="21"/>
+              </w:rPr>
+              <w:t xml:space="preserve"> (câu gõ gốc, để trả lời xong thì chạy lại được). Không đổi kiểu schema: hai payload ấy khai </w:t>
+            </w:r>
+            <w:r>
+              <w:rPr>
+                <w:rFonts w:ascii="Consolas" w:cs="Consolas" w:eastAsia="Consolas" w:hAnsi="Consolas"/>
+                <w:b w:val="false"/>
+                <w:bCs w:val="false"/>
+                <w:sz w:val="21"/>
+                <w:szCs w:val="21"/>
+              </w:rPr>
+              <w:t xml:space="preserve">type: object</w:t>
+            </w:r>
+            <w:r>
+              <w:rPr>
+                <w:rFonts w:ascii="Times New Roman" w:cs="Times New Roman" w:eastAsia="Times New Roman" w:hAnsi="Times New Roman"/>
+                <w:b w:val="false"/>
+                <w:bCs w:val="false"/>
+                <w:sz w:val="21"/>
+                <w:szCs w:val="21"/>
+              </w:rPr>
+              <w:t xml:space="preserve"> + mô tả, nên thêm trường là làm RÕ chứ không phá hợp đồng (DEV-181). </w:t>
+            </w:r>
+            <w:r>
+              <w:rPr>
+                <w:rFonts w:ascii="Times New Roman" w:cs="Times New Roman" w:eastAsia="Times New Roman" w:hAnsi="Times New Roman"/>
+                <w:b/>
+                <w:bCs/>
+                <w:sz w:val="21"/>
+                <w:szCs w:val="21"/>
+              </w:rPr>
+              <w:t xml:space="preserve">(c) §2 `gate.decide` nhận thêm khoá `&lt;run_id&gt;:&lt;gate&gt;`</w:t>
+            </w:r>
+            <w:r>
+              <w:rPr>
+                <w:rFonts w:ascii="Times New Roman" w:cs="Times New Roman" w:eastAsia="Times New Roman" w:hAnsi="Times New Roman"/>
+                <w:b w:val="false"/>
+                <w:bCs w:val="false"/>
+                <w:sz w:val="21"/>
+                <w:szCs w:val="21"/>
+              </w:rPr>
+              <w:t xml:space="preserve"> cho cổng do HANDLER chạy — G1 xét chính KẾ HOẠCH, thứ chỉ tồn tại sau khi handler chạy, nên Router không biết cổng ấy vừa chạy và quyết định của nó trước đây không vào </w:t>
+            </w:r>
+            <w:r>
+              <w:rPr>
+                <w:rFonts w:ascii="Consolas" w:cs="Consolas" w:eastAsia="Consolas" w:hAnsi="Consolas"/>
+                <w:b w:val="false"/>
+                <w:bCs w:val="false"/>
+                <w:sz w:val="21"/>
+                <w:szCs w:val="21"/>
+              </w:rPr>
+              <w:t xml:space="preserve">decision_log</w:t>
+            </w:r>
+            <w:r>
+              <w:rPr>
+                <w:rFonts w:ascii="Times New Roman" w:cs="Times New Roman" w:eastAsia="Times New Roman" w:hAnsi="Times New Roman"/>
+                <w:b w:val="false"/>
+                <w:bCs w:val="false"/>
+                <w:sz w:val="21"/>
+                <w:szCs w:val="21"/>
+              </w:rPr>
+              <w:t xml:space="preserve">, không vào hàng đợi, không vào đâu ngoài tệp kế hoạch (DEV-176). </w:t>
+            </w:r>
+            <w:r>
+              <w:rPr>
+                <w:rFonts w:ascii="Times New Roman" w:cs="Times New Roman" w:eastAsia="Times New Roman" w:hAnsi="Times New Roman"/>
+                <w:b/>
+                <w:bCs/>
+                <w:sz w:val="21"/>
+                <w:szCs w:val="21"/>
+              </w:rPr>
+              <w:t xml:space="preserve">(d) §3 lỗi nội bộ KHÔNG mượn mã EIDE</w:t>
+            </w:r>
+            <w:r>
+              <w:rPr>
+                <w:rFonts w:ascii="Times New Roman" w:cs="Times New Roman" w:eastAsia="Times New Roman" w:hAnsi="Times New Roman"/>
+                <w:b w:val="false"/>
+                <w:bCs w:val="false"/>
+                <w:sz w:val="21"/>
+                <w:szCs w:val="21"/>
+              </w:rPr>
+              <w:t xml:space="preserve"> — ngoại lệ ngoài </w:t>
+            </w:r>
+            <w:r>
+              <w:rPr>
+                <w:rFonts w:ascii="Consolas" w:cs="Consolas" w:eastAsia="Consolas" w:hAnsi="Consolas"/>
+                <w:b w:val="false"/>
+                <w:bCs w:val="false"/>
+                <w:sz w:val="21"/>
+                <w:szCs w:val="21"/>
+              </w:rPr>
+              <w:t xml:space="preserve">EideError</w:t>
+            </w:r>
+            <w:r>
+              <w:rPr>
+                <w:rFonts w:ascii="Times New Roman" w:cs="Times New Roman" w:eastAsia="Times New Roman" w:hAnsi="Times New Roman"/>
+                <w:b w:val="false"/>
+                <w:bCs w:val="false"/>
+                <w:sz w:val="21"/>
+                <w:szCs w:val="21"/>
+              </w:rPr>
+              <w:t xml:space="preserve"> trả JSON-RPC </w:t>
+            </w:r>
+            <w:r>
+              <w:rPr>
+                <w:rFonts w:ascii="Consolas" w:cs="Consolas" w:eastAsia="Consolas" w:hAnsi="Consolas"/>
+                <w:b w:val="false"/>
+                <w:bCs w:val="false"/>
+                <w:sz w:val="21"/>
+                <w:szCs w:val="21"/>
+              </w:rPr>
+              <w:t xml:space="preserve">-32603</w:t>
+            </w:r>
+            <w:r>
+              <w:rPr>
+                <w:rFonts w:ascii="Times New Roman" w:cs="Times New Roman" w:eastAsia="Times New Roman" w:hAnsi="Times New Roman"/>
+                <w:b w:val="false"/>
+                <w:bCs w:val="false"/>
+                <w:sz w:val="21"/>
+                <w:szCs w:val="21"/>
+              </w:rPr>
+              <w:t xml:space="preserve"> kèm tên loại ngoại lệ và in vết ra stderr, KHÔNG gắn </w:t>
+            </w:r>
+            <w:r>
+              <w:rPr>
+                <w:rFonts w:ascii="Consolas" w:cs="Consolas" w:eastAsia="Consolas" w:hAnsi="Consolas"/>
+                <w:b w:val="false"/>
+                <w:bCs w:val="false"/>
+                <w:sz w:val="21"/>
+                <w:szCs w:val="21"/>
+              </w:rPr>
+              <w:t xml:space="preserve">eide_code</w:t>
+            </w:r>
+            <w:r>
+              <w:rPr>
+                <w:rFonts w:ascii="Times New Roman" w:cs="Times New Roman" w:eastAsia="Times New Roman" w:hAnsi="Times New Roman"/>
+                <w:b w:val="false"/>
+                <w:bCs w:val="false"/>
+                <w:sz w:val="21"/>
+                <w:szCs w:val="21"/>
+              </w:rPr>
+              <w:t xml:space="preserve">: gắn một mã EIDE cho một lỗi hiện thực là nói với bên gọi rằng đây là tình huống nghiệp vụ đã lường trước (DEV-153). </w:t>
+            </w:r>
+            <w:r>
+              <w:rPr>
+                <w:rFonts w:ascii="Times New Roman" w:cs="Times New Roman" w:eastAsia="Times New Roman" w:hAnsi="Times New Roman"/>
+                <w:b/>
+                <w:bCs/>
+                <w:sz w:val="21"/>
+                <w:szCs w:val="21"/>
+              </w:rPr>
+              <w:t xml:space="preserve">(e) §7 mọi bản ghi sổ cái mang `chain`</w:t>
+            </w:r>
+            <w:r>
+              <w:rPr>
+                <w:rFonts w:ascii="Times New Roman" w:cs="Times New Roman" w:eastAsia="Times New Roman" w:hAnsi="Times New Roman"/>
+                <w:b w:val="false"/>
+                <w:bCs w:val="false"/>
+                <w:sz w:val="21"/>
+                <w:szCs w:val="21"/>
+              </w:rPr>
+              <w:t xml:space="preserve"> — mã LƯỢT CHẠY đang thi hành, đóng dấu từ trước bản ghi đầu tiên và gỡ ở cả bốn đường ra; sáu kiểu sự kiện vòng đời một lượt chạy (</w:t>
+            </w:r>
+            <w:r>
+              <w:rPr>
+                <w:rFonts w:ascii="Consolas" w:cs="Consolas" w:eastAsia="Consolas" w:hAnsi="Consolas"/>
+                <w:b w:val="false"/>
+                <w:bCs w:val="false"/>
+                <w:sz w:val="21"/>
+                <w:szCs w:val="21"/>
+              </w:rPr>
+              <w:t xml:space="preserve">run.started</w:t>
+            </w:r>
+            <w:r>
+              <w:rPr>
+                <w:rFonts w:ascii="Times New Roman" w:cs="Times New Roman" w:eastAsia="Times New Roman" w:hAnsi="Times New Roman"/>
+                <w:b w:val="false"/>
+                <w:bCs w:val="false"/>
+                <w:sz w:val="21"/>
+                <w:szCs w:val="21"/>
+              </w:rPr>
+              <w:t xml:space="preserve">, </w:t>
+            </w:r>
+            <w:r>
+              <w:rPr>
+                <w:rFonts w:ascii="Consolas" w:cs="Consolas" w:eastAsia="Consolas" w:hAnsi="Consolas"/>
+                <w:b w:val="false"/>
+                <w:bCs w:val="false"/>
+                <w:sz w:val="21"/>
+                <w:szCs w:val="21"/>
+              </w:rPr>
+              <w:t xml:space="preserve">run.step_started</w:t>
+            </w:r>
+            <w:r>
+              <w:rPr>
+                <w:rFonts w:ascii="Times New Roman" w:cs="Times New Roman" w:eastAsia="Times New Roman" w:hAnsi="Times New Roman"/>
+                <w:b w:val="false"/>
+                <w:bCs w:val="false"/>
+                <w:sz w:val="21"/>
+                <w:szCs w:val="21"/>
+              </w:rPr>
+              <w:t xml:space="preserve">/</w:t>
+            </w:r>
+            <w:r>
+              <w:rPr>
+                <w:rFonts w:ascii="Consolas" w:cs="Consolas" w:eastAsia="Consolas" w:hAnsi="Consolas"/>
+                <w:b w:val="false"/>
+                <w:bCs w:val="false"/>
+                <w:sz w:val="21"/>
+                <w:szCs w:val="21"/>
+              </w:rPr>
+              <w:t xml:space="preserve">step_done</w:t>
+            </w:r>
+            <w:r>
+              <w:rPr>
+                <w:rFonts w:ascii="Times New Roman" w:cs="Times New Roman" w:eastAsia="Times New Roman" w:hAnsi="Times New Roman"/>
+                <w:b w:val="false"/>
+                <w:bCs w:val="false"/>
+                <w:sz w:val="21"/>
+                <w:szCs w:val="21"/>
+              </w:rPr>
+              <w:t xml:space="preserve">, </w:t>
+            </w:r>
+            <w:r>
+              <w:rPr>
+                <w:rFonts w:ascii="Consolas" w:cs="Consolas" w:eastAsia="Consolas" w:hAnsi="Consolas"/>
+                <w:b w:val="false"/>
+                <w:bCs w:val="false"/>
+                <w:sz w:val="21"/>
+                <w:szCs w:val="21"/>
+              </w:rPr>
+              <w:t xml:space="preserve">run.blocked</w:t>
+            </w:r>
+            <w:r>
+              <w:rPr>
+                <w:rFonts w:ascii="Times New Roman" w:cs="Times New Roman" w:eastAsia="Times New Roman" w:hAnsi="Times New Roman"/>
+                <w:b w:val="false"/>
+                <w:bCs w:val="false"/>
+                <w:sz w:val="21"/>
+                <w:szCs w:val="21"/>
+              </w:rPr>
+              <w:t xml:space="preserve">, </w:t>
+            </w:r>
+            <w:r>
+              <w:rPr>
+                <w:rFonts w:ascii="Consolas" w:cs="Consolas" w:eastAsia="Consolas" w:hAnsi="Consolas"/>
+                <w:b w:val="false"/>
+                <w:bCs w:val="false"/>
+                <w:sz w:val="21"/>
+                <w:szCs w:val="21"/>
+              </w:rPr>
+              <w:t xml:space="preserve">run.done</w:t>
+            </w:r>
+            <w:r>
+              <w:rPr>
+                <w:rFonts w:ascii="Times New Roman" w:cs="Times New Roman" w:eastAsia="Times New Roman" w:hAnsi="Times New Roman"/>
+                <w:b w:val="false"/>
+                <w:bCs w:val="false"/>
+                <w:sz w:val="21"/>
+                <w:szCs w:val="21"/>
+              </w:rPr>
+              <w:t xml:space="preserve">/</w:t>
+            </w:r>
+            <w:r>
+              <w:rPr>
+                <w:rFonts w:ascii="Consolas" w:cs="Consolas" w:eastAsia="Consolas" w:hAnsi="Consolas"/>
+                <w:b w:val="false"/>
+                <w:bCs w:val="false"/>
+                <w:sz w:val="21"/>
+                <w:szCs w:val="21"/>
+              </w:rPr>
+              <w:t xml:space="preserve">cancelled</w:t>
+            </w:r>
+            <w:r>
+              <w:rPr>
+                <w:rFonts w:ascii="Times New Roman" w:cs="Times New Roman" w:eastAsia="Times New Roman" w:hAnsi="Times New Roman"/>
+                <w:b w:val="false"/>
+                <w:bCs w:val="false"/>
+                <w:sz w:val="21"/>
+                <w:szCs w:val="21"/>
+              </w:rPr>
+              <w:t xml:space="preserve">); và </w:t>
+            </w:r>
+            <w:r>
+              <w:rPr>
+                <w:rFonts w:ascii="Consolas" w:cs="Consolas" w:eastAsia="Consolas" w:hAnsi="Consolas"/>
+                <w:b w:val="false"/>
+                <w:bCs w:val="false"/>
+                <w:sz w:val="21"/>
+                <w:szCs w:val="21"/>
+              </w:rPr>
+              <w:t xml:space="preserve">Ledger.append</w:t>
+            </w:r>
+            <w:r>
+              <w:rPr>
+                <w:rFonts w:ascii="Times New Roman" w:cs="Times New Roman" w:eastAsia="Times New Roman" w:hAnsi="Times New Roman"/>
+                <w:b w:val="false"/>
+                <w:bCs w:val="false"/>
+                <w:sz w:val="21"/>
+                <w:szCs w:val="21"/>
+              </w:rPr>
+              <w:t xml:space="preserve"> khoá cả khối </w:t>
+            </w:r>
+            <w:r>
+              <w:rPr>
+                <w:rFonts w:ascii="Times New Roman" w:cs="Times New Roman" w:eastAsia="Times New Roman" w:hAnsi="Times New Roman"/>
+                <w:b w:val="false"/>
+                <w:bCs w:val="false"/>
+                <w:i/>
+                <w:iCs/>
+                <w:sz w:val="21"/>
+                <w:szCs w:val="21"/>
+              </w:rPr>
+              <w:t xml:space="preserve">gán số → nối băm → ghi tệp</w:t>
+            </w:r>
+            <w:r>
+              <w:rPr>
+                <w:rFonts w:ascii="Times New Roman" w:cs="Times New Roman" w:eastAsia="Times New Roman" w:hAnsi="Times New Roman"/>
+                <w:b w:val="false"/>
+                <w:bCs w:val="false"/>
+                <w:sz w:val="21"/>
+                <w:szCs w:val="21"/>
+              </w:rPr>
+              <w:t xml:space="preserve"> bằng </w:t>
+            </w:r>
+            <w:r>
+              <w:rPr>
+                <w:rFonts w:ascii="Consolas" w:cs="Consolas" w:eastAsia="Consolas" w:hAnsi="Consolas"/>
+                <w:b w:val="false"/>
+                <w:bCs w:val="false"/>
+                <w:sz w:val="21"/>
+                <w:szCs w:val="21"/>
+              </w:rPr>
+              <w:t xml:space="preserve">RLock</w:t>
+            </w:r>
+            <w:r>
+              <w:rPr>
+                <w:rFonts w:ascii="Times New Roman" w:cs="Times New Roman" w:eastAsia="Times New Roman" w:hAnsi="Times New Roman"/>
+                <w:b w:val="false"/>
+                <w:bCs w:val="false"/>
+                <w:sz w:val="21"/>
+                <w:szCs w:val="21"/>
+              </w:rPr>
+              <w:t xml:space="preserve"> — thiếu khoá thì hai luồng cùng ghi làm ĐỨT chuỗi băm, tức hỏng đúng thứ sổ cái tồn tại để bảo đảm (DEV-123, DEV-156, DEV-162, DEV-167).</w:t>
             </w:r>
           </w:p>
         </w:tc>
@@ -3045,7 +4157,7 @@
                 <w:sz w:val="19"/>
                 <w:szCs w:val="19"/>
               </w:rPr>
-              <w:t xml:space="preserve">{daily_budget_usd, spent_usd, remaining_usd, calls_today, warn_pct, sap_het}</w:t>
+              <w:t xml:space="preserve">{daily_budget_usd, spent_usd, remaining_usd, calls_today, warn_pct, sap_het, roles}</w:t>
             </w:r>
           </w:p>
         </w:tc>
@@ -3079,7 +4191,67 @@
                 <w:sz w:val="19"/>
                 <w:szCs w:val="19"/>
               </w:rPr>
-              <w:t xml:space="preserve">Ngân sách ngày: hạn từ models.yaml, đã tiêu cộng từ SỔ CÁI (nhiều tiến trình cùng tiêu), ngưỡng cảnh báo từ defaults.yaml — APD-08 §5</w:t>
+              <w:t xml:space="preserve">Ngân sách ngày: hạn từ models.yaml, đã tiêu cộng từ SỔ CÁI (nhiều tiến trình cùng tiêu), ngưỡng cảnh báo từ defaults.yaml — APD-08 §5. </w:t>
+            </w:r>
+            <w:r>
+              <w:rPr>
+                <w:rFonts w:ascii="Consolas" w:cs="Consolas" w:eastAsia="Consolas" w:hAnsi="Consolas"/>
+                <w:b w:val="false"/>
+                <w:bCs w:val="false"/>
+                <w:sz w:val="19"/>
+                <w:szCs w:val="19"/>
+              </w:rPr>
+              <w:t xml:space="preserve">roles</w:t>
+            </w:r>
+            <w:r>
+              <w:rPr>
+                <w:rFonts w:ascii="Times New Roman" w:cs="Times New Roman" w:eastAsia="Times New Roman" w:hAnsi="Times New Roman"/>
+                <w:b w:val="false"/>
+                <w:bCs w:val="false"/>
+                <w:sz w:val="19"/>
+                <w:szCs w:val="19"/>
+              </w:rPr>
+              <w:t xml:space="preserve"> là bảng vai trò → mô hình đang cấu hình (</w:t>
+            </w:r>
+            <w:r>
+              <w:rPr>
+                <w:rFonts w:ascii="Consolas" w:cs="Consolas" w:eastAsia="Consolas" w:hAnsi="Consolas"/>
+                <w:b w:val="false"/>
+                <w:bCs w:val="false"/>
+                <w:sz w:val="19"/>
+                <w:szCs w:val="19"/>
+              </w:rPr>
+              <w:t xml:space="preserve">{&lt;vai&gt;: {candidates[], temperature?, output_schema?}}</w:t>
+            </w:r>
+            <w:r>
+              <w:rPr>
+                <w:rFonts w:ascii="Times New Roman" w:cs="Times New Roman" w:eastAsia="Times New Roman" w:hAnsi="Times New Roman"/>
+                <w:b w:val="false"/>
+                <w:bCs w:val="false"/>
+                <w:sz w:val="19"/>
+                <w:szCs w:val="19"/>
+              </w:rPr>
+              <w:t xml:space="preserve">), đọc từ CÙNG </w:t>
+            </w:r>
+            <w:r>
+              <w:rPr>
+                <w:rFonts w:ascii="Consolas" w:cs="Consolas" w:eastAsia="Consolas" w:hAnsi="Consolas"/>
+                <w:b w:val="false"/>
+                <w:bCs w:val="false"/>
+                <w:sz w:val="19"/>
+                <w:szCs w:val="19"/>
+              </w:rPr>
+              <w:t xml:space="preserve">models.yaml</w:t>
+            </w:r>
+            <w:r>
+              <w:rPr>
+                <w:rFonts w:ascii="Times New Roman" w:cs="Times New Roman" w:eastAsia="Times New Roman" w:hAnsi="Times New Roman"/>
+                <w:b w:val="false"/>
+                <w:bCs w:val="false"/>
+                <w:sz w:val="19"/>
+                <w:szCs w:val="19"/>
+              </w:rPr>
+              <w:t xml:space="preserve"> mà Gateway dùng để chọn mô hình; nằm ở đây chứ không thành một năng lực mới vì nó là CẤU HÌNH, không phải hiện vật trong store, và màn S20 đọc chung một đường với chi phí — DEV-136</w:t>
             </w:r>
           </w:p>
         </w:tc>
@@ -3365,7 +4537,7 @@
                 <w:sz w:val="19"/>
                 <w:szCs w:val="19"/>
               </w:rPr>
-              <w:t xml:space="preserve">{intent_id, run_id?}</w:t>
+              <w:t xml:space="preserve">{intent_id, state, run_id?, cho_nguoi[], hong[], buoc_ra[], restate?, steps[]}</w:t>
             </w:r>
           </w:p>
         </w:tc>
@@ -3399,7 +4571,267 @@
                 <w:sz w:val="19"/>
                 <w:szCs w:val="19"/>
               </w:rPr>
-              <w:t xml:space="preserve">Đưa lệnh vào Orchestrator; kết quả đến qua sự kiện</w:t>
+              <w:t xml:space="preserve">BẤT ĐỒNG BỘ theo thiết kế: </w:t>
+            </w:r>
+            <w:r>
+              <w:rPr>
+                <w:rFonts w:ascii="Times New Roman" w:cs="Times New Roman" w:eastAsia="Times New Roman" w:hAnsi="Times New Roman"/>
+                <w:b/>
+                <w:bCs/>
+                <w:sz w:val="19"/>
+                <w:szCs w:val="19"/>
+              </w:rPr>
+              <w:t xml:space="preserve">trả về NGAY</w:t>
+            </w:r>
+            <w:r>
+              <w:rPr>
+                <w:rFonts w:ascii="Times New Roman" w:cs="Times New Roman" w:eastAsia="Times New Roman" w:hAnsi="Times New Roman"/>
+                <w:b w:val="false"/>
+                <w:bCs w:val="false"/>
+                <w:sz w:val="19"/>
+                <w:szCs w:val="19"/>
+              </w:rPr>
+              <w:t xml:space="preserve"> với </w:t>
+            </w:r>
+            <w:r>
+              <w:rPr>
+                <w:rFonts w:ascii="Consolas" w:cs="Consolas" w:eastAsia="Consolas" w:hAnsi="Consolas"/>
+                <w:b w:val="false"/>
+                <w:bCs w:val="false"/>
+                <w:sz w:val="19"/>
+                <w:szCs w:val="19"/>
+              </w:rPr>
+              <w:t xml:space="preserve">state: "running"</w:t>
+            </w:r>
+            <w:r>
+              <w:rPr>
+                <w:rFonts w:ascii="Times New Roman" w:cs="Times New Roman" w:eastAsia="Times New Roman" w:hAnsi="Times New Roman"/>
+                <w:b w:val="false"/>
+                <w:bCs w:val="false"/>
+                <w:sz w:val="19"/>
+                <w:szCs w:val="19"/>
+              </w:rPr>
+              <w:t xml:space="preserve"> khi chuỗi được giao xuống luồng nền; kết quả tới bằng </w:t>
+            </w:r>
+            <w:r>
+              <w:rPr>
+                <w:rFonts w:ascii="Consolas" w:cs="Consolas" w:eastAsia="Consolas" w:hAnsi="Consolas"/>
+                <w:b w:val="false"/>
+                <w:bCs w:val="false"/>
+                <w:sz w:val="19"/>
+                <w:szCs w:val="19"/>
+              </w:rPr>
+              <w:t xml:space="preserve">event.chat.restated</w:t>
+            </w:r>
+            <w:r>
+              <w:rPr>
+                <w:rFonts w:ascii="Times New Roman" w:cs="Times New Roman" w:eastAsia="Times New Roman" w:hAnsi="Times New Roman"/>
+                <w:b w:val="false"/>
+                <w:bCs w:val="false"/>
+                <w:sz w:val="19"/>
+                <w:szCs w:val="19"/>
+              </w:rPr>
+              <w:t xml:space="preserve"> rồi </w:t>
+            </w:r>
+            <w:r>
+              <w:rPr>
+                <w:rFonts w:ascii="Consolas" w:cs="Consolas" w:eastAsia="Consolas" w:hAnsi="Consolas"/>
+                <w:b w:val="false"/>
+                <w:bCs w:val="false"/>
+                <w:sz w:val="19"/>
+                <w:szCs w:val="19"/>
+              </w:rPr>
+              <w:t xml:space="preserve">event.chat.report</w:t>
+            </w:r>
+            <w:r>
+              <w:rPr>
+                <w:rFonts w:ascii="Times New Roman" w:cs="Times New Roman" w:eastAsia="Times New Roman" w:hAnsi="Times New Roman"/>
+                <w:b w:val="false"/>
+                <w:bCs w:val="false"/>
+                <w:sz w:val="19"/>
+                <w:szCs w:val="19"/>
+              </w:rPr>
+              <w:t xml:space="preserve">. Bản trước chạy hết chuỗi mới trả lời — hai đến bốn phút — và vì giao diện chỉ có MỘT ống nên suốt thời gian ấy mọi lời gọi khác lẫn nhịp tim đều bị chặn (DEV-154). </w:t>
+            </w:r>
+            <w:r>
+              <w:rPr>
+                <w:rFonts w:ascii="Consolas" w:cs="Consolas" w:eastAsia="Consolas" w:hAnsi="Consolas"/>
+                <w:b w:val="false"/>
+                <w:bCs w:val="false"/>
+                <w:sz w:val="19"/>
+                <w:szCs w:val="19"/>
+              </w:rPr>
+              <w:t xml:space="preserve">plan_only</w:t>
+            </w:r>
+            <w:r>
+              <w:rPr>
+                <w:rFonts w:ascii="Times New Roman" w:cs="Times New Roman" w:eastAsia="Times New Roman" w:hAnsi="Times New Roman"/>
+                <w:b w:val="false"/>
+                <w:bCs w:val="false"/>
+                <w:sz w:val="19"/>
+                <w:szCs w:val="19"/>
+              </w:rPr>
+              <w:t xml:space="preserve"> (A0/A1) giữ ĐỒNG BỘ: nó không chạy nút nào, và hai nút của §2D.6 cần </w:t>
+            </w:r>
+            <w:r>
+              <w:rPr>
+                <w:rFonts w:ascii="Consolas" w:cs="Consolas" w:eastAsia="Consolas" w:hAnsi="Consolas"/>
+                <w:b w:val="false"/>
+                <w:bCs w:val="false"/>
+                <w:sz w:val="19"/>
+                <w:szCs w:val="19"/>
+              </w:rPr>
+              <w:t xml:space="preserve">run_id</w:t>
+            </w:r>
+            <w:r>
+              <w:rPr>
+                <w:rFonts w:ascii="Times New Roman" w:cs="Times New Roman" w:eastAsia="Times New Roman" w:hAnsi="Times New Roman"/>
+                <w:b w:val="false"/>
+                <w:bCs w:val="false"/>
+                <w:sz w:val="19"/>
+                <w:szCs w:val="19"/>
+              </w:rPr>
+              <w:t xml:space="preserve"> ngay trong câu trả lời. Ba trường chỉ có ở đường đồng bộ: </w:t>
+            </w:r>
+            <w:r>
+              <w:rPr>
+                <w:rFonts w:ascii="Consolas" w:cs="Consolas" w:eastAsia="Consolas" w:hAnsi="Consolas"/>
+                <w:b w:val="false"/>
+                <w:bCs w:val="false"/>
+                <w:sz w:val="19"/>
+                <w:szCs w:val="19"/>
+              </w:rPr>
+              <w:t xml:space="preserve">cho_nguoi[]</w:t>
+            </w:r>
+            <w:r>
+              <w:rPr>
+                <w:rFonts w:ascii="Times New Roman" w:cs="Times New Roman" w:eastAsia="Times New Roman" w:hAnsi="Times New Roman"/>
+                <w:b w:val="false"/>
+                <w:bCs w:val="false"/>
+                <w:sz w:val="19"/>
+                <w:szCs w:val="19"/>
+              </w:rPr>
+              <w:t xml:space="preserve"> các nút đang chờ người (DEV-121), </w:t>
+            </w:r>
+            <w:r>
+              <w:rPr>
+                <w:rFonts w:ascii="Consolas" w:cs="Consolas" w:eastAsia="Consolas" w:hAnsi="Consolas"/>
+                <w:b w:val="false"/>
+                <w:bCs w:val="false"/>
+                <w:sz w:val="19"/>
+                <w:szCs w:val="19"/>
+              </w:rPr>
+              <w:t xml:space="preserve">hong[]</w:t>
+            </w:r>
+            <w:r>
+              <w:rPr>
+                <w:rFonts w:ascii="Times New Roman" w:cs="Times New Roman" w:eastAsia="Times New Roman" w:hAnsi="Times New Roman"/>
+                <w:b w:val="false"/>
+                <w:bCs w:val="false"/>
+                <w:sz w:val="19"/>
+                <w:szCs w:val="19"/>
+              </w:rPr>
+              <w:t xml:space="preserve"> các nút đã HỎNG </w:t>
+            </w:r>
+            <w:r>
+              <w:rPr>
+                <w:rFonts w:ascii="Consolas" w:cs="Consolas" w:eastAsia="Consolas" w:hAnsi="Consolas"/>
+                <w:b w:val="false"/>
+                <w:bCs w:val="false"/>
+                <w:sz w:val="19"/>
+                <w:szCs w:val="19"/>
+              </w:rPr>
+              <w:t xml:space="preserve">{cap, ma, vi}</w:t>
+            </w:r>
+            <w:r>
+              <w:rPr>
+                <w:rFonts w:ascii="Times New Roman" w:cs="Times New Roman" w:eastAsia="Times New Roman" w:hAnsi="Times New Roman"/>
+                <w:b w:val="false"/>
+                <w:bCs w:val="false"/>
+                <w:sz w:val="19"/>
+                <w:szCs w:val="19"/>
+              </w:rPr>
+              <w:t xml:space="preserve"> (DEV-149), </w:t>
+            </w:r>
+            <w:r>
+              <w:rPr>
+                <w:rFonts w:ascii="Consolas" w:cs="Consolas" w:eastAsia="Consolas" w:hAnsi="Consolas"/>
+                <w:b w:val="false"/>
+                <w:bCs w:val="false"/>
+                <w:sz w:val="19"/>
+                <w:szCs w:val="19"/>
+              </w:rPr>
+              <w:t xml:space="preserve">buoc_ra[]</w:t>
+            </w:r>
+            <w:r>
+              <w:rPr>
+                <w:rFonts w:ascii="Times New Roman" w:cs="Times New Roman" w:eastAsia="Times New Roman" w:hAnsi="Times New Roman"/>
+                <w:b w:val="false"/>
+                <w:bCs w:val="false"/>
+                <w:sz w:val="19"/>
+                <w:szCs w:val="19"/>
+              </w:rPr>
+              <w:t xml:space="preserve"> đầu ra từng bước </w:t>
+            </w:r>
+            <w:r>
+              <w:rPr>
+                <w:rFonts w:ascii="Consolas" w:cs="Consolas" w:eastAsia="Consolas" w:hAnsi="Consolas"/>
+                <w:b w:val="false"/>
+                <w:bCs w:val="false"/>
+                <w:sz w:val="19"/>
+                <w:szCs w:val="19"/>
+              </w:rPr>
+              <w:t xml:space="preserve">{i, cap, ra, dau_ra}</w:t>
+            </w:r>
+            <w:r>
+              <w:rPr>
+                <w:rFonts w:ascii="Times New Roman" w:cs="Times New Roman" w:eastAsia="Times New Roman" w:hAnsi="Times New Roman"/>
+                <w:b w:val="false"/>
+                <w:bCs w:val="false"/>
+                <w:sz w:val="19"/>
+                <w:szCs w:val="19"/>
+              </w:rPr>
+              <w:t xml:space="preserve"> (DEV-151). Mỗi mục </w:t>
+            </w:r>
+            <w:r>
+              <w:rPr>
+                <w:rFonts w:ascii="Consolas" w:cs="Consolas" w:eastAsia="Consolas" w:hAnsi="Consolas"/>
+                <w:b w:val="false"/>
+                <w:bCs w:val="false"/>
+                <w:sz w:val="19"/>
+                <w:szCs w:val="19"/>
+              </w:rPr>
+              <w:t xml:space="preserve">cho_nguoi[]</w:t>
+            </w:r>
+            <w:r>
+              <w:rPr>
+                <w:rFonts w:ascii="Times New Roman" w:cs="Times New Roman" w:eastAsia="Times New Roman" w:hAnsi="Times New Roman"/>
+                <w:b w:val="false"/>
+                <w:bCs w:val="false"/>
+                <w:sz w:val="19"/>
+                <w:szCs w:val="19"/>
+              </w:rPr>
+              <w:t xml:space="preserve"> mang </w:t>
+            </w:r>
+            <w:r>
+              <w:rPr>
+                <w:rFonts w:ascii="Consolas" w:cs="Consolas" w:eastAsia="Consolas" w:hAnsi="Consolas"/>
+                <w:b w:val="false"/>
+                <w:bCs w:val="false"/>
+                <w:sz w:val="19"/>
+                <w:szCs w:val="19"/>
+              </w:rPr>
+              <w:t xml:space="preserve">{cap, thieu[], vi, clar_id, hoi, truong[]{khoa, hoi, lua_chon[]}}</w:t>
+            </w:r>
+            <w:r>
+              <w:rPr>
+                <w:rFonts w:ascii="Times New Roman" w:cs="Times New Roman" w:eastAsia="Times New Roman" w:hAnsi="Times New Roman"/>
+                <w:b w:val="false"/>
+                <w:bCs w:val="false"/>
+                <w:sz w:val="19"/>
+                <w:szCs w:val="19"/>
+              </w:rPr>
+              <w:t xml:space="preserve"> — CÂU HỎI bằng tiếng Việt và tập giá trị hợp lệ, không chỉ tên tham số (DEV-181)</w:t>
             </w:r>
           </w:p>
         </w:tc>
@@ -3436,7 +4868,7 @@
                 <w:sz w:val="19"/>
                 <w:szCs w:val="19"/>
               </w:rPr>
-              <w:t xml:space="preserve">chat.answer</w:t>
+              <w:t xml:space="preserve">chat.resume</w:t>
             </w:r>
           </w:p>
         </w:tc>
@@ -3471,7 +4903,7 @@
                 <w:sz w:val="19"/>
                 <w:szCs w:val="19"/>
               </w:rPr>
-              <w:t xml:space="preserve">{question_id, option?, text?}</w:t>
+              <w:t xml:space="preserve">{run_id, approve?: bool}</w:t>
             </w:r>
           </w:p>
         </w:tc>
@@ -3506,7 +4938,7 @@
                 <w:sz w:val="19"/>
                 <w:szCs w:val="19"/>
               </w:rPr>
-              <w:t xml:space="preserve">{}</w:t>
+              <w:t xml:space="preserve">{run_id, state, cho_nguoi[]}</w:t>
             </w:r>
           </w:p>
         </w:tc>
@@ -3541,7 +4973,127 @@
                 <w:sz w:val="19"/>
                 <w:szCs w:val="19"/>
               </w:rPr>
-              <w:t xml:space="preserve">Trả lời câu hỏi gộp</w:t>
+              <w:t xml:space="preserve">Chạy tiếp một lượt đã lập kế hoạch (</w:t>
+            </w:r>
+            <w:r>
+              <w:rPr>
+                <w:rFonts w:ascii="Consolas" w:cs="Consolas" w:eastAsia="Consolas" w:hAnsi="Consolas"/>
+                <w:b w:val="false"/>
+                <w:bCs w:val="false"/>
+                <w:sz w:val="19"/>
+                <w:szCs w:val="19"/>
+              </w:rPr>
+              <w:t xml:space="preserve">state: planned</w:t>
+            </w:r>
+            <w:r>
+              <w:rPr>
+                <w:rFonts w:ascii="Times New Roman" w:cs="Times New Roman" w:eastAsia="Times New Roman" w:hAnsi="Times New Roman"/>
+                <w:b w:val="false"/>
+                <w:bCs w:val="false"/>
+                <w:sz w:val="19"/>
+                <w:szCs w:val="19"/>
+              </w:rPr>
+              <w:t xml:space="preserve">) — UXC-31 §2D.6. Người bấm "Đúng — làm đi" trên thẻ Ý hiểu thì </w:t>
+            </w:r>
+            <w:r>
+              <w:rPr>
+                <w:rFonts w:ascii="Consolas" w:cs="Consolas" w:eastAsia="Consolas" w:hAnsi="Consolas"/>
+                <w:b w:val="false"/>
+                <w:bCs w:val="false"/>
+                <w:sz w:val="19"/>
+                <w:szCs w:val="19"/>
+              </w:rPr>
+              <w:t xml:space="preserve">approve: true</w:t>
+            </w:r>
+            <w:r>
+              <w:rPr>
+                <w:rFonts w:ascii="Times New Roman" w:cs="Times New Roman" w:eastAsia="Times New Roman" w:hAnsi="Times New Roman"/>
+                <w:b w:val="false"/>
+                <w:bCs w:val="false"/>
+                <w:sz w:val="19"/>
+                <w:szCs w:val="19"/>
+              </w:rPr>
+              <w:t xml:space="preserve">; bấm "Sửa ý hiểu" thì </w:t>
+            </w:r>
+            <w:r>
+              <w:rPr>
+                <w:rFonts w:ascii="Consolas" w:cs="Consolas" w:eastAsia="Consolas" w:hAnsi="Consolas"/>
+                <w:b w:val="false"/>
+                <w:bCs w:val="false"/>
+                <w:sz w:val="19"/>
+                <w:szCs w:val="19"/>
+              </w:rPr>
+              <w:t xml:space="preserve">approve: false</w:t>
+            </w:r>
+            <w:r>
+              <w:rPr>
+                <w:rFonts w:ascii="Times New Roman" w:cs="Times New Roman" w:eastAsia="Times New Roman" w:hAnsi="Times New Roman"/>
+                <w:b w:val="false"/>
+                <w:bCs w:val="false"/>
+                <w:sz w:val="19"/>
+                <w:szCs w:val="19"/>
+              </w:rPr>
+              <w:t xml:space="preserve"> và lượt bị HUỶ (</w:t>
+            </w:r>
+            <w:r>
+              <w:rPr>
+                <w:rFonts w:ascii="Consolas" w:cs="Consolas" w:eastAsia="Consolas" w:hAnsi="Consolas"/>
+                <w:b w:val="false"/>
+                <w:bCs w:val="false"/>
+                <w:sz w:val="19"/>
+                <w:szCs w:val="19"/>
+              </w:rPr>
+              <w:t xml:space="preserve">state: cancelled</w:t>
+            </w:r>
+            <w:r>
+              <w:rPr>
+                <w:rFonts w:ascii="Times New Roman" w:cs="Times New Roman" w:eastAsia="Times New Roman" w:hAnsi="Times New Roman"/>
+                <w:b w:val="false"/>
+                <w:bCs w:val="false"/>
+                <w:sz w:val="19"/>
+                <w:szCs w:val="19"/>
+              </w:rPr>
+              <w:t xml:space="preserve">) chứ không để treo. Không có phương thức này thì </w:t>
+            </w:r>
+            <w:r>
+              <w:rPr>
+                <w:rFonts w:ascii="Consolas" w:cs="Consolas" w:eastAsia="Consolas" w:hAnsi="Consolas"/>
+                <w:b w:val="false"/>
+                <w:bCs w:val="false"/>
+                <w:sz w:val="19"/>
+                <w:szCs w:val="19"/>
+              </w:rPr>
+              <w:t xml:space="preserve">plan_only</w:t>
+            </w:r>
+            <w:r>
+              <w:rPr>
+                <w:rFonts w:ascii="Times New Roman" w:cs="Times New Roman" w:eastAsia="Times New Roman" w:hAnsi="Times New Roman"/>
+                <w:b w:val="false"/>
+                <w:bCs w:val="false"/>
+                <w:sz w:val="19"/>
+                <w:szCs w:val="19"/>
+              </w:rPr>
+              <w:t xml:space="preserve"> là một ngõ cụt: chuỗi dựng xong rồi nằm đó vĩnh viễn, và hai nút của §2D.6 vẫn không có gì để bấm (DEV-140). Nó có trong </w:t>
+            </w:r>
+            <w:r>
+              <w:rPr>
+                <w:rFonts w:ascii="Consolas" w:cs="Consolas" w:eastAsia="Consolas" w:hAnsi="Consolas"/>
+                <w:b w:val="false"/>
+                <w:bCs w:val="false"/>
+                <w:sz w:val="19"/>
+                <w:szCs w:val="19"/>
+              </w:rPr>
+              <w:t xml:space="preserve">openrpc.json</w:t>
+            </w:r>
+            <w:r>
+              <w:rPr>
+                <w:rFonts w:ascii="Times New Roman" w:cs="Times New Roman" w:eastAsia="Times New Roman" w:hAnsi="Times New Roman"/>
+                <w:b w:val="false"/>
+                <w:bCs w:val="false"/>
+                <w:sz w:val="19"/>
+                <w:szCs w:val="19"/>
+              </w:rPr>
+              <w:t xml:space="preserve"> từ lúc ấy nhưng KHÔNG có trong bảng này tới v2.0 — sinh lại tài liệu sẽ xoá mất nó, xem [DEV-194]</w:t>
             </w:r>
           </w:p>
         </w:tc>
@@ -3577,7 +5129,7 @@
                 <w:sz w:val="19"/>
                 <w:szCs w:val="19"/>
               </w:rPr>
-              <w:t xml:space="preserve">chat.history</w:t>
+              <w:t xml:space="preserve">chat.answer</w:t>
             </w:r>
           </w:p>
         </w:tc>
@@ -3611,7 +5163,7 @@
                 <w:sz w:val="19"/>
                 <w:szCs w:val="19"/>
               </w:rPr>
-              <w:t xml:space="preserve">{limit?, before?}</w:t>
+              <w:t xml:space="preserve">{question_id, option?, text?}</w:t>
             </w:r>
           </w:p>
         </w:tc>
@@ -3645,7 +5197,7 @@
                 <w:sz w:val="19"/>
                 <w:szCs w:val="19"/>
               </w:rPr>
-              <w:t xml:space="preserve">{turns[]}</w:t>
+              <w:t xml:space="preserve">{}</w:t>
             </w:r>
           </w:p>
         </w:tc>
@@ -3679,7 +5231,7 @@
                 <w:sz w:val="19"/>
                 <w:szCs w:val="19"/>
               </w:rPr>
-              <w:t xml:space="preserve">Từ session.turns</w:t>
+              <w:t xml:space="preserve">Trả lời câu hỏi gộp</w:t>
             </w:r>
           </w:p>
         </w:tc>
@@ -3716,7 +5268,7 @@
                 <w:sz w:val="19"/>
                 <w:szCs w:val="19"/>
               </w:rPr>
-              <w:t xml:space="preserve">caps.list</w:t>
+              <w:t xml:space="preserve">chat.history</w:t>
             </w:r>
           </w:p>
         </w:tc>
@@ -3751,7 +5303,7 @@
                 <w:sz w:val="19"/>
                 <w:szCs w:val="19"/>
               </w:rPr>
-              <w:t xml:space="preserve">{ns?, tier?, risk?, screen?}</w:t>
+              <w:t xml:space="preserve">{limit?, before?}</w:t>
             </w:r>
           </w:p>
         </w:tc>
@@ -3786,7 +5338,7 @@
                 <w:sz w:val="19"/>
                 <w:szCs w:val="19"/>
               </w:rPr>
-              <w:t xml:space="preserve">{capabilities[]{code, id, name, desc, risk, tier, ui}}</w:t>
+              <w:t xml:space="preserve">{turns[]}</w:t>
             </w:r>
           </w:p>
         </w:tc>
@@ -3821,7 +5373,7 @@
                 <w:sz w:val="19"/>
                 <w:szCs w:val="19"/>
               </w:rPr>
-              <w:t xml:space="preserve">Từ registry</w:t>
+              <w:t xml:space="preserve">Từ session.turns</w:t>
             </w:r>
           </w:p>
         </w:tc>
@@ -3857,7 +5409,7 @@
                 <w:sz w:val="19"/>
                 <w:szCs w:val="19"/>
               </w:rPr>
-              <w:t xml:space="preserve">caps.describe</w:t>
+              <w:t xml:space="preserve">caps.list</w:t>
             </w:r>
           </w:p>
         </w:tc>
@@ -3891,7 +5443,7 @@
                 <w:sz w:val="19"/>
                 <w:szCs w:val="19"/>
               </w:rPr>
-              <w:t xml:space="preserve">{id}</w:t>
+              <w:t xml:space="preserve">{ns?, tier?, risk?, screen?}</w:t>
             </w:r>
           </w:p>
         </w:tc>
@@ -3925,7 +5477,7 @@
                 <w:sz w:val="19"/>
                 <w:szCs w:val="19"/>
               </w:rPr>
-              <w:t xml:space="preserve">{capability (đủ 13 trường + schema)}</w:t>
+              <w:t xml:space="preserve">{capabilities[]{code, id, name, desc, risk, tier, ui}}</w:t>
             </w:r>
           </w:p>
         </w:tc>
@@ -3951,6 +5503,16 @@
               <w:spacing w:after="30" w:line="264"/>
               <w:jc w:val="left"/>
             </w:pPr>
+            <w:r>
+              <w:rPr>
+                <w:rFonts w:ascii="Times New Roman" w:cs="Times New Roman" w:eastAsia="Times New Roman" w:hAnsi="Times New Roman"/>
+                <w:b w:val="false"/>
+                <w:bCs w:val="false"/>
+                <w:sz w:val="19"/>
+                <w:szCs w:val="19"/>
+              </w:rPr>
+              <w:t xml:space="preserve">Từ registry</w:t>
+            </w:r>
           </w:p>
         </w:tc>
       </w:tr>
@@ -3986,7 +5548,7 @@
                 <w:sz w:val="19"/>
                 <w:szCs w:val="19"/>
               </w:rPr>
-              <w:t xml:space="preserve">caps.invoke</w:t>
+              <w:t xml:space="preserve">caps.describe</w:t>
             </w:r>
           </w:p>
         </w:tc>
@@ -4021,7 +5583,7 @@
                 <w:sz w:val="19"/>
                 <w:szCs w:val="19"/>
               </w:rPr>
-              <w:t xml:space="preserve">{id, args, run_id?}</w:t>
+              <w:t xml:space="preserve">{id}</w:t>
             </w:r>
           </w:p>
         </w:tc>
@@ -4056,7 +5618,7 @@
                 <w:sz w:val="19"/>
                 <w:szCs w:val="19"/>
               </w:rPr>
-              <w:t xml:space="preserve">{status: ok|pending|rejected, result?, run_id, undo_until?, gate_id?, error?}</w:t>
+              <w:t xml:space="preserve">{capability (đủ 13 trường + schema)}</w:t>
             </w:r>
           </w:p>
         </w:tc>
@@ -4083,16 +5645,6 @@
               <w:spacing w:after="30" w:line="264"/>
               <w:jc w:val="left"/>
             </w:pPr>
-            <w:r>
-              <w:rPr>
-                <w:rFonts w:ascii="Times New Roman" w:cs="Times New Roman" w:eastAsia="Times New Roman" w:hAnsi="Times New Roman"/>
-                <w:b w:val="false"/>
-                <w:bCs w:val="false"/>
-                <w:sz w:val="19"/>
-                <w:szCs w:val="19"/>
-              </w:rPr>
-              <w:t xml:space="preserve">Đường gọi duy nhất; tool nặng trả job_id trong result</w:t>
-            </w:r>
           </w:p>
         </w:tc>
       </w:tr>
@@ -4127,7 +5679,7 @@
                 <w:sz w:val="19"/>
                 <w:szCs w:val="19"/>
               </w:rPr>
-              <w:t xml:space="preserve">queue.list</w:t>
+              <w:t xml:space="preserve">caps.invoke</w:t>
             </w:r>
           </w:p>
         </w:tc>
@@ -4161,7 +5713,7 @@
                 <w:sz w:val="19"/>
                 <w:szCs w:val="19"/>
               </w:rPr>
-              <w:t xml:space="preserve">{kind: ask|done|all, gate?, limit?}</w:t>
+              <w:t xml:space="preserve">{id, args, run_id?}</w:t>
             </w:r>
           </w:p>
         </w:tc>
@@ -4195,7 +5747,7 @@
                 <w:sz w:val="19"/>
                 <w:szCs w:val="19"/>
               </w:rPr>
-              <w:t xml:space="preserve">{items[]{id, kind, gate, cap, summary, risk, evidence[], deadline?, undo_ref?}}</w:t>
+              <w:t xml:space="preserve">{status: ok|pending|rejected, result?, run_id, undo_until?, gate_id?, error?}</w:t>
             </w:r>
           </w:p>
         </w:tc>
@@ -4229,7 +5781,7 @@
                 <w:sz w:val="19"/>
                 <w:szCs w:val="19"/>
               </w:rPr>
-              <w:t xml:space="preserve">Hàng đợi chờ tôi / đã làm</w:t>
+              <w:t xml:space="preserve">Đường gọi duy nhất; tool nặng trả job_id trong result</w:t>
             </w:r>
           </w:p>
         </w:tc>
@@ -4266,7 +5818,7 @@
                 <w:sz w:val="19"/>
                 <w:szCs w:val="19"/>
               </w:rPr>
-              <w:t xml:space="preserve">gate.decide</w:t>
+              <w:t xml:space="preserve">queue.list</w:t>
             </w:r>
           </w:p>
         </w:tc>
@@ -4301,7 +5853,7 @@
                 <w:sz w:val="19"/>
                 <w:szCs w:val="19"/>
               </w:rPr>
-              <w:t xml:space="preserve">{gate_id, decision: approve|reject, note?}</w:t>
+              <w:t xml:space="preserve">{kind: ask|done|all, gate?, limit?}</w:t>
             </w:r>
           </w:p>
         </w:tc>
@@ -4336,7 +5888,7 @@
                 <w:sz w:val="19"/>
                 <w:szCs w:val="19"/>
               </w:rPr>
-              <w:t xml:space="preserve">{}</w:t>
+              <w:t xml:space="preserve">{items[]{id, kind, gate, cap, summary, risk, evidence[], deadline?, undo_ref?}}</w:t>
             </w:r>
           </w:p>
         </w:tc>
@@ -4371,7 +5923,7 @@
                 <w:sz w:val="19"/>
                 <w:szCs w:val="19"/>
               </w:rPr>
-              <w:t xml:space="preserve">Người quyết định mục ASK</w:t>
+              <w:t xml:space="preserve">Hàng đợi chờ tôi / đã làm</w:t>
             </w:r>
           </w:p>
         </w:tc>
@@ -4407,7 +5959,7 @@
                 <w:sz w:val="19"/>
                 <w:szCs w:val="19"/>
               </w:rPr>
-              <w:t xml:space="preserve">undo.list / undo.apply</w:t>
+              <w:t xml:space="preserve">gate.decide</w:t>
             </w:r>
           </w:p>
         </w:tc>
@@ -4441,7 +5993,7 @@
                 <w:sz w:val="19"/>
                 <w:szCs w:val="19"/>
               </w:rPr>
-              <w:t xml:space="preserve">{} / {undo_ref}</w:t>
+              <w:t xml:space="preserve">{gate_id, decision: approve|reject, note?}</w:t>
             </w:r>
           </w:p>
         </w:tc>
@@ -4475,7 +6027,7 @@
                 <w:sz w:val="19"/>
                 <w:szCs w:val="19"/>
               </w:rPr>
-              <w:t xml:space="preserve">{items[]} / {result}</w:t>
+              <w:t xml:space="preserve">{}</w:t>
             </w:r>
           </w:p>
         </w:tc>
@@ -4509,7 +6061,107 @@
                 <w:sz w:val="19"/>
                 <w:szCs w:val="19"/>
               </w:rPr>
-              <w:t xml:space="preserve">Hoàn tác việc tự làm</w:t>
+              <w:t xml:space="preserve">Người quyết định mục ASK. </w:t>
+            </w:r>
+            <w:r>
+              <w:rPr>
+                <w:rFonts w:ascii="Consolas" w:cs="Consolas" w:eastAsia="Consolas" w:hAnsi="Consolas"/>
+                <w:b w:val="false"/>
+                <w:bCs w:val="false"/>
+                <w:sz w:val="19"/>
+                <w:szCs w:val="19"/>
+              </w:rPr>
+              <w:t xml:space="preserve">gate_id</w:t>
+            </w:r>
+            <w:r>
+              <w:rPr>
+                <w:rFonts w:ascii="Times New Roman" w:cs="Times New Roman" w:eastAsia="Times New Roman" w:hAnsi="Times New Roman"/>
+                <w:b w:val="false"/>
+                <w:bCs w:val="false"/>
+                <w:sz w:val="19"/>
+                <w:szCs w:val="19"/>
+              </w:rPr>
+              <w:t xml:space="preserve"> nhận HAI dạng: mã lượt chạy của một mục chờ thường, và </w:t>
+            </w:r>
+            <w:r>
+              <w:rPr>
+                <w:rFonts w:ascii="Consolas" w:cs="Consolas" w:eastAsia="Consolas" w:hAnsi="Consolas"/>
+                <w:b w:val="false"/>
+                <w:bCs w:val="false"/>
+                <w:sz w:val="19"/>
+                <w:szCs w:val="19"/>
+              </w:rPr>
+              <w:t xml:space="preserve">&lt;run_id&gt;:&lt;gate&gt;</w:t>
+            </w:r>
+            <w:r>
+              <w:rPr>
+                <w:rFonts w:ascii="Times New Roman" w:cs="Times New Roman" w:eastAsia="Times New Roman" w:hAnsi="Times New Roman"/>
+                <w:b w:val="false"/>
+                <w:bCs w:val="false"/>
+                <w:sz w:val="19"/>
+                <w:szCs w:val="19"/>
+              </w:rPr>
+              <w:t xml:space="preserve"> cho </w:t>
+            </w:r>
+            <w:r>
+              <w:rPr>
+                <w:rFonts w:ascii="Times New Roman" w:cs="Times New Roman" w:eastAsia="Times New Roman" w:hAnsi="Times New Roman"/>
+                <w:b/>
+                <w:bCs/>
+                <w:sz w:val="19"/>
+                <w:szCs w:val="19"/>
+              </w:rPr>
+              <w:t xml:space="preserve">cổng phụ</w:t>
+            </w:r>
+            <w:r>
+              <w:rPr>
+                <w:rFonts w:ascii="Times New Roman" w:cs="Times New Roman" w:eastAsia="Times New Roman" w:hAnsi="Times New Roman"/>
+                <w:b w:val="false"/>
+                <w:bCs w:val="false"/>
+                <w:sz w:val="19"/>
+                <w:szCs w:val="19"/>
+              </w:rPr>
+              <w:t xml:space="preserve"> — cổng do chính handler chạy chứ không do Router (G1 xét KẾ HOẠCH, thứ chỉ tồn tại sau khi </w:t>
+            </w:r>
+            <w:r>
+              <w:rPr>
+                <w:rFonts w:ascii="Consolas" w:cs="Consolas" w:eastAsia="Consolas" w:hAnsi="Consolas"/>
+                <w:b w:val="false"/>
+                <w:bCs w:val="false"/>
+                <w:sz w:val="19"/>
+                <w:szCs w:val="19"/>
+              </w:rPr>
+              <w:t xml:space="preserve">plan.create</w:t>
+            </w:r>
+            <w:r>
+              <w:rPr>
+                <w:rFonts w:ascii="Times New Roman" w:cs="Times New Roman" w:eastAsia="Times New Roman" w:hAnsi="Times New Roman"/>
+                <w:b w:val="false"/>
+                <w:bCs w:val="false"/>
+                <w:sz w:val="19"/>
+                <w:szCs w:val="19"/>
+              </w:rPr>
+              <w:t xml:space="preserve"> chạy xong). Không có dạng thứ hai thì quyết định của cổng phụ không vào </w:t>
+            </w:r>
+            <w:r>
+              <w:rPr>
+                <w:rFonts w:ascii="Consolas" w:cs="Consolas" w:eastAsia="Consolas" w:hAnsi="Consolas"/>
+                <w:b w:val="false"/>
+                <w:bCs w:val="false"/>
+                <w:sz w:val="19"/>
+                <w:szCs w:val="19"/>
+              </w:rPr>
+              <w:t xml:space="preserve">decision_log</w:t>
+            </w:r>
+            <w:r>
+              <w:rPr>
+                <w:rFonts w:ascii="Times New Roman" w:cs="Times New Roman" w:eastAsia="Times New Roman" w:hAnsi="Times New Roman"/>
+                <w:b w:val="false"/>
+                <w:bCs w:val="false"/>
+                <w:sz w:val="19"/>
+                <w:szCs w:val="19"/>
+              </w:rPr>
+              <w:t xml:space="preserve">, không vào hàng đợi, không vào đâu ngoài tệp kế hoạch — DEV-176</w:t>
             </w:r>
           </w:p>
         </w:tc>
@@ -4546,7 +6198,7 @@
                 <w:sz w:val="19"/>
                 <w:szCs w:val="19"/>
               </w:rPr>
-              <w:t xml:space="preserve">autonomy.get / autonomy.set</w:t>
+              <w:t xml:space="preserve">undo.list / undo.apply</w:t>
             </w:r>
           </w:p>
         </w:tc>
@@ -4581,7 +6233,7 @@
                 <w:sz w:val="19"/>
                 <w:szCs w:val="19"/>
               </w:rPr>
-              <w:t xml:space="preserve">{} / {level, board?}</w:t>
+              <w:t xml:space="preserve">{} / {undo_ref}</w:t>
             </w:r>
           </w:p>
         </w:tc>
@@ -4616,7 +6268,7 @@
                 <w:sz w:val="19"/>
                 <w:szCs w:val="19"/>
               </w:rPr>
-              <w:t xml:space="preserve">{effective, project, boards{}} / {}</w:t>
+              <w:t xml:space="preserve">{items[]} / {result}</w:t>
             </w:r>
           </w:p>
         </w:tc>
@@ -4651,7 +6303,7 @@
                 <w:sz w:val="19"/>
                 <w:szCs w:val="19"/>
               </w:rPr>
-              <w:t xml:space="preserve">set là R4 khi nới lỏng → gate</w:t>
+              <w:t xml:space="preserve">Hoàn tác việc tự làm</w:t>
             </w:r>
           </w:p>
         </w:tc>
@@ -4687,7 +6339,7 @@
                 <w:sz w:val="19"/>
                 <w:szCs w:val="19"/>
               </w:rPr>
-              <w:t xml:space="preserve">stop</w:t>
+              <w:t xml:space="preserve">autonomy.get / autonomy.set</w:t>
             </w:r>
           </w:p>
         </w:tc>
@@ -4721,7 +6373,7 @@
                 <w:sz w:val="19"/>
                 <w:szCs w:val="19"/>
               </w:rPr>
-              <w:t xml:space="preserve">{}</w:t>
+              <w:t xml:space="preserve">{} / {level, board?}</w:t>
             </w:r>
           </w:p>
         </w:tc>
@@ -4755,7 +6407,7 @@
                 <w:sz w:val="19"/>
                 <w:szCs w:val="19"/>
               </w:rPr>
-              <w:t xml:space="preserve">{}</w:t>
+              <w:t xml:space="preserve">{effective, project, boards{}} / {}</w:t>
             </w:r>
           </w:p>
         </w:tc>
@@ -4789,7 +6441,7 @@
                 <w:sz w:val="19"/>
                 <w:szCs w:val="19"/>
               </w:rPr>
-              <w:t xml:space="preserve">Dừng khẩn &lt; 1 s</w:t>
+              <w:t xml:space="preserve">set là R4 khi nới lỏng → gate</w:t>
             </w:r>
           </w:p>
         </w:tc>
@@ -4826,7 +6478,7 @@
                 <w:sz w:val="19"/>
                 <w:szCs w:val="19"/>
               </w:rPr>
-              <w:t xml:space="preserve">job.status / job.cancel</w:t>
+              <w:t xml:space="preserve">stop</w:t>
             </w:r>
           </w:p>
         </w:tc>
@@ -4861,7 +6513,7 @@
                 <w:sz w:val="19"/>
                 <w:szCs w:val="19"/>
               </w:rPr>
-              <w:t xml:space="preserve">{job_id}</w:t>
+              <w:t xml:space="preserve">{}</w:t>
             </w:r>
           </w:p>
         </w:tc>
@@ -4896,7 +6548,7 @@
                 <w:sz w:val="19"/>
                 <w:szCs w:val="19"/>
               </w:rPr>
-              <w:t xml:space="preserve">{state, progress, log_tail[], result?}</w:t>
+              <w:t xml:space="preserve">{}</w:t>
             </w:r>
           </w:p>
         </w:tc>
@@ -4931,7 +6583,7 @@
                 <w:sz w:val="19"/>
                 <w:szCs w:val="19"/>
               </w:rPr>
-              <w:t xml:space="preserve">Tool nặng (build, flash, extract, render, install)</w:t>
+              <w:t xml:space="preserve">Dừng khẩn &lt; 1 s</w:t>
             </w:r>
           </w:p>
         </w:tc>
@@ -4967,7 +6619,7 @@
                 <w:sz w:val="19"/>
                 <w:szCs w:val="19"/>
               </w:rPr>
-              <w:t xml:space="preserve">view.kg_map / view.focus / view.provenance / view.coverage / view.impact / view.timeline</w:t>
+              <w:t xml:space="preserve">job.status / job.cancel</w:t>
             </w:r>
           </w:p>
         </w:tc>
@@ -5001,7 +6653,7 @@
                 <w:sz w:val="19"/>
                 <w:szCs w:val="19"/>
               </w:rPr>
-              <w:t xml:space="preserve">theo năng lực view.*</w:t>
+              <w:t xml:space="preserve">{job_id}</w:t>
             </w:r>
           </w:p>
         </w:tc>
@@ -5035,7 +6687,7 @@
                 <w:sz w:val="19"/>
                 <w:szCs w:val="19"/>
               </w:rPr>
-              <w:t xml:space="preserve">GraphView / ProvenanceChain / Heatmap / Timeline</w:t>
+              <w:t xml:space="preserve">{state, progress, log_tail[], result?}</w:t>
             </w:r>
           </w:p>
         </w:tc>
@@ -5069,7 +6721,7 @@
                 <w:sz w:val="19"/>
                 <w:szCs w:val="19"/>
               </w:rPr>
-              <w:t xml:space="preserve">Alias caps.invoke để plugin gọi ngắn</w:t>
+              <w:t xml:space="preserve">Tool nặng (build, flash, extract, render, install)</w:t>
             </w:r>
           </w:p>
         </w:tc>
@@ -5106,7 +6758,7 @@
                 <w:sz w:val="19"/>
                 <w:szCs w:val="19"/>
               </w:rPr>
-              <w:t xml:space="preserve">view.rag_ask / view.rag_trace</w:t>
+              <w:t xml:space="preserve">view.kg_map / view.focus / view.provenance / view.coverage / view.impact / view.timeline</w:t>
             </w:r>
           </w:p>
         </w:tc>
@@ -5141,7 +6793,7 @@
                 <w:sz w:val="19"/>
                 <w:szCs w:val="19"/>
               </w:rPr>
-              <w:t xml:space="preserve">{question, scope?} / {trace_id}</w:t>
+              <w:t xml:space="preserve">theo năng lực view.*</w:t>
             </w:r>
           </w:p>
         </w:tc>
@@ -5176,7 +6828,7 @@
                 <w:sz w:val="19"/>
                 <w:szCs w:val="19"/>
               </w:rPr>
-              <w:t xml:space="preserve">{answer, citations[], trace_id} / {chunks[], scores[], path[]}</w:t>
+              <w:t xml:space="preserve">GraphView / ProvenanceChain / Heatmap / Timeline</w:t>
             </w:r>
           </w:p>
         </w:tc>
@@ -5203,6 +6855,16 @@
               <w:spacing w:after="30" w:line="264"/>
               <w:jc w:val="left"/>
             </w:pPr>
+            <w:r>
+              <w:rPr>
+                <w:rFonts w:ascii="Times New Roman" w:cs="Times New Roman" w:eastAsia="Times New Roman" w:hAnsi="Times New Roman"/>
+                <w:b w:val="false"/>
+                <w:bCs w:val="false"/>
+                <w:sz w:val="19"/>
+                <w:szCs w:val="19"/>
+              </w:rPr>
+              <w:t xml:space="preserve">Alias caps.invoke để plugin gọi ngắn</w:t>
+            </w:r>
           </w:p>
         </w:tc>
       </w:tr>
@@ -5237,7 +6899,7 @@
                 <w:sz w:val="19"/>
                 <w:szCs w:val="19"/>
               </w:rPr>
-              <w:t xml:space="preserve">passport.query / passport.browse</w:t>
+              <w:t xml:space="preserve">view.rag_ask / view.rag_trace</w:t>
             </w:r>
           </w:p>
         </w:tc>
@@ -5271,7 +6933,7 @@
                 <w:sz w:val="19"/>
                 <w:szCs w:val="19"/>
               </w:rPr>
-              <w:t xml:space="preserve">{part, periph?, reg?, field?} / {id, group}</w:t>
+              <w:t xml:space="preserve">{question, scope?} / {trace_id}</w:t>
             </w:r>
           </w:p>
         </w:tc>
@@ -5305,7 +6967,7 @@
                 <w:sz w:val="19"/>
                 <w:szCs w:val="19"/>
               </w:rPr>
-              <w:t xml:space="preserve">QueryResult / {groups[], facts[]}</w:t>
+              <w:t xml:space="preserve">{answer, citations[], trace_id} / {chunks[], scores[], path[]}</w:t>
             </w:r>
           </w:p>
         </w:tc>
@@ -5331,16 +6993,6 @@
               <w:spacing w:after="30" w:line="264"/>
               <w:jc w:val="left"/>
             </w:pPr>
-            <w:r>
-              <w:rPr>
-                <w:rFonts w:ascii="Times New Roman" w:cs="Times New Roman" w:eastAsia="Times New Roman" w:hAnsi="Times New Roman"/>
-                <w:b w:val="false"/>
-                <w:bCs w:val="false"/>
-                <w:sz w:val="19"/>
-                <w:szCs w:val="19"/>
-              </w:rPr>
-              <w:t xml:space="preserve">&lt; 200 ms</w:t>
-            </w:r>
           </w:p>
         </w:tc>
       </w:tr>
@@ -5376,7 +7028,7 @@
                 <w:sz w:val="19"/>
                 <w:szCs w:val="19"/>
               </w:rPr>
-              <w:t xml:space="preserve">log.register / log.stats / debug.ask</w:t>
+              <w:t xml:space="preserve">passport.query / passport.browse</w:t>
             </w:r>
           </w:p>
         </w:tc>
@@ -5411,7 +7063,7 @@
                 <w:sz w:val="19"/>
                 <w:szCs w:val="19"/>
               </w:rPr>
-              <w:t xml:space="preserve">{path} / {path, range} / {path, range, question}</w:t>
+              <w:t xml:space="preserve">{part, periph?, reg?, field?} / {id, group}</w:t>
             </w:r>
           </w:p>
         </w:tc>
@@ -5446,7 +7098,7 @@
                 <w:sz w:val="19"/>
                 <w:szCs w:val="19"/>
               </w:rPr>
-              <w:t xml:space="preserve">{} / {stats} / {answer, session_id}</w:t>
+              <w:t xml:space="preserve">QueryResult / {groups[], facts[]}</w:t>
             </w:r>
           </w:p>
         </w:tc>
@@ -5481,7 +7133,7 @@
                 <w:sz w:val="19"/>
                 <w:szCs w:val="19"/>
               </w:rPr>
-              <w:t xml:space="preserve">GEditor tính stats native</w:t>
+              <w:t xml:space="preserve">&lt; 200 ms</w:t>
             </w:r>
           </w:p>
         </w:tc>
@@ -5517,7 +7169,7 @@
                 <w:sz w:val="19"/>
                 <w:szCs w:val="19"/>
               </w:rPr>
-              <w:t xml:space="preserve">serial.open / serial.close / serial.write / serial.expect</w:t>
+              <w:t xml:space="preserve">log.register / log.stats / debug.ask</w:t>
             </w:r>
           </w:p>
         </w:tc>
@@ -5551,7 +7203,7 @@
                 <w:sz w:val="19"/>
                 <w:szCs w:val="19"/>
               </w:rPr>
-              <w:t xml:space="preserve">{port, baud} / {port} / {port, bytes} / {port, pattern, timeout_s}</w:t>
+              <w:t xml:space="preserve">{path} / {path, range} / {path, range, question}</w:t>
             </w:r>
           </w:p>
         </w:tc>
@@ -5585,7 +7237,7 @@
                 <w:sz w:val="19"/>
                 <w:szCs w:val="19"/>
               </w:rPr>
-              <w:t xml:space="preserve">{} / {} / {} / {matched, lines[]}</w:t>
+              <w:t xml:space="preserve">{} / {stats} / {answer, session_id}</w:t>
             </w:r>
           </w:p>
         </w:tc>
@@ -5619,7 +7271,7 @@
                 <w:sz w:val="19"/>
                 <w:szCs w:val="19"/>
               </w:rPr>
-              <w:t xml:space="preserve">Sự kiện serial.line</w:t>
+              <w:t xml:space="preserve">GEditor tính stats native</w:t>
             </w:r>
           </w:p>
         </w:tc>
@@ -5656,7 +7308,7 @@
                 <w:sz w:val="19"/>
                 <w:szCs w:val="19"/>
               </w:rPr>
-              <w:t xml:space="preserve">diagram.open / diagram.save</w:t>
+              <w:t xml:space="preserve">serial.open / serial.close / serial.write / serial.expect</w:t>
             </w:r>
           </w:p>
         </w:tc>
@@ -5691,7 +7343,7 @@
                 <w:sz w:val="19"/>
                 <w:szCs w:val="19"/>
               </w:rPr>
-              <w:t xml:space="preserve">{src, lang} / {id, src}</w:t>
+              <w:t xml:space="preserve">{port, baud} / {port} / {port, bytes} / {port, pattern, timeout_s}</w:t>
             </w:r>
           </w:p>
         </w:tc>
@@ -5726,7 +7378,7 @@
                 <w:sz w:val="19"/>
                 <w:szCs w:val="19"/>
               </w:rPr>
-              <w:t xml:space="preserve">{id, lint[]} / {lint[], sync_diff?}</w:t>
+              <w:t xml:space="preserve">{} / {} / {} / {matched, lines[]}</w:t>
             </w:r>
           </w:p>
         </w:tc>
@@ -5761,7 +7413,7 @@
                 <w:sz w:val="19"/>
                 <w:szCs w:val="19"/>
               </w:rPr>
-              <w:t xml:space="preserve">GEditor render</w:t>
+              <w:t xml:space="preserve">Sự kiện serial.line</w:t>
             </w:r>
           </w:p>
         </w:tc>
@@ -5797,7 +7449,7 @@
                 <w:sz w:val="19"/>
                 <w:szCs w:val="19"/>
               </w:rPr>
-              <w:t xml:space="preserve">doc.open</w:t>
+              <w:t xml:space="preserve">diagram.open / diagram.save</w:t>
             </w:r>
           </w:p>
         </w:tc>
@@ -5831,7 +7483,7 @@
                 <w:sz w:val="19"/>
                 <w:szCs w:val="19"/>
               </w:rPr>
-              <w:t xml:space="preserve">{path}</w:t>
+              <w:t xml:space="preserve">{src, lang} / {id, src}</w:t>
             </w:r>
           </w:p>
         </w:tc>
@@ -5865,7 +7517,7 @@
                 <w:sz w:val="19"/>
                 <w:szCs w:val="19"/>
               </w:rPr>
-              <w:t xml:space="preserve">{sections[], stale[]}</w:t>
+              <w:t xml:space="preserve">{id, lint[]} / {lint[], sync_diff?}</w:t>
             </w:r>
           </w:p>
         </w:tc>
@@ -5891,6 +7543,16 @@
               <w:spacing w:after="30" w:line="264"/>
               <w:jc w:val="left"/>
             </w:pPr>
+            <w:r>
+              <w:rPr>
+                <w:rFonts w:ascii="Times New Roman" w:cs="Times New Roman" w:eastAsia="Times New Roman" w:hAnsi="Times New Roman"/>
+                <w:b w:val="false"/>
+                <w:bCs w:val="false"/>
+                <w:sz w:val="19"/>
+                <w:szCs w:val="19"/>
+              </w:rPr>
+              <w:t xml:space="preserve">GEditor render</w:t>
+            </w:r>
           </w:p>
         </w:tc>
       </w:tr>
@@ -5926,7 +7588,7 @@
                 <w:sz w:val="19"/>
                 <w:szCs w:val="19"/>
               </w:rPr>
-              <w:t xml:space="preserve">discover.status</w:t>
+              <w:t xml:space="preserve">doc.open</w:t>
             </w:r>
           </w:p>
         </w:tc>
@@ -5961,7 +7623,7 @@
                 <w:sz w:val="19"/>
                 <w:szCs w:val="19"/>
               </w:rPr>
-              <w:t xml:space="preserve">{}</w:t>
+              <w:t xml:space="preserve">{path}</w:t>
             </w:r>
           </w:p>
         </w:tc>
@@ -5996,7 +7658,7 @@
                 <w:sz w:val="19"/>
                 <w:szCs w:val="19"/>
               </w:rPr>
-              <w:t xml:space="preserve">Discovery</w:t>
+              <w:t xml:space="preserve">{sections[], stale[]}</w:t>
             </w:r>
           </w:p>
         </w:tc>
@@ -6023,16 +7685,6 @@
               <w:spacing w:after="30" w:line="264"/>
               <w:jc w:val="left"/>
             </w:pPr>
-            <w:r>
-              <w:rPr>
-                <w:rFonts w:ascii="Times New Roman" w:cs="Times New Roman" w:eastAsia="Times New Roman" w:hAnsi="Times New Roman"/>
-                <w:b w:val="false"/>
-                <w:bCs w:val="false"/>
-                <w:sz w:val="19"/>
-                <w:szCs w:val="19"/>
-              </w:rPr>
-              <w:t xml:space="preserve">Cập nhật qua event.discover.changed</w:t>
-            </w:r>
           </w:p>
         </w:tc>
       </w:tr>
@@ -6067,6 +7719,145 @@
                 <w:sz w:val="19"/>
                 <w:szCs w:val="19"/>
               </w:rPr>
+              <w:t xml:space="preserve">discover.status</w:t>
+            </w:r>
+          </w:p>
+        </w:tc>
+        <w:tc>
+          <w:tcPr>
+            <w:tcW w:type="dxa" w:w="2400"/>
+            <w:tcBorders>
+              <w:top w:val="single" w:color="7F7F7F" w:sz="4"/>
+              <w:left w:val="single" w:color="7F7F7F" w:sz="4"/>
+              <w:bottom w:val="single" w:color="7F7F7F" w:sz="4"/>
+              <w:right w:val="single" w:color="7F7F7F" w:sz="4"/>
+            </w:tcBorders>
+            <w:tcMar>
+              <w:top w:type="dxa" w:w="50"/>
+              <w:left w:type="dxa" w:w="80"/>
+              <w:bottom w:type="dxa" w:w="50"/>
+              <w:right w:type="dxa" w:w="80"/>
+            </w:tcMar>
+            <w:vAlign w:val="top"/>
+          </w:tcPr>
+          <w:p>
+            <w:pPr>
+              <w:spacing w:after="30" w:line="264"/>
+              <w:jc w:val="left"/>
+            </w:pPr>
+            <w:r>
+              <w:rPr>
+                <w:rFonts w:ascii="Times New Roman" w:cs="Times New Roman" w:eastAsia="Times New Roman" w:hAnsi="Times New Roman"/>
+                <w:b w:val="false"/>
+                <w:bCs w:val="false"/>
+                <w:sz w:val="19"/>
+                <w:szCs w:val="19"/>
+              </w:rPr>
+              <w:t xml:space="preserve">{}</w:t>
+            </w:r>
+          </w:p>
+        </w:tc>
+        <w:tc>
+          <w:tcPr>
+            <w:tcW w:type="dxa" w:w="2600"/>
+            <w:tcBorders>
+              <w:top w:val="single" w:color="7F7F7F" w:sz="4"/>
+              <w:left w:val="single" w:color="7F7F7F" w:sz="4"/>
+              <w:bottom w:val="single" w:color="7F7F7F" w:sz="4"/>
+              <w:right w:val="single" w:color="7F7F7F" w:sz="4"/>
+            </w:tcBorders>
+            <w:tcMar>
+              <w:top w:type="dxa" w:w="50"/>
+              <w:left w:type="dxa" w:w="80"/>
+              <w:bottom w:type="dxa" w:w="50"/>
+              <w:right w:type="dxa" w:w="80"/>
+            </w:tcMar>
+            <w:vAlign w:val="top"/>
+          </w:tcPr>
+          <w:p>
+            <w:pPr>
+              <w:spacing w:after="30" w:line="264"/>
+              <w:jc w:val="left"/>
+            </w:pPr>
+            <w:r>
+              <w:rPr>
+                <w:rFonts w:ascii="Times New Roman" w:cs="Times New Roman" w:eastAsia="Times New Roman" w:hAnsi="Times New Roman"/>
+                <w:b w:val="false"/>
+                <w:bCs w:val="false"/>
+                <w:sz w:val="19"/>
+                <w:szCs w:val="19"/>
+              </w:rPr>
+              <w:t xml:space="preserve">Discovery</w:t>
+            </w:r>
+          </w:p>
+        </w:tc>
+        <w:tc>
+          <w:tcPr>
+            <w:tcW w:type="dxa" w:w="1700"/>
+            <w:tcBorders>
+              <w:top w:val="single" w:color="7F7F7F" w:sz="4"/>
+              <w:left w:val="single" w:color="7F7F7F" w:sz="4"/>
+              <w:bottom w:val="single" w:color="7F7F7F" w:sz="4"/>
+              <w:right w:val="single" w:color="7F7F7F" w:sz="4"/>
+            </w:tcBorders>
+            <w:tcMar>
+              <w:top w:type="dxa" w:w="50"/>
+              <w:left w:type="dxa" w:w="80"/>
+              <w:bottom w:type="dxa" w:w="50"/>
+              <w:right w:type="dxa" w:w="80"/>
+            </w:tcMar>
+            <w:vAlign w:val="top"/>
+          </w:tcPr>
+          <w:p>
+            <w:pPr>
+              <w:spacing w:after="30" w:line="264"/>
+              <w:jc w:val="left"/>
+            </w:pPr>
+            <w:r>
+              <w:rPr>
+                <w:rFonts w:ascii="Times New Roman" w:cs="Times New Roman" w:eastAsia="Times New Roman" w:hAnsi="Times New Roman"/>
+                <w:b w:val="false"/>
+                <w:bCs w:val="false"/>
+                <w:sz w:val="19"/>
+                <w:szCs w:val="19"/>
+              </w:rPr>
+              <w:t xml:space="preserve">Cập nhật qua event.discover.changed</w:t>
+            </w:r>
+          </w:p>
+        </w:tc>
+      </w:tr>
+      <w:tr>
+        <w:tc>
+          <w:tcPr>
+            <w:tcW w:type="dxa" w:w="2600"/>
+            <w:tcBorders>
+              <w:top w:val="single" w:color="7F7F7F" w:sz="4"/>
+              <w:left w:val="single" w:color="7F7F7F" w:sz="4"/>
+              <w:bottom w:val="single" w:color="7F7F7F" w:sz="4"/>
+              <w:right w:val="single" w:color="7F7F7F" w:sz="4"/>
+            </w:tcBorders>
+            <w:shd w:fill="F2F6FB" w:color="auto" w:val="clear"/>
+            <w:tcMar>
+              <w:top w:type="dxa" w:w="50"/>
+              <w:left w:type="dxa" w:w="80"/>
+              <w:bottom w:type="dxa" w:w="50"/>
+              <w:right w:type="dxa" w:w="80"/>
+            </w:tcMar>
+            <w:vAlign w:val="top"/>
+          </w:tcPr>
+          <w:p>
+            <w:pPr>
+              <w:spacing w:after="30" w:line="264"/>
+              <w:jc w:val="left"/>
+            </w:pPr>
+            <w:r>
+              <w:rPr>
+                <w:rFonts w:ascii="Times New Roman" w:cs="Times New Roman" w:eastAsia="Times New Roman" w:hAnsi="Times New Roman"/>
+                <w:b/>
+                <w:bCs/>
+                <w:sz w:val="19"/>
+                <w:szCs w:val="19"/>
+              </w:rPr>
               <w:t xml:space="preserve">hex.resolve</w:t>
             </w:r>
           </w:p>
@@ -6080,6 +7871,7 @@
               <w:bottom w:val="single" w:color="7F7F7F" w:sz="4"/>
               <w:right w:val="single" w:color="7F7F7F" w:sz="4"/>
             </w:tcBorders>
+            <w:shd w:fill="F2F6FB" w:color="auto" w:val="clear"/>
             <w:tcMar>
               <w:top w:type="dxa" w:w="50"/>
               <w:left w:type="dxa" w:w="80"/>
@@ -6114,6 +7906,7 @@
               <w:bottom w:val="single" w:color="7F7F7F" w:sz="4"/>
               <w:right w:val="single" w:color="7F7F7F" w:sz="4"/>
             </w:tcBorders>
+            <w:shd w:fill="F2F6FB" w:color="auto" w:val="clear"/>
             <w:tcMar>
               <w:top w:type="dxa" w:w="50"/>
               <w:left w:type="dxa" w:w="80"/>
@@ -6148,6 +7941,7 @@
               <w:bottom w:val="single" w:color="7F7F7F" w:sz="4"/>
               <w:right w:val="single" w:color="7F7F7F" w:sz="4"/>
             </w:tcBorders>
+            <w:shd w:fill="F2F6FB" w:color="auto" w:val="clear"/>
             <w:tcMar>
               <w:top w:type="dxa" w:w="50"/>
               <w:left w:type="dxa" w:w="80"/>
@@ -6390,7 +8184,7 @@
                 <w:sz w:val="19"/>
                 <w:szCs w:val="19"/>
               </w:rPr>
-              <w:t xml:space="preserve">{intent_id, text}</w:t>
+              <w:t xml:space="preserve">{intent_id, text, steps[], run_id, state}</w:t>
             </w:r>
           </w:p>
         </w:tc>
@@ -6424,7 +8218,67 @@
                 <w:sz w:val="19"/>
                 <w:szCs w:val="19"/>
               </w:rPr>
-              <w:t xml:space="preserve">Thẻ "tôi hiểu là…"</w:t>
+              <w:t xml:space="preserve">Thẻ "tôi hiểu là…". </w:t>
+            </w:r>
+            <w:r>
+              <w:rPr>
+                <w:rFonts w:ascii="Consolas" w:cs="Consolas" w:eastAsia="Consolas" w:hAnsi="Consolas"/>
+                <w:b w:val="false"/>
+                <w:bCs w:val="false"/>
+                <w:sz w:val="19"/>
+                <w:szCs w:val="19"/>
+              </w:rPr>
+              <w:t xml:space="preserve">steps[]</w:t>
+            </w:r>
+            <w:r>
+              <w:rPr>
+                <w:rFonts w:ascii="Times New Roman" w:cs="Times New Roman" w:eastAsia="Times New Roman" w:hAnsi="Times New Roman"/>
+                <w:b w:val="false"/>
+                <w:bCs w:val="false"/>
+                <w:sz w:val="19"/>
+                <w:szCs w:val="19"/>
+              </w:rPr>
+              <w:t xml:space="preserve">, </w:t>
+            </w:r>
+            <w:r>
+              <w:rPr>
+                <w:rFonts w:ascii="Consolas" w:cs="Consolas" w:eastAsia="Consolas" w:hAnsi="Consolas"/>
+                <w:b w:val="false"/>
+                <w:bCs w:val="false"/>
+                <w:sz w:val="19"/>
+                <w:szCs w:val="19"/>
+              </w:rPr>
+              <w:t xml:space="preserve">run_id</w:t>
+            </w:r>
+            <w:r>
+              <w:rPr>
+                <w:rFonts w:ascii="Times New Roman" w:cs="Times New Roman" w:eastAsia="Times New Roman" w:hAnsi="Times New Roman"/>
+                <w:b w:val="false"/>
+                <w:bCs w:val="false"/>
+                <w:sz w:val="19"/>
+                <w:szCs w:val="19"/>
+              </w:rPr>
+              <w:t xml:space="preserve">, </w:t>
+            </w:r>
+            <w:r>
+              <w:rPr>
+                <w:rFonts w:ascii="Consolas" w:cs="Consolas" w:eastAsia="Consolas" w:hAnsi="Consolas"/>
+                <w:b w:val="false"/>
+                <w:bCs w:val="false"/>
+                <w:sz w:val="19"/>
+                <w:szCs w:val="19"/>
+              </w:rPr>
+              <w:t xml:space="preserve">state</w:t>
+            </w:r>
+            <w:r>
+              <w:rPr>
+                <w:rFonts w:ascii="Times New Roman" w:cs="Times New Roman" w:eastAsia="Times New Roman" w:hAnsi="Times New Roman"/>
+                <w:b w:val="false"/>
+                <w:bCs w:val="false"/>
+                <w:sz w:val="19"/>
+                <w:szCs w:val="19"/>
+              </w:rPr>
+              <w:t xml:space="preserve"> để giao diện dựng thẳng thẻ Ý hiểu của UXC-31 §2D.6 mà không phải hỏi lại. Phát NGAY khi chuỗi dựng xong, trước khi nó chạy hết: §2D.6 đặt thẻ này làm chỗ người bắt một lệnh bị hiểu sai TRƯỚC khi nó ghi tệp, nên phát muộn thì nó chỉ còn là một bản tường thuật (DEV-154)</w:t>
             </w:r>
           </w:p>
         </w:tc>
@@ -6601,7 +8455,7 @@
                 <w:sz w:val="19"/>
                 <w:szCs w:val="19"/>
               </w:rPr>
-              <w:t xml:space="preserve">{run_id, done[], waiting[], undo_until?, cost_usd}</w:t>
+              <w:t xml:space="preserve">{run_id, state, done[], waiting[], failed[], van, loi?, undo_until?, cost_usd}</w:t>
             </w:r>
           </w:p>
         </w:tc>
@@ -6635,7 +8489,167 @@
                 <w:sz w:val="19"/>
                 <w:szCs w:val="19"/>
               </w:rPr>
-              <w:t xml:space="preserve">Thẻ báo cáo cuối</w:t>
+              <w:t xml:space="preserve">Thẻ báo cáo cuối. </w:t>
+            </w:r>
+            <w:r>
+              <w:rPr>
+                <w:rFonts w:ascii="Consolas" w:cs="Consolas" w:eastAsia="Consolas" w:hAnsi="Consolas"/>
+                <w:b w:val="false"/>
+                <w:bCs w:val="false"/>
+                <w:sz w:val="19"/>
+                <w:szCs w:val="19"/>
+              </w:rPr>
+              <w:t xml:space="preserve">waiting[]</w:t>
+            </w:r>
+            <w:r>
+              <w:rPr>
+                <w:rFonts w:ascii="Times New Roman" w:cs="Times New Roman" w:eastAsia="Times New Roman" w:hAnsi="Times New Roman"/>
+                <w:b w:val="false"/>
+                <w:bCs w:val="false"/>
+                <w:sz w:val="19"/>
+                <w:szCs w:val="19"/>
+              </w:rPr>
+              <w:t xml:space="preserve"> mang CÙNG hình dạng với </w:t>
+            </w:r>
+            <w:r>
+              <w:rPr>
+                <w:rFonts w:ascii="Consolas" w:cs="Consolas" w:eastAsia="Consolas" w:hAnsi="Consolas"/>
+                <w:b w:val="false"/>
+                <w:bCs w:val="false"/>
+                <w:sz w:val="19"/>
+                <w:szCs w:val="19"/>
+              </w:rPr>
+              <w:t xml:space="preserve">chat.send.cho_nguoi[]</w:t>
+            </w:r>
+            <w:r>
+              <w:rPr>
+                <w:rFonts w:ascii="Times New Roman" w:cs="Times New Roman" w:eastAsia="Times New Roman" w:hAnsi="Times New Roman"/>
+                <w:b w:val="false"/>
+                <w:bCs w:val="false"/>
+                <w:sz w:val="19"/>
+                <w:szCs w:val="19"/>
+              </w:rPr>
+              <w:t xml:space="preserve"> — kèm </w:t>
+            </w:r>
+            <w:r>
+              <w:rPr>
+                <w:rFonts w:ascii="Consolas" w:cs="Consolas" w:eastAsia="Consolas" w:hAnsi="Consolas"/>
+                <w:b w:val="false"/>
+                <w:bCs w:val="false"/>
+                <w:sz w:val="19"/>
+                <w:szCs w:val="19"/>
+              </w:rPr>
+              <w:t xml:space="preserve">clar_id</w:t>
+            </w:r>
+            <w:r>
+              <w:rPr>
+                <w:rFonts w:ascii="Times New Roman" w:cs="Times New Roman" w:eastAsia="Times New Roman" w:hAnsi="Times New Roman"/>
+                <w:b w:val="false"/>
+                <w:bCs w:val="false"/>
+                <w:sz w:val="19"/>
+                <w:szCs w:val="19"/>
+              </w:rPr>
+              <w:t xml:space="preserve">, </w:t>
+            </w:r>
+            <w:r>
+              <w:rPr>
+                <w:rFonts w:ascii="Consolas" w:cs="Consolas" w:eastAsia="Consolas" w:hAnsi="Consolas"/>
+                <w:b w:val="false"/>
+                <w:bCs w:val="false"/>
+                <w:sz w:val="19"/>
+                <w:szCs w:val="19"/>
+              </w:rPr>
+              <w:t xml:space="preserve">hoi</w:t>
+            </w:r>
+            <w:r>
+              <w:rPr>
+                <w:rFonts w:ascii="Times New Roman" w:cs="Times New Roman" w:eastAsia="Times New Roman" w:hAnsi="Times New Roman"/>
+                <w:b w:val="false"/>
+                <w:bCs w:val="false"/>
+                <w:sz w:val="19"/>
+                <w:szCs w:val="19"/>
+              </w:rPr>
+              <w:t xml:space="preserve">, </w:t>
+            </w:r>
+            <w:r>
+              <w:rPr>
+                <w:rFonts w:ascii="Consolas" w:cs="Consolas" w:eastAsia="Consolas" w:hAnsi="Consolas"/>
+                <w:b w:val="false"/>
+                <w:bCs w:val="false"/>
+                <w:sz w:val="19"/>
+                <w:szCs w:val="19"/>
+              </w:rPr>
+              <w:t xml:space="preserve">truong[].lua_chon</w:t>
+            </w:r>
+            <w:r>
+              <w:rPr>
+                <w:rFonts w:ascii="Times New Roman" w:cs="Times New Roman" w:eastAsia="Times New Roman" w:hAnsi="Times New Roman"/>
+                <w:b w:val="false"/>
+                <w:bCs w:val="false"/>
+                <w:sz w:val="19"/>
+                <w:szCs w:val="19"/>
+              </w:rPr>
+              <w:t xml:space="preserve"> — vì cùng một câu hỏi phải trả lời được ở cả hai đường. </w:t>
+            </w:r>
+            <w:r>
+              <w:rPr>
+                <w:rFonts w:ascii="Consolas" w:cs="Consolas" w:eastAsia="Consolas" w:hAnsi="Consolas"/>
+                <w:b w:val="false"/>
+                <w:bCs w:val="false"/>
+                <w:sz w:val="19"/>
+                <w:szCs w:val="19"/>
+              </w:rPr>
+              <w:t xml:space="preserve">van</w:t>
+            </w:r>
+            <w:r>
+              <w:rPr>
+                <w:rFonts w:ascii="Times New Roman" w:cs="Times New Roman" w:eastAsia="Times New Roman" w:hAnsi="Times New Roman"/>
+                <w:b w:val="false"/>
+                <w:bCs w:val="false"/>
+                <w:sz w:val="19"/>
+                <w:szCs w:val="19"/>
+              </w:rPr>
+              <w:t xml:space="preserve"> là CÂU GÕ GỐC: trả lời một câu hỏi rồi mà chuỗi vẫn nằm im thì người dùng mới đi được nửa vòng, nên vùng trao đổi gửi lại chính nó sau khi ghi câu trả lời (DEV-181). </w:t>
+            </w:r>
+            <w:r>
+              <w:rPr>
+                <w:rFonts w:ascii="Consolas" w:cs="Consolas" w:eastAsia="Consolas" w:hAnsi="Consolas"/>
+                <w:b w:val="false"/>
+                <w:bCs w:val="false"/>
+                <w:sz w:val="19"/>
+                <w:szCs w:val="19"/>
+              </w:rPr>
+              <w:t xml:space="preserve">failed[]</w:t>
+            </w:r>
+            <w:r>
+              <w:rPr>
+                <w:rFonts w:ascii="Times New Roman" w:cs="Times New Roman" w:eastAsia="Times New Roman" w:hAnsi="Times New Roman"/>
+                <w:b w:val="false"/>
+                <w:bCs w:val="false"/>
+                <w:sz w:val="19"/>
+                <w:szCs w:val="19"/>
+              </w:rPr>
+              <w:t xml:space="preserve"> và </w:t>
+            </w:r>
+            <w:r>
+              <w:rPr>
+                <w:rFonts w:ascii="Consolas" w:cs="Consolas" w:eastAsia="Consolas" w:hAnsi="Consolas"/>
+                <w:b w:val="false"/>
+                <w:bCs w:val="false"/>
+                <w:sz w:val="19"/>
+                <w:szCs w:val="19"/>
+              </w:rPr>
+              <w:t xml:space="preserve">loi</w:t>
+            </w:r>
+            <w:r>
+              <w:rPr>
+                <w:rFonts w:ascii="Times New Roman" w:cs="Times New Roman" w:eastAsia="Times New Roman" w:hAnsi="Times New Roman"/>
+                <w:b w:val="false"/>
+                <w:bCs w:val="false"/>
+                <w:sz w:val="19"/>
+                <w:szCs w:val="19"/>
+              </w:rPr>
+              <w:t xml:space="preserve"> để một lượt gõ LUÔN được trả lời — bản trước im lặng khi không dựng được chuỗi (DEV-146)</w:t>
             </w:r>
           </w:p>
         </w:tc>
@@ -11624,6 +13638,16 @@
               <w:spacing w:after="30" w:line="264"/>
               <w:jc w:val="left"/>
             </w:pPr>
+            <w:r>
+              <w:rPr>
+                <w:rFonts w:ascii="Times New Roman" w:cs="Times New Roman" w:eastAsia="Times New Roman" w:hAnsi="Times New Roman"/>
+                <w:b w:val="false"/>
+                <w:bCs w:val="false"/>
+                <w:sz w:val="19"/>
+                <w:szCs w:val="19"/>
+              </w:rPr>
+              <w:t xml:space="preserve">CHƯA hợp đồng nào khai — chỉ dùng ở tầng REST (§4), không ở năng lực; DEV-092</w:t>
+            </w:r>
           </w:p>
         </w:tc>
       </w:tr>
@@ -14222,6 +16246,36 @@
               <w:spacing w:after="30" w:line="264"/>
               <w:jc w:val="left"/>
             </w:pPr>
+            <w:r>
+              <w:rPr>
+                <w:rFonts w:ascii="Times New Roman" w:cs="Times New Roman" w:eastAsia="Times New Roman" w:hAnsi="Times New Roman"/>
+                <w:b w:val="false"/>
+                <w:bCs w:val="false"/>
+                <w:sz w:val="19"/>
+                <w:szCs w:val="19"/>
+              </w:rPr>
+              <w:t xml:space="preserve">CHƯA hợp đồng nào khai — </w:t>
+            </w:r>
+            <w:r>
+              <w:rPr>
+                <w:rFonts w:ascii="Consolas" w:cs="Consolas" w:eastAsia="Consolas" w:hAnsi="Consolas"/>
+                <w:b w:val="false"/>
+                <w:bCs w:val="false"/>
+                <w:sz w:val="19"/>
+                <w:szCs w:val="19"/>
+              </w:rPr>
+              <w:t xml:space="preserve">kg.conflicts</w:t>
+            </w:r>
+            <w:r>
+              <w:rPr>
+                <w:rFonts w:ascii="Times New Roman" w:cs="Times New Roman" w:eastAsia="Times New Roman" w:hAnsi="Times New Roman"/>
+                <w:b w:val="false"/>
+                <w:bCs w:val="false"/>
+                <w:sz w:val="19"/>
+                <w:szCs w:val="19"/>
+              </w:rPr>
+              <w:t xml:space="preserve"> trả danh sách thay vì ném; DEV-092</w:t>
+            </w:r>
           </w:p>
         </w:tc>
       </w:tr>
@@ -14356,13 +16410,45 @@
             </w:pPr>
             <w:r>
               <w:rPr>
-                <w:rFonts w:ascii="Times New Roman" w:cs="Times New Roman" w:eastAsia="Times New Roman" w:hAnsi="Times New Roman"/>
+                <w:rFonts w:ascii="Consolas" w:cs="Consolas" w:eastAsia="Consolas" w:hAnsi="Consolas"/>
                 <w:b w:val="false"/>
                 <w:bCs w:val="false"/>
                 <w:sz w:val="19"/>
                 <w:szCs w:val="19"/>
               </w:rPr>
               <w:t xml:space="preserve">eide migrate</w:t>
+            </w:r>
+            <w:r>
+              <w:rPr>
+                <w:rFonts w:ascii="Times New Roman" w:cs="Times New Roman" w:eastAsia="Times New Roman" w:hAnsi="Times New Roman"/>
+                <w:b w:val="false"/>
+                <w:bCs w:val="false"/>
+                <w:sz w:val="19"/>
+                <w:szCs w:val="19"/>
+              </w:rPr>
+              <w:t xml:space="preserve"> — lõi KHÔNG tự di trú (CDS-12.3 PROJECT-02: di trú đổi dữ liệu nên phải do NGƯỜI quyết, và nó sao lưu trước khi chạy). Bên gọi phải cho người một CHỖ để quyết: bản desktop hiện một thẻ có nút </w:t>
+            </w:r>
+            <w:r>
+              <w:rPr>
+                <w:rFonts w:ascii="Times New Roman" w:cs="Times New Roman" w:eastAsia="Times New Roman" w:hAnsi="Times New Roman"/>
+                <w:b w:val="false"/>
+                <w:bCs w:val="false"/>
+                <w:i/>
+                <w:iCs/>
+                <w:sz w:val="19"/>
+                <w:szCs w:val="19"/>
+              </w:rPr>
+              <w:t xml:space="preserve">Di trú ngay</w:t>
+            </w:r>
+            <w:r>
+              <w:rPr>
+                <w:rFonts w:ascii="Times New Roman" w:cs="Times New Roman" w:eastAsia="Times New Roman" w:hAnsi="Times New Roman"/>
+                <w:b w:val="false"/>
+                <w:bCs w:val="false"/>
+                <w:sz w:val="19"/>
+                <w:szCs w:val="19"/>
+              </w:rPr>
+              <w:t xml:space="preserve"> trong vùng trao đổi, không in một dòng bảo ra dòng lệnh gõ — DEV-184</w:t>
             </w:r>
           </w:p>
         </w:tc>
@@ -15358,6 +17444,145 @@
           <w:szCs w:val="26"/>
         </w:rPr>
         <w:t xml:space="preserve">; REST: HTTP 400 (E1xxx), 409 (E2001, E6002), 202 (E3000 pending), 403 (E3001/E3002/E1003), 424 (E4xxx), 502 (E5000), 500 (E6xxx). CLI ánh xạ sang mã thoát §5.</w:t>
+      </w:r>
+    </w:p>
+    <w:p>
+      <w:pPr>
+        <w:spacing w:after="120" w:line="360"/>
+        <w:ind w:firstLine="0"/>
+        <w:jc w:val="both"/>
+      </w:pPr>
+      <w:r>
+        <w:rPr>
+          <w:rFonts w:ascii="Times New Roman" w:cs="Times New Roman" w:eastAsia="Times New Roman" w:hAnsi="Times New Roman"/>
+          <w:b/>
+          <w:bCs/>
+          <w:sz w:val="26"/>
+          <w:szCs w:val="26"/>
+        </w:rPr>
+        <w:t xml:space="preserve">Lỗi NỘI BỘ không mượn mã EIDE</w:t>
+      </w:r>
+      <w:r>
+        <w:rPr>
+          <w:rFonts w:ascii="Times New Roman" w:cs="Times New Roman" w:eastAsia="Times New Roman" w:hAnsi="Times New Roman"/>
+          <w:sz w:val="26"/>
+          <w:szCs w:val="26"/>
+        </w:rPr>
+        <w:t xml:space="preserve"> (v2.0, DEV-153). Ngoại lệ không phải </w:t>
+      </w:r>
+      <w:r>
+        <w:rPr>
+          <w:rFonts w:ascii="Consolas" w:cs="Consolas" w:eastAsia="Consolas" w:hAnsi="Consolas"/>
+          <w:sz w:val="22"/>
+          <w:szCs w:val="22"/>
+        </w:rPr>
+        <w:t xml:space="preserve">EideError</w:t>
+      </w:r>
+      <w:r>
+        <w:rPr>
+          <w:rFonts w:ascii="Times New Roman" w:cs="Times New Roman" w:eastAsia="Times New Roman" w:hAnsi="Times New Roman"/>
+          <w:sz w:val="26"/>
+          <w:szCs w:val="26"/>
+        </w:rPr>
+        <w:t xml:space="preserve"> — một </w:t>
+      </w:r>
+      <w:r>
+        <w:rPr>
+          <w:rFonts w:ascii="Consolas" w:cs="Consolas" w:eastAsia="Consolas" w:hAnsi="Consolas"/>
+          <w:sz w:val="22"/>
+          <w:szCs w:val="22"/>
+        </w:rPr>
+        <w:t xml:space="preserve">AttributeError</w:t>
+      </w:r>
+      <w:r>
+        <w:rPr>
+          <w:rFonts w:ascii="Times New Roman" w:cs="Times New Roman" w:eastAsia="Times New Roman" w:hAnsi="Times New Roman"/>
+          <w:sz w:val="26"/>
+          <w:szCs w:val="26"/>
+        </w:rPr>
+        <w:t xml:space="preserve">, một khoá thiếu, một lỗi lập trình — trả JSON-RPC </w:t>
+      </w:r>
+      <w:r>
+        <w:rPr>
+          <w:rFonts w:ascii="Consolas" w:cs="Consolas" w:eastAsia="Consolas" w:hAnsi="Consolas"/>
+          <w:sz w:val="22"/>
+          <w:szCs w:val="22"/>
+        </w:rPr>
+        <w:t xml:space="preserve">-32603 Internal error</w:t>
+      </w:r>
+      <w:r>
+        <w:rPr>
+          <w:rFonts w:ascii="Times New Roman" w:cs="Times New Roman" w:eastAsia="Times New Roman" w:hAnsi="Times New Roman"/>
+          <w:sz w:val="26"/>
+          <w:szCs w:val="26"/>
+        </w:rPr>
+        <w:t xml:space="preserve"> kèm TÊN LOẠI ngoại lệ trong </w:t>
+      </w:r>
+      <w:r>
+        <w:rPr>
+          <w:rFonts w:ascii="Consolas" w:cs="Consolas" w:eastAsia="Consolas" w:hAnsi="Consolas"/>
+          <w:sz w:val="22"/>
+          <w:szCs w:val="22"/>
+        </w:rPr>
+        <w:t xml:space="preserve">message</w:t>
+      </w:r>
+      <w:r>
+        <w:rPr>
+          <w:rFonts w:ascii="Times New Roman" w:cs="Times New Roman" w:eastAsia="Times New Roman" w:hAnsi="Times New Roman"/>
+          <w:sz w:val="26"/>
+          <w:szCs w:val="26"/>
+        </w:rPr>
+        <w:t xml:space="preserve"> và vết đầy đủ ra </w:t>
+      </w:r>
+      <w:r>
+        <w:rPr>
+          <w:rFonts w:ascii="Consolas" w:cs="Consolas" w:eastAsia="Consolas" w:hAnsi="Consolas"/>
+          <w:sz w:val="22"/>
+          <w:szCs w:val="22"/>
+        </w:rPr>
+        <w:t xml:space="preserve">stderr</w:t>
+      </w:r>
+      <w:r>
+        <w:rPr>
+          <w:rFonts w:ascii="Times New Roman" w:cs="Times New Roman" w:eastAsia="Times New Roman" w:hAnsi="Times New Roman"/>
+          <w:sz w:val="26"/>
+          <w:szCs w:val="26"/>
+        </w:rPr>
+        <w:t xml:space="preserve">; </w:t>
+      </w:r>
+      <w:r>
+        <w:rPr>
+          <w:rFonts w:ascii="Times New Roman" w:cs="Times New Roman" w:eastAsia="Times New Roman" w:hAnsi="Times New Roman"/>
+          <w:b/>
+          <w:bCs/>
+          <w:sz w:val="26"/>
+          <w:szCs w:val="26"/>
+        </w:rPr>
+        <w:t xml:space="preserve">không</w:t>
+      </w:r>
+      <w:r>
+        <w:rPr>
+          <w:rFonts w:ascii="Times New Roman" w:cs="Times New Roman" w:eastAsia="Times New Roman" w:hAnsi="Times New Roman"/>
+          <w:sz w:val="26"/>
+          <w:szCs w:val="26"/>
+        </w:rPr>
+        <w:t xml:space="preserve"> gắn </w:t>
+      </w:r>
+      <w:r>
+        <w:rPr>
+          <w:rFonts w:ascii="Consolas" w:cs="Consolas" w:eastAsia="Consolas" w:hAnsi="Consolas"/>
+          <w:sz w:val="22"/>
+          <w:szCs w:val="22"/>
+        </w:rPr>
+        <w:t xml:space="preserve">eide_code</w:t>
+      </w:r>
+      <w:r>
+        <w:rPr>
+          <w:rFonts w:ascii="Times New Roman" w:cs="Times New Roman" w:eastAsia="Times New Roman" w:hAnsi="Times New Roman"/>
+          <w:sz w:val="26"/>
+          <w:szCs w:val="26"/>
+        </w:rPr>
+        <w:t xml:space="preserve">. Bảng §3 là danh mục các tình huống đã LƯỜNG TRƯỚC và mỗi mã nói cho bên gọi biết phải làm gì; gắn một mã trong đó cho một lỗi hiện thực là nói rằng đây là chuyện bình thường, và bên gọi sẽ xử lý nó theo cột "Xử lý" — tức là làm sai. Daemon cũng phải bắt MỌI ngoại lệ chứ không chỉ ba loại đã biết: một ngoại lệ lọt ra ngoài làm vỡ ống stdio, và khi ấy không phải một lời gọi hỏng mà là mọi lời gọi sau đó cùng hỏng.</w:t>
       </w:r>
     </w:p>
     <w:p>
@@ -18090,6 +20315,250 @@
           <w:szCs w:val="26"/>
         </w:rPr>
         <w:t xml:space="preserve">) trước khi ghi.</w:t>
+      </w:r>
+    </w:p>
+    <w:p>
+      <w:pPr>
+        <w:spacing w:after="120" w:line="360"/>
+        <w:ind w:firstLine="0"/>
+        <w:jc w:val="both"/>
+      </w:pPr>
+      <w:r>
+        <w:rPr>
+          <w:rFonts w:ascii="Times New Roman" w:cs="Times New Roman" w:eastAsia="Times New Roman" w:hAnsi="Times New Roman"/>
+          <w:b/>
+          <w:bCs/>
+          <w:sz w:val="26"/>
+          <w:szCs w:val="26"/>
+        </w:rPr>
+        <w:t xml:space="preserve">`chain` — mã LƯỢT CHẠY, đóng dấu lên MỌI bản ghi</w:t>
+      </w:r>
+      <w:r>
+        <w:rPr>
+          <w:rFonts w:ascii="Times New Roman" w:cs="Times New Roman" w:eastAsia="Times New Roman" w:hAnsi="Times New Roman"/>
+          <w:sz w:val="26"/>
+          <w:szCs w:val="26"/>
+        </w:rPr>
+        <w:t xml:space="preserve"> (v2.0, DEV-156). </w:t>
+      </w:r>
+      <w:r>
+        <w:rPr>
+          <w:rFonts w:ascii="Consolas" w:cs="Consolas" w:eastAsia="Consolas" w:hAnsi="Consolas"/>
+          <w:sz w:val="22"/>
+          <w:szCs w:val="22"/>
+        </w:rPr>
+        <w:t xml:space="preserve">Ledger.append</w:t>
+      </w:r>
+      <w:r>
+        <w:rPr>
+          <w:rFonts w:ascii="Times New Roman" w:cs="Times New Roman" w:eastAsia="Times New Roman" w:hAnsi="Times New Roman"/>
+          <w:sz w:val="26"/>
+          <w:szCs w:val="26"/>
+        </w:rPr>
+        <w:t xml:space="preserve"> gắn mã lượt chạy đang thi hành từ trước bản ghi đầu tiên của mỗi lời gọi và gỡ ở cả bốn đường ra. Không có nó thì không đếm được ĐƠN VỊ VIỆC: một lời gọi năng lực sinh sáu bản ghi (</w:t>
+      </w:r>
+      <w:r>
+        <w:rPr>
+          <w:rFonts w:ascii="Consolas" w:cs="Consolas" w:eastAsia="Consolas" w:hAnsi="Consolas"/>
+          <w:sz w:val="22"/>
+          <w:szCs w:val="22"/>
+        </w:rPr>
+        <w:t xml:space="preserve">context.bundle</w:t>
+      </w:r>
+      <w:r>
+        <w:rPr>
+          <w:rFonts w:ascii="Times New Roman" w:cs="Times New Roman" w:eastAsia="Times New Roman" w:hAnsi="Times New Roman"/>
+          <w:sz w:val="26"/>
+          <w:szCs w:val="26"/>
+        </w:rPr>
+        <w:t xml:space="preserve">, </w:t>
+      </w:r>
+      <w:r>
+        <w:rPr>
+          <w:rFonts w:ascii="Consolas" w:cs="Consolas" w:eastAsia="Consolas" w:hAnsi="Consolas"/>
+          <w:sz w:val="22"/>
+          <w:szCs w:val="22"/>
+        </w:rPr>
+        <w:t xml:space="preserve">model.call</w:t>
+      </w:r>
+      <w:r>
+        <w:rPr>
+          <w:rFonts w:ascii="Times New Roman" w:cs="Times New Roman" w:eastAsia="Times New Roman" w:hAnsi="Times New Roman"/>
+          <w:sz w:val="26"/>
+          <w:szCs w:val="26"/>
+        </w:rPr>
+        <w:t xml:space="preserve">, </w:t>
+      </w:r>
+      <w:r>
+        <w:rPr>
+          <w:rFonts w:ascii="Consolas" w:cs="Consolas" w:eastAsia="Consolas" w:hAnsi="Consolas"/>
+          <w:sz w:val="22"/>
+          <w:szCs w:val="22"/>
+        </w:rPr>
+        <w:t xml:space="preserve">gate.decision</w:t>
+      </w:r>
+      <w:r>
+        <w:rPr>
+          <w:rFonts w:ascii="Times New Roman" w:cs="Times New Roman" w:eastAsia="Times New Roman" w:hAnsi="Times New Roman"/>
+          <w:sz w:val="26"/>
+          <w:szCs w:val="26"/>
+        </w:rPr>
+        <w:t xml:space="preserve">, </w:t>
+      </w:r>
+      <w:r>
+        <w:rPr>
+          <w:rFonts w:ascii="Consolas" w:cs="Consolas" w:eastAsia="Consolas" w:hAnsi="Consolas"/>
+          <w:sz w:val="22"/>
+          <w:szCs w:val="22"/>
+        </w:rPr>
+        <w:t xml:space="preserve">cap.run.start/finish</w:t>
+      </w:r>
+      <w:r>
+        <w:rPr>
+          <w:rFonts w:ascii="Times New Roman" w:cs="Times New Roman" w:eastAsia="Times New Roman" w:hAnsi="Times New Roman"/>
+          <w:sz w:val="26"/>
+          <w:szCs w:val="26"/>
+        </w:rPr>
+        <w:t xml:space="preserve">…), nên mọi bộ đếm phái sinh từ sổ cái — huy hiệu cột trái, hàng đợi, thẻ Run — đếm thành sáu việc thay vì một. Bản ghi của lời gọi LẺ cũng mang </w:t>
+      </w:r>
+      <w:r>
+        <w:rPr>
+          <w:rFonts w:ascii="Consolas" w:cs="Consolas" w:eastAsia="Consolas" w:hAnsi="Consolas"/>
+          <w:sz w:val="22"/>
+          <w:szCs w:val="22"/>
+        </w:rPr>
+        <w:t xml:space="preserve">chain</w:t>
+      </w:r>
+      <w:r>
+        <w:rPr>
+          <w:rFonts w:ascii="Times New Roman" w:cs="Times New Roman" w:eastAsia="Times New Roman" w:hAnsi="Times New Roman"/>
+          <w:sz w:val="26"/>
+          <w:szCs w:val="26"/>
+        </w:rPr>
+        <w:t xml:space="preserve">, và bên đọc phân biệt hai loại bằng </w:t>
+      </w:r>
+      <w:r>
+        <w:rPr>
+          <w:rFonts w:ascii="Consolas" w:cs="Consolas" w:eastAsia="Consolas" w:hAnsi="Consolas"/>
+          <w:sz w:val="22"/>
+          <w:szCs w:val="22"/>
+        </w:rPr>
+        <w:t xml:space="preserve">node_id</w:t>
+      </w:r>
+      <w:r>
+        <w:rPr>
+          <w:rFonts w:ascii="Times New Roman" w:cs="Times New Roman" w:eastAsia="Times New Roman" w:hAnsi="Times New Roman"/>
+          <w:sz w:val="26"/>
+          <w:szCs w:val="26"/>
+        </w:rPr>
+        <w:t xml:space="preserve">: nút của chuỗi có, lời gọi lẻ không (DEV-167). Đọc </w:t>
+      </w:r>
+      <w:r>
+        <w:rPr>
+          <w:rFonts w:ascii="Consolas" w:cs="Consolas" w:eastAsia="Consolas" w:hAnsi="Consolas"/>
+          <w:sz w:val="22"/>
+          <w:szCs w:val="22"/>
+        </w:rPr>
+        <w:t xml:space="preserve">node_id</w:t>
+      </w:r>
+      <w:r>
+        <w:rPr>
+          <w:rFonts w:ascii="Times New Roman" w:cs="Times New Roman" w:eastAsia="Times New Roman" w:hAnsi="Times New Roman"/>
+          <w:sz w:val="26"/>
+          <w:szCs w:val="26"/>
+        </w:rPr>
+        <w:t xml:space="preserve"> phải kiểm KIỂU chứ không kiểm sự tồn tại — một khoá mang chuỗi rỗng vẫn "tồn tại".</w:t>
+      </w:r>
+    </w:p>
+    <w:p>
+      <w:pPr>
+        <w:spacing w:after="120" w:line="360"/>
+        <w:ind w:firstLine="0"/>
+        <w:jc w:val="both"/>
+      </w:pPr>
+      <w:r>
+        <w:rPr>
+          <w:rFonts w:ascii="Times New Roman" w:cs="Times New Roman" w:eastAsia="Times New Roman" w:hAnsi="Times New Roman"/>
+          <w:b/>
+          <w:bCs/>
+          <w:sz w:val="26"/>
+          <w:szCs w:val="26"/>
+        </w:rPr>
+        <w:t xml:space="preserve">Nối băm là thao tác KHÔNG chia cắt được</w:t>
+      </w:r>
+      <w:r>
+        <w:rPr>
+          <w:rFonts w:ascii="Times New Roman" w:cs="Times New Roman" w:eastAsia="Times New Roman" w:hAnsi="Times New Roman"/>
+          <w:sz w:val="26"/>
+          <w:szCs w:val="26"/>
+        </w:rPr>
+        <w:t xml:space="preserve"> (v2.0, DEV-162). </w:t>
+      </w:r>
+      <w:r>
+        <w:rPr>
+          <w:rFonts w:ascii="Consolas" w:cs="Consolas" w:eastAsia="Consolas" w:hAnsi="Consolas"/>
+          <w:sz w:val="22"/>
+          <w:szCs w:val="22"/>
+        </w:rPr>
+        <w:t xml:space="preserve">Ledger.append</w:t>
+      </w:r>
+      <w:r>
+        <w:rPr>
+          <w:rFonts w:ascii="Times New Roman" w:cs="Times New Roman" w:eastAsia="Times New Roman" w:hAnsi="Times New Roman"/>
+          <w:sz w:val="26"/>
+          <w:szCs w:val="26"/>
+        </w:rPr>
+        <w:t xml:space="preserve"> khoá cả khối </w:t>
+      </w:r>
+      <w:r>
+        <w:rPr>
+          <w:rFonts w:ascii="Times New Roman" w:cs="Times New Roman" w:eastAsia="Times New Roman" w:hAnsi="Times New Roman"/>
+          <w:i/>
+          <w:iCs/>
+          <w:sz w:val="26"/>
+          <w:szCs w:val="26"/>
+        </w:rPr>
+        <w:t xml:space="preserve">gán số thứ tự → nối băm với bản ghi trước → ghi tệp</w:t>
+      </w:r>
+      <w:r>
+        <w:rPr>
+          <w:rFonts w:ascii="Times New Roman" w:cs="Times New Roman" w:eastAsia="Times New Roman" w:hAnsi="Times New Roman"/>
+          <w:sz w:val="26"/>
+          <w:szCs w:val="26"/>
+        </w:rPr>
+        <w:t xml:space="preserve"> bằng một </w:t>
+      </w:r>
+      <w:r>
+        <w:rPr>
+          <w:rFonts w:ascii="Consolas" w:cs="Consolas" w:eastAsia="Consolas" w:hAnsi="Consolas"/>
+          <w:sz w:val="22"/>
+          <w:szCs w:val="22"/>
+        </w:rPr>
+        <w:t xml:space="preserve">RLock</w:t>
+      </w:r>
+      <w:r>
+        <w:rPr>
+          <w:rFonts w:ascii="Times New Roman" w:cs="Times New Roman" w:eastAsia="Times New Roman" w:hAnsi="Times New Roman"/>
+          <w:sz w:val="26"/>
+          <w:szCs w:val="26"/>
+        </w:rPr>
+        <w:t xml:space="preserve">. Trước đó ba bước ấy hở: hai luồng cùng ghi thì bản ghi sau có thể nối vào một </w:t>
+      </w:r>
+      <w:r>
+        <w:rPr>
+          <w:rFonts w:ascii="Consolas" w:cs="Consolas" w:eastAsia="Consolas" w:hAnsi="Consolas"/>
+          <w:sz w:val="22"/>
+          <w:szCs w:val="22"/>
+        </w:rPr>
+        <w:t xml:space="preserve">prev_hash</w:t>
+      </w:r>
+      <w:r>
+        <w:rPr>
+          <w:rFonts w:ascii="Times New Roman" w:cs="Times New Roman" w:eastAsia="Times New Roman" w:hAnsi="Times New Roman"/>
+          <w:sz w:val="26"/>
+          <w:szCs w:val="26"/>
+        </w:rPr>
+        <w:t xml:space="preserve"> đã cũ, và chuỗi băm ĐỨT — tức là hỏng đúng thứ sổ cái tồn tại để bảo đảm. Daemon chạy chuỗi ở luồng nền song song với luồng trả lời JSON-RPC (DEV-154), nên đây không phải tình huống lý thuyết.</w:t>
       </w:r>
     </w:p>
     <w:p>
@@ -19401,7 +21870,7 @@
         <w:sz w:val="20"/>
         <w:szCs w:val="20"/>
       </w:rPr>
-      <w:t xml:space="preserve">EIDE-API-15 · Đặc tả giao diện lập trình · v1.6</w:t>
+      <w:t xml:space="preserve">EIDE-API-15 · Đặc tả giao diện lập trình · v2.0</w:t>
     </w:r>
   </w:p>
 </w:hdr>

--- a/docs/ho-so/EIDE-API-15_Dac_ta_giao_dien_lap_trinh.docx
+++ b/docs/ho-so/EIDE-API-15_Dac_ta_giao_dien_lap_trinh.docx
@@ -15332,7 +15332,7 @@
                 <w:sz w:val="19"/>
                 <w:szCs w:val="19"/>
               </w:rPr>
-              <w:t xml:space="preserve">E5000</w:t>
+              <w:t xml:space="preserve">E4005</w:t>
             </w:r>
           </w:p>
         </w:tc>
@@ -15366,7 +15366,7 @@
                 <w:sz w:val="19"/>
                 <w:szCs w:val="19"/>
               </w:rPr>
-              <w:t xml:space="preserve">MODEL_ERROR</w:t>
+              <w:t xml:space="preserve">NETWORK_FAILED</w:t>
             </w:r>
           </w:p>
         </w:tc>
@@ -15400,7 +15400,7 @@
                 <w:sz w:val="19"/>
                 <w:szCs w:val="19"/>
               </w:rPr>
-              <w:t xml:space="preserve">Lỗi gọi mô hình (rate limit, refusal, schema)</w:t>
+              <w:t xml:space="preserve">Không ra được mạng (DNS, từ chối kết nối, mất mạng) — khác TIMEOUT</w:t>
             </w:r>
           </w:p>
         </w:tc>
@@ -15434,7 +15434,7 @@
                 <w:sz w:val="19"/>
                 <w:szCs w:val="19"/>
               </w:rPr>
-              <w:t xml:space="preserve">Router fallback trước khi ném</w:t>
+              <w:t xml:space="preserve">resumable: lưu trạng thái, chạy tiếp khi có mạng</w:t>
             </w:r>
           </w:p>
         </w:tc>
@@ -15471,7 +15471,7 @@
                 <w:sz w:val="19"/>
                 <w:szCs w:val="19"/>
               </w:rPr>
-              <w:t xml:space="preserve">E5001</w:t>
+              <w:t xml:space="preserve">E5000</w:t>
             </w:r>
           </w:p>
         </w:tc>
@@ -15506,7 +15506,7 @@
                 <w:sz w:val="19"/>
                 <w:szCs w:val="19"/>
               </w:rPr>
-              <w:t xml:space="preserve">CONTEXT_OVERFLOW</w:t>
+              <w:t xml:space="preserve">MODEL_ERROR</w:t>
             </w:r>
           </w:p>
         </w:tc>
@@ -15541,7 +15541,7 @@
                 <w:sz w:val="19"/>
                 <w:szCs w:val="19"/>
               </w:rPr>
-              <w:t xml:space="preserve">Không nén được về ngân sách (CXD-10 §7)</w:t>
+              <w:t xml:space="preserve">Lỗi gọi mô hình (rate limit, refusal, schema)</w:t>
             </w:r>
           </w:p>
         </w:tc>
@@ -15576,7 +15576,7 @@
                 <w:sz w:val="19"/>
                 <w:szCs w:val="19"/>
               </w:rPr>
-              <w:t xml:space="preserve">Báo cáo lớp</w:t>
+              <w:t xml:space="preserve">Router fallback trước khi ném</w:t>
             </w:r>
           </w:p>
         </w:tc>
@@ -15612,7 +15612,7 @@
                 <w:sz w:val="19"/>
                 <w:szCs w:val="19"/>
               </w:rPr>
-              <w:t xml:space="preserve">E5002</w:t>
+              <w:t xml:space="preserve">E5001</w:t>
             </w:r>
           </w:p>
         </w:tc>
@@ -15646,7 +15646,7 @@
                 <w:sz w:val="19"/>
                 <w:szCs w:val="19"/>
               </w:rPr>
-              <w:t xml:space="preserve">OUTPUT_INVALID</w:t>
+              <w:t xml:space="preserve">CONTEXT_OVERFLOW</w:t>
             </w:r>
           </w:p>
         </w:tc>
@@ -15680,7 +15680,7 @@
                 <w:sz w:val="19"/>
                 <w:szCs w:val="19"/>
               </w:rPr>
-              <w:t xml:space="preserve">Đầu ra mô hình sai schema sau 1 lần sửa</w:t>
+              <w:t xml:space="preserve">Không nén được về ngân sách (CXD-10 §7)</w:t>
             </w:r>
           </w:p>
         </w:tc>
@@ -15706,6 +15706,16 @@
               <w:spacing w:after="30" w:line="264"/>
               <w:jc w:val="left"/>
             </w:pPr>
+            <w:r>
+              <w:rPr>
+                <w:rFonts w:ascii="Times New Roman" w:cs="Times New Roman" w:eastAsia="Times New Roman" w:hAnsi="Times New Roman"/>
+                <w:b w:val="false"/>
+                <w:bCs w:val="false"/>
+                <w:sz w:val="19"/>
+                <w:szCs w:val="19"/>
+              </w:rPr>
+              <w:t xml:space="preserve">Báo cáo lớp</w:t>
+            </w:r>
           </w:p>
         </w:tc>
       </w:tr>
@@ -15741,7 +15751,7 @@
                 <w:sz w:val="19"/>
                 <w:szCs w:val="19"/>
               </w:rPr>
-              <w:t xml:space="preserve">E5003</w:t>
+              <w:t xml:space="preserve">E5002</w:t>
             </w:r>
           </w:p>
         </w:tc>
@@ -15776,7 +15786,7 @@
                 <w:sz w:val="19"/>
                 <w:szCs w:val="19"/>
               </w:rPr>
-              <w:t xml:space="preserve">CONSTANT_GUARD</w:t>
+              <w:t xml:space="preserve">OUTPUT_INVALID</w:t>
             </w:r>
           </w:p>
         </w:tc>
@@ -15811,7 +15821,7 @@
                 <w:sz w:val="19"/>
                 <w:szCs w:val="19"/>
               </w:rPr>
-              <w:t xml:space="preserve">Hằng số không nguồn trong mã</w:t>
+              <w:t xml:space="preserve">Đầu ra mô hình sai schema sau 1 lần sửa</w:t>
             </w:r>
           </w:p>
         </w:tc>
@@ -15838,16 +15848,6 @@
               <w:spacing w:after="30" w:line="264"/>
               <w:jc w:val="left"/>
             </w:pPr>
-            <w:r>
-              <w:rPr>
-                <w:rFonts w:ascii="Times New Roman" w:cs="Times New Roman" w:eastAsia="Times New Roman" w:hAnsi="Times New Roman"/>
-                <w:b w:val="false"/>
-                <w:bCs w:val="false"/>
-                <w:sz w:val="19"/>
-                <w:szCs w:val="19"/>
-              </w:rPr>
-              <w:t xml:space="preserve">violations[]</w:t>
-            </w:r>
           </w:p>
         </w:tc>
       </w:tr>
@@ -15882,7 +15882,7 @@
                 <w:sz w:val="19"/>
                 <w:szCs w:val="19"/>
               </w:rPr>
-              <w:t xml:space="preserve">E6000</w:t>
+              <w:t xml:space="preserve">E5003</w:t>
             </w:r>
           </w:p>
         </w:tc>
@@ -15916,7 +15916,7 @@
                 <w:sz w:val="19"/>
                 <w:szCs w:val="19"/>
               </w:rPr>
-              <w:t xml:space="preserve">STORE_INTEGRITY</w:t>
+              <w:t xml:space="preserve">CONSTANT_GUARD</w:t>
             </w:r>
           </w:p>
         </w:tc>
@@ -15950,7 +15950,7 @@
                 <w:sz w:val="19"/>
                 <w:szCs w:val="19"/>
               </w:rPr>
-              <w:t xml:space="preserve">Hash store lệch / ghi ngoài cổng</w:t>
+              <w:t xml:space="preserve">Hằng số không nguồn trong mã</w:t>
             </w:r>
           </w:p>
         </w:tc>
@@ -15984,7 +15984,7 @@
                 <w:sz w:val="19"/>
                 <w:szCs w:val="19"/>
               </w:rPr>
-              <w:t xml:space="preserve">Yêu cầu rebuild</w:t>
+              <w:t xml:space="preserve">violations[]</w:t>
             </w:r>
           </w:p>
         </w:tc>
@@ -16021,7 +16021,7 @@
                 <w:sz w:val="19"/>
                 <w:szCs w:val="19"/>
               </w:rPr>
-              <w:t xml:space="preserve">E6001</w:t>
+              <w:t xml:space="preserve">E6000</w:t>
             </w:r>
           </w:p>
         </w:tc>
@@ -16056,7 +16056,7 @@
                 <w:sz w:val="19"/>
                 <w:szCs w:val="19"/>
               </w:rPr>
-              <w:t xml:space="preserve">SCHEMA_VIOLATION</w:t>
+              <w:t xml:space="preserve">STORE_INTEGRITY</w:t>
             </w:r>
           </w:p>
         </w:tc>
@@ -16091,7 +16091,7 @@
                 <w:sz w:val="19"/>
                 <w:szCs w:val="19"/>
               </w:rPr>
-              <w:t xml:space="preserve">Ghi sai JSON Schema (DDD-14)</w:t>
+              <w:t xml:space="preserve">Hash store lệch / ghi ngoài cổng</w:t>
             </w:r>
           </w:p>
         </w:tc>
@@ -16118,6 +16118,16 @@
               <w:spacing w:after="30" w:line="264"/>
               <w:jc w:val="left"/>
             </w:pPr>
+            <w:r>
+              <w:rPr>
+                <w:rFonts w:ascii="Times New Roman" w:cs="Times New Roman" w:eastAsia="Times New Roman" w:hAnsi="Times New Roman"/>
+                <w:b w:val="false"/>
+                <w:bCs w:val="false"/>
+                <w:sz w:val="19"/>
+                <w:szCs w:val="19"/>
+              </w:rPr>
+              <w:t xml:space="preserve">Yêu cầu rebuild</w:t>
+            </w:r>
           </w:p>
         </w:tc>
       </w:tr>
@@ -16152,7 +16162,7 @@
                 <w:sz w:val="19"/>
                 <w:szCs w:val="19"/>
               </w:rPr>
-              <w:t xml:space="preserve">E6002</w:t>
+              <w:t xml:space="preserve">E6001</w:t>
             </w:r>
           </w:p>
         </w:tc>
@@ -16186,7 +16196,7 @@
                 <w:sz w:val="19"/>
                 <w:szCs w:val="19"/>
               </w:rPr>
-              <w:t xml:space="preserve">CONFLICT</w:t>
+              <w:t xml:space="preserve">SCHEMA_VIOLATION</w:t>
             </w:r>
           </w:p>
         </w:tc>
@@ -16220,7 +16230,7 @@
                 <w:sz w:val="19"/>
                 <w:szCs w:val="19"/>
               </w:rPr>
-              <w:t xml:space="preserve">Fact mâu thuẫn cần người</w:t>
+              <w:t xml:space="preserve">Ghi sai JSON Schema (DDD-14)</w:t>
             </w:r>
           </w:p>
         </w:tc>
@@ -16246,36 +16256,6 @@
               <w:spacing w:after="30" w:line="264"/>
               <w:jc w:val="left"/>
             </w:pPr>
-            <w:r>
-              <w:rPr>
-                <w:rFonts w:ascii="Times New Roman" w:cs="Times New Roman" w:eastAsia="Times New Roman" w:hAnsi="Times New Roman"/>
-                <w:b w:val="false"/>
-                <w:bCs w:val="false"/>
-                <w:sz w:val="19"/>
-                <w:szCs w:val="19"/>
-              </w:rPr>
-              <w:t xml:space="preserve">CHƯA hợp đồng nào khai — </w:t>
-            </w:r>
-            <w:r>
-              <w:rPr>
-                <w:rFonts w:ascii="Consolas" w:cs="Consolas" w:eastAsia="Consolas" w:hAnsi="Consolas"/>
-                <w:b w:val="false"/>
-                <w:bCs w:val="false"/>
-                <w:sz w:val="19"/>
-                <w:szCs w:val="19"/>
-              </w:rPr>
-              <w:t xml:space="preserve">kg.conflicts</w:t>
-            </w:r>
-            <w:r>
-              <w:rPr>
-                <w:rFonts w:ascii="Times New Roman" w:cs="Times New Roman" w:eastAsia="Times New Roman" w:hAnsi="Times New Roman"/>
-                <w:b w:val="false"/>
-                <w:bCs w:val="false"/>
-                <w:sz w:val="19"/>
-                <w:szCs w:val="19"/>
-              </w:rPr>
-              <w:t xml:space="preserve"> trả danh sách thay vì ném; DEV-092</w:t>
-            </w:r>
           </w:p>
         </w:tc>
       </w:tr>
@@ -16311,6 +16291,167 @@
                 <w:sz w:val="19"/>
                 <w:szCs w:val="19"/>
               </w:rPr>
+              <w:t xml:space="preserve">E6002</w:t>
+            </w:r>
+          </w:p>
+        </w:tc>
+        <w:tc>
+          <w:tcPr>
+            <w:tcW w:type="dxa" w:w="2300"/>
+            <w:tcBorders>
+              <w:top w:val="single" w:color="7F7F7F" w:sz="4"/>
+              <w:left w:val="single" w:color="7F7F7F" w:sz="4"/>
+              <w:bottom w:val="single" w:color="7F7F7F" w:sz="4"/>
+              <w:right w:val="single" w:color="7F7F7F" w:sz="4"/>
+            </w:tcBorders>
+            <w:shd w:fill="F2F6FB" w:color="auto" w:val="clear"/>
+            <w:tcMar>
+              <w:top w:type="dxa" w:w="50"/>
+              <w:left w:type="dxa" w:w="80"/>
+              <w:bottom w:type="dxa" w:w="50"/>
+              <w:right w:type="dxa" w:w="80"/>
+            </w:tcMar>
+            <w:vAlign w:val="top"/>
+          </w:tcPr>
+          <w:p>
+            <w:pPr>
+              <w:spacing w:after="30" w:line="264"/>
+              <w:jc w:val="left"/>
+            </w:pPr>
+            <w:r>
+              <w:rPr>
+                <w:rFonts w:ascii="Times New Roman" w:cs="Times New Roman" w:eastAsia="Times New Roman" w:hAnsi="Times New Roman"/>
+                <w:b w:val="false"/>
+                <w:bCs w:val="false"/>
+                <w:sz w:val="19"/>
+                <w:szCs w:val="19"/>
+              </w:rPr>
+              <w:t xml:space="preserve">CONFLICT</w:t>
+            </w:r>
+          </w:p>
+        </w:tc>
+        <w:tc>
+          <w:tcPr>
+            <w:tcW w:type="dxa" w:w="3900"/>
+            <w:tcBorders>
+              <w:top w:val="single" w:color="7F7F7F" w:sz="4"/>
+              <w:left w:val="single" w:color="7F7F7F" w:sz="4"/>
+              <w:bottom w:val="single" w:color="7F7F7F" w:sz="4"/>
+              <w:right w:val="single" w:color="7F7F7F" w:sz="4"/>
+            </w:tcBorders>
+            <w:shd w:fill="F2F6FB" w:color="auto" w:val="clear"/>
+            <w:tcMar>
+              <w:top w:type="dxa" w:w="50"/>
+              <w:left w:type="dxa" w:w="80"/>
+              <w:bottom w:type="dxa" w:w="50"/>
+              <w:right w:type="dxa" w:w="80"/>
+            </w:tcMar>
+            <w:vAlign w:val="top"/>
+          </w:tcPr>
+          <w:p>
+            <w:pPr>
+              <w:spacing w:after="30" w:line="264"/>
+              <w:jc w:val="left"/>
+            </w:pPr>
+            <w:r>
+              <w:rPr>
+                <w:rFonts w:ascii="Times New Roman" w:cs="Times New Roman" w:eastAsia="Times New Roman" w:hAnsi="Times New Roman"/>
+                <w:b w:val="false"/>
+                <w:bCs w:val="false"/>
+                <w:sz w:val="19"/>
+                <w:szCs w:val="19"/>
+              </w:rPr>
+              <w:t xml:space="preserve">Fact mâu thuẫn cần người</w:t>
+            </w:r>
+          </w:p>
+        </w:tc>
+        <w:tc>
+          <w:tcPr>
+            <w:tcW w:type="dxa" w:w="2200"/>
+            <w:tcBorders>
+              <w:top w:val="single" w:color="7F7F7F" w:sz="4"/>
+              <w:left w:val="single" w:color="7F7F7F" w:sz="4"/>
+              <w:bottom w:val="single" w:color="7F7F7F" w:sz="4"/>
+              <w:right w:val="single" w:color="7F7F7F" w:sz="4"/>
+            </w:tcBorders>
+            <w:shd w:fill="F2F6FB" w:color="auto" w:val="clear"/>
+            <w:tcMar>
+              <w:top w:type="dxa" w:w="50"/>
+              <w:left w:type="dxa" w:w="80"/>
+              <w:bottom w:type="dxa" w:w="50"/>
+              <w:right w:type="dxa" w:w="80"/>
+            </w:tcMar>
+            <w:vAlign w:val="top"/>
+          </w:tcPr>
+          <w:p>
+            <w:pPr>
+              <w:spacing w:after="30" w:line="264"/>
+              <w:jc w:val="left"/>
+            </w:pPr>
+            <w:r>
+              <w:rPr>
+                <w:rFonts w:ascii="Times New Roman" w:cs="Times New Roman" w:eastAsia="Times New Roman" w:hAnsi="Times New Roman"/>
+                <w:b w:val="false"/>
+                <w:bCs w:val="false"/>
+                <w:sz w:val="19"/>
+                <w:szCs w:val="19"/>
+              </w:rPr>
+              <w:t xml:space="preserve">CHƯA hợp đồng nào khai — </w:t>
+            </w:r>
+            <w:r>
+              <w:rPr>
+                <w:rFonts w:ascii="Consolas" w:cs="Consolas" w:eastAsia="Consolas" w:hAnsi="Consolas"/>
+                <w:b w:val="false"/>
+                <w:bCs w:val="false"/>
+                <w:sz w:val="19"/>
+                <w:szCs w:val="19"/>
+              </w:rPr>
+              <w:t xml:space="preserve">kg.conflicts</w:t>
+            </w:r>
+            <w:r>
+              <w:rPr>
+                <w:rFonts w:ascii="Times New Roman" w:cs="Times New Roman" w:eastAsia="Times New Roman" w:hAnsi="Times New Roman"/>
+                <w:b w:val="false"/>
+                <w:bCs w:val="false"/>
+                <w:sz w:val="19"/>
+                <w:szCs w:val="19"/>
+              </w:rPr>
+              <w:t xml:space="preserve"> trả danh sách thay vì ném; DEV-092</w:t>
+            </w:r>
+          </w:p>
+        </w:tc>
+      </w:tr>
+      <w:tr>
+        <w:tc>
+          <w:tcPr>
+            <w:tcW w:type="dxa" w:w="900"/>
+            <w:tcBorders>
+              <w:top w:val="single" w:color="7F7F7F" w:sz="4"/>
+              <w:left w:val="single" w:color="7F7F7F" w:sz="4"/>
+              <w:bottom w:val="single" w:color="7F7F7F" w:sz="4"/>
+              <w:right w:val="single" w:color="7F7F7F" w:sz="4"/>
+            </w:tcBorders>
+            <w:tcMar>
+              <w:top w:type="dxa" w:w="50"/>
+              <w:left w:type="dxa" w:w="80"/>
+              <w:bottom w:type="dxa" w:w="50"/>
+              <w:right w:type="dxa" w:w="80"/>
+            </w:tcMar>
+            <w:vAlign w:val="top"/>
+          </w:tcPr>
+          <w:p>
+            <w:pPr>
+              <w:spacing w:after="30" w:line="264"/>
+              <w:jc w:val="left"/>
+            </w:pPr>
+            <w:r>
+              <w:rPr>
+                <w:rFonts w:ascii="Times New Roman" w:cs="Times New Roman" w:eastAsia="Times New Roman" w:hAnsi="Times New Roman"/>
+                <w:b/>
+                <w:bCs/>
+                <w:sz w:val="19"/>
+                <w:szCs w:val="19"/>
+              </w:rPr>
               <w:t xml:space="preserve">E6003</w:t>
             </w:r>
           </w:p>
@@ -16324,7 +16465,6 @@
               <w:bottom w:val="single" w:color="7F7F7F" w:sz="4"/>
               <w:right w:val="single" w:color="7F7F7F" w:sz="4"/>
             </w:tcBorders>
-            <w:shd w:fill="F2F6FB" w:color="auto" w:val="clear"/>
             <w:tcMar>
               <w:top w:type="dxa" w:w="50"/>
               <w:left w:type="dxa" w:w="80"/>
@@ -16359,7 +16499,6 @@
               <w:bottom w:val="single" w:color="7F7F7F" w:sz="4"/>
               <w:right w:val="single" w:color="7F7F7F" w:sz="4"/>
             </w:tcBorders>
-            <w:shd w:fill="F2F6FB" w:color="auto" w:val="clear"/>
             <w:tcMar>
               <w:top w:type="dxa" w:w="50"/>
               <w:left w:type="dxa" w:w="80"/>
@@ -16394,7 +16533,6 @@
               <w:bottom w:val="single" w:color="7F7F7F" w:sz="4"/>
               <w:right w:val="single" w:color="7F7F7F" w:sz="4"/>
             </w:tcBorders>
-            <w:shd w:fill="F2F6FB" w:color="auto" w:val="clear"/>
             <w:tcMar>
               <w:top w:type="dxa" w:w="50"/>
               <w:left w:type="dxa" w:w="80"/>
@@ -16463,6 +16601,7 @@
               <w:bottom w:val="single" w:color="7F7F7F" w:sz="4"/>
               <w:right w:val="single" w:color="7F7F7F" w:sz="4"/>
             </w:tcBorders>
+            <w:shd w:fill="F2F6FB" w:color="auto" w:val="clear"/>
             <w:tcMar>
               <w:top w:type="dxa" w:w="50"/>
               <w:left w:type="dxa" w:w="80"/>
@@ -16497,6 +16636,7 @@
               <w:bottom w:val="single" w:color="7F7F7F" w:sz="4"/>
               <w:right w:val="single" w:color="7F7F7F" w:sz="4"/>
             </w:tcBorders>
+            <w:shd w:fill="F2F6FB" w:color="auto" w:val="clear"/>
             <w:tcMar>
               <w:top w:type="dxa" w:w="50"/>
               <w:left w:type="dxa" w:w="80"/>
@@ -16531,6 +16671,7 @@
               <w:bottom w:val="single" w:color="7F7F7F" w:sz="4"/>
               <w:right w:val="single" w:color="7F7F7F" w:sz="4"/>
             </w:tcBorders>
+            <w:shd w:fill="F2F6FB" w:color="auto" w:val="clear"/>
             <w:tcMar>
               <w:top w:type="dxa" w:w="50"/>
               <w:left w:type="dxa" w:w="80"/>
@@ -16565,6 +16706,7 @@
               <w:bottom w:val="single" w:color="7F7F7F" w:sz="4"/>
               <w:right w:val="single" w:color="7F7F7F" w:sz="4"/>
             </w:tcBorders>
+            <w:shd w:fill="F2F6FB" w:color="auto" w:val="clear"/>
             <w:tcMar>
               <w:top w:type="dxa" w:w="50"/>
               <w:left w:type="dxa" w:w="80"/>
@@ -16601,7 +16743,6 @@
               <w:bottom w:val="single" w:color="7F7F7F" w:sz="4"/>
               <w:right w:val="single" w:color="7F7F7F" w:sz="4"/>
             </w:tcBorders>
-            <w:shd w:fill="F2F6FB" w:color="auto" w:val="clear"/>
             <w:tcMar>
               <w:top w:type="dxa" w:w="50"/>
               <w:left w:type="dxa" w:w="80"/>
@@ -16636,7 +16777,6 @@
               <w:bottom w:val="single" w:color="7F7F7F" w:sz="4"/>
               <w:right w:val="single" w:color="7F7F7F" w:sz="4"/>
             </w:tcBorders>
-            <w:shd w:fill="F2F6FB" w:color="auto" w:val="clear"/>
             <w:tcMar>
               <w:top w:type="dxa" w:w="50"/>
               <w:left w:type="dxa" w:w="80"/>
@@ -16671,7 +16811,6 @@
               <w:bottom w:val="single" w:color="7F7F7F" w:sz="4"/>
               <w:right w:val="single" w:color="7F7F7F" w:sz="4"/>
             </w:tcBorders>
-            <w:shd w:fill="F2F6FB" w:color="auto" w:val="clear"/>
             <w:tcMar>
               <w:top w:type="dxa" w:w="50"/>
               <w:left w:type="dxa" w:w="80"/>
@@ -16706,7 +16845,6 @@
               <w:bottom w:val="single" w:color="7F7F7F" w:sz="4"/>
               <w:right w:val="single" w:color="7F7F7F" w:sz="4"/>
             </w:tcBorders>
-            <w:shd w:fill="F2F6FB" w:color="auto" w:val="clear"/>
             <w:tcMar>
               <w:top w:type="dxa" w:w="50"/>
               <w:left w:type="dxa" w:w="80"/>
@@ -16743,6 +16881,7 @@
               <w:bottom w:val="single" w:color="7F7F7F" w:sz="4"/>
               <w:right w:val="single" w:color="7F7F7F" w:sz="4"/>
             </w:tcBorders>
+            <w:shd w:fill="F2F6FB" w:color="auto" w:val="clear"/>
             <w:tcMar>
               <w:top w:type="dxa" w:w="50"/>
               <w:left w:type="dxa" w:w="80"/>
@@ -16777,6 +16916,7 @@
               <w:bottom w:val="single" w:color="7F7F7F" w:sz="4"/>
               <w:right w:val="single" w:color="7F7F7F" w:sz="4"/>
             </w:tcBorders>
+            <w:shd w:fill="F2F6FB" w:color="auto" w:val="clear"/>
             <w:tcMar>
               <w:top w:type="dxa" w:w="50"/>
               <w:left w:type="dxa" w:w="80"/>
@@ -16811,6 +16951,7 @@
               <w:bottom w:val="single" w:color="7F7F7F" w:sz="4"/>
               <w:right w:val="single" w:color="7F7F7F" w:sz="4"/>
             </w:tcBorders>
+            <w:shd w:fill="F2F6FB" w:color="auto" w:val="clear"/>
             <w:tcMar>
               <w:top w:type="dxa" w:w="50"/>
               <w:left w:type="dxa" w:w="80"/>
@@ -16845,6 +16986,7 @@
               <w:bottom w:val="single" w:color="7F7F7F" w:sz="4"/>
               <w:right w:val="single" w:color="7F7F7F" w:sz="4"/>
             </w:tcBorders>
+            <w:shd w:fill="F2F6FB" w:color="auto" w:val="clear"/>
             <w:tcMar>
               <w:top w:type="dxa" w:w="50"/>
               <w:left w:type="dxa" w:w="80"/>
@@ -16871,7 +17013,6 @@
               <w:bottom w:val="single" w:color="7F7F7F" w:sz="4"/>
               <w:right w:val="single" w:color="7F7F7F" w:sz="4"/>
             </w:tcBorders>
-            <w:shd w:fill="F2F6FB" w:color="auto" w:val="clear"/>
             <w:tcMar>
               <w:top w:type="dxa" w:w="50"/>
               <w:left w:type="dxa" w:w="80"/>
@@ -16906,7 +17047,6 @@
               <w:bottom w:val="single" w:color="7F7F7F" w:sz="4"/>
               <w:right w:val="single" w:color="7F7F7F" w:sz="4"/>
             </w:tcBorders>
-            <w:shd w:fill="F2F6FB" w:color="auto" w:val="clear"/>
             <w:tcMar>
               <w:top w:type="dxa" w:w="50"/>
               <w:left w:type="dxa" w:w="80"/>
@@ -16941,7 +17081,6 @@
               <w:bottom w:val="single" w:color="7F7F7F" w:sz="4"/>
               <w:right w:val="single" w:color="7F7F7F" w:sz="4"/>
             </w:tcBorders>
-            <w:shd w:fill="F2F6FB" w:color="auto" w:val="clear"/>
             <w:tcMar>
               <w:top w:type="dxa" w:w="50"/>
               <w:left w:type="dxa" w:w="80"/>
@@ -16976,7 +17115,6 @@
               <w:bottom w:val="single" w:color="7F7F7F" w:sz="4"/>
               <w:right w:val="single" w:color="7F7F7F" w:sz="4"/>
             </w:tcBorders>
-            <w:shd w:fill="F2F6FB" w:color="auto" w:val="clear"/>
             <w:tcMar>
               <w:top w:type="dxa" w:w="50"/>
               <w:left w:type="dxa" w:w="80"/>
@@ -17013,6 +17151,7 @@
               <w:bottom w:val="single" w:color="7F7F7F" w:sz="4"/>
               <w:right w:val="single" w:color="7F7F7F" w:sz="4"/>
             </w:tcBorders>
+            <w:shd w:fill="F2F6FB" w:color="auto" w:val="clear"/>
             <w:tcMar>
               <w:top w:type="dxa" w:w="50"/>
               <w:left w:type="dxa" w:w="80"/>
@@ -17047,6 +17186,7 @@
               <w:bottom w:val="single" w:color="7F7F7F" w:sz="4"/>
               <w:right w:val="single" w:color="7F7F7F" w:sz="4"/>
             </w:tcBorders>
+            <w:shd w:fill="F2F6FB" w:color="auto" w:val="clear"/>
             <w:tcMar>
               <w:top w:type="dxa" w:w="50"/>
               <w:left w:type="dxa" w:w="80"/>
@@ -17081,6 +17221,7 @@
               <w:bottom w:val="single" w:color="7F7F7F" w:sz="4"/>
               <w:right w:val="single" w:color="7F7F7F" w:sz="4"/>
             </w:tcBorders>
+            <w:shd w:fill="F2F6FB" w:color="auto" w:val="clear"/>
             <w:tcMar>
               <w:top w:type="dxa" w:w="50"/>
               <w:left w:type="dxa" w:w="80"/>
@@ -17115,6 +17256,7 @@
               <w:bottom w:val="single" w:color="7F7F7F" w:sz="4"/>
               <w:right w:val="single" w:color="7F7F7F" w:sz="4"/>
             </w:tcBorders>
+            <w:shd w:fill="F2F6FB" w:color="auto" w:val="clear"/>
             <w:tcMar>
               <w:top w:type="dxa" w:w="50"/>
               <w:left w:type="dxa" w:w="80"/>
@@ -17151,7 +17293,6 @@
               <w:bottom w:val="single" w:color="7F7F7F" w:sz="4"/>
               <w:right w:val="single" w:color="7F7F7F" w:sz="4"/>
             </w:tcBorders>
-            <w:shd w:fill="F2F6FB" w:color="auto" w:val="clear"/>
             <w:tcMar>
               <w:top w:type="dxa" w:w="50"/>
               <w:left w:type="dxa" w:w="80"/>
@@ -17186,7 +17327,6 @@
               <w:bottom w:val="single" w:color="7F7F7F" w:sz="4"/>
               <w:right w:val="single" w:color="7F7F7F" w:sz="4"/>
             </w:tcBorders>
-            <w:shd w:fill="F2F6FB" w:color="auto" w:val="clear"/>
             <w:tcMar>
               <w:top w:type="dxa" w:w="50"/>
               <w:left w:type="dxa" w:w="80"/>
@@ -17221,7 +17361,6 @@
               <w:bottom w:val="single" w:color="7F7F7F" w:sz="4"/>
               <w:right w:val="single" w:color="7F7F7F" w:sz="4"/>
             </w:tcBorders>
-            <w:shd w:fill="F2F6FB" w:color="auto" w:val="clear"/>
             <w:tcMar>
               <w:top w:type="dxa" w:w="50"/>
               <w:left w:type="dxa" w:w="80"/>
@@ -17256,7 +17395,6 @@
               <w:bottom w:val="single" w:color="7F7F7F" w:sz="4"/>
               <w:right w:val="single" w:color="7F7F7F" w:sz="4"/>
             </w:tcBorders>
-            <w:shd w:fill="F2F6FB" w:color="auto" w:val="clear"/>
             <w:tcMar>
               <w:top w:type="dxa" w:w="50"/>
               <w:left w:type="dxa" w:w="80"/>
@@ -17283,6 +17421,7 @@
               <w:bottom w:val="single" w:color="7F7F7F" w:sz="4"/>
               <w:right w:val="single" w:color="7F7F7F" w:sz="4"/>
             </w:tcBorders>
+            <w:shd w:fill="F2F6FB" w:color="auto" w:val="clear"/>
             <w:tcMar>
               <w:top w:type="dxa" w:w="50"/>
               <w:left w:type="dxa" w:w="80"/>
@@ -17317,6 +17456,7 @@
               <w:bottom w:val="single" w:color="7F7F7F" w:sz="4"/>
               <w:right w:val="single" w:color="7F7F7F" w:sz="4"/>
             </w:tcBorders>
+            <w:shd w:fill="F2F6FB" w:color="auto" w:val="clear"/>
             <w:tcMar>
               <w:top w:type="dxa" w:w="50"/>
               <w:left w:type="dxa" w:w="80"/>
@@ -17351,6 +17491,7 @@
               <w:bottom w:val="single" w:color="7F7F7F" w:sz="4"/>
               <w:right w:val="single" w:color="7F7F7F" w:sz="4"/>
             </w:tcBorders>
+            <w:shd w:fill="F2F6FB" w:color="auto" w:val="clear"/>
             <w:tcMar>
               <w:top w:type="dxa" w:w="50"/>
               <w:left w:type="dxa" w:w="80"/>
@@ -17385,6 +17526,7 @@
               <w:bottom w:val="single" w:color="7F7F7F" w:sz="4"/>
               <w:right w:val="single" w:color="7F7F7F" w:sz="4"/>
             </w:tcBorders>
+            <w:shd w:fill="F2F6FB" w:color="auto" w:val="clear"/>
             <w:tcMar>
               <w:top w:type="dxa" w:w="50"/>
               <w:left w:type="dxa" w:w="80"/>
